--- a/docs/assets/05_Mock_Data_Classification_Quick_Guide.docx
+++ b/docs/assets/05_Mock_Data_Classification_Quick_Guide.docx
@@ -2,7 +2,7 @@
 <file path=word/document.xml><?xml version="1.0" encoding="utf-8"?>
 <w:document xmlns:wpc="http://schemas.microsoft.com/office/word/2010/wordprocessingCanvas" xmlns:mo="http://schemas.microsoft.com/office/mac/office/2008/main" xmlns:mc="http://schemas.openxmlformats.org/markup-compatibility/2006" xmlns:mv="urn:schemas-microsoft-com:mac:vml" xmlns:o="urn:schemas-microsoft-com:office:office" xmlns:r="http://schemas.openxmlformats.org/officeDocument/2006/relationships" xmlns:m="http://schemas.openxmlformats.org/officeDocument/2006/math" xmlns:v="urn:schemas-microsoft-com:vml" xmlns:wp14="http://schemas.microsoft.com/office/word/2010/wordprocessingDrawing" xmlns:wp="http://schemas.openxmlformats.org/drawingml/2006/wordprocessingDrawing" xmlns:w10="urn:schemas-microsoft-com:office:word" xmlns:w="http://schemas.openxmlformats.org/wordprocessingml/2006/main" xmlns:w14="http://schemas.microsoft.com/office/word/2010/wordml" xmlns:wpg="http://schemas.microsoft.com/office/word/2010/wordprocessingGroup" xmlns:wpi="http://schemas.microsoft.com/office/word/2010/wordprocessingInk" xmlns:wne="http://schemas.microsoft.com/office/word/2006/wordml" xmlns:wps="http://schemas.microsoft.com/office/word/2010/wordprocessingShape" mc:Ignorable="w14 wp14">
   <w:body>
-    <w:p>
+    <w:p xmlns:wp14="http://schemas.microsoft.com/office/word/2010/wordml" wp14:textId="77777777">
       <w:pPr>
         <w:jc w:val="center"/>
       </w:pPr>
@@ -15,7 +15,7 @@
         <w:t>Data Classification Quick Guide</w:t>
       </w:r>
     </w:p>
-    <w:p>
+    <w:p xmlns:wp14="http://schemas.microsoft.com/office/word/2010/wordml" wp14:textId="77777777">
       <w:pPr>
         <w:jc w:val="center"/>
       </w:pPr>
@@ -27,25 +27,27 @@
         <w:t>Knowledge source for Agent Builder and Copilot Studio compliance Q&amp;A exercises.</w:t>
       </w:r>
     </w:p>
-    <w:p/>
+    <w:p xmlns:wp14="http://schemas.microsoft.com/office/word/2010/wordml" wp14:textId="77777777"/>
     <w:tbl>
       <w:tblPr>
-        <w:tblW w:type="auto" w:w="0"/>
+        <w:tblW w:w="0" w:type="auto"/>
         <w:jc w:val="center"/>
-        <w:tblLook w:firstColumn="1" w:firstRow="1" w:lastColumn="0" w:lastRow="0" w:noHBand="0" w:noVBand="1" w:val="04A0"/>
+        <w:tblLook w:val="04A0" w:firstRow="1" w:lastRow="0" w:firstColumn="1" w:lastColumn="0" w:noHBand="0" w:noVBand="1"/>
       </w:tblPr>
       <w:tblGrid>
         <w:gridCol w:w="5184"/>
         <w:gridCol w:w="5184"/>
       </w:tblGrid>
-      <w:tr>
+      <w:tr xmlns:wp14="http://schemas.microsoft.com/office/word/2010/wordml" wp14:textId="77777777">
         <w:tc>
           <w:tcPr>
-            <w:tcW w:type="dxa" w:w="5184"/>
+            <w:tcW w:w="5184" w:type="dxa"/>
+            <w:shd w:val="clear" w:color="auto" w:fill="0B3D2E"/>
+            <w:tcMar/>
             <w:vAlign w:val="center"/>
             <w:shd w:fill="0B3D2E"/>
           </w:tcPr>
-          <w:p>
+          <w:p wp14:textId="77777777">
             <w:r/>
             <w:r>
               <w:rPr>
@@ -59,10 +61,11 @@
         </w:tc>
         <w:tc>
           <w:tcPr>
-            <w:tcW w:type="dxa" w:w="5184"/>
+            <w:tcW w:w="5184" w:type="dxa"/>
+            <w:tcMar/>
             <w:vAlign w:val="center"/>
           </w:tcPr>
-          <w:p>
+          <w:p wp14:textId="77777777">
             <w:r/>
             <w:r>
               <w:rPr>
@@ -75,14 +78,16 @@
           </w:p>
         </w:tc>
       </w:tr>
-      <w:tr>
+      <w:tr xmlns:wp14="http://schemas.microsoft.com/office/word/2010/wordml" wp14:textId="77777777">
         <w:tc>
           <w:tcPr>
-            <w:tcW w:type="dxa" w:w="5184"/>
+            <w:tcW w:w="5184" w:type="dxa"/>
+            <w:shd w:val="clear" w:color="auto" w:fill="0B3D2E"/>
+            <w:tcMar/>
             <w:vAlign w:val="center"/>
             <w:shd w:fill="0B3D2E"/>
           </w:tcPr>
-          <w:p>
+          <w:p wp14:textId="77777777">
             <w:r/>
             <w:r>
               <w:rPr>
@@ -96,10 +101,11 @@
         </w:tc>
         <w:tc>
           <w:tcPr>
-            <w:tcW w:type="dxa" w:w="5184"/>
+            <w:tcW w:w="5184" w:type="dxa"/>
+            <w:tcMar/>
             <w:vAlign w:val="center"/>
           </w:tcPr>
-          <w:p>
+          <w:p wp14:textId="77777777">
             <w:r/>
             <w:r>
               <w:rPr>
@@ -112,14 +118,16 @@
           </w:p>
         </w:tc>
       </w:tr>
-      <w:tr>
+      <w:tr xmlns:wp14="http://schemas.microsoft.com/office/word/2010/wordml" wp14:textId="77777777">
         <w:tc>
           <w:tcPr>
-            <w:tcW w:type="dxa" w:w="5184"/>
+            <w:tcW w:w="5184" w:type="dxa"/>
+            <w:shd w:val="clear" w:color="auto" w:fill="0B3D2E"/>
+            <w:tcMar/>
             <w:vAlign w:val="center"/>
             <w:shd w:fill="0B3D2E"/>
           </w:tcPr>
-          <w:p>
+          <w:p wp14:textId="77777777">
             <w:r/>
             <w:r>
               <w:rPr>
@@ -133,30 +141,37 @@
         </w:tc>
         <w:tc>
           <w:tcPr>
-            <w:tcW w:type="dxa" w:w="5184"/>
+            <w:tcW w:w="5184" w:type="dxa"/>
+            <w:tcMar/>
             <w:vAlign w:val="center"/>
           </w:tcPr>
           <w:p>
-            <w:r/>
+            <w:pPr>
+              <w:pStyle w:val="Normal"/>
+            </w:pPr>
             <w:r>
               <w:rPr>
                 <w:b w:val="0"/>
-                <w:color w:val="000000"/>
+                <w:bCs w:val="0"/>
+                <w:color w:val="000000" w:themeColor="text1" w:themeTint="FF" w:themeShade="FF"/>
                 <w:sz w:val="18"/>
+                <w:szCs w:val="18"/>
               </w:rPr>
-              <w:t>Energy operations, Malaysia business context</w:t>
+              <w:t>Energy operations, Contoso Energy business context</w:t>
             </w:r>
           </w:p>
         </w:tc>
       </w:tr>
-      <w:tr>
+      <w:tr xmlns:wp14="http://schemas.microsoft.com/office/word/2010/wordml" wp14:textId="77777777">
         <w:tc>
           <w:tcPr>
-            <w:tcW w:type="dxa" w:w="5184"/>
+            <w:tcW w:w="5184" w:type="dxa"/>
+            <w:shd w:val="clear" w:color="auto" w:fill="0B3D2E"/>
+            <w:tcMar/>
             <w:vAlign w:val="center"/>
             <w:shd w:fill="0B3D2E"/>
           </w:tcPr>
-          <w:p>
+          <w:p wp14:textId="77777777">
             <w:r/>
             <w:r>
               <w:rPr>
@@ -170,10 +185,11 @@
         </w:tc>
         <w:tc>
           <w:tcPr>
-            <w:tcW w:type="dxa" w:w="5184"/>
+            <w:tcW w:w="5184" w:type="dxa"/>
+            <w:tcMar/>
             <w:vAlign w:val="center"/>
           </w:tcPr>
-          <w:p>
+          <w:p wp14:textId="77777777">
             <w:r/>
             <w:r>
               <w:rPr>
@@ -188,24 +204,33 @@
       </w:tr>
     </w:tbl>
     <w:p>
+      <w:pPr>
+        <w:pStyle w:val="Normal"/>
+      </w:pPr>
       <w:r>
-        <w:t>Synthetic training data only. No real BP confidential information, logos, contracts, financials, employee records, or production data are included.</w:t>
+        <w:rPr/>
+        <w:t>Synthetic training data only. No real Contoso Energy confidential information, logos, contracts, financials, employee records, or production data are included.</w:t>
+      </w:r>
+    </w:p>
+    <w:p xmlns:wp14="http://schemas.microsoft.com/office/word/2010/wordml" wp14:textId="77777777">
+      <w:pPr>
+        <w:pStyle w:val="Heading1"/>
+      </w:pPr>
+      <w:r>
+        <w:rPr/>
+        <w:t>Purpose</w:t>
       </w:r>
     </w:p>
     <w:p>
       <w:pPr>
-        <w:pStyle w:val="Heading1"/>
+        <w:pStyle w:val="Normal"/>
       </w:pPr>
       <w:r>
-        <w:t>Purpose</w:t>
+        <w:rPr/>
+        <w:t>This mock guide helps participants practise asking Copilot and custom agents about safe information handling. It is not an official Contoso Energy policy. It uses fictional examples and simplified wording for training.</w:t>
       </w:r>
     </w:p>
-    <w:p>
-      <w:r>
-        <w:t>This mock guide helps participants practise asking Copilot and custom agents about safe information handling. It is not an official BP policy. It uses fictional examples and simplified wording for training.</w:t>
-      </w:r>
-    </w:p>
-    <w:p>
+    <w:p xmlns:wp14="http://schemas.microsoft.com/office/word/2010/wordml" wp14:textId="77777777">
       <w:pPr>
         <w:pStyle w:val="Heading1"/>
       </w:pPr>
@@ -216,9 +241,9 @@
     <w:tbl>
       <w:tblPr>
         <w:tblStyle w:val="TableGrid"/>
-        <w:tblW w:type="auto" w:w="0"/>
+        <w:tblW w:w="0" w:type="auto"/>
         <w:jc w:val="center"/>
-        <w:tblLook w:firstColumn="1" w:firstRow="1" w:lastColumn="0" w:lastRow="0" w:noHBand="0" w:noVBand="1" w:val="04A0"/>
+        <w:tblLook w:val="04A0" w:firstRow="1" w:lastRow="0" w:firstColumn="1" w:lastColumn="0" w:noHBand="0" w:noVBand="1"/>
       </w:tblPr>
       <w:tblGrid>
         <w:gridCol w:w="2592"/>
@@ -226,14 +251,14 @@
         <w:gridCol w:w="2592"/>
         <w:gridCol w:w="2592"/>
       </w:tblGrid>
-      <w:tr>
+      <w:tr xmlns:wp14="http://schemas.microsoft.com/office/word/2010/wordml" wp14:textId="77777777">
         <w:tc>
           <w:tcPr>
-            <w:tcW w:type="dxa" w:w="2592"/>
+            <w:tcW w:w="2592" w:type="dxa"/>
             <w:vAlign w:val="center"/>
             <w:shd w:fill="0B3D2E"/>
           </w:tcPr>
-          <w:p>
+          <w:p wp14:textId="77777777">
             <w:r/>
             <w:r>
               <w:rPr>
@@ -247,11 +272,11 @@
         </w:tc>
         <w:tc>
           <w:tcPr>
-            <w:tcW w:type="dxa" w:w="2592"/>
+            <w:tcW w:w="2592" w:type="dxa"/>
             <w:vAlign w:val="center"/>
             <w:shd w:fill="0B3D2E"/>
           </w:tcPr>
-          <w:p>
+          <w:p wp14:textId="77777777">
             <w:r/>
             <w:r>
               <w:rPr>
@@ -265,11 +290,11 @@
         </w:tc>
         <w:tc>
           <w:tcPr>
-            <w:tcW w:type="dxa" w:w="2592"/>
+            <w:tcW w:w="2592" w:type="dxa"/>
             <w:vAlign w:val="center"/>
             <w:shd w:fill="0B3D2E"/>
           </w:tcPr>
-          <w:p>
+          <w:p wp14:textId="77777777">
             <w:r/>
             <w:r>
               <w:rPr>
@@ -283,11 +308,11 @@
         </w:tc>
         <w:tc>
           <w:tcPr>
-            <w:tcW w:type="dxa" w:w="2592"/>
+            <w:tcW w:w="2592" w:type="dxa"/>
             <w:vAlign w:val="center"/>
             <w:shd w:fill="0B3D2E"/>
           </w:tcPr>
-          <w:p>
+          <w:p wp14:textId="77777777">
             <w:r/>
             <w:r>
               <w:rPr>
@@ -300,14 +325,14 @@
           </w:p>
         </w:tc>
       </w:tr>
-      <w:tr>
+      <w:tr xmlns:wp14="http://schemas.microsoft.com/office/word/2010/wordml" wp14:textId="77777777">
         <w:tc>
           <w:tcPr>
-            <w:tcW w:type="dxa" w:w="2592"/>
+            <w:tcW w:w="2592" w:type="dxa"/>
             <w:vAlign w:val="center"/>
             <w:shd w:fill="EAF7F1"/>
           </w:tcPr>
-          <w:p>
+          <w:p wp14:textId="77777777">
             <w:r/>
             <w:r>
               <w:rPr>
@@ -321,10 +346,10 @@
         </w:tc>
         <w:tc>
           <w:tcPr>
-            <w:tcW w:type="dxa" w:w="2592"/>
+            <w:tcW w:w="2592" w:type="dxa"/>
             <w:vAlign w:val="center"/>
           </w:tcPr>
-          <w:p>
+          <w:p wp14:textId="77777777">
             <w:r/>
             <w:r>
               <w:rPr>
@@ -338,10 +363,10 @@
         </w:tc>
         <w:tc>
           <w:tcPr>
-            <w:tcW w:type="dxa" w:w="2592"/>
+            <w:tcW w:w="2592" w:type="dxa"/>
             <w:vAlign w:val="center"/>
           </w:tcPr>
-          <w:p>
+          <w:p wp14:textId="77777777">
             <w:r/>
             <w:r>
               <w:rPr>
@@ -355,10 +380,10 @@
         </w:tc>
         <w:tc>
           <w:tcPr>
-            <w:tcW w:type="dxa" w:w="2592"/>
+            <w:tcW w:w="2592" w:type="dxa"/>
             <w:vAlign w:val="center"/>
           </w:tcPr>
-          <w:p>
+          <w:p wp14:textId="77777777">
             <w:r/>
             <w:r>
               <w:rPr>
@@ -371,14 +396,14 @@
           </w:p>
         </w:tc>
       </w:tr>
-      <w:tr>
+      <w:tr xmlns:wp14="http://schemas.microsoft.com/office/word/2010/wordml" wp14:textId="77777777">
         <w:tc>
           <w:tcPr>
-            <w:tcW w:type="dxa" w:w="2592"/>
+            <w:tcW w:w="2592" w:type="dxa"/>
             <w:vAlign w:val="center"/>
             <w:shd w:fill="EAF7F1"/>
           </w:tcPr>
-          <w:p>
+          <w:p wp14:textId="77777777">
             <w:r/>
             <w:r>
               <w:rPr>
@@ -392,10 +417,10 @@
         </w:tc>
         <w:tc>
           <w:tcPr>
-            <w:tcW w:type="dxa" w:w="2592"/>
+            <w:tcW w:w="2592" w:type="dxa"/>
             <w:vAlign w:val="center"/>
           </w:tcPr>
-          <w:p>
+          <w:p wp14:textId="77777777">
             <w:r/>
             <w:r>
               <w:rPr>
@@ -409,10 +434,10 @@
         </w:tc>
         <w:tc>
           <w:tcPr>
-            <w:tcW w:type="dxa" w:w="2592"/>
+            <w:tcW w:w="2592" w:type="dxa"/>
             <w:vAlign w:val="center"/>
           </w:tcPr>
-          <w:p>
+          <w:p wp14:textId="77777777">
             <w:r/>
             <w:r>
               <w:rPr>
@@ -426,10 +451,10 @@
         </w:tc>
         <w:tc>
           <w:tcPr>
-            <w:tcW w:type="dxa" w:w="2592"/>
+            <w:tcW w:w="2592" w:type="dxa"/>
             <w:vAlign w:val="center"/>
           </w:tcPr>
-          <w:p>
+          <w:p wp14:textId="77777777">
             <w:r/>
             <w:r>
               <w:rPr>
@@ -442,14 +467,14 @@
           </w:p>
         </w:tc>
       </w:tr>
-      <w:tr>
+      <w:tr xmlns:wp14="http://schemas.microsoft.com/office/word/2010/wordml" wp14:textId="77777777">
         <w:tc>
           <w:tcPr>
-            <w:tcW w:type="dxa" w:w="2592"/>
+            <w:tcW w:w="2592" w:type="dxa"/>
             <w:vAlign w:val="center"/>
             <w:shd w:fill="EAF7F1"/>
           </w:tcPr>
-          <w:p>
+          <w:p wp14:textId="77777777">
             <w:r/>
             <w:r>
               <w:rPr>
@@ -463,10 +488,10 @@
         </w:tc>
         <w:tc>
           <w:tcPr>
-            <w:tcW w:type="dxa" w:w="2592"/>
+            <w:tcW w:w="2592" w:type="dxa"/>
             <w:vAlign w:val="center"/>
           </w:tcPr>
-          <w:p>
+          <w:p wp14:textId="77777777">
             <w:r/>
             <w:r>
               <w:rPr>
@@ -480,10 +505,10 @@
         </w:tc>
         <w:tc>
           <w:tcPr>
-            <w:tcW w:type="dxa" w:w="2592"/>
+            <w:tcW w:w="2592" w:type="dxa"/>
             <w:vAlign w:val="center"/>
           </w:tcPr>
-          <w:p>
+          <w:p wp14:textId="77777777">
             <w:r/>
             <w:r>
               <w:rPr>
@@ -497,10 +522,10 @@
         </w:tc>
         <w:tc>
           <w:tcPr>
-            <w:tcW w:type="dxa" w:w="2592"/>
+            <w:tcW w:w="2592" w:type="dxa"/>
             <w:vAlign w:val="center"/>
           </w:tcPr>
-          <w:p>
+          <w:p wp14:textId="77777777">
             <w:r/>
             <w:r>
               <w:rPr>
@@ -513,14 +538,14 @@
           </w:p>
         </w:tc>
       </w:tr>
-      <w:tr>
+      <w:tr xmlns:wp14="http://schemas.microsoft.com/office/word/2010/wordml" wp14:textId="77777777">
         <w:tc>
           <w:tcPr>
-            <w:tcW w:type="dxa" w:w="2592"/>
+            <w:tcW w:w="2592" w:type="dxa"/>
             <w:vAlign w:val="center"/>
             <w:shd w:fill="EAF7F1"/>
           </w:tcPr>
-          <w:p>
+          <w:p wp14:textId="77777777">
             <w:r/>
             <w:r>
               <w:rPr>
@@ -534,10 +559,10 @@
         </w:tc>
         <w:tc>
           <w:tcPr>
-            <w:tcW w:type="dxa" w:w="2592"/>
+            <w:tcW w:w="2592" w:type="dxa"/>
             <w:vAlign w:val="center"/>
           </w:tcPr>
-          <w:p>
+          <w:p wp14:textId="77777777">
             <w:r/>
             <w:r>
               <w:rPr>
@@ -551,10 +576,10 @@
         </w:tc>
         <w:tc>
           <w:tcPr>
-            <w:tcW w:type="dxa" w:w="2592"/>
+            <w:tcW w:w="2592" w:type="dxa"/>
             <w:vAlign w:val="center"/>
           </w:tcPr>
-          <w:p>
+          <w:p wp14:textId="77777777">
             <w:r/>
             <w:r>
               <w:rPr>
@@ -568,10 +593,10 @@
         </w:tc>
         <w:tc>
           <w:tcPr>
-            <w:tcW w:type="dxa" w:w="2592"/>
+            <w:tcW w:w="2592" w:type="dxa"/>
             <w:vAlign w:val="center"/>
           </w:tcPr>
-          <w:p>
+          <w:p wp14:textId="77777777">
             <w:r/>
             <w:r>
               <w:rPr>
@@ -585,7 +610,7 @@
         </w:tc>
       </w:tr>
     </w:tbl>
-    <w:p>
+    <w:p xmlns:wp14="http://schemas.microsoft.com/office/word/2010/wordml" wp14:textId="77777777">
       <w:pPr>
         <w:pStyle w:val="Heading1"/>
       </w:pPr>
@@ -593,7 +618,7 @@
         <w:t>Safe Prompting Reminders</w:t>
       </w:r>
     </w:p>
-    <w:p>
+    <w:p xmlns:wp14="http://schemas.microsoft.com/office/word/2010/wordml" wp14:textId="77777777">
       <w:pPr>
         <w:pStyle w:val="ListBullet"/>
       </w:pPr>
@@ -601,7 +626,7 @@
         <w:t>Use only files you are permitted to access.</w:t>
       </w:r>
     </w:p>
-    <w:p>
+    <w:p xmlns:wp14="http://schemas.microsoft.com/office/word/2010/wordml" wp14:textId="77777777">
       <w:pPr>
         <w:pStyle w:val="ListBullet"/>
       </w:pPr>
@@ -609,7 +634,7 @@
         <w:t>Verify Copilot outputs and cited sources before sending.</w:t>
       </w:r>
     </w:p>
-    <w:p>
+    <w:p xmlns:wp14="http://schemas.microsoft.com/office/word/2010/wordml" wp14:textId="77777777">
       <w:pPr>
         <w:pStyle w:val="ListBullet"/>
       </w:pPr>
@@ -617,7 +642,7 @@
         <w:t>Do not paste personal data or restricted operational details into uncontrolled prompts.</w:t>
       </w:r>
     </w:p>
-    <w:p>
+    <w:p xmlns:wp14="http://schemas.microsoft.com/office/word/2010/wordml" wp14:textId="77777777">
       <w:pPr>
         <w:pStyle w:val="ListBullet"/>
       </w:pPr>
@@ -628,7 +653,7 @@
     <w:sectPr>
       <w:headerReference w:type="default" r:id="rId9"/>
       <w:footerReference w:type="default" r:id="rId10"/>
-      <w:pgSz w:w="12240" w:h="15840"/>
+      <w:pgSz w:w="12240" w:h="15840" w:orient="portrait"/>
       <w:pgMar w:top="936" w:right="936" w:bottom="936" w:left="936" w:header="720" w:footer="720" w:gutter="0"/>
       <w:cols w:space="720"/>
       <w:docGrid w:linePitch="360"/>
@@ -647,8 +672,9 @@
       <w:rPr>
         <w:color w:val="5A5A5A"/>
         <w:sz w:val="14"/>
-      </w:rPr>
-      <w:t>Synthetic training data only. No real BP confidential information, logos, contracts, financials, employee records, or production data are included.</w:t>
+        <w:szCs w:val="14"/>
+      </w:rPr>
+      <w:t>Synthetic training data only. No real Contoso Energy confidential information, logos, contracts, financials, employee records, or production data are included.</w:t>
     </w:r>
   </w:p>
 </w:ftr>
@@ -664,8 +690,9 @@
       <w:rPr>
         <w:color w:val="1F2933"/>
         <w:sz w:val="16"/>
-      </w:rPr>
-      <w:t>BP Malaysia Mock Training | AGENT-01 | Mock dataset</w:t>
+        <w:szCs w:val="16"/>
+      </w:rPr>
+      <w:t>Contoso Energy Mock Training | AGENT-01 | Mock dataset</w:t>
     </w:r>
   </w:p>
 </w:hdr>
@@ -759,7 +786,7 @@
         <w:ind w:left="1440" w:hanging="360"/>
       </w:pPr>
       <w:rPr>
-        <w:rFonts w:ascii="Symbol" w:hAnsi="Symbol" w:hint="default"/>
+        <w:rFonts w:hint="default" w:ascii="Symbol" w:hAnsi="Symbol"/>
       </w:rPr>
     </w:lvl>
   </w:abstractNum>
@@ -780,7 +807,7 @@
         <w:ind w:left="1080" w:hanging="360"/>
       </w:pPr>
       <w:rPr>
-        <w:rFonts w:ascii="Symbol" w:hAnsi="Symbol" w:hint="default"/>
+        <w:rFonts w:hint="default" w:ascii="Symbol" w:hAnsi="Symbol"/>
       </w:rPr>
     </w:lvl>
   </w:abstractNum>
@@ -801,7 +828,7 @@
         <w:ind w:left="720" w:hanging="360"/>
       </w:pPr>
       <w:rPr>
-        <w:rFonts w:ascii="Symbol" w:hAnsi="Symbol" w:hint="default"/>
+        <w:rFonts w:hint="default" w:ascii="Symbol" w:hAnsi="Symbol"/>
       </w:rPr>
     </w:lvl>
   </w:abstractNum>
@@ -840,7 +867,7 @@
         <w:ind w:left="360" w:hanging="360"/>
       </w:pPr>
       <w:rPr>
-        <w:rFonts w:ascii="Symbol" w:hAnsi="Symbol" w:hint="default"/>
+        <w:rFonts w:hint="default" w:ascii="Symbol" w:hAnsi="Symbol"/>
       </w:rPr>
     </w:lvl>
   </w:abstractNum>
@@ -875,11 +902,11 @@
 </file>
 
 <file path=word/styles.xml><?xml version="1.0" encoding="utf-8"?>
-<w:styles xmlns:mc="http://schemas.openxmlformats.org/markup-compatibility/2006" xmlns:r="http://schemas.openxmlformats.org/officeDocument/2006/relationships" xmlns:w="http://schemas.openxmlformats.org/wordprocessingml/2006/main" xmlns:w14="http://schemas.microsoft.com/office/word/2010/wordml" mc:Ignorable="w14">
+<w:styles xmlns:wp14="http://schemas.microsoft.com/office/word/2010/wordprocessingDrawing" xmlns:mc="http://schemas.openxmlformats.org/markup-compatibility/2006" xmlns:r="http://schemas.openxmlformats.org/officeDocument/2006/relationships" xmlns:w="http://schemas.openxmlformats.org/wordprocessingml/2006/main" xmlns:w14="http://schemas.microsoft.com/office/word/2010/wordml" mc:Ignorable="w14 wp14">
   <w:docDefaults>
     <w:rPrDefault>
       <w:rPr>
-        <w:rFonts w:asciiTheme="minorHAnsi" w:eastAsiaTheme="minorEastAsia" w:hAnsiTheme="minorHAnsi" w:cstheme="minorBidi"/>
+        <w:rFonts w:asciiTheme="minorHAnsi" w:hAnsiTheme="minorHAnsi" w:eastAsiaTheme="minorEastAsia" w:cstheme="minorBidi"/>
         <w:sz w:val="22"/>
         <w:szCs w:val="22"/>
         <w:lang w:val="en-US" w:eastAsia="en-US" w:bidi="ar-SA"/>
@@ -892,8 +919,8 @@
     </w:pPrDefault>
   </w:docDefaults>
   <w:latentStyles w:defLockedState="0" w:defUIPriority="99" w:defSemiHidden="1" w:defUnhideWhenUsed="1" w:defQFormat="0" w:count="276">
-    <w:lsdException w:name="Normal" w:semiHidden="0" w:uiPriority="0" w:unhideWhenUsed="0" w:qFormat="1"/>
-    <w:lsdException w:name="heading 1" w:semiHidden="0" w:uiPriority="9" w:unhideWhenUsed="0" w:qFormat="1"/>
+    <w:lsdException w:name="Normal" w:uiPriority="0" w:semiHidden="0" w:unhideWhenUsed="0" w:qFormat="1"/>
+    <w:lsdException w:name="heading 1" w:uiPriority="9" w:semiHidden="0" w:unhideWhenUsed="0" w:qFormat="1"/>
     <w:lsdException w:name="heading 2" w:uiPriority="9" w:qFormat="1"/>
     <w:lsdException w:name="heading 3" w:uiPriority="9" w:qFormat="1"/>
     <w:lsdException w:name="heading 4" w:uiPriority="9" w:qFormat="1"/>
@@ -912,125 +939,125 @@
     <w:lsdException w:name="toc 8" w:uiPriority="39"/>
     <w:lsdException w:name="toc 9" w:uiPriority="39"/>
     <w:lsdException w:name="caption" w:uiPriority="35" w:qFormat="1"/>
-    <w:lsdException w:name="Title" w:semiHidden="0" w:uiPriority="10" w:unhideWhenUsed="0" w:qFormat="1"/>
+    <w:lsdException w:name="Title" w:uiPriority="10" w:semiHidden="0" w:unhideWhenUsed="0" w:qFormat="1"/>
     <w:lsdException w:name="Default Paragraph Font" w:uiPriority="1"/>
-    <w:lsdException w:name="Subtitle" w:semiHidden="0" w:uiPriority="11" w:unhideWhenUsed="0" w:qFormat="1"/>
-    <w:lsdException w:name="Strong" w:semiHidden="0" w:uiPriority="22" w:unhideWhenUsed="0" w:qFormat="1"/>
-    <w:lsdException w:name="Emphasis" w:semiHidden="0" w:uiPriority="20" w:unhideWhenUsed="0" w:qFormat="1"/>
-    <w:lsdException w:name="Table Grid" w:semiHidden="0" w:uiPriority="59" w:unhideWhenUsed="0"/>
+    <w:lsdException w:name="Subtitle" w:uiPriority="11" w:semiHidden="0" w:unhideWhenUsed="0" w:qFormat="1"/>
+    <w:lsdException w:name="Strong" w:uiPriority="22" w:semiHidden="0" w:unhideWhenUsed="0" w:qFormat="1"/>
+    <w:lsdException w:name="Emphasis" w:uiPriority="20" w:semiHidden="0" w:unhideWhenUsed="0" w:qFormat="1"/>
+    <w:lsdException w:name="Table Grid" w:uiPriority="59" w:semiHidden="0" w:unhideWhenUsed="0"/>
     <w:lsdException w:name="Placeholder Text" w:unhideWhenUsed="0"/>
-    <w:lsdException w:name="No Spacing" w:semiHidden="0" w:uiPriority="1" w:unhideWhenUsed="0" w:qFormat="1"/>
-    <w:lsdException w:name="Light Shading" w:semiHidden="0" w:uiPriority="60" w:unhideWhenUsed="0"/>
-    <w:lsdException w:name="Light List" w:semiHidden="0" w:uiPriority="61" w:unhideWhenUsed="0"/>
-    <w:lsdException w:name="Light Grid" w:semiHidden="0" w:uiPriority="62" w:unhideWhenUsed="0"/>
-    <w:lsdException w:name="Medium Shading 1" w:semiHidden="0" w:uiPriority="63" w:unhideWhenUsed="0"/>
-    <w:lsdException w:name="Medium Shading 2" w:semiHidden="0" w:uiPriority="64" w:unhideWhenUsed="0"/>
-    <w:lsdException w:name="Medium List 1" w:semiHidden="0" w:uiPriority="65" w:unhideWhenUsed="0"/>
-    <w:lsdException w:name="Medium List 2" w:semiHidden="0" w:uiPriority="66" w:unhideWhenUsed="0"/>
-    <w:lsdException w:name="Medium Grid 1" w:semiHidden="0" w:uiPriority="67" w:unhideWhenUsed="0"/>
-    <w:lsdException w:name="Medium Grid 2" w:semiHidden="0" w:uiPriority="68" w:unhideWhenUsed="0"/>
-    <w:lsdException w:name="Medium Grid 3" w:semiHidden="0" w:uiPriority="69" w:unhideWhenUsed="0"/>
-    <w:lsdException w:name="Dark List" w:semiHidden="0" w:uiPriority="70" w:unhideWhenUsed="0"/>
-    <w:lsdException w:name="Colorful Shading" w:semiHidden="0" w:uiPriority="71" w:unhideWhenUsed="0"/>
-    <w:lsdException w:name="Colorful List" w:semiHidden="0" w:uiPriority="72" w:unhideWhenUsed="0"/>
-    <w:lsdException w:name="Colorful Grid" w:semiHidden="0" w:uiPriority="73" w:unhideWhenUsed="0"/>
-    <w:lsdException w:name="Light Shading Accent 1" w:semiHidden="0" w:uiPriority="60" w:unhideWhenUsed="0"/>
-    <w:lsdException w:name="Light List Accent 1" w:semiHidden="0" w:uiPriority="61" w:unhideWhenUsed="0"/>
-    <w:lsdException w:name="Light Grid Accent 1" w:semiHidden="0" w:uiPriority="62" w:unhideWhenUsed="0"/>
-    <w:lsdException w:name="Medium Shading 1 Accent 1" w:semiHidden="0" w:uiPriority="63" w:unhideWhenUsed="0"/>
-    <w:lsdException w:name="Medium Shading 2 Accent 1" w:semiHidden="0" w:uiPriority="64" w:unhideWhenUsed="0"/>
-    <w:lsdException w:name="Medium List 1 Accent 1" w:semiHidden="0" w:uiPriority="65" w:unhideWhenUsed="0"/>
+    <w:lsdException w:name="No Spacing" w:uiPriority="1" w:semiHidden="0" w:unhideWhenUsed="0" w:qFormat="1"/>
+    <w:lsdException w:name="Light Shading" w:uiPriority="60" w:semiHidden="0" w:unhideWhenUsed="0"/>
+    <w:lsdException w:name="Light List" w:uiPriority="61" w:semiHidden="0" w:unhideWhenUsed="0"/>
+    <w:lsdException w:name="Light Grid" w:uiPriority="62" w:semiHidden="0" w:unhideWhenUsed="0"/>
+    <w:lsdException w:name="Medium Shading 1" w:uiPriority="63" w:semiHidden="0" w:unhideWhenUsed="0"/>
+    <w:lsdException w:name="Medium Shading 2" w:uiPriority="64" w:semiHidden="0" w:unhideWhenUsed="0"/>
+    <w:lsdException w:name="Medium List 1" w:uiPriority="65" w:semiHidden="0" w:unhideWhenUsed="0"/>
+    <w:lsdException w:name="Medium List 2" w:uiPriority="66" w:semiHidden="0" w:unhideWhenUsed="0"/>
+    <w:lsdException w:name="Medium Grid 1" w:uiPriority="67" w:semiHidden="0" w:unhideWhenUsed="0"/>
+    <w:lsdException w:name="Medium Grid 2" w:uiPriority="68" w:semiHidden="0" w:unhideWhenUsed="0"/>
+    <w:lsdException w:name="Medium Grid 3" w:uiPriority="69" w:semiHidden="0" w:unhideWhenUsed="0"/>
+    <w:lsdException w:name="Dark List" w:uiPriority="70" w:semiHidden="0" w:unhideWhenUsed="0"/>
+    <w:lsdException w:name="Colorful Shading" w:uiPriority="71" w:semiHidden="0" w:unhideWhenUsed="0"/>
+    <w:lsdException w:name="Colorful List" w:uiPriority="72" w:semiHidden="0" w:unhideWhenUsed="0"/>
+    <w:lsdException w:name="Colorful Grid" w:uiPriority="73" w:semiHidden="0" w:unhideWhenUsed="0"/>
+    <w:lsdException w:name="Light Shading Accent 1" w:uiPriority="60" w:semiHidden="0" w:unhideWhenUsed="0"/>
+    <w:lsdException w:name="Light List Accent 1" w:uiPriority="61" w:semiHidden="0" w:unhideWhenUsed="0"/>
+    <w:lsdException w:name="Light Grid Accent 1" w:uiPriority="62" w:semiHidden="0" w:unhideWhenUsed="0"/>
+    <w:lsdException w:name="Medium Shading 1 Accent 1" w:uiPriority="63" w:semiHidden="0" w:unhideWhenUsed="0"/>
+    <w:lsdException w:name="Medium Shading 2 Accent 1" w:uiPriority="64" w:semiHidden="0" w:unhideWhenUsed="0"/>
+    <w:lsdException w:name="Medium List 1 Accent 1" w:uiPriority="65" w:semiHidden="0" w:unhideWhenUsed="0"/>
     <w:lsdException w:name="Revision" w:unhideWhenUsed="0"/>
-    <w:lsdException w:name="List Paragraph" w:semiHidden="0" w:uiPriority="34" w:unhideWhenUsed="0" w:qFormat="1"/>
-    <w:lsdException w:name="Quote" w:semiHidden="0" w:uiPriority="29" w:unhideWhenUsed="0" w:qFormat="1"/>
-    <w:lsdException w:name="Intense Quote" w:semiHidden="0" w:uiPriority="30" w:unhideWhenUsed="0" w:qFormat="1"/>
-    <w:lsdException w:name="Medium List 2 Accent 1" w:semiHidden="0" w:uiPriority="66" w:unhideWhenUsed="0"/>
-    <w:lsdException w:name="Medium Grid 1 Accent 1" w:semiHidden="0" w:uiPriority="67" w:unhideWhenUsed="0"/>
-    <w:lsdException w:name="Medium Grid 2 Accent 1" w:semiHidden="0" w:uiPriority="68" w:unhideWhenUsed="0"/>
-    <w:lsdException w:name="Medium Grid 3 Accent 1" w:semiHidden="0" w:uiPriority="69" w:unhideWhenUsed="0"/>
-    <w:lsdException w:name="Dark List Accent 1" w:semiHidden="0" w:uiPriority="70" w:unhideWhenUsed="0"/>
-    <w:lsdException w:name="Colorful Shading Accent 1" w:semiHidden="0" w:uiPriority="71" w:unhideWhenUsed="0"/>
-    <w:lsdException w:name="Colorful List Accent 1" w:semiHidden="0" w:uiPriority="72" w:unhideWhenUsed="0"/>
-    <w:lsdException w:name="Colorful Grid Accent 1" w:semiHidden="0" w:uiPriority="73" w:unhideWhenUsed="0"/>
-    <w:lsdException w:name="Light Shading Accent 2" w:semiHidden="0" w:uiPriority="60" w:unhideWhenUsed="0"/>
-    <w:lsdException w:name="Light List Accent 2" w:semiHidden="0" w:uiPriority="61" w:unhideWhenUsed="0"/>
-    <w:lsdException w:name="Light Grid Accent 2" w:semiHidden="0" w:uiPriority="62" w:unhideWhenUsed="0"/>
-    <w:lsdException w:name="Medium Shading 1 Accent 2" w:semiHidden="0" w:uiPriority="63" w:unhideWhenUsed="0"/>
-    <w:lsdException w:name="Medium Shading 2 Accent 2" w:semiHidden="0" w:uiPriority="64" w:unhideWhenUsed="0"/>
-    <w:lsdException w:name="Medium List 1 Accent 2" w:semiHidden="0" w:uiPriority="65" w:unhideWhenUsed="0"/>
-    <w:lsdException w:name="Medium List 2 Accent 2" w:semiHidden="0" w:uiPriority="66" w:unhideWhenUsed="0"/>
-    <w:lsdException w:name="Medium Grid 1 Accent 2" w:semiHidden="0" w:uiPriority="67" w:unhideWhenUsed="0"/>
-    <w:lsdException w:name="Medium Grid 2 Accent 2" w:semiHidden="0" w:uiPriority="68" w:unhideWhenUsed="0"/>
-    <w:lsdException w:name="Medium Grid 3 Accent 2" w:semiHidden="0" w:uiPriority="69" w:unhideWhenUsed="0"/>
-    <w:lsdException w:name="Dark List Accent 2" w:semiHidden="0" w:uiPriority="70" w:unhideWhenUsed="0"/>
-    <w:lsdException w:name="Colorful Shading Accent 2" w:semiHidden="0" w:uiPriority="71" w:unhideWhenUsed="0"/>
-    <w:lsdException w:name="Colorful List Accent 2" w:semiHidden="0" w:uiPriority="72" w:unhideWhenUsed="0"/>
-    <w:lsdException w:name="Colorful Grid Accent 2" w:semiHidden="0" w:uiPriority="73" w:unhideWhenUsed="0"/>
-    <w:lsdException w:name="Light Shading Accent 3" w:semiHidden="0" w:uiPriority="60" w:unhideWhenUsed="0"/>
-    <w:lsdException w:name="Light List Accent 3" w:semiHidden="0" w:uiPriority="61" w:unhideWhenUsed="0"/>
-    <w:lsdException w:name="Light Grid Accent 3" w:semiHidden="0" w:uiPriority="62" w:unhideWhenUsed="0"/>
-    <w:lsdException w:name="Medium Shading 1 Accent 3" w:semiHidden="0" w:uiPriority="63" w:unhideWhenUsed="0"/>
-    <w:lsdException w:name="Medium Shading 2 Accent 3" w:semiHidden="0" w:uiPriority="64" w:unhideWhenUsed="0"/>
-    <w:lsdException w:name="Medium List 1 Accent 3" w:semiHidden="0" w:uiPriority="65" w:unhideWhenUsed="0"/>
-    <w:lsdException w:name="Medium List 2 Accent 3" w:semiHidden="0" w:uiPriority="66" w:unhideWhenUsed="0"/>
-    <w:lsdException w:name="Medium Grid 1 Accent 3" w:semiHidden="0" w:uiPriority="67" w:unhideWhenUsed="0"/>
-    <w:lsdException w:name="Medium Grid 2 Accent 3" w:semiHidden="0" w:uiPriority="68" w:unhideWhenUsed="0"/>
-    <w:lsdException w:name="Medium Grid 3 Accent 3" w:semiHidden="0" w:uiPriority="69" w:unhideWhenUsed="0"/>
-    <w:lsdException w:name="Dark List Accent 3" w:semiHidden="0" w:uiPriority="70" w:unhideWhenUsed="0"/>
-    <w:lsdException w:name="Colorful Shading Accent 3" w:semiHidden="0" w:uiPriority="71" w:unhideWhenUsed="0"/>
-    <w:lsdException w:name="Colorful List Accent 3" w:semiHidden="0" w:uiPriority="72" w:unhideWhenUsed="0"/>
-    <w:lsdException w:name="Colorful Grid Accent 3" w:semiHidden="0" w:uiPriority="73" w:unhideWhenUsed="0"/>
-    <w:lsdException w:name="Light Shading Accent 4" w:semiHidden="0" w:uiPriority="60" w:unhideWhenUsed="0"/>
-    <w:lsdException w:name="Light List Accent 4" w:semiHidden="0" w:uiPriority="61" w:unhideWhenUsed="0"/>
-    <w:lsdException w:name="Light Grid Accent 4" w:semiHidden="0" w:uiPriority="62" w:unhideWhenUsed="0"/>
-    <w:lsdException w:name="Medium Shading 1 Accent 4" w:semiHidden="0" w:uiPriority="63" w:unhideWhenUsed="0"/>
-    <w:lsdException w:name="Medium Shading 2 Accent 4" w:semiHidden="0" w:uiPriority="64" w:unhideWhenUsed="0"/>
-    <w:lsdException w:name="Medium List 1 Accent 4" w:semiHidden="0" w:uiPriority="65" w:unhideWhenUsed="0"/>
-    <w:lsdException w:name="Medium List 2 Accent 4" w:semiHidden="0" w:uiPriority="66" w:unhideWhenUsed="0"/>
-    <w:lsdException w:name="Medium Grid 1 Accent 4" w:semiHidden="0" w:uiPriority="67" w:unhideWhenUsed="0"/>
-    <w:lsdException w:name="Medium Grid 2 Accent 4" w:semiHidden="0" w:uiPriority="68" w:unhideWhenUsed="0"/>
-    <w:lsdException w:name="Medium Grid 3 Accent 4" w:semiHidden="0" w:uiPriority="69" w:unhideWhenUsed="0"/>
-    <w:lsdException w:name="Dark List Accent 4" w:semiHidden="0" w:uiPriority="70" w:unhideWhenUsed="0"/>
-    <w:lsdException w:name="Colorful Shading Accent 4" w:semiHidden="0" w:uiPriority="71" w:unhideWhenUsed="0"/>
-    <w:lsdException w:name="Colorful List Accent 4" w:semiHidden="0" w:uiPriority="72" w:unhideWhenUsed="0"/>
-    <w:lsdException w:name="Colorful Grid Accent 4" w:semiHidden="0" w:uiPriority="73" w:unhideWhenUsed="0"/>
-    <w:lsdException w:name="Light Shading Accent 5" w:semiHidden="0" w:uiPriority="60" w:unhideWhenUsed="0"/>
-    <w:lsdException w:name="Light List Accent 5" w:semiHidden="0" w:uiPriority="61" w:unhideWhenUsed="0"/>
-    <w:lsdException w:name="Light Grid Accent 5" w:semiHidden="0" w:uiPriority="62" w:unhideWhenUsed="0"/>
-    <w:lsdException w:name="Medium Shading 1 Accent 5" w:semiHidden="0" w:uiPriority="63" w:unhideWhenUsed="0"/>
-    <w:lsdException w:name="Medium Shading 2 Accent 5" w:semiHidden="0" w:uiPriority="64" w:unhideWhenUsed="0"/>
-    <w:lsdException w:name="Medium List 1 Accent 5" w:semiHidden="0" w:uiPriority="65" w:unhideWhenUsed="0"/>
-    <w:lsdException w:name="Medium List 2 Accent 5" w:semiHidden="0" w:uiPriority="66" w:unhideWhenUsed="0"/>
-    <w:lsdException w:name="Medium Grid 1 Accent 5" w:semiHidden="0" w:uiPriority="67" w:unhideWhenUsed="0"/>
-    <w:lsdException w:name="Medium Grid 2 Accent 5" w:semiHidden="0" w:uiPriority="68" w:unhideWhenUsed="0"/>
-    <w:lsdException w:name="Medium Grid 3 Accent 5" w:semiHidden="0" w:uiPriority="69" w:unhideWhenUsed="0"/>
-    <w:lsdException w:name="Dark List Accent 5" w:semiHidden="0" w:uiPriority="70" w:unhideWhenUsed="0"/>
-    <w:lsdException w:name="Colorful Shading Accent 5" w:semiHidden="0" w:uiPriority="71" w:unhideWhenUsed="0"/>
-    <w:lsdException w:name="Colorful List Accent 5" w:semiHidden="0" w:uiPriority="72" w:unhideWhenUsed="0"/>
-    <w:lsdException w:name="Colorful Grid Accent 5" w:semiHidden="0" w:uiPriority="73" w:unhideWhenUsed="0"/>
-    <w:lsdException w:name="Light Shading Accent 6" w:semiHidden="0" w:uiPriority="60" w:unhideWhenUsed="0"/>
-    <w:lsdException w:name="Light List Accent 6" w:semiHidden="0" w:uiPriority="61" w:unhideWhenUsed="0"/>
-    <w:lsdException w:name="Light Grid Accent 6" w:semiHidden="0" w:uiPriority="62" w:unhideWhenUsed="0"/>
-    <w:lsdException w:name="Medium Shading 1 Accent 6" w:semiHidden="0" w:uiPriority="63" w:unhideWhenUsed="0"/>
-    <w:lsdException w:name="Medium Shading 2 Accent 6" w:semiHidden="0" w:uiPriority="64" w:unhideWhenUsed="0"/>
-    <w:lsdException w:name="Medium List 1 Accent 6" w:semiHidden="0" w:uiPriority="65" w:unhideWhenUsed="0"/>
-    <w:lsdException w:name="Medium List 2 Accent 6" w:semiHidden="0" w:uiPriority="66" w:unhideWhenUsed="0"/>
-    <w:lsdException w:name="Medium Grid 1 Accent 6" w:semiHidden="0" w:uiPriority="67" w:unhideWhenUsed="0"/>
-    <w:lsdException w:name="Medium Grid 2 Accent 6" w:semiHidden="0" w:uiPriority="68" w:unhideWhenUsed="0"/>
-    <w:lsdException w:name="Medium Grid 3 Accent 6" w:semiHidden="0" w:uiPriority="69" w:unhideWhenUsed="0"/>
-    <w:lsdException w:name="Dark List Accent 6" w:semiHidden="0" w:uiPriority="70" w:unhideWhenUsed="0"/>
-    <w:lsdException w:name="Colorful Shading Accent 6" w:semiHidden="0" w:uiPriority="71" w:unhideWhenUsed="0"/>
-    <w:lsdException w:name="Colorful List Accent 6" w:semiHidden="0" w:uiPriority="72" w:unhideWhenUsed="0"/>
-    <w:lsdException w:name="Colorful Grid Accent 6" w:semiHidden="0" w:uiPriority="73" w:unhideWhenUsed="0"/>
-    <w:lsdException w:name="Subtle Emphasis" w:semiHidden="0" w:uiPriority="19" w:unhideWhenUsed="0" w:qFormat="1"/>
-    <w:lsdException w:name="Intense Emphasis" w:semiHidden="0" w:uiPriority="21" w:unhideWhenUsed="0" w:qFormat="1"/>
-    <w:lsdException w:name="Subtle Reference" w:semiHidden="0" w:uiPriority="31" w:unhideWhenUsed="0" w:qFormat="1"/>
-    <w:lsdException w:name="Intense Reference" w:semiHidden="0" w:uiPriority="32" w:unhideWhenUsed="0" w:qFormat="1"/>
-    <w:lsdException w:name="Book Title" w:semiHidden="0" w:uiPriority="33" w:unhideWhenUsed="0" w:qFormat="1"/>
+    <w:lsdException w:name="List Paragraph" w:uiPriority="34" w:semiHidden="0" w:unhideWhenUsed="0" w:qFormat="1"/>
+    <w:lsdException w:name="Quote" w:uiPriority="29" w:semiHidden="0" w:unhideWhenUsed="0" w:qFormat="1"/>
+    <w:lsdException w:name="Intense Quote" w:uiPriority="30" w:semiHidden="0" w:unhideWhenUsed="0" w:qFormat="1"/>
+    <w:lsdException w:name="Medium List 2 Accent 1" w:uiPriority="66" w:semiHidden="0" w:unhideWhenUsed="0"/>
+    <w:lsdException w:name="Medium Grid 1 Accent 1" w:uiPriority="67" w:semiHidden="0" w:unhideWhenUsed="0"/>
+    <w:lsdException w:name="Medium Grid 2 Accent 1" w:uiPriority="68" w:semiHidden="0" w:unhideWhenUsed="0"/>
+    <w:lsdException w:name="Medium Grid 3 Accent 1" w:uiPriority="69" w:semiHidden="0" w:unhideWhenUsed="0"/>
+    <w:lsdException w:name="Dark List Accent 1" w:uiPriority="70" w:semiHidden="0" w:unhideWhenUsed="0"/>
+    <w:lsdException w:name="Colorful Shading Accent 1" w:uiPriority="71" w:semiHidden="0" w:unhideWhenUsed="0"/>
+    <w:lsdException w:name="Colorful List Accent 1" w:uiPriority="72" w:semiHidden="0" w:unhideWhenUsed="0"/>
+    <w:lsdException w:name="Colorful Grid Accent 1" w:uiPriority="73" w:semiHidden="0" w:unhideWhenUsed="0"/>
+    <w:lsdException w:name="Light Shading Accent 2" w:uiPriority="60" w:semiHidden="0" w:unhideWhenUsed="0"/>
+    <w:lsdException w:name="Light List Accent 2" w:uiPriority="61" w:semiHidden="0" w:unhideWhenUsed="0"/>
+    <w:lsdException w:name="Light Grid Accent 2" w:uiPriority="62" w:semiHidden="0" w:unhideWhenUsed="0"/>
+    <w:lsdException w:name="Medium Shading 1 Accent 2" w:uiPriority="63" w:semiHidden="0" w:unhideWhenUsed="0"/>
+    <w:lsdException w:name="Medium Shading 2 Accent 2" w:uiPriority="64" w:semiHidden="0" w:unhideWhenUsed="0"/>
+    <w:lsdException w:name="Medium List 1 Accent 2" w:uiPriority="65" w:semiHidden="0" w:unhideWhenUsed="0"/>
+    <w:lsdException w:name="Medium List 2 Accent 2" w:uiPriority="66" w:semiHidden="0" w:unhideWhenUsed="0"/>
+    <w:lsdException w:name="Medium Grid 1 Accent 2" w:uiPriority="67" w:semiHidden="0" w:unhideWhenUsed="0"/>
+    <w:lsdException w:name="Medium Grid 2 Accent 2" w:uiPriority="68" w:semiHidden="0" w:unhideWhenUsed="0"/>
+    <w:lsdException w:name="Medium Grid 3 Accent 2" w:uiPriority="69" w:semiHidden="0" w:unhideWhenUsed="0"/>
+    <w:lsdException w:name="Dark List Accent 2" w:uiPriority="70" w:semiHidden="0" w:unhideWhenUsed="0"/>
+    <w:lsdException w:name="Colorful Shading Accent 2" w:uiPriority="71" w:semiHidden="0" w:unhideWhenUsed="0"/>
+    <w:lsdException w:name="Colorful List Accent 2" w:uiPriority="72" w:semiHidden="0" w:unhideWhenUsed="0"/>
+    <w:lsdException w:name="Colorful Grid Accent 2" w:uiPriority="73" w:semiHidden="0" w:unhideWhenUsed="0"/>
+    <w:lsdException w:name="Light Shading Accent 3" w:uiPriority="60" w:semiHidden="0" w:unhideWhenUsed="0"/>
+    <w:lsdException w:name="Light List Accent 3" w:uiPriority="61" w:semiHidden="0" w:unhideWhenUsed="0"/>
+    <w:lsdException w:name="Light Grid Accent 3" w:uiPriority="62" w:semiHidden="0" w:unhideWhenUsed="0"/>
+    <w:lsdException w:name="Medium Shading 1 Accent 3" w:uiPriority="63" w:semiHidden="0" w:unhideWhenUsed="0"/>
+    <w:lsdException w:name="Medium Shading 2 Accent 3" w:uiPriority="64" w:semiHidden="0" w:unhideWhenUsed="0"/>
+    <w:lsdException w:name="Medium List 1 Accent 3" w:uiPriority="65" w:semiHidden="0" w:unhideWhenUsed="0"/>
+    <w:lsdException w:name="Medium List 2 Accent 3" w:uiPriority="66" w:semiHidden="0" w:unhideWhenUsed="0"/>
+    <w:lsdException w:name="Medium Grid 1 Accent 3" w:uiPriority="67" w:semiHidden="0" w:unhideWhenUsed="0"/>
+    <w:lsdException w:name="Medium Grid 2 Accent 3" w:uiPriority="68" w:semiHidden="0" w:unhideWhenUsed="0"/>
+    <w:lsdException w:name="Medium Grid 3 Accent 3" w:uiPriority="69" w:semiHidden="0" w:unhideWhenUsed="0"/>
+    <w:lsdException w:name="Dark List Accent 3" w:uiPriority="70" w:semiHidden="0" w:unhideWhenUsed="0"/>
+    <w:lsdException w:name="Colorful Shading Accent 3" w:uiPriority="71" w:semiHidden="0" w:unhideWhenUsed="0"/>
+    <w:lsdException w:name="Colorful List Accent 3" w:uiPriority="72" w:semiHidden="0" w:unhideWhenUsed="0"/>
+    <w:lsdException w:name="Colorful Grid Accent 3" w:uiPriority="73" w:semiHidden="0" w:unhideWhenUsed="0"/>
+    <w:lsdException w:name="Light Shading Accent 4" w:uiPriority="60" w:semiHidden="0" w:unhideWhenUsed="0"/>
+    <w:lsdException w:name="Light List Accent 4" w:uiPriority="61" w:semiHidden="0" w:unhideWhenUsed="0"/>
+    <w:lsdException w:name="Light Grid Accent 4" w:uiPriority="62" w:semiHidden="0" w:unhideWhenUsed="0"/>
+    <w:lsdException w:name="Medium Shading 1 Accent 4" w:uiPriority="63" w:semiHidden="0" w:unhideWhenUsed="0"/>
+    <w:lsdException w:name="Medium Shading 2 Accent 4" w:uiPriority="64" w:semiHidden="0" w:unhideWhenUsed="0"/>
+    <w:lsdException w:name="Medium List 1 Accent 4" w:uiPriority="65" w:semiHidden="0" w:unhideWhenUsed="0"/>
+    <w:lsdException w:name="Medium List 2 Accent 4" w:uiPriority="66" w:semiHidden="0" w:unhideWhenUsed="0"/>
+    <w:lsdException w:name="Medium Grid 1 Accent 4" w:uiPriority="67" w:semiHidden="0" w:unhideWhenUsed="0"/>
+    <w:lsdException w:name="Medium Grid 2 Accent 4" w:uiPriority="68" w:semiHidden="0" w:unhideWhenUsed="0"/>
+    <w:lsdException w:name="Medium Grid 3 Accent 4" w:uiPriority="69" w:semiHidden="0" w:unhideWhenUsed="0"/>
+    <w:lsdException w:name="Dark List Accent 4" w:uiPriority="70" w:semiHidden="0" w:unhideWhenUsed="0"/>
+    <w:lsdException w:name="Colorful Shading Accent 4" w:uiPriority="71" w:semiHidden="0" w:unhideWhenUsed="0"/>
+    <w:lsdException w:name="Colorful List Accent 4" w:uiPriority="72" w:semiHidden="0" w:unhideWhenUsed="0"/>
+    <w:lsdException w:name="Colorful Grid Accent 4" w:uiPriority="73" w:semiHidden="0" w:unhideWhenUsed="0"/>
+    <w:lsdException w:name="Light Shading Accent 5" w:uiPriority="60" w:semiHidden="0" w:unhideWhenUsed="0"/>
+    <w:lsdException w:name="Light List Accent 5" w:uiPriority="61" w:semiHidden="0" w:unhideWhenUsed="0"/>
+    <w:lsdException w:name="Light Grid Accent 5" w:uiPriority="62" w:semiHidden="0" w:unhideWhenUsed="0"/>
+    <w:lsdException w:name="Medium Shading 1 Accent 5" w:uiPriority="63" w:semiHidden="0" w:unhideWhenUsed="0"/>
+    <w:lsdException w:name="Medium Shading 2 Accent 5" w:uiPriority="64" w:semiHidden="0" w:unhideWhenUsed="0"/>
+    <w:lsdException w:name="Medium List 1 Accent 5" w:uiPriority="65" w:semiHidden="0" w:unhideWhenUsed="0"/>
+    <w:lsdException w:name="Medium List 2 Accent 5" w:uiPriority="66" w:semiHidden="0" w:unhideWhenUsed="0"/>
+    <w:lsdException w:name="Medium Grid 1 Accent 5" w:uiPriority="67" w:semiHidden="0" w:unhideWhenUsed="0"/>
+    <w:lsdException w:name="Medium Grid 2 Accent 5" w:uiPriority="68" w:semiHidden="0" w:unhideWhenUsed="0"/>
+    <w:lsdException w:name="Medium Grid 3 Accent 5" w:uiPriority="69" w:semiHidden="0" w:unhideWhenUsed="0"/>
+    <w:lsdException w:name="Dark List Accent 5" w:uiPriority="70" w:semiHidden="0" w:unhideWhenUsed="0"/>
+    <w:lsdException w:name="Colorful Shading Accent 5" w:uiPriority="71" w:semiHidden="0" w:unhideWhenUsed="0"/>
+    <w:lsdException w:name="Colorful List Accent 5" w:uiPriority="72" w:semiHidden="0" w:unhideWhenUsed="0"/>
+    <w:lsdException w:name="Colorful Grid Accent 5" w:uiPriority="73" w:semiHidden="0" w:unhideWhenUsed="0"/>
+    <w:lsdException w:name="Light Shading Accent 6" w:uiPriority="60" w:semiHidden="0" w:unhideWhenUsed="0"/>
+    <w:lsdException w:name="Light List Accent 6" w:uiPriority="61" w:semiHidden="0" w:unhideWhenUsed="0"/>
+    <w:lsdException w:name="Light Grid Accent 6" w:uiPriority="62" w:semiHidden="0" w:unhideWhenUsed="0"/>
+    <w:lsdException w:name="Medium Shading 1 Accent 6" w:uiPriority="63" w:semiHidden="0" w:unhideWhenUsed="0"/>
+    <w:lsdException w:name="Medium Shading 2 Accent 6" w:uiPriority="64" w:semiHidden="0" w:unhideWhenUsed="0"/>
+    <w:lsdException w:name="Medium List 1 Accent 6" w:uiPriority="65" w:semiHidden="0" w:unhideWhenUsed="0"/>
+    <w:lsdException w:name="Medium List 2 Accent 6" w:uiPriority="66" w:semiHidden="0" w:unhideWhenUsed="0"/>
+    <w:lsdException w:name="Medium Grid 1 Accent 6" w:uiPriority="67" w:semiHidden="0" w:unhideWhenUsed="0"/>
+    <w:lsdException w:name="Medium Grid 2 Accent 6" w:uiPriority="68" w:semiHidden="0" w:unhideWhenUsed="0"/>
+    <w:lsdException w:name="Medium Grid 3 Accent 6" w:uiPriority="69" w:semiHidden="0" w:unhideWhenUsed="0"/>
+    <w:lsdException w:name="Dark List Accent 6" w:uiPriority="70" w:semiHidden="0" w:unhideWhenUsed="0"/>
+    <w:lsdException w:name="Colorful Shading Accent 6" w:uiPriority="71" w:semiHidden="0" w:unhideWhenUsed="0"/>
+    <w:lsdException w:name="Colorful List Accent 6" w:uiPriority="72" w:semiHidden="0" w:unhideWhenUsed="0"/>
+    <w:lsdException w:name="Colorful Grid Accent 6" w:uiPriority="73" w:semiHidden="0" w:unhideWhenUsed="0"/>
+    <w:lsdException w:name="Subtle Emphasis" w:uiPriority="19" w:semiHidden="0" w:unhideWhenUsed="0" w:qFormat="1"/>
+    <w:lsdException w:name="Intense Emphasis" w:uiPriority="21" w:semiHidden="0" w:unhideWhenUsed="0" w:qFormat="1"/>
+    <w:lsdException w:name="Subtle Reference" w:uiPriority="31" w:semiHidden="0" w:unhideWhenUsed="0" w:qFormat="1"/>
+    <w:lsdException w:name="Intense Reference" w:uiPriority="32" w:semiHidden="0" w:unhideWhenUsed="0" w:qFormat="1"/>
+    <w:lsdException w:name="Book Title" w:uiPriority="33" w:semiHidden="0" w:unhideWhenUsed="0" w:qFormat="1"/>
     <w:lsdException w:name="Bibliography" w:uiPriority="37"/>
     <w:lsdException w:name="TOC Heading" w:uiPriority="39" w:qFormat="1"/>
   </w:latentStyles>
-  <w:style w:type="paragraph" w:default="1" w:styleId="Normal">
+  <w:style w:type="paragraph" w:styleId="Normal" w:default="1">
     <w:name w:val="Normal"/>
     <w:qFormat/>
     <w:rsid w:val="00FC693F"/>
@@ -1054,7 +1081,7 @@
       <w:spacing w:after="0" w:line="240" w:lineRule="auto"/>
     </w:pPr>
   </w:style>
-  <w:style w:type="character" w:customStyle="1" w:styleId="HeaderChar">
+  <w:style w:type="character" w:styleId="HeaderChar" w:customStyle="1">
     <w:name w:val="Header Char"/>
     <w:basedOn w:val="DefaultParagraphFont"/>
     <w:link w:val="Header"/>
@@ -1076,7 +1103,7 @@
       <w:spacing w:after="0" w:line="240" w:lineRule="auto"/>
     </w:pPr>
   </w:style>
-  <w:style w:type="character" w:customStyle="1" w:styleId="FooterChar">
+  <w:style w:type="character" w:styleId="FooterChar" w:customStyle="1">
     <w:name w:val="Footer Char"/>
     <w:basedOn w:val="DefaultParagraphFont"/>
     <w:link w:val="Footer"/>
@@ -1098,7 +1125,7 @@
       <w:outlineLvl w:val="0"/>
     </w:pPr>
     <w:rPr>
-      <w:rFonts w:asciiTheme="majorHAnsi" w:eastAsiaTheme="majorEastAsia" w:hAnsiTheme="majorHAnsi" w:cstheme="majorBidi" w:ascii="Aptos Display" w:hAnsi="Aptos Display"/>
+      <w:rFonts w:ascii="Aptos Display" w:hAnsi="Aptos Display" w:asciiTheme="majorHAnsi" w:hAnsiTheme="majorHAnsi" w:eastAsiaTheme="majorEastAsia" w:cstheme="majorBidi"/>
       <w:b/>
       <w:bCs/>
       <w:color w:val="0B3D2E"/>
@@ -1122,7 +1149,7 @@
       <w:outlineLvl w:val="1"/>
     </w:pPr>
     <w:rPr>
-      <w:rFonts w:asciiTheme="majorHAnsi" w:eastAsiaTheme="majorEastAsia" w:hAnsiTheme="majorHAnsi" w:cstheme="majorBidi" w:ascii="Aptos" w:hAnsi="Aptos"/>
+      <w:rFonts w:ascii="Aptos" w:hAnsi="Aptos" w:asciiTheme="majorHAnsi" w:hAnsiTheme="majorHAnsi" w:eastAsiaTheme="majorEastAsia" w:cstheme="majorBidi"/>
       <w:b/>
       <w:bCs/>
       <w:color w:val="007A53"/>
@@ -1146,7 +1173,7 @@
       <w:outlineLvl w:val="2"/>
     </w:pPr>
     <w:rPr>
-      <w:rFonts w:asciiTheme="majorHAnsi" w:eastAsiaTheme="majorEastAsia" w:hAnsiTheme="majorHAnsi" w:cstheme="majorBidi" w:ascii="Aptos" w:hAnsi="Aptos"/>
+      <w:rFonts w:ascii="Aptos" w:hAnsi="Aptos" w:asciiTheme="majorHAnsi" w:hAnsiTheme="majorHAnsi" w:eastAsiaTheme="majorEastAsia" w:cstheme="majorBidi"/>
       <w:b/>
       <w:bCs/>
       <w:color w:val="1F2933"/>
@@ -1170,7 +1197,7 @@
       <w:outlineLvl w:val="3"/>
     </w:pPr>
     <w:rPr>
-      <w:rFonts w:asciiTheme="majorHAnsi" w:eastAsiaTheme="majorEastAsia" w:hAnsiTheme="majorHAnsi" w:cstheme="majorBidi"/>
+      <w:rFonts w:asciiTheme="majorHAnsi" w:hAnsiTheme="majorHAnsi" w:eastAsiaTheme="majorEastAsia" w:cstheme="majorBidi"/>
       <w:b/>
       <w:bCs/>
       <w:i/>
@@ -1195,7 +1222,7 @@
       <w:outlineLvl w:val="4"/>
     </w:pPr>
     <w:rPr>
-      <w:rFonts w:asciiTheme="majorHAnsi" w:eastAsiaTheme="majorEastAsia" w:hAnsiTheme="majorHAnsi" w:cstheme="majorBidi"/>
+      <w:rFonts w:asciiTheme="majorHAnsi" w:hAnsiTheme="majorHAnsi" w:eastAsiaTheme="majorEastAsia" w:cstheme="majorBidi"/>
       <w:color w:val="243F60" w:themeColor="accent1" w:themeShade="7F"/>
     </w:rPr>
   </w:style>
@@ -1216,7 +1243,7 @@
       <w:outlineLvl w:val="5"/>
     </w:pPr>
     <w:rPr>
-      <w:rFonts w:asciiTheme="majorHAnsi" w:eastAsiaTheme="majorEastAsia" w:hAnsiTheme="majorHAnsi" w:cstheme="majorBidi"/>
+      <w:rFonts w:asciiTheme="majorHAnsi" w:hAnsiTheme="majorHAnsi" w:eastAsiaTheme="majorEastAsia" w:cstheme="majorBidi"/>
       <w:i/>
       <w:iCs/>
       <w:color w:val="243F60" w:themeColor="accent1" w:themeShade="7F"/>
@@ -1239,7 +1266,7 @@
       <w:outlineLvl w:val="6"/>
     </w:pPr>
     <w:rPr>
-      <w:rFonts w:asciiTheme="majorHAnsi" w:eastAsiaTheme="majorEastAsia" w:hAnsiTheme="majorHAnsi" w:cstheme="majorBidi"/>
+      <w:rFonts w:asciiTheme="majorHAnsi" w:hAnsiTheme="majorHAnsi" w:eastAsiaTheme="majorEastAsia" w:cstheme="majorBidi"/>
       <w:i/>
       <w:iCs/>
       <w:color w:val="404040" w:themeColor="text1" w:themeTint="BF"/>
@@ -1262,7 +1289,7 @@
       <w:outlineLvl w:val="7"/>
     </w:pPr>
     <w:rPr>
-      <w:rFonts w:asciiTheme="majorHAnsi" w:eastAsiaTheme="majorEastAsia" w:hAnsiTheme="majorHAnsi" w:cstheme="majorBidi"/>
+      <w:rFonts w:asciiTheme="majorHAnsi" w:hAnsiTheme="majorHAnsi" w:eastAsiaTheme="majorEastAsia" w:cstheme="majorBidi"/>
       <w:color w:val="4F81BD" w:themeColor="accent1"/>
       <w:sz w:val="20"/>
       <w:szCs w:val="20"/>
@@ -1285,7 +1312,7 @@
       <w:outlineLvl w:val="8"/>
     </w:pPr>
     <w:rPr>
-      <w:rFonts w:asciiTheme="majorHAnsi" w:eastAsiaTheme="majorEastAsia" w:hAnsiTheme="majorHAnsi" w:cstheme="majorBidi"/>
+      <w:rFonts w:asciiTheme="majorHAnsi" w:hAnsiTheme="majorHAnsi" w:eastAsiaTheme="majorEastAsia" w:cstheme="majorBidi"/>
       <w:i/>
       <w:iCs/>
       <w:color w:val="404040" w:themeColor="text1" w:themeTint="BF"/>
@@ -1293,13 +1320,13 @@
       <w:szCs w:val="20"/>
     </w:rPr>
   </w:style>
-  <w:style w:type="character" w:default="1" w:styleId="DefaultParagraphFont">
+  <w:style w:type="character" w:styleId="DefaultParagraphFont" w:default="1">
     <w:name w:val="Default Paragraph Font"/>
     <w:uiPriority w:val="1"/>
     <w:semiHidden/>
     <w:unhideWhenUsed/>
   </w:style>
-  <w:style w:type="table" w:default="1" w:styleId="TableNormal">
+  <w:style w:type="table" w:styleId="TableNormal" w:default="1">
     <w:name w:val="Normal Table"/>
     <w:uiPriority w:val="99"/>
     <w:semiHidden/>
@@ -1314,7 +1341,7 @@
       </w:tblCellMar>
     </w:tblPr>
   </w:style>
-  <w:style w:type="numbering" w:default="1" w:styleId="NoList">
+  <w:style w:type="numbering" w:styleId="NoList" w:default="1">
     <w:name w:val="No List"/>
     <w:uiPriority w:val="99"/>
     <w:semiHidden/>
@@ -1329,14 +1356,14 @@
       <w:spacing w:after="0" w:line="240" w:lineRule="auto"/>
     </w:pPr>
   </w:style>
-  <w:style w:type="character" w:customStyle="1" w:styleId="Heading1Char">
+  <w:style w:type="character" w:styleId="Heading1Char" w:customStyle="1">
     <w:name w:val="Heading 1 Char"/>
     <w:basedOn w:val="DefaultParagraphFont"/>
     <w:link w:val="Heading1"/>
     <w:uiPriority w:val="9"/>
     <w:rsid w:val="00FC693F"/>
     <w:rPr>
-      <w:rFonts w:asciiTheme="majorHAnsi" w:eastAsiaTheme="majorEastAsia" w:hAnsiTheme="majorHAnsi" w:cstheme="majorBidi"/>
+      <w:rFonts w:asciiTheme="majorHAnsi" w:hAnsiTheme="majorHAnsi" w:eastAsiaTheme="majorEastAsia" w:cstheme="majorBidi"/>
       <w:b/>
       <w:bCs/>
       <w:color w:val="365F91" w:themeColor="accent1" w:themeShade="BF"/>
@@ -1344,14 +1371,14 @@
       <w:szCs w:val="28"/>
     </w:rPr>
   </w:style>
-  <w:style w:type="character" w:customStyle="1" w:styleId="Heading2Char">
+  <w:style w:type="character" w:styleId="Heading2Char" w:customStyle="1">
     <w:name w:val="Heading 2 Char"/>
     <w:basedOn w:val="DefaultParagraphFont"/>
     <w:link w:val="Heading2"/>
     <w:uiPriority w:val="9"/>
     <w:rsid w:val="00FC693F"/>
     <w:rPr>
-      <w:rFonts w:asciiTheme="majorHAnsi" w:eastAsiaTheme="majorEastAsia" w:hAnsiTheme="majorHAnsi" w:cstheme="majorBidi"/>
+      <w:rFonts w:asciiTheme="majorHAnsi" w:hAnsiTheme="majorHAnsi" w:eastAsiaTheme="majorEastAsia" w:cstheme="majorBidi"/>
       <w:b/>
       <w:bCs/>
       <w:color w:val="4F81BD" w:themeColor="accent1"/>
@@ -1359,14 +1386,14 @@
       <w:szCs w:val="26"/>
     </w:rPr>
   </w:style>
-  <w:style w:type="character" w:customStyle="1" w:styleId="Heading3Char">
+  <w:style w:type="character" w:styleId="Heading3Char" w:customStyle="1">
     <w:name w:val="Heading 3 Char"/>
     <w:basedOn w:val="DefaultParagraphFont"/>
     <w:link w:val="Heading3"/>
     <w:uiPriority w:val="9"/>
     <w:rsid w:val="00FC693F"/>
     <w:rPr>
-      <w:rFonts w:asciiTheme="majorHAnsi" w:eastAsiaTheme="majorEastAsia" w:hAnsiTheme="majorHAnsi" w:cstheme="majorBidi"/>
+      <w:rFonts w:asciiTheme="majorHAnsi" w:hAnsiTheme="majorHAnsi" w:eastAsiaTheme="majorEastAsia" w:cstheme="majorBidi"/>
       <w:b/>
       <w:bCs/>
       <w:color w:val="4F81BD" w:themeColor="accent1"/>
@@ -1382,13 +1409,13 @@
     <w:rsid w:val="00FC693F"/>
     <w:pPr>
       <w:pBdr>
-        <w:bottom w:val="single" w:sz="8" w:space="4" w:color="4F81BD" w:themeColor="accent1"/>
+        <w:bottom w:val="single" w:color="4F81BD" w:themeColor="accent1" w:sz="8" w:space="4"/>
       </w:pBdr>
       <w:spacing w:after="300" w:line="240" w:lineRule="auto"/>
       <w:contextualSpacing/>
     </w:pPr>
     <w:rPr>
-      <w:rFonts w:asciiTheme="majorHAnsi" w:eastAsiaTheme="majorEastAsia" w:hAnsiTheme="majorHAnsi" w:cstheme="majorBidi" w:ascii="Aptos Display" w:hAnsi="Aptos Display"/>
+      <w:rFonts w:ascii="Aptos Display" w:hAnsi="Aptos Display" w:asciiTheme="majorHAnsi" w:hAnsiTheme="majorHAnsi" w:eastAsiaTheme="majorEastAsia" w:cstheme="majorBidi"/>
       <w:b/>
       <w:color w:val="0B3D2E"/>
       <w:spacing w:val="5"/>
@@ -1397,14 +1424,14 @@
       <w:szCs w:val="52"/>
     </w:rPr>
   </w:style>
-  <w:style w:type="character" w:customStyle="1" w:styleId="TitleChar">
+  <w:style w:type="character" w:styleId="TitleChar" w:customStyle="1">
     <w:name w:val="Title Char"/>
     <w:basedOn w:val="DefaultParagraphFont"/>
     <w:link w:val="Title"/>
     <w:uiPriority w:val="10"/>
     <w:rsid w:val="00FC693F"/>
     <w:rPr>
-      <w:rFonts w:asciiTheme="majorHAnsi" w:eastAsiaTheme="majorEastAsia" w:hAnsiTheme="majorHAnsi" w:cstheme="majorBidi"/>
+      <w:rFonts w:asciiTheme="majorHAnsi" w:hAnsiTheme="majorHAnsi" w:eastAsiaTheme="majorEastAsia" w:cstheme="majorBidi"/>
       <w:color w:val="17365D" w:themeColor="text2" w:themeShade="BF"/>
       <w:spacing w:val="5"/>
       <w:kern w:val="28"/>
@@ -1426,7 +1453,7 @@
       </w:numPr>
     </w:pPr>
     <w:rPr>
-      <w:rFonts w:asciiTheme="majorHAnsi" w:eastAsiaTheme="majorEastAsia" w:hAnsiTheme="majorHAnsi" w:cstheme="majorBidi"/>
+      <w:rFonts w:asciiTheme="majorHAnsi" w:hAnsiTheme="majorHAnsi" w:eastAsiaTheme="majorEastAsia" w:cstheme="majorBidi"/>
       <w:i/>
       <w:iCs/>
       <w:color w:val="4F81BD" w:themeColor="accent1"/>
@@ -1435,14 +1462,14 @@
       <w:szCs w:val="24"/>
     </w:rPr>
   </w:style>
-  <w:style w:type="character" w:customStyle="1" w:styleId="SubtitleChar">
+  <w:style w:type="character" w:styleId="SubtitleChar" w:customStyle="1">
     <w:name w:val="Subtitle Char"/>
     <w:basedOn w:val="DefaultParagraphFont"/>
     <w:link w:val="Subtitle"/>
     <w:uiPriority w:val="11"/>
     <w:rsid w:val="00FC693F"/>
     <w:rPr>
-      <w:rFonts w:asciiTheme="majorHAnsi" w:eastAsiaTheme="majorEastAsia" w:hAnsiTheme="majorHAnsi" w:cstheme="majorBidi"/>
+      <w:rFonts w:asciiTheme="majorHAnsi" w:hAnsiTheme="majorHAnsi" w:eastAsiaTheme="majorEastAsia" w:cstheme="majorBidi"/>
       <w:i/>
       <w:iCs/>
       <w:color w:val="4F81BD" w:themeColor="accent1"/>
@@ -1473,7 +1500,7 @@
       <w:spacing w:after="120"/>
     </w:pPr>
   </w:style>
-  <w:style w:type="character" w:customStyle="1" w:styleId="BodyTextChar">
+  <w:style w:type="character" w:styleId="BodyTextChar" w:customStyle="1">
     <w:name w:val="Body Text Char"/>
     <w:basedOn w:val="DefaultParagraphFont"/>
     <w:link w:val="BodyText"/>
@@ -1491,7 +1518,7 @@
       <w:spacing w:after="120" w:line="480" w:lineRule="auto"/>
     </w:pPr>
   </w:style>
-  <w:style w:type="character" w:customStyle="1" w:styleId="BodyText2Char">
+  <w:style w:type="character" w:styleId="BodyText2Char" w:customStyle="1">
     <w:name w:val="Body Text 2 Char"/>
     <w:basedOn w:val="DefaultParagraphFont"/>
     <w:link w:val="BodyText2"/>
@@ -1513,7 +1540,7 @@
       <w:szCs w:val="16"/>
     </w:rPr>
   </w:style>
-  <w:style w:type="character" w:customStyle="1" w:styleId="BodyText3Char">
+  <w:style w:type="character" w:styleId="BodyText3Char" w:customStyle="1">
     <w:name w:val="Body Text 3 Char"/>
     <w:basedOn w:val="DefaultParagraphFont"/>
     <w:link w:val="BodyText3"/>
@@ -1694,7 +1721,7 @@
       <w:szCs w:val="20"/>
     </w:rPr>
   </w:style>
-  <w:style w:type="character" w:customStyle="1" w:styleId="MacroTextChar">
+  <w:style w:type="character" w:styleId="MacroTextChar" w:customStyle="1">
     <w:name w:val="Macro Text Char"/>
     <w:basedOn w:val="DefaultParagraphFont"/>
     <w:link w:val="MacroText"/>
@@ -1720,7 +1747,7 @@
       <w:color w:val="000000" w:themeColor="text1"/>
     </w:rPr>
   </w:style>
-  <w:style w:type="character" w:customStyle="1" w:styleId="QuoteChar">
+  <w:style w:type="character" w:styleId="QuoteChar" w:customStyle="1">
     <w:name w:val="Quote Char"/>
     <w:basedOn w:val="DefaultParagraphFont"/>
     <w:link w:val="Quote"/>
@@ -1732,7 +1759,7 @@
       <w:color w:val="000000" w:themeColor="text1"/>
     </w:rPr>
   </w:style>
-  <w:style w:type="character" w:customStyle="1" w:styleId="Heading4Char">
+  <w:style w:type="character" w:styleId="Heading4Char" w:customStyle="1">
     <w:name w:val="Heading 4 Char"/>
     <w:basedOn w:val="DefaultParagraphFont"/>
     <w:link w:val="Heading4"/>
@@ -1740,7 +1767,7 @@
     <w:semiHidden/>
     <w:rsid w:val="00FC693F"/>
     <w:rPr>
-      <w:rFonts w:asciiTheme="majorHAnsi" w:eastAsiaTheme="majorEastAsia" w:hAnsiTheme="majorHAnsi" w:cstheme="majorBidi"/>
+      <w:rFonts w:asciiTheme="majorHAnsi" w:hAnsiTheme="majorHAnsi" w:eastAsiaTheme="majorEastAsia" w:cstheme="majorBidi"/>
       <w:b/>
       <w:bCs/>
       <w:i/>
@@ -1748,7 +1775,7 @@
       <w:color w:val="4F81BD" w:themeColor="accent1"/>
     </w:rPr>
   </w:style>
-  <w:style w:type="character" w:customStyle="1" w:styleId="Heading5Char">
+  <w:style w:type="character" w:styleId="Heading5Char" w:customStyle="1">
     <w:name w:val="Heading 5 Char"/>
     <w:basedOn w:val="DefaultParagraphFont"/>
     <w:link w:val="Heading5"/>
@@ -1756,11 +1783,11 @@
     <w:semiHidden/>
     <w:rsid w:val="00FC693F"/>
     <w:rPr>
-      <w:rFonts w:asciiTheme="majorHAnsi" w:eastAsiaTheme="majorEastAsia" w:hAnsiTheme="majorHAnsi" w:cstheme="majorBidi"/>
+      <w:rFonts w:asciiTheme="majorHAnsi" w:hAnsiTheme="majorHAnsi" w:eastAsiaTheme="majorEastAsia" w:cstheme="majorBidi"/>
       <w:color w:val="243F60" w:themeColor="accent1" w:themeShade="7F"/>
     </w:rPr>
   </w:style>
-  <w:style w:type="character" w:customStyle="1" w:styleId="Heading6Char">
+  <w:style w:type="character" w:styleId="Heading6Char" w:customStyle="1">
     <w:name w:val="Heading 6 Char"/>
     <w:basedOn w:val="DefaultParagraphFont"/>
     <w:link w:val="Heading6"/>
@@ -1768,13 +1795,13 @@
     <w:semiHidden/>
     <w:rsid w:val="00FC693F"/>
     <w:rPr>
-      <w:rFonts w:asciiTheme="majorHAnsi" w:eastAsiaTheme="majorEastAsia" w:hAnsiTheme="majorHAnsi" w:cstheme="majorBidi"/>
+      <w:rFonts w:asciiTheme="majorHAnsi" w:hAnsiTheme="majorHAnsi" w:eastAsiaTheme="majorEastAsia" w:cstheme="majorBidi"/>
       <w:i/>
       <w:iCs/>
       <w:color w:val="243F60" w:themeColor="accent1" w:themeShade="7F"/>
     </w:rPr>
   </w:style>
-  <w:style w:type="character" w:customStyle="1" w:styleId="Heading7Char">
+  <w:style w:type="character" w:styleId="Heading7Char" w:customStyle="1">
     <w:name w:val="Heading 7 Char"/>
     <w:basedOn w:val="DefaultParagraphFont"/>
     <w:link w:val="Heading7"/>
@@ -1782,13 +1809,13 @@
     <w:semiHidden/>
     <w:rsid w:val="00FC693F"/>
     <w:rPr>
-      <w:rFonts w:asciiTheme="majorHAnsi" w:eastAsiaTheme="majorEastAsia" w:hAnsiTheme="majorHAnsi" w:cstheme="majorBidi"/>
+      <w:rFonts w:asciiTheme="majorHAnsi" w:hAnsiTheme="majorHAnsi" w:eastAsiaTheme="majorEastAsia" w:cstheme="majorBidi"/>
       <w:i/>
       <w:iCs/>
       <w:color w:val="404040" w:themeColor="text1" w:themeTint="BF"/>
     </w:rPr>
   </w:style>
-  <w:style w:type="character" w:customStyle="1" w:styleId="Heading8Char">
+  <w:style w:type="character" w:styleId="Heading8Char" w:customStyle="1">
     <w:name w:val="Heading 8 Char"/>
     <w:basedOn w:val="DefaultParagraphFont"/>
     <w:link w:val="Heading8"/>
@@ -1796,13 +1823,13 @@
     <w:semiHidden/>
     <w:rsid w:val="00FC693F"/>
     <w:rPr>
-      <w:rFonts w:asciiTheme="majorHAnsi" w:eastAsiaTheme="majorEastAsia" w:hAnsiTheme="majorHAnsi" w:cstheme="majorBidi"/>
+      <w:rFonts w:asciiTheme="majorHAnsi" w:hAnsiTheme="majorHAnsi" w:eastAsiaTheme="majorEastAsia" w:cstheme="majorBidi"/>
       <w:color w:val="4F81BD" w:themeColor="accent1"/>
       <w:sz w:val="20"/>
       <w:szCs w:val="20"/>
     </w:rPr>
   </w:style>
-  <w:style w:type="character" w:customStyle="1" w:styleId="Heading9Char">
+  <w:style w:type="character" w:styleId="Heading9Char" w:customStyle="1">
     <w:name w:val="Heading 9 Char"/>
     <w:basedOn w:val="DefaultParagraphFont"/>
     <w:link w:val="Heading9"/>
@@ -1810,7 +1837,7 @@
     <w:semiHidden/>
     <w:rsid w:val="00FC693F"/>
     <w:rPr>
-      <w:rFonts w:asciiTheme="majorHAnsi" w:eastAsiaTheme="majorEastAsia" w:hAnsiTheme="majorHAnsi" w:cstheme="majorBidi"/>
+      <w:rFonts w:asciiTheme="majorHAnsi" w:hAnsiTheme="majorHAnsi" w:eastAsiaTheme="majorEastAsia" w:cstheme="majorBidi"/>
       <w:i/>
       <w:iCs/>
       <w:color w:val="404040" w:themeColor="text1" w:themeTint="BF"/>
@@ -1870,7 +1897,7 @@
     <w:rsid w:val="00FC693F"/>
     <w:pPr>
       <w:pBdr>
-        <w:bottom w:val="single" w:sz="4" w:space="4" w:color="4F81BD" w:themeColor="accent1"/>
+        <w:bottom w:val="single" w:color="4F81BD" w:themeColor="accent1" w:sz="4" w:space="4"/>
       </w:pBdr>
       <w:spacing w:before="200" w:after="280"/>
       <w:ind w:left="936" w:right="936"/>
@@ -1883,7 +1910,7 @@
       <w:color w:val="4F81BD" w:themeColor="accent1"/>
     </w:rPr>
   </w:style>
-  <w:style w:type="character" w:customStyle="1" w:styleId="IntenseQuoteChar">
+  <w:style w:type="character" w:styleId="IntenseQuoteChar" w:customStyle="1">
     <w:name w:val="Intense Quote Char"/>
     <w:basedOn w:val="DefaultParagraphFont"/>
     <w:link w:val="IntenseQuote"/>
@@ -1987,12 +2014,12 @@
     <w:tblPr>
       <w:tblInd w:w="0" w:type="dxa"/>
       <w:tblBorders>
-        <w:top w:val="single" w:sz="4" w:space="0" w:color="auto"/>
-        <w:left w:val="single" w:sz="4" w:space="0" w:color="auto"/>
-        <w:bottom w:val="single" w:sz="4" w:space="0" w:color="auto"/>
-        <w:right w:val="single" w:sz="4" w:space="0" w:color="auto"/>
-        <w:insideH w:val="single" w:sz="4" w:space="0" w:color="auto"/>
-        <w:insideV w:val="single" w:sz="4" w:space="0" w:color="auto"/>
+        <w:top w:val="single" w:color="auto" w:sz="4" w:space="0"/>
+        <w:left w:val="single" w:color="auto" w:sz="4" w:space="0"/>
+        <w:bottom w:val="single" w:color="auto" w:sz="4" w:space="0"/>
+        <w:right w:val="single" w:color="auto" w:sz="4" w:space="0"/>
+        <w:insideH w:val="single" w:color="auto" w:sz="4" w:space="0"/>
+        <w:insideV w:val="single" w:color="auto" w:sz="4" w:space="0"/>
       </w:tblBorders>
       <w:tblCellMar>
         <w:top w:w="0" w:type="dxa"/>
@@ -2018,8 +2045,8 @@
       <w:tblStyleColBandSize w:val="1"/>
       <w:tblInd w:w="0" w:type="dxa"/>
       <w:tblBorders>
-        <w:top w:val="single" w:sz="8" w:space="0" w:color="000000" w:themeColor="text1"/>
-        <w:bottom w:val="single" w:sz="8" w:space="0" w:color="000000" w:themeColor="text1"/>
+        <w:top w:val="single" w:color="000000" w:themeColor="text1" w:sz="8" w:space="0"/>
+        <w:bottom w:val="single" w:color="000000" w:themeColor="text1" w:sz="8" w:space="0"/>
       </w:tblBorders>
       <w:tblCellMar>
         <w:top w:w="0" w:type="dxa"/>
@@ -2039,9 +2066,9 @@
       <w:tblPr/>
       <w:tcPr>
         <w:tcBorders>
-          <w:top w:val="single" w:sz="8" w:space="0" w:color="000000" w:themeColor="text1"/>
-          <w:left w:val="nil"/>
-          <w:bottom w:val="single" w:sz="8" w:space="0" w:color="000000" w:themeColor="text1"/>
+          <w:top w:val="single" w:color="000000" w:themeColor="text1" w:sz="8" w:space="0"/>
+          <w:left w:val="nil"/>
+          <w:bottom w:val="single" w:color="000000" w:themeColor="text1" w:sz="8" w:space="0"/>
           <w:right w:val="nil"/>
           <w:insideH w:val="nil"/>
           <w:insideV w:val="nil"/>
@@ -2059,9 +2086,9 @@
       <w:tblPr/>
       <w:tcPr>
         <w:tcBorders>
-          <w:top w:val="single" w:sz="8" w:space="0" w:color="000000" w:themeColor="text1"/>
-          <w:left w:val="nil"/>
-          <w:bottom w:val="single" w:sz="8" w:space="0" w:color="000000" w:themeColor="text1"/>
+          <w:top w:val="single" w:color="000000" w:themeColor="text1" w:sz="8" w:space="0"/>
+          <w:left w:val="nil"/>
+          <w:bottom w:val="single" w:color="000000" w:themeColor="text1" w:sz="8" w:space="0"/>
           <w:right w:val="nil"/>
           <w:insideH w:val="nil"/>
           <w:insideV w:val="nil"/>
@@ -2121,8 +2148,8 @@
       <w:tblStyleColBandSize w:val="1"/>
       <w:tblInd w:w="0" w:type="dxa"/>
       <w:tblBorders>
-        <w:top w:val="single" w:sz="8" w:space="0" w:color="4F81BD" w:themeColor="accent1"/>
-        <w:bottom w:val="single" w:sz="8" w:space="0" w:color="4F81BD" w:themeColor="accent1"/>
+        <w:top w:val="single" w:color="4F81BD" w:themeColor="accent1" w:sz="8" w:space="0"/>
+        <w:bottom w:val="single" w:color="4F81BD" w:themeColor="accent1" w:sz="8" w:space="0"/>
       </w:tblBorders>
       <w:tblCellMar>
         <w:top w:w="0" w:type="dxa"/>
@@ -2142,9 +2169,9 @@
       <w:tblPr/>
       <w:tcPr>
         <w:tcBorders>
-          <w:top w:val="single" w:sz="8" w:space="0" w:color="4F81BD" w:themeColor="accent1"/>
-          <w:left w:val="nil"/>
-          <w:bottom w:val="single" w:sz="8" w:space="0" w:color="4F81BD" w:themeColor="accent1"/>
+          <w:top w:val="single" w:color="4F81BD" w:themeColor="accent1" w:sz="8" w:space="0"/>
+          <w:left w:val="nil"/>
+          <w:bottom w:val="single" w:color="4F81BD" w:themeColor="accent1" w:sz="8" w:space="0"/>
           <w:right w:val="nil"/>
           <w:insideH w:val="nil"/>
           <w:insideV w:val="nil"/>
@@ -2162,9 +2189,9 @@
       <w:tblPr/>
       <w:tcPr>
         <w:tcBorders>
-          <w:top w:val="single" w:sz="8" w:space="0" w:color="4F81BD" w:themeColor="accent1"/>
-          <w:left w:val="nil"/>
-          <w:bottom w:val="single" w:sz="8" w:space="0" w:color="4F81BD" w:themeColor="accent1"/>
+          <w:top w:val="single" w:color="4F81BD" w:themeColor="accent1" w:sz="8" w:space="0"/>
+          <w:left w:val="nil"/>
+          <w:bottom w:val="single" w:color="4F81BD" w:themeColor="accent1" w:sz="8" w:space="0"/>
           <w:right w:val="nil"/>
           <w:insideH w:val="nil"/>
           <w:insideV w:val="nil"/>
@@ -2224,8 +2251,8 @@
       <w:tblStyleColBandSize w:val="1"/>
       <w:tblInd w:w="0" w:type="dxa"/>
       <w:tblBorders>
-        <w:top w:val="single" w:sz="8" w:space="0" w:color="C0504D" w:themeColor="accent2"/>
-        <w:bottom w:val="single" w:sz="8" w:space="0" w:color="C0504D" w:themeColor="accent2"/>
+        <w:top w:val="single" w:color="C0504D" w:themeColor="accent2" w:sz="8" w:space="0"/>
+        <w:bottom w:val="single" w:color="C0504D" w:themeColor="accent2" w:sz="8" w:space="0"/>
       </w:tblBorders>
       <w:tblCellMar>
         <w:top w:w="0" w:type="dxa"/>
@@ -2245,9 +2272,9 @@
       <w:tblPr/>
       <w:tcPr>
         <w:tcBorders>
-          <w:top w:val="single" w:sz="8" w:space="0" w:color="C0504D" w:themeColor="accent2"/>
-          <w:left w:val="nil"/>
-          <w:bottom w:val="single" w:sz="8" w:space="0" w:color="C0504D" w:themeColor="accent2"/>
+          <w:top w:val="single" w:color="C0504D" w:themeColor="accent2" w:sz="8" w:space="0"/>
+          <w:left w:val="nil"/>
+          <w:bottom w:val="single" w:color="C0504D" w:themeColor="accent2" w:sz="8" w:space="0"/>
           <w:right w:val="nil"/>
           <w:insideH w:val="nil"/>
           <w:insideV w:val="nil"/>
@@ -2265,9 +2292,9 @@
       <w:tblPr/>
       <w:tcPr>
         <w:tcBorders>
-          <w:top w:val="single" w:sz="8" w:space="0" w:color="C0504D" w:themeColor="accent2"/>
-          <w:left w:val="nil"/>
-          <w:bottom w:val="single" w:sz="8" w:space="0" w:color="C0504D" w:themeColor="accent2"/>
+          <w:top w:val="single" w:color="C0504D" w:themeColor="accent2" w:sz="8" w:space="0"/>
+          <w:left w:val="nil"/>
+          <w:bottom w:val="single" w:color="C0504D" w:themeColor="accent2" w:sz="8" w:space="0"/>
           <w:right w:val="nil"/>
           <w:insideH w:val="nil"/>
           <w:insideV w:val="nil"/>
@@ -2327,8 +2354,8 @@
       <w:tblStyleColBandSize w:val="1"/>
       <w:tblInd w:w="0" w:type="dxa"/>
       <w:tblBorders>
-        <w:top w:val="single" w:sz="8" w:space="0" w:color="9BBB59" w:themeColor="accent3"/>
-        <w:bottom w:val="single" w:sz="8" w:space="0" w:color="9BBB59" w:themeColor="accent3"/>
+        <w:top w:val="single" w:color="9BBB59" w:themeColor="accent3" w:sz="8" w:space="0"/>
+        <w:bottom w:val="single" w:color="9BBB59" w:themeColor="accent3" w:sz="8" w:space="0"/>
       </w:tblBorders>
       <w:tblCellMar>
         <w:top w:w="0" w:type="dxa"/>
@@ -2348,9 +2375,9 @@
       <w:tblPr/>
       <w:tcPr>
         <w:tcBorders>
-          <w:top w:val="single" w:sz="8" w:space="0" w:color="9BBB59" w:themeColor="accent3"/>
-          <w:left w:val="nil"/>
-          <w:bottom w:val="single" w:sz="8" w:space="0" w:color="9BBB59" w:themeColor="accent3"/>
+          <w:top w:val="single" w:color="9BBB59" w:themeColor="accent3" w:sz="8" w:space="0"/>
+          <w:left w:val="nil"/>
+          <w:bottom w:val="single" w:color="9BBB59" w:themeColor="accent3" w:sz="8" w:space="0"/>
           <w:right w:val="nil"/>
           <w:insideH w:val="nil"/>
           <w:insideV w:val="nil"/>
@@ -2368,9 +2395,9 @@
       <w:tblPr/>
       <w:tcPr>
         <w:tcBorders>
-          <w:top w:val="single" w:sz="8" w:space="0" w:color="9BBB59" w:themeColor="accent3"/>
-          <w:left w:val="nil"/>
-          <w:bottom w:val="single" w:sz="8" w:space="0" w:color="9BBB59" w:themeColor="accent3"/>
+          <w:top w:val="single" w:color="9BBB59" w:themeColor="accent3" w:sz="8" w:space="0"/>
+          <w:left w:val="nil"/>
+          <w:bottom w:val="single" w:color="9BBB59" w:themeColor="accent3" w:sz="8" w:space="0"/>
           <w:right w:val="nil"/>
           <w:insideH w:val="nil"/>
           <w:insideV w:val="nil"/>
@@ -2430,8 +2457,8 @@
       <w:tblStyleColBandSize w:val="1"/>
       <w:tblInd w:w="0" w:type="dxa"/>
       <w:tblBorders>
-        <w:top w:val="single" w:sz="8" w:space="0" w:color="8064A2" w:themeColor="accent4"/>
-        <w:bottom w:val="single" w:sz="8" w:space="0" w:color="8064A2" w:themeColor="accent4"/>
+        <w:top w:val="single" w:color="8064A2" w:themeColor="accent4" w:sz="8" w:space="0"/>
+        <w:bottom w:val="single" w:color="8064A2" w:themeColor="accent4" w:sz="8" w:space="0"/>
       </w:tblBorders>
       <w:tblCellMar>
         <w:top w:w="0" w:type="dxa"/>
@@ -2451,9 +2478,9 @@
       <w:tblPr/>
       <w:tcPr>
         <w:tcBorders>
-          <w:top w:val="single" w:sz="8" w:space="0" w:color="8064A2" w:themeColor="accent4"/>
-          <w:left w:val="nil"/>
-          <w:bottom w:val="single" w:sz="8" w:space="0" w:color="8064A2" w:themeColor="accent4"/>
+          <w:top w:val="single" w:color="8064A2" w:themeColor="accent4" w:sz="8" w:space="0"/>
+          <w:left w:val="nil"/>
+          <w:bottom w:val="single" w:color="8064A2" w:themeColor="accent4" w:sz="8" w:space="0"/>
           <w:right w:val="nil"/>
           <w:insideH w:val="nil"/>
           <w:insideV w:val="nil"/>
@@ -2471,9 +2498,9 @@
       <w:tblPr/>
       <w:tcPr>
         <w:tcBorders>
-          <w:top w:val="single" w:sz="8" w:space="0" w:color="8064A2" w:themeColor="accent4"/>
-          <w:left w:val="nil"/>
-          <w:bottom w:val="single" w:sz="8" w:space="0" w:color="8064A2" w:themeColor="accent4"/>
+          <w:top w:val="single" w:color="8064A2" w:themeColor="accent4" w:sz="8" w:space="0"/>
+          <w:left w:val="nil"/>
+          <w:bottom w:val="single" w:color="8064A2" w:themeColor="accent4" w:sz="8" w:space="0"/>
           <w:right w:val="nil"/>
           <w:insideH w:val="nil"/>
           <w:insideV w:val="nil"/>
@@ -2533,8 +2560,8 @@
       <w:tblStyleColBandSize w:val="1"/>
       <w:tblInd w:w="0" w:type="dxa"/>
       <w:tblBorders>
-        <w:top w:val="single" w:sz="8" w:space="0" w:color="4BACC6" w:themeColor="accent5"/>
-        <w:bottom w:val="single" w:sz="8" w:space="0" w:color="4BACC6" w:themeColor="accent5"/>
+        <w:top w:val="single" w:color="4BACC6" w:themeColor="accent5" w:sz="8" w:space="0"/>
+        <w:bottom w:val="single" w:color="4BACC6" w:themeColor="accent5" w:sz="8" w:space="0"/>
       </w:tblBorders>
       <w:tblCellMar>
         <w:top w:w="0" w:type="dxa"/>
@@ -2554,9 +2581,9 @@
       <w:tblPr/>
       <w:tcPr>
         <w:tcBorders>
-          <w:top w:val="single" w:sz="8" w:space="0" w:color="4BACC6" w:themeColor="accent5"/>
-          <w:left w:val="nil"/>
-          <w:bottom w:val="single" w:sz="8" w:space="0" w:color="4BACC6" w:themeColor="accent5"/>
+          <w:top w:val="single" w:color="4BACC6" w:themeColor="accent5" w:sz="8" w:space="0"/>
+          <w:left w:val="nil"/>
+          <w:bottom w:val="single" w:color="4BACC6" w:themeColor="accent5" w:sz="8" w:space="0"/>
           <w:right w:val="nil"/>
           <w:insideH w:val="nil"/>
           <w:insideV w:val="nil"/>
@@ -2574,9 +2601,9 @@
       <w:tblPr/>
       <w:tcPr>
         <w:tcBorders>
-          <w:top w:val="single" w:sz="8" w:space="0" w:color="4BACC6" w:themeColor="accent5"/>
-          <w:left w:val="nil"/>
-          <w:bottom w:val="single" w:sz="8" w:space="0" w:color="4BACC6" w:themeColor="accent5"/>
+          <w:top w:val="single" w:color="4BACC6" w:themeColor="accent5" w:sz="8" w:space="0"/>
+          <w:left w:val="nil"/>
+          <w:bottom w:val="single" w:color="4BACC6" w:themeColor="accent5" w:sz="8" w:space="0"/>
           <w:right w:val="nil"/>
           <w:insideH w:val="nil"/>
           <w:insideV w:val="nil"/>
@@ -2636,8 +2663,8 @@
       <w:tblStyleColBandSize w:val="1"/>
       <w:tblInd w:w="0" w:type="dxa"/>
       <w:tblBorders>
-        <w:top w:val="single" w:sz="8" w:space="0" w:color="F79646" w:themeColor="accent6"/>
-        <w:bottom w:val="single" w:sz="8" w:space="0" w:color="F79646" w:themeColor="accent6"/>
+        <w:top w:val="single" w:color="F79646" w:themeColor="accent6" w:sz="8" w:space="0"/>
+        <w:bottom w:val="single" w:color="F79646" w:themeColor="accent6" w:sz="8" w:space="0"/>
       </w:tblBorders>
       <w:tblCellMar>
         <w:top w:w="0" w:type="dxa"/>
@@ -2657,9 +2684,9 @@
       <w:tblPr/>
       <w:tcPr>
         <w:tcBorders>
-          <w:top w:val="single" w:sz="8" w:space="0" w:color="F79646" w:themeColor="accent6"/>
-          <w:left w:val="nil"/>
-          <w:bottom w:val="single" w:sz="8" w:space="0" w:color="F79646" w:themeColor="accent6"/>
+          <w:top w:val="single" w:color="F79646" w:themeColor="accent6" w:sz="8" w:space="0"/>
+          <w:left w:val="nil"/>
+          <w:bottom w:val="single" w:color="F79646" w:themeColor="accent6" w:sz="8" w:space="0"/>
           <w:right w:val="nil"/>
           <w:insideH w:val="nil"/>
           <w:insideV w:val="nil"/>
@@ -2677,9 +2704,9 @@
       <w:tblPr/>
       <w:tcPr>
         <w:tcBorders>
-          <w:top w:val="single" w:sz="8" w:space="0" w:color="F79646" w:themeColor="accent6"/>
-          <w:left w:val="nil"/>
-          <w:bottom w:val="single" w:sz="8" w:space="0" w:color="F79646" w:themeColor="accent6"/>
+          <w:top w:val="single" w:color="F79646" w:themeColor="accent6" w:sz="8" w:space="0"/>
+          <w:left w:val="nil"/>
+          <w:bottom w:val="single" w:color="F79646" w:themeColor="accent6" w:sz="8" w:space="0"/>
           <w:right w:val="nil"/>
           <w:insideH w:val="nil"/>
           <w:insideV w:val="nil"/>
@@ -2736,10 +2763,10 @@
       <w:tblStyleColBandSize w:val="1"/>
       <w:tblInd w:w="0" w:type="dxa"/>
       <w:tblBorders>
-        <w:top w:val="single" w:sz="8" w:space="0" w:color="000000" w:themeColor="text1"/>
-        <w:left w:val="single" w:sz="8" w:space="0" w:color="000000" w:themeColor="text1"/>
-        <w:bottom w:val="single" w:sz="8" w:space="0" w:color="000000" w:themeColor="text1"/>
-        <w:right w:val="single" w:sz="8" w:space="0" w:color="000000" w:themeColor="text1"/>
+        <w:top w:val="single" w:color="000000" w:themeColor="text1" w:sz="8" w:space="0"/>
+        <w:left w:val="single" w:color="000000" w:themeColor="text1" w:sz="8" w:space="0"/>
+        <w:bottom w:val="single" w:color="000000" w:themeColor="text1" w:sz="8" w:space="0"/>
+        <w:right w:val="single" w:color="000000" w:themeColor="text1" w:sz="8" w:space="0"/>
       </w:tblBorders>
       <w:tblCellMar>
         <w:top w:w="0" w:type="dxa"/>
@@ -2773,10 +2800,10 @@
       <w:tblPr/>
       <w:tcPr>
         <w:tcBorders>
-          <w:top w:val="double" w:sz="6" w:space="0" w:color="000000" w:themeColor="text1"/>
-          <w:left w:val="single" w:sz="8" w:space="0" w:color="000000" w:themeColor="text1"/>
-          <w:bottom w:val="single" w:sz="8" w:space="0" w:color="000000" w:themeColor="text1"/>
-          <w:right w:val="single" w:sz="8" w:space="0" w:color="000000" w:themeColor="text1"/>
+          <w:top w:val="double" w:color="000000" w:themeColor="text1" w:sz="6" w:space="0"/>
+          <w:left w:val="single" w:color="000000" w:themeColor="text1" w:sz="8" w:space="0"/>
+          <w:bottom w:val="single" w:color="000000" w:themeColor="text1" w:sz="8" w:space="0"/>
+          <w:right w:val="single" w:color="000000" w:themeColor="text1" w:sz="8" w:space="0"/>
         </w:tcBorders>
       </w:tcPr>
     </w:tblStylePr>
@@ -2796,10 +2823,10 @@
       <w:tblPr/>
       <w:tcPr>
         <w:tcBorders>
-          <w:top w:val="single" w:sz="8" w:space="0" w:color="000000" w:themeColor="text1"/>
-          <w:left w:val="single" w:sz="8" w:space="0" w:color="000000" w:themeColor="text1"/>
-          <w:bottom w:val="single" w:sz="8" w:space="0" w:color="000000" w:themeColor="text1"/>
-          <w:right w:val="single" w:sz="8" w:space="0" w:color="000000" w:themeColor="text1"/>
+          <w:top w:val="single" w:color="000000" w:themeColor="text1" w:sz="8" w:space="0"/>
+          <w:left w:val="single" w:color="000000" w:themeColor="text1" w:sz="8" w:space="0"/>
+          <w:bottom w:val="single" w:color="000000" w:themeColor="text1" w:sz="8" w:space="0"/>
+          <w:right w:val="single" w:color="000000" w:themeColor="text1" w:sz="8" w:space="0"/>
         </w:tcBorders>
       </w:tcPr>
     </w:tblStylePr>
@@ -2807,10 +2834,10 @@
       <w:tblPr/>
       <w:tcPr>
         <w:tcBorders>
-          <w:top w:val="single" w:sz="8" w:space="0" w:color="000000" w:themeColor="text1"/>
-          <w:left w:val="single" w:sz="8" w:space="0" w:color="000000" w:themeColor="text1"/>
-          <w:bottom w:val="single" w:sz="8" w:space="0" w:color="000000" w:themeColor="text1"/>
-          <w:right w:val="single" w:sz="8" w:space="0" w:color="000000" w:themeColor="text1"/>
+          <w:top w:val="single" w:color="000000" w:themeColor="text1" w:sz="8" w:space="0"/>
+          <w:left w:val="single" w:color="000000" w:themeColor="text1" w:sz="8" w:space="0"/>
+          <w:bottom w:val="single" w:color="000000" w:themeColor="text1" w:sz="8" w:space="0"/>
+          <w:right w:val="single" w:color="000000" w:themeColor="text1" w:sz="8" w:space="0"/>
         </w:tcBorders>
       </w:tcPr>
     </w:tblStylePr>
@@ -2828,10 +2855,10 @@
       <w:tblStyleColBandSize w:val="1"/>
       <w:tblInd w:w="0" w:type="dxa"/>
       <w:tblBorders>
-        <w:top w:val="single" w:sz="8" w:space="0" w:color="4F81BD" w:themeColor="accent1"/>
-        <w:left w:val="single" w:sz="8" w:space="0" w:color="4F81BD" w:themeColor="accent1"/>
-        <w:bottom w:val="single" w:sz="8" w:space="0" w:color="4F81BD" w:themeColor="accent1"/>
-        <w:right w:val="single" w:sz="8" w:space="0" w:color="4F81BD" w:themeColor="accent1"/>
+        <w:top w:val="single" w:color="4F81BD" w:themeColor="accent1" w:sz="8" w:space="0"/>
+        <w:left w:val="single" w:color="4F81BD" w:themeColor="accent1" w:sz="8" w:space="0"/>
+        <w:bottom w:val="single" w:color="4F81BD" w:themeColor="accent1" w:sz="8" w:space="0"/>
+        <w:right w:val="single" w:color="4F81BD" w:themeColor="accent1" w:sz="8" w:space="0"/>
       </w:tblBorders>
       <w:tblCellMar>
         <w:top w:w="0" w:type="dxa"/>
@@ -2865,10 +2892,10 @@
       <w:tblPr/>
       <w:tcPr>
         <w:tcBorders>
-          <w:top w:val="double" w:sz="6" w:space="0" w:color="4F81BD" w:themeColor="accent1"/>
-          <w:left w:val="single" w:sz="8" w:space="0" w:color="4F81BD" w:themeColor="accent1"/>
-          <w:bottom w:val="single" w:sz="8" w:space="0" w:color="4F81BD" w:themeColor="accent1"/>
-          <w:right w:val="single" w:sz="8" w:space="0" w:color="4F81BD" w:themeColor="accent1"/>
+          <w:top w:val="double" w:color="4F81BD" w:themeColor="accent1" w:sz="6" w:space="0"/>
+          <w:left w:val="single" w:color="4F81BD" w:themeColor="accent1" w:sz="8" w:space="0"/>
+          <w:bottom w:val="single" w:color="4F81BD" w:themeColor="accent1" w:sz="8" w:space="0"/>
+          <w:right w:val="single" w:color="4F81BD" w:themeColor="accent1" w:sz="8" w:space="0"/>
         </w:tcBorders>
       </w:tcPr>
     </w:tblStylePr>
@@ -2888,10 +2915,10 @@
       <w:tblPr/>
       <w:tcPr>
         <w:tcBorders>
-          <w:top w:val="single" w:sz="8" w:space="0" w:color="4F81BD" w:themeColor="accent1"/>
-          <w:left w:val="single" w:sz="8" w:space="0" w:color="4F81BD" w:themeColor="accent1"/>
-          <w:bottom w:val="single" w:sz="8" w:space="0" w:color="4F81BD" w:themeColor="accent1"/>
-          <w:right w:val="single" w:sz="8" w:space="0" w:color="4F81BD" w:themeColor="accent1"/>
+          <w:top w:val="single" w:color="4F81BD" w:themeColor="accent1" w:sz="8" w:space="0"/>
+          <w:left w:val="single" w:color="4F81BD" w:themeColor="accent1" w:sz="8" w:space="0"/>
+          <w:bottom w:val="single" w:color="4F81BD" w:themeColor="accent1" w:sz="8" w:space="0"/>
+          <w:right w:val="single" w:color="4F81BD" w:themeColor="accent1" w:sz="8" w:space="0"/>
         </w:tcBorders>
       </w:tcPr>
     </w:tblStylePr>
@@ -2899,10 +2926,10 @@
       <w:tblPr/>
       <w:tcPr>
         <w:tcBorders>
-          <w:top w:val="single" w:sz="8" w:space="0" w:color="4F81BD" w:themeColor="accent1"/>
-          <w:left w:val="single" w:sz="8" w:space="0" w:color="4F81BD" w:themeColor="accent1"/>
-          <w:bottom w:val="single" w:sz="8" w:space="0" w:color="4F81BD" w:themeColor="accent1"/>
-          <w:right w:val="single" w:sz="8" w:space="0" w:color="4F81BD" w:themeColor="accent1"/>
+          <w:top w:val="single" w:color="4F81BD" w:themeColor="accent1" w:sz="8" w:space="0"/>
+          <w:left w:val="single" w:color="4F81BD" w:themeColor="accent1" w:sz="8" w:space="0"/>
+          <w:bottom w:val="single" w:color="4F81BD" w:themeColor="accent1" w:sz="8" w:space="0"/>
+          <w:right w:val="single" w:color="4F81BD" w:themeColor="accent1" w:sz="8" w:space="0"/>
         </w:tcBorders>
       </w:tcPr>
     </w:tblStylePr>
@@ -2920,10 +2947,10 @@
       <w:tblStyleColBandSize w:val="1"/>
       <w:tblInd w:w="0" w:type="dxa"/>
       <w:tblBorders>
-        <w:top w:val="single" w:sz="8" w:space="0" w:color="C0504D" w:themeColor="accent2"/>
-        <w:left w:val="single" w:sz="8" w:space="0" w:color="C0504D" w:themeColor="accent2"/>
-        <w:bottom w:val="single" w:sz="8" w:space="0" w:color="C0504D" w:themeColor="accent2"/>
-        <w:right w:val="single" w:sz="8" w:space="0" w:color="C0504D" w:themeColor="accent2"/>
+        <w:top w:val="single" w:color="C0504D" w:themeColor="accent2" w:sz="8" w:space="0"/>
+        <w:left w:val="single" w:color="C0504D" w:themeColor="accent2" w:sz="8" w:space="0"/>
+        <w:bottom w:val="single" w:color="C0504D" w:themeColor="accent2" w:sz="8" w:space="0"/>
+        <w:right w:val="single" w:color="C0504D" w:themeColor="accent2" w:sz="8" w:space="0"/>
       </w:tblBorders>
       <w:tblCellMar>
         <w:top w:w="0" w:type="dxa"/>
@@ -2957,10 +2984,10 @@
       <w:tblPr/>
       <w:tcPr>
         <w:tcBorders>
-          <w:top w:val="double" w:sz="6" w:space="0" w:color="C0504D" w:themeColor="accent2"/>
-          <w:left w:val="single" w:sz="8" w:space="0" w:color="C0504D" w:themeColor="accent2"/>
-          <w:bottom w:val="single" w:sz="8" w:space="0" w:color="C0504D" w:themeColor="accent2"/>
-          <w:right w:val="single" w:sz="8" w:space="0" w:color="C0504D" w:themeColor="accent2"/>
+          <w:top w:val="double" w:color="C0504D" w:themeColor="accent2" w:sz="6" w:space="0"/>
+          <w:left w:val="single" w:color="C0504D" w:themeColor="accent2" w:sz="8" w:space="0"/>
+          <w:bottom w:val="single" w:color="C0504D" w:themeColor="accent2" w:sz="8" w:space="0"/>
+          <w:right w:val="single" w:color="C0504D" w:themeColor="accent2" w:sz="8" w:space="0"/>
         </w:tcBorders>
       </w:tcPr>
     </w:tblStylePr>
@@ -2980,10 +3007,10 @@
       <w:tblPr/>
       <w:tcPr>
         <w:tcBorders>
-          <w:top w:val="single" w:sz="8" w:space="0" w:color="C0504D" w:themeColor="accent2"/>
-          <w:left w:val="single" w:sz="8" w:space="0" w:color="C0504D" w:themeColor="accent2"/>
-          <w:bottom w:val="single" w:sz="8" w:space="0" w:color="C0504D" w:themeColor="accent2"/>
-          <w:right w:val="single" w:sz="8" w:space="0" w:color="C0504D" w:themeColor="accent2"/>
+          <w:top w:val="single" w:color="C0504D" w:themeColor="accent2" w:sz="8" w:space="0"/>
+          <w:left w:val="single" w:color="C0504D" w:themeColor="accent2" w:sz="8" w:space="0"/>
+          <w:bottom w:val="single" w:color="C0504D" w:themeColor="accent2" w:sz="8" w:space="0"/>
+          <w:right w:val="single" w:color="C0504D" w:themeColor="accent2" w:sz="8" w:space="0"/>
         </w:tcBorders>
       </w:tcPr>
     </w:tblStylePr>
@@ -2991,10 +3018,10 @@
       <w:tblPr/>
       <w:tcPr>
         <w:tcBorders>
-          <w:top w:val="single" w:sz="8" w:space="0" w:color="C0504D" w:themeColor="accent2"/>
-          <w:left w:val="single" w:sz="8" w:space="0" w:color="C0504D" w:themeColor="accent2"/>
-          <w:bottom w:val="single" w:sz="8" w:space="0" w:color="C0504D" w:themeColor="accent2"/>
-          <w:right w:val="single" w:sz="8" w:space="0" w:color="C0504D" w:themeColor="accent2"/>
+          <w:top w:val="single" w:color="C0504D" w:themeColor="accent2" w:sz="8" w:space="0"/>
+          <w:left w:val="single" w:color="C0504D" w:themeColor="accent2" w:sz="8" w:space="0"/>
+          <w:bottom w:val="single" w:color="C0504D" w:themeColor="accent2" w:sz="8" w:space="0"/>
+          <w:right w:val="single" w:color="C0504D" w:themeColor="accent2" w:sz="8" w:space="0"/>
         </w:tcBorders>
       </w:tcPr>
     </w:tblStylePr>
@@ -3012,10 +3039,10 @@
       <w:tblStyleColBandSize w:val="1"/>
       <w:tblInd w:w="0" w:type="dxa"/>
       <w:tblBorders>
-        <w:top w:val="single" w:sz="8" w:space="0" w:color="9BBB59" w:themeColor="accent3"/>
-        <w:left w:val="single" w:sz="8" w:space="0" w:color="9BBB59" w:themeColor="accent3"/>
-        <w:bottom w:val="single" w:sz="8" w:space="0" w:color="9BBB59" w:themeColor="accent3"/>
-        <w:right w:val="single" w:sz="8" w:space="0" w:color="9BBB59" w:themeColor="accent3"/>
+        <w:top w:val="single" w:color="9BBB59" w:themeColor="accent3" w:sz="8" w:space="0"/>
+        <w:left w:val="single" w:color="9BBB59" w:themeColor="accent3" w:sz="8" w:space="0"/>
+        <w:bottom w:val="single" w:color="9BBB59" w:themeColor="accent3" w:sz="8" w:space="0"/>
+        <w:right w:val="single" w:color="9BBB59" w:themeColor="accent3" w:sz="8" w:space="0"/>
       </w:tblBorders>
       <w:tblCellMar>
         <w:top w:w="0" w:type="dxa"/>
@@ -3049,10 +3076,10 @@
       <w:tblPr/>
       <w:tcPr>
         <w:tcBorders>
-          <w:top w:val="double" w:sz="6" w:space="0" w:color="9BBB59" w:themeColor="accent3"/>
-          <w:left w:val="single" w:sz="8" w:space="0" w:color="9BBB59" w:themeColor="accent3"/>
-          <w:bottom w:val="single" w:sz="8" w:space="0" w:color="9BBB59" w:themeColor="accent3"/>
-          <w:right w:val="single" w:sz="8" w:space="0" w:color="9BBB59" w:themeColor="accent3"/>
+          <w:top w:val="double" w:color="9BBB59" w:themeColor="accent3" w:sz="6" w:space="0"/>
+          <w:left w:val="single" w:color="9BBB59" w:themeColor="accent3" w:sz="8" w:space="0"/>
+          <w:bottom w:val="single" w:color="9BBB59" w:themeColor="accent3" w:sz="8" w:space="0"/>
+          <w:right w:val="single" w:color="9BBB59" w:themeColor="accent3" w:sz="8" w:space="0"/>
         </w:tcBorders>
       </w:tcPr>
     </w:tblStylePr>
@@ -3072,10 +3099,10 @@
       <w:tblPr/>
       <w:tcPr>
         <w:tcBorders>
-          <w:top w:val="single" w:sz="8" w:space="0" w:color="9BBB59" w:themeColor="accent3"/>
-          <w:left w:val="single" w:sz="8" w:space="0" w:color="9BBB59" w:themeColor="accent3"/>
-          <w:bottom w:val="single" w:sz="8" w:space="0" w:color="9BBB59" w:themeColor="accent3"/>
-          <w:right w:val="single" w:sz="8" w:space="0" w:color="9BBB59" w:themeColor="accent3"/>
+          <w:top w:val="single" w:color="9BBB59" w:themeColor="accent3" w:sz="8" w:space="0"/>
+          <w:left w:val="single" w:color="9BBB59" w:themeColor="accent3" w:sz="8" w:space="0"/>
+          <w:bottom w:val="single" w:color="9BBB59" w:themeColor="accent3" w:sz="8" w:space="0"/>
+          <w:right w:val="single" w:color="9BBB59" w:themeColor="accent3" w:sz="8" w:space="0"/>
         </w:tcBorders>
       </w:tcPr>
     </w:tblStylePr>
@@ -3083,10 +3110,10 @@
       <w:tblPr/>
       <w:tcPr>
         <w:tcBorders>
-          <w:top w:val="single" w:sz="8" w:space="0" w:color="9BBB59" w:themeColor="accent3"/>
-          <w:left w:val="single" w:sz="8" w:space="0" w:color="9BBB59" w:themeColor="accent3"/>
-          <w:bottom w:val="single" w:sz="8" w:space="0" w:color="9BBB59" w:themeColor="accent3"/>
-          <w:right w:val="single" w:sz="8" w:space="0" w:color="9BBB59" w:themeColor="accent3"/>
+          <w:top w:val="single" w:color="9BBB59" w:themeColor="accent3" w:sz="8" w:space="0"/>
+          <w:left w:val="single" w:color="9BBB59" w:themeColor="accent3" w:sz="8" w:space="0"/>
+          <w:bottom w:val="single" w:color="9BBB59" w:themeColor="accent3" w:sz="8" w:space="0"/>
+          <w:right w:val="single" w:color="9BBB59" w:themeColor="accent3" w:sz="8" w:space="0"/>
         </w:tcBorders>
       </w:tcPr>
     </w:tblStylePr>
@@ -3104,10 +3131,10 @@
       <w:tblStyleColBandSize w:val="1"/>
       <w:tblInd w:w="0" w:type="dxa"/>
       <w:tblBorders>
-        <w:top w:val="single" w:sz="8" w:space="0" w:color="8064A2" w:themeColor="accent4"/>
-        <w:left w:val="single" w:sz="8" w:space="0" w:color="8064A2" w:themeColor="accent4"/>
-        <w:bottom w:val="single" w:sz="8" w:space="0" w:color="8064A2" w:themeColor="accent4"/>
-        <w:right w:val="single" w:sz="8" w:space="0" w:color="8064A2" w:themeColor="accent4"/>
+        <w:top w:val="single" w:color="8064A2" w:themeColor="accent4" w:sz="8" w:space="0"/>
+        <w:left w:val="single" w:color="8064A2" w:themeColor="accent4" w:sz="8" w:space="0"/>
+        <w:bottom w:val="single" w:color="8064A2" w:themeColor="accent4" w:sz="8" w:space="0"/>
+        <w:right w:val="single" w:color="8064A2" w:themeColor="accent4" w:sz="8" w:space="0"/>
       </w:tblBorders>
       <w:tblCellMar>
         <w:top w:w="0" w:type="dxa"/>
@@ -3141,10 +3168,10 @@
       <w:tblPr/>
       <w:tcPr>
         <w:tcBorders>
-          <w:top w:val="double" w:sz="6" w:space="0" w:color="8064A2" w:themeColor="accent4"/>
-          <w:left w:val="single" w:sz="8" w:space="0" w:color="8064A2" w:themeColor="accent4"/>
-          <w:bottom w:val="single" w:sz="8" w:space="0" w:color="8064A2" w:themeColor="accent4"/>
-          <w:right w:val="single" w:sz="8" w:space="0" w:color="8064A2" w:themeColor="accent4"/>
+          <w:top w:val="double" w:color="8064A2" w:themeColor="accent4" w:sz="6" w:space="0"/>
+          <w:left w:val="single" w:color="8064A2" w:themeColor="accent4" w:sz="8" w:space="0"/>
+          <w:bottom w:val="single" w:color="8064A2" w:themeColor="accent4" w:sz="8" w:space="0"/>
+          <w:right w:val="single" w:color="8064A2" w:themeColor="accent4" w:sz="8" w:space="0"/>
         </w:tcBorders>
       </w:tcPr>
     </w:tblStylePr>
@@ -3164,10 +3191,10 @@
       <w:tblPr/>
       <w:tcPr>
         <w:tcBorders>
-          <w:top w:val="single" w:sz="8" w:space="0" w:color="8064A2" w:themeColor="accent4"/>
-          <w:left w:val="single" w:sz="8" w:space="0" w:color="8064A2" w:themeColor="accent4"/>
-          <w:bottom w:val="single" w:sz="8" w:space="0" w:color="8064A2" w:themeColor="accent4"/>
-          <w:right w:val="single" w:sz="8" w:space="0" w:color="8064A2" w:themeColor="accent4"/>
+          <w:top w:val="single" w:color="8064A2" w:themeColor="accent4" w:sz="8" w:space="0"/>
+          <w:left w:val="single" w:color="8064A2" w:themeColor="accent4" w:sz="8" w:space="0"/>
+          <w:bottom w:val="single" w:color="8064A2" w:themeColor="accent4" w:sz="8" w:space="0"/>
+          <w:right w:val="single" w:color="8064A2" w:themeColor="accent4" w:sz="8" w:space="0"/>
         </w:tcBorders>
       </w:tcPr>
     </w:tblStylePr>
@@ -3175,10 +3202,10 @@
       <w:tblPr/>
       <w:tcPr>
         <w:tcBorders>
-          <w:top w:val="single" w:sz="8" w:space="0" w:color="8064A2" w:themeColor="accent4"/>
-          <w:left w:val="single" w:sz="8" w:space="0" w:color="8064A2" w:themeColor="accent4"/>
-          <w:bottom w:val="single" w:sz="8" w:space="0" w:color="8064A2" w:themeColor="accent4"/>
-          <w:right w:val="single" w:sz="8" w:space="0" w:color="8064A2" w:themeColor="accent4"/>
+          <w:top w:val="single" w:color="8064A2" w:themeColor="accent4" w:sz="8" w:space="0"/>
+          <w:left w:val="single" w:color="8064A2" w:themeColor="accent4" w:sz="8" w:space="0"/>
+          <w:bottom w:val="single" w:color="8064A2" w:themeColor="accent4" w:sz="8" w:space="0"/>
+          <w:right w:val="single" w:color="8064A2" w:themeColor="accent4" w:sz="8" w:space="0"/>
         </w:tcBorders>
       </w:tcPr>
     </w:tblStylePr>
@@ -3196,10 +3223,10 @@
       <w:tblStyleColBandSize w:val="1"/>
       <w:tblInd w:w="0" w:type="dxa"/>
       <w:tblBorders>
-        <w:top w:val="single" w:sz="8" w:space="0" w:color="4BACC6" w:themeColor="accent5"/>
-        <w:left w:val="single" w:sz="8" w:space="0" w:color="4BACC6" w:themeColor="accent5"/>
-        <w:bottom w:val="single" w:sz="8" w:space="0" w:color="4BACC6" w:themeColor="accent5"/>
-        <w:right w:val="single" w:sz="8" w:space="0" w:color="4BACC6" w:themeColor="accent5"/>
+        <w:top w:val="single" w:color="4BACC6" w:themeColor="accent5" w:sz="8" w:space="0"/>
+        <w:left w:val="single" w:color="4BACC6" w:themeColor="accent5" w:sz="8" w:space="0"/>
+        <w:bottom w:val="single" w:color="4BACC6" w:themeColor="accent5" w:sz="8" w:space="0"/>
+        <w:right w:val="single" w:color="4BACC6" w:themeColor="accent5" w:sz="8" w:space="0"/>
       </w:tblBorders>
       <w:tblCellMar>
         <w:top w:w="0" w:type="dxa"/>
@@ -3233,10 +3260,10 @@
       <w:tblPr/>
       <w:tcPr>
         <w:tcBorders>
-          <w:top w:val="double" w:sz="6" w:space="0" w:color="4BACC6" w:themeColor="accent5"/>
-          <w:left w:val="single" w:sz="8" w:space="0" w:color="4BACC6" w:themeColor="accent5"/>
-          <w:bottom w:val="single" w:sz="8" w:space="0" w:color="4BACC6" w:themeColor="accent5"/>
-          <w:right w:val="single" w:sz="8" w:space="0" w:color="4BACC6" w:themeColor="accent5"/>
+          <w:top w:val="double" w:color="4BACC6" w:themeColor="accent5" w:sz="6" w:space="0"/>
+          <w:left w:val="single" w:color="4BACC6" w:themeColor="accent5" w:sz="8" w:space="0"/>
+          <w:bottom w:val="single" w:color="4BACC6" w:themeColor="accent5" w:sz="8" w:space="0"/>
+          <w:right w:val="single" w:color="4BACC6" w:themeColor="accent5" w:sz="8" w:space="0"/>
         </w:tcBorders>
       </w:tcPr>
     </w:tblStylePr>
@@ -3256,10 +3283,10 @@
       <w:tblPr/>
       <w:tcPr>
         <w:tcBorders>
-          <w:top w:val="single" w:sz="8" w:space="0" w:color="4BACC6" w:themeColor="accent5"/>
-          <w:left w:val="single" w:sz="8" w:space="0" w:color="4BACC6" w:themeColor="accent5"/>
-          <w:bottom w:val="single" w:sz="8" w:space="0" w:color="4BACC6" w:themeColor="accent5"/>
-          <w:right w:val="single" w:sz="8" w:space="0" w:color="4BACC6" w:themeColor="accent5"/>
+          <w:top w:val="single" w:color="4BACC6" w:themeColor="accent5" w:sz="8" w:space="0"/>
+          <w:left w:val="single" w:color="4BACC6" w:themeColor="accent5" w:sz="8" w:space="0"/>
+          <w:bottom w:val="single" w:color="4BACC6" w:themeColor="accent5" w:sz="8" w:space="0"/>
+          <w:right w:val="single" w:color="4BACC6" w:themeColor="accent5" w:sz="8" w:space="0"/>
         </w:tcBorders>
       </w:tcPr>
     </w:tblStylePr>
@@ -3267,10 +3294,10 @@
       <w:tblPr/>
       <w:tcPr>
         <w:tcBorders>
-          <w:top w:val="single" w:sz="8" w:space="0" w:color="4BACC6" w:themeColor="accent5"/>
-          <w:left w:val="single" w:sz="8" w:space="0" w:color="4BACC6" w:themeColor="accent5"/>
-          <w:bottom w:val="single" w:sz="8" w:space="0" w:color="4BACC6" w:themeColor="accent5"/>
-          <w:right w:val="single" w:sz="8" w:space="0" w:color="4BACC6" w:themeColor="accent5"/>
+          <w:top w:val="single" w:color="4BACC6" w:themeColor="accent5" w:sz="8" w:space="0"/>
+          <w:left w:val="single" w:color="4BACC6" w:themeColor="accent5" w:sz="8" w:space="0"/>
+          <w:bottom w:val="single" w:color="4BACC6" w:themeColor="accent5" w:sz="8" w:space="0"/>
+          <w:right w:val="single" w:color="4BACC6" w:themeColor="accent5" w:sz="8" w:space="0"/>
         </w:tcBorders>
       </w:tcPr>
     </w:tblStylePr>
@@ -3288,10 +3315,10 @@
       <w:tblStyleColBandSize w:val="1"/>
       <w:tblInd w:w="0" w:type="dxa"/>
       <w:tblBorders>
-        <w:top w:val="single" w:sz="8" w:space="0" w:color="F79646" w:themeColor="accent6"/>
-        <w:left w:val="single" w:sz="8" w:space="0" w:color="F79646" w:themeColor="accent6"/>
-        <w:bottom w:val="single" w:sz="8" w:space="0" w:color="F79646" w:themeColor="accent6"/>
-        <w:right w:val="single" w:sz="8" w:space="0" w:color="F79646" w:themeColor="accent6"/>
+        <w:top w:val="single" w:color="F79646" w:themeColor="accent6" w:sz="8" w:space="0"/>
+        <w:left w:val="single" w:color="F79646" w:themeColor="accent6" w:sz="8" w:space="0"/>
+        <w:bottom w:val="single" w:color="F79646" w:themeColor="accent6" w:sz="8" w:space="0"/>
+        <w:right w:val="single" w:color="F79646" w:themeColor="accent6" w:sz="8" w:space="0"/>
       </w:tblBorders>
       <w:tblCellMar>
         <w:top w:w="0" w:type="dxa"/>
@@ -3325,10 +3352,10 @@
       <w:tblPr/>
       <w:tcPr>
         <w:tcBorders>
-          <w:top w:val="double" w:sz="6" w:space="0" w:color="F79646" w:themeColor="accent6"/>
-          <w:left w:val="single" w:sz="8" w:space="0" w:color="F79646" w:themeColor="accent6"/>
-          <w:bottom w:val="single" w:sz="8" w:space="0" w:color="F79646" w:themeColor="accent6"/>
-          <w:right w:val="single" w:sz="8" w:space="0" w:color="F79646" w:themeColor="accent6"/>
+          <w:top w:val="double" w:color="F79646" w:themeColor="accent6" w:sz="6" w:space="0"/>
+          <w:left w:val="single" w:color="F79646" w:themeColor="accent6" w:sz="8" w:space="0"/>
+          <w:bottom w:val="single" w:color="F79646" w:themeColor="accent6" w:sz="8" w:space="0"/>
+          <w:right w:val="single" w:color="F79646" w:themeColor="accent6" w:sz="8" w:space="0"/>
         </w:tcBorders>
       </w:tcPr>
     </w:tblStylePr>
@@ -3348,10 +3375,10 @@
       <w:tblPr/>
       <w:tcPr>
         <w:tcBorders>
-          <w:top w:val="single" w:sz="8" w:space="0" w:color="F79646" w:themeColor="accent6"/>
-          <w:left w:val="single" w:sz="8" w:space="0" w:color="F79646" w:themeColor="accent6"/>
-          <w:bottom w:val="single" w:sz="8" w:space="0" w:color="F79646" w:themeColor="accent6"/>
-          <w:right w:val="single" w:sz="8" w:space="0" w:color="F79646" w:themeColor="accent6"/>
+          <w:top w:val="single" w:color="F79646" w:themeColor="accent6" w:sz="8" w:space="0"/>
+          <w:left w:val="single" w:color="F79646" w:themeColor="accent6" w:sz="8" w:space="0"/>
+          <w:bottom w:val="single" w:color="F79646" w:themeColor="accent6" w:sz="8" w:space="0"/>
+          <w:right w:val="single" w:color="F79646" w:themeColor="accent6" w:sz="8" w:space="0"/>
         </w:tcBorders>
       </w:tcPr>
     </w:tblStylePr>
@@ -3359,10 +3386,10 @@
       <w:tblPr/>
       <w:tcPr>
         <w:tcBorders>
-          <w:top w:val="single" w:sz="8" w:space="0" w:color="F79646" w:themeColor="accent6"/>
-          <w:left w:val="single" w:sz="8" w:space="0" w:color="F79646" w:themeColor="accent6"/>
-          <w:bottom w:val="single" w:sz="8" w:space="0" w:color="F79646" w:themeColor="accent6"/>
-          <w:right w:val="single" w:sz="8" w:space="0" w:color="F79646" w:themeColor="accent6"/>
+          <w:top w:val="single" w:color="F79646" w:themeColor="accent6" w:sz="8" w:space="0"/>
+          <w:left w:val="single" w:color="F79646" w:themeColor="accent6" w:sz="8" w:space="0"/>
+          <w:bottom w:val="single" w:color="F79646" w:themeColor="accent6" w:sz="8" w:space="0"/>
+          <w:right w:val="single" w:color="F79646" w:themeColor="accent6" w:sz="8" w:space="0"/>
         </w:tcBorders>
       </w:tcPr>
     </w:tblStylePr>
@@ -3380,12 +3407,12 @@
       <w:tblStyleColBandSize w:val="1"/>
       <w:tblInd w:w="0" w:type="dxa"/>
       <w:tblBorders>
-        <w:top w:val="single" w:sz="8" w:space="0" w:color="000000" w:themeColor="text1"/>
-        <w:left w:val="single" w:sz="8" w:space="0" w:color="000000" w:themeColor="text1"/>
-        <w:bottom w:val="single" w:sz="8" w:space="0" w:color="000000" w:themeColor="text1"/>
-        <w:right w:val="single" w:sz="8" w:space="0" w:color="000000" w:themeColor="text1"/>
-        <w:insideH w:val="single" w:sz="8" w:space="0" w:color="000000" w:themeColor="text1"/>
-        <w:insideV w:val="single" w:sz="8" w:space="0" w:color="000000" w:themeColor="text1"/>
+        <w:top w:val="single" w:color="000000" w:themeColor="text1" w:sz="8" w:space="0"/>
+        <w:left w:val="single" w:color="000000" w:themeColor="text1" w:sz="8" w:space="0"/>
+        <w:bottom w:val="single" w:color="000000" w:themeColor="text1" w:sz="8" w:space="0"/>
+        <w:right w:val="single" w:color="000000" w:themeColor="text1" w:sz="8" w:space="0"/>
+        <w:insideH w:val="single" w:color="000000" w:themeColor="text1" w:sz="8" w:space="0"/>
+        <w:insideV w:val="single" w:color="000000" w:themeColor="text1" w:sz="8" w:space="0"/>
       </w:tblBorders>
       <w:tblCellMar>
         <w:top w:w="0" w:type="dxa"/>
@@ -3399,19 +3426,19 @@
         <w:spacing w:before="0" w:after="0" w:line="240" w:lineRule="auto"/>
       </w:pPr>
       <w:rPr>
-        <w:rFonts w:asciiTheme="majorHAnsi" w:eastAsiaTheme="majorEastAsia" w:hAnsiTheme="majorHAnsi" w:cstheme="majorBidi"/>
-        <w:b/>
-        <w:bCs/>
-      </w:rPr>
-      <w:tblPr/>
-      <w:tcPr>
-        <w:tcBorders>
-          <w:top w:val="single" w:sz="8" w:space="0" w:color="000000" w:themeColor="text1"/>
-          <w:left w:val="single" w:sz="8" w:space="0" w:color="000000" w:themeColor="text1"/>
-          <w:bottom w:val="single" w:sz="18" w:space="0" w:color="000000" w:themeColor="text1"/>
-          <w:right w:val="single" w:sz="8" w:space="0" w:color="000000" w:themeColor="text1"/>
-          <w:insideH w:val="nil"/>
-          <w:insideV w:val="single" w:sz="8" w:space="0" w:color="000000" w:themeColor="text1"/>
+        <w:rFonts w:asciiTheme="majorHAnsi" w:hAnsiTheme="majorHAnsi" w:eastAsiaTheme="majorEastAsia" w:cstheme="majorBidi"/>
+        <w:b/>
+        <w:bCs/>
+      </w:rPr>
+      <w:tblPr/>
+      <w:tcPr>
+        <w:tcBorders>
+          <w:top w:val="single" w:color="000000" w:themeColor="text1" w:sz="8" w:space="0"/>
+          <w:left w:val="single" w:color="000000" w:themeColor="text1" w:sz="8" w:space="0"/>
+          <w:bottom w:val="single" w:color="000000" w:themeColor="text1" w:sz="18" w:space="0"/>
+          <w:right w:val="single" w:color="000000" w:themeColor="text1" w:sz="8" w:space="0"/>
+          <w:insideH w:val="nil"/>
+          <w:insideV w:val="single" w:color="000000" w:themeColor="text1" w:sz="8" w:space="0"/>
         </w:tcBorders>
       </w:tcPr>
     </w:tblStylePr>
@@ -3420,42 +3447,42 @@
         <w:spacing w:before="0" w:after="0" w:line="240" w:lineRule="auto"/>
       </w:pPr>
       <w:rPr>
-        <w:rFonts w:asciiTheme="majorHAnsi" w:eastAsiaTheme="majorEastAsia" w:hAnsiTheme="majorHAnsi" w:cstheme="majorBidi"/>
-        <w:b/>
-        <w:bCs/>
-      </w:rPr>
-      <w:tblPr/>
-      <w:tcPr>
-        <w:tcBorders>
-          <w:top w:val="double" w:sz="6" w:space="0" w:color="000000" w:themeColor="text1"/>
-          <w:left w:val="single" w:sz="8" w:space="0" w:color="000000" w:themeColor="text1"/>
-          <w:bottom w:val="single" w:sz="8" w:space="0" w:color="000000" w:themeColor="text1"/>
-          <w:right w:val="single" w:sz="8" w:space="0" w:color="000000" w:themeColor="text1"/>
-          <w:insideH w:val="nil"/>
-          <w:insideV w:val="single" w:sz="8" w:space="0" w:color="000000" w:themeColor="text1"/>
+        <w:rFonts w:asciiTheme="majorHAnsi" w:hAnsiTheme="majorHAnsi" w:eastAsiaTheme="majorEastAsia" w:cstheme="majorBidi"/>
+        <w:b/>
+        <w:bCs/>
+      </w:rPr>
+      <w:tblPr/>
+      <w:tcPr>
+        <w:tcBorders>
+          <w:top w:val="double" w:color="000000" w:themeColor="text1" w:sz="6" w:space="0"/>
+          <w:left w:val="single" w:color="000000" w:themeColor="text1" w:sz="8" w:space="0"/>
+          <w:bottom w:val="single" w:color="000000" w:themeColor="text1" w:sz="8" w:space="0"/>
+          <w:right w:val="single" w:color="000000" w:themeColor="text1" w:sz="8" w:space="0"/>
+          <w:insideH w:val="nil"/>
+          <w:insideV w:val="single" w:color="000000" w:themeColor="text1" w:sz="8" w:space="0"/>
         </w:tcBorders>
       </w:tcPr>
     </w:tblStylePr>
     <w:tblStylePr w:type="firstCol">
       <w:rPr>
-        <w:rFonts w:asciiTheme="majorHAnsi" w:eastAsiaTheme="majorEastAsia" w:hAnsiTheme="majorHAnsi" w:cstheme="majorBidi"/>
+        <w:rFonts w:asciiTheme="majorHAnsi" w:hAnsiTheme="majorHAnsi" w:eastAsiaTheme="majorEastAsia" w:cstheme="majorBidi"/>
         <w:b/>
         <w:bCs/>
       </w:rPr>
     </w:tblStylePr>
     <w:tblStylePr w:type="lastCol">
       <w:rPr>
-        <w:rFonts w:asciiTheme="majorHAnsi" w:eastAsiaTheme="majorEastAsia" w:hAnsiTheme="majorHAnsi" w:cstheme="majorBidi"/>
-        <w:b/>
-        <w:bCs/>
-      </w:rPr>
-      <w:tblPr/>
-      <w:tcPr>
-        <w:tcBorders>
-          <w:top w:val="single" w:sz="8" w:space="0" w:color="000000" w:themeColor="text1"/>
-          <w:left w:val="single" w:sz="8" w:space="0" w:color="000000" w:themeColor="text1"/>
-          <w:bottom w:val="single" w:sz="8" w:space="0" w:color="000000" w:themeColor="text1"/>
-          <w:right w:val="single" w:sz="8" w:space="0" w:color="000000" w:themeColor="text1"/>
+        <w:rFonts w:asciiTheme="majorHAnsi" w:hAnsiTheme="majorHAnsi" w:eastAsiaTheme="majorEastAsia" w:cstheme="majorBidi"/>
+        <w:b/>
+        <w:bCs/>
+      </w:rPr>
+      <w:tblPr/>
+      <w:tcPr>
+        <w:tcBorders>
+          <w:top w:val="single" w:color="000000" w:themeColor="text1" w:sz="8" w:space="0"/>
+          <w:left w:val="single" w:color="000000" w:themeColor="text1" w:sz="8" w:space="0"/>
+          <w:bottom w:val="single" w:color="000000" w:themeColor="text1" w:sz="8" w:space="0"/>
+          <w:right w:val="single" w:color="000000" w:themeColor="text1" w:sz="8" w:space="0"/>
         </w:tcBorders>
       </w:tcPr>
     </w:tblStylePr>
@@ -3463,10 +3490,10 @@
       <w:tblPr/>
       <w:tcPr>
         <w:tcBorders>
-          <w:top w:val="single" w:sz="8" w:space="0" w:color="000000" w:themeColor="text1"/>
-          <w:left w:val="single" w:sz="8" w:space="0" w:color="000000" w:themeColor="text1"/>
-          <w:bottom w:val="single" w:sz="8" w:space="0" w:color="000000" w:themeColor="text1"/>
-          <w:right w:val="single" w:sz="8" w:space="0" w:color="000000" w:themeColor="text1"/>
+          <w:top w:val="single" w:color="000000" w:themeColor="text1" w:sz="8" w:space="0"/>
+          <w:left w:val="single" w:color="000000" w:themeColor="text1" w:sz="8" w:space="0"/>
+          <w:bottom w:val="single" w:color="000000" w:themeColor="text1" w:sz="8" w:space="0"/>
+          <w:right w:val="single" w:color="000000" w:themeColor="text1" w:sz="8" w:space="0"/>
         </w:tcBorders>
         <w:shd w:val="clear" w:color="auto" w:fill="C0C0C0" w:themeFill="text1" w:themeFillTint="3F"/>
       </w:tcPr>
@@ -3475,11 +3502,11 @@
       <w:tblPr/>
       <w:tcPr>
         <w:tcBorders>
-          <w:top w:val="single" w:sz="8" w:space="0" w:color="000000" w:themeColor="text1"/>
-          <w:left w:val="single" w:sz="8" w:space="0" w:color="000000" w:themeColor="text1"/>
-          <w:bottom w:val="single" w:sz="8" w:space="0" w:color="000000" w:themeColor="text1"/>
-          <w:right w:val="single" w:sz="8" w:space="0" w:color="000000" w:themeColor="text1"/>
-          <w:insideV w:val="single" w:sz="8" w:space="0" w:color="000000" w:themeColor="text1"/>
+          <w:top w:val="single" w:color="000000" w:themeColor="text1" w:sz="8" w:space="0"/>
+          <w:left w:val="single" w:color="000000" w:themeColor="text1" w:sz="8" w:space="0"/>
+          <w:bottom w:val="single" w:color="000000" w:themeColor="text1" w:sz="8" w:space="0"/>
+          <w:right w:val="single" w:color="000000" w:themeColor="text1" w:sz="8" w:space="0"/>
+          <w:insideV w:val="single" w:color="000000" w:themeColor="text1" w:sz="8" w:space="0"/>
         </w:tcBorders>
         <w:shd w:val="clear" w:color="auto" w:fill="C0C0C0" w:themeFill="text1" w:themeFillTint="3F"/>
       </w:tcPr>
@@ -3488,11 +3515,11 @@
       <w:tblPr/>
       <w:tcPr>
         <w:tcBorders>
-          <w:top w:val="single" w:sz="8" w:space="0" w:color="000000" w:themeColor="text1"/>
-          <w:left w:val="single" w:sz="8" w:space="0" w:color="000000" w:themeColor="text1"/>
-          <w:bottom w:val="single" w:sz="8" w:space="0" w:color="000000" w:themeColor="text1"/>
-          <w:right w:val="single" w:sz="8" w:space="0" w:color="000000" w:themeColor="text1"/>
-          <w:insideV w:val="single" w:sz="8" w:space="0" w:color="000000" w:themeColor="text1"/>
+          <w:top w:val="single" w:color="000000" w:themeColor="text1" w:sz="8" w:space="0"/>
+          <w:left w:val="single" w:color="000000" w:themeColor="text1" w:sz="8" w:space="0"/>
+          <w:bottom w:val="single" w:color="000000" w:themeColor="text1" w:sz="8" w:space="0"/>
+          <w:right w:val="single" w:color="000000" w:themeColor="text1" w:sz="8" w:space="0"/>
+          <w:insideV w:val="single" w:color="000000" w:themeColor="text1" w:sz="8" w:space="0"/>
         </w:tcBorders>
       </w:tcPr>
     </w:tblStylePr>
@@ -3510,12 +3537,12 @@
       <w:tblStyleColBandSize w:val="1"/>
       <w:tblInd w:w="0" w:type="dxa"/>
       <w:tblBorders>
-        <w:top w:val="single" w:sz="8" w:space="0" w:color="4F81BD" w:themeColor="accent1"/>
-        <w:left w:val="single" w:sz="8" w:space="0" w:color="4F81BD" w:themeColor="accent1"/>
-        <w:bottom w:val="single" w:sz="8" w:space="0" w:color="4F81BD" w:themeColor="accent1"/>
-        <w:right w:val="single" w:sz="8" w:space="0" w:color="4F81BD" w:themeColor="accent1"/>
-        <w:insideH w:val="single" w:sz="8" w:space="0" w:color="4F81BD" w:themeColor="accent1"/>
-        <w:insideV w:val="single" w:sz="8" w:space="0" w:color="4F81BD" w:themeColor="accent1"/>
+        <w:top w:val="single" w:color="4F81BD" w:themeColor="accent1" w:sz="8" w:space="0"/>
+        <w:left w:val="single" w:color="4F81BD" w:themeColor="accent1" w:sz="8" w:space="0"/>
+        <w:bottom w:val="single" w:color="4F81BD" w:themeColor="accent1" w:sz="8" w:space="0"/>
+        <w:right w:val="single" w:color="4F81BD" w:themeColor="accent1" w:sz="8" w:space="0"/>
+        <w:insideH w:val="single" w:color="4F81BD" w:themeColor="accent1" w:sz="8" w:space="0"/>
+        <w:insideV w:val="single" w:color="4F81BD" w:themeColor="accent1" w:sz="8" w:space="0"/>
       </w:tblBorders>
       <w:tblCellMar>
         <w:top w:w="0" w:type="dxa"/>
@@ -3529,19 +3556,19 @@
         <w:spacing w:before="0" w:after="0" w:line="240" w:lineRule="auto"/>
       </w:pPr>
       <w:rPr>
-        <w:rFonts w:asciiTheme="majorHAnsi" w:eastAsiaTheme="majorEastAsia" w:hAnsiTheme="majorHAnsi" w:cstheme="majorBidi"/>
-        <w:b/>
-        <w:bCs/>
-      </w:rPr>
-      <w:tblPr/>
-      <w:tcPr>
-        <w:tcBorders>
-          <w:top w:val="single" w:sz="8" w:space="0" w:color="4F81BD" w:themeColor="accent1"/>
-          <w:left w:val="single" w:sz="8" w:space="0" w:color="4F81BD" w:themeColor="accent1"/>
-          <w:bottom w:val="single" w:sz="18" w:space="0" w:color="4F81BD" w:themeColor="accent1"/>
-          <w:right w:val="single" w:sz="8" w:space="0" w:color="4F81BD" w:themeColor="accent1"/>
-          <w:insideH w:val="nil"/>
-          <w:insideV w:val="single" w:sz="8" w:space="0" w:color="4F81BD" w:themeColor="accent1"/>
+        <w:rFonts w:asciiTheme="majorHAnsi" w:hAnsiTheme="majorHAnsi" w:eastAsiaTheme="majorEastAsia" w:cstheme="majorBidi"/>
+        <w:b/>
+        <w:bCs/>
+      </w:rPr>
+      <w:tblPr/>
+      <w:tcPr>
+        <w:tcBorders>
+          <w:top w:val="single" w:color="4F81BD" w:themeColor="accent1" w:sz="8" w:space="0"/>
+          <w:left w:val="single" w:color="4F81BD" w:themeColor="accent1" w:sz="8" w:space="0"/>
+          <w:bottom w:val="single" w:color="4F81BD" w:themeColor="accent1" w:sz="18" w:space="0"/>
+          <w:right w:val="single" w:color="4F81BD" w:themeColor="accent1" w:sz="8" w:space="0"/>
+          <w:insideH w:val="nil"/>
+          <w:insideV w:val="single" w:color="4F81BD" w:themeColor="accent1" w:sz="8" w:space="0"/>
         </w:tcBorders>
       </w:tcPr>
     </w:tblStylePr>
@@ -3550,42 +3577,42 @@
         <w:spacing w:before="0" w:after="0" w:line="240" w:lineRule="auto"/>
       </w:pPr>
       <w:rPr>
-        <w:rFonts w:asciiTheme="majorHAnsi" w:eastAsiaTheme="majorEastAsia" w:hAnsiTheme="majorHAnsi" w:cstheme="majorBidi"/>
-        <w:b/>
-        <w:bCs/>
-      </w:rPr>
-      <w:tblPr/>
-      <w:tcPr>
-        <w:tcBorders>
-          <w:top w:val="double" w:sz="6" w:space="0" w:color="4F81BD" w:themeColor="accent1"/>
-          <w:left w:val="single" w:sz="8" w:space="0" w:color="4F81BD" w:themeColor="accent1"/>
-          <w:bottom w:val="single" w:sz="8" w:space="0" w:color="4F81BD" w:themeColor="accent1"/>
-          <w:right w:val="single" w:sz="8" w:space="0" w:color="4F81BD" w:themeColor="accent1"/>
-          <w:insideH w:val="nil"/>
-          <w:insideV w:val="single" w:sz="8" w:space="0" w:color="4F81BD" w:themeColor="accent1"/>
+        <w:rFonts w:asciiTheme="majorHAnsi" w:hAnsiTheme="majorHAnsi" w:eastAsiaTheme="majorEastAsia" w:cstheme="majorBidi"/>
+        <w:b/>
+        <w:bCs/>
+      </w:rPr>
+      <w:tblPr/>
+      <w:tcPr>
+        <w:tcBorders>
+          <w:top w:val="double" w:color="4F81BD" w:themeColor="accent1" w:sz="6" w:space="0"/>
+          <w:left w:val="single" w:color="4F81BD" w:themeColor="accent1" w:sz="8" w:space="0"/>
+          <w:bottom w:val="single" w:color="4F81BD" w:themeColor="accent1" w:sz="8" w:space="0"/>
+          <w:right w:val="single" w:color="4F81BD" w:themeColor="accent1" w:sz="8" w:space="0"/>
+          <w:insideH w:val="nil"/>
+          <w:insideV w:val="single" w:color="4F81BD" w:themeColor="accent1" w:sz="8" w:space="0"/>
         </w:tcBorders>
       </w:tcPr>
     </w:tblStylePr>
     <w:tblStylePr w:type="firstCol">
       <w:rPr>
-        <w:rFonts w:asciiTheme="majorHAnsi" w:eastAsiaTheme="majorEastAsia" w:hAnsiTheme="majorHAnsi" w:cstheme="majorBidi"/>
+        <w:rFonts w:asciiTheme="majorHAnsi" w:hAnsiTheme="majorHAnsi" w:eastAsiaTheme="majorEastAsia" w:cstheme="majorBidi"/>
         <w:b/>
         <w:bCs/>
       </w:rPr>
     </w:tblStylePr>
     <w:tblStylePr w:type="lastCol">
       <w:rPr>
-        <w:rFonts w:asciiTheme="majorHAnsi" w:eastAsiaTheme="majorEastAsia" w:hAnsiTheme="majorHAnsi" w:cstheme="majorBidi"/>
-        <w:b/>
-        <w:bCs/>
-      </w:rPr>
-      <w:tblPr/>
-      <w:tcPr>
-        <w:tcBorders>
-          <w:top w:val="single" w:sz="8" w:space="0" w:color="4F81BD" w:themeColor="accent1"/>
-          <w:left w:val="single" w:sz="8" w:space="0" w:color="4F81BD" w:themeColor="accent1"/>
-          <w:bottom w:val="single" w:sz="8" w:space="0" w:color="4F81BD" w:themeColor="accent1"/>
-          <w:right w:val="single" w:sz="8" w:space="0" w:color="4F81BD" w:themeColor="accent1"/>
+        <w:rFonts w:asciiTheme="majorHAnsi" w:hAnsiTheme="majorHAnsi" w:eastAsiaTheme="majorEastAsia" w:cstheme="majorBidi"/>
+        <w:b/>
+        <w:bCs/>
+      </w:rPr>
+      <w:tblPr/>
+      <w:tcPr>
+        <w:tcBorders>
+          <w:top w:val="single" w:color="4F81BD" w:themeColor="accent1" w:sz="8" w:space="0"/>
+          <w:left w:val="single" w:color="4F81BD" w:themeColor="accent1" w:sz="8" w:space="0"/>
+          <w:bottom w:val="single" w:color="4F81BD" w:themeColor="accent1" w:sz="8" w:space="0"/>
+          <w:right w:val="single" w:color="4F81BD" w:themeColor="accent1" w:sz="8" w:space="0"/>
         </w:tcBorders>
       </w:tcPr>
     </w:tblStylePr>
@@ -3593,10 +3620,10 @@
       <w:tblPr/>
       <w:tcPr>
         <w:tcBorders>
-          <w:top w:val="single" w:sz="8" w:space="0" w:color="4F81BD" w:themeColor="accent1"/>
-          <w:left w:val="single" w:sz="8" w:space="0" w:color="4F81BD" w:themeColor="accent1"/>
-          <w:bottom w:val="single" w:sz="8" w:space="0" w:color="4F81BD" w:themeColor="accent1"/>
-          <w:right w:val="single" w:sz="8" w:space="0" w:color="4F81BD" w:themeColor="accent1"/>
+          <w:top w:val="single" w:color="4F81BD" w:themeColor="accent1" w:sz="8" w:space="0"/>
+          <w:left w:val="single" w:color="4F81BD" w:themeColor="accent1" w:sz="8" w:space="0"/>
+          <w:bottom w:val="single" w:color="4F81BD" w:themeColor="accent1" w:sz="8" w:space="0"/>
+          <w:right w:val="single" w:color="4F81BD" w:themeColor="accent1" w:sz="8" w:space="0"/>
         </w:tcBorders>
         <w:shd w:val="clear" w:color="auto" w:fill="D3DFEE" w:themeFill="accent1" w:themeFillTint="3F"/>
       </w:tcPr>
@@ -3605,11 +3632,11 @@
       <w:tblPr/>
       <w:tcPr>
         <w:tcBorders>
-          <w:top w:val="single" w:sz="8" w:space="0" w:color="4F81BD" w:themeColor="accent1"/>
-          <w:left w:val="single" w:sz="8" w:space="0" w:color="4F81BD" w:themeColor="accent1"/>
-          <w:bottom w:val="single" w:sz="8" w:space="0" w:color="4F81BD" w:themeColor="accent1"/>
-          <w:right w:val="single" w:sz="8" w:space="0" w:color="4F81BD" w:themeColor="accent1"/>
-          <w:insideV w:val="single" w:sz="8" w:space="0" w:color="4F81BD" w:themeColor="accent1"/>
+          <w:top w:val="single" w:color="4F81BD" w:themeColor="accent1" w:sz="8" w:space="0"/>
+          <w:left w:val="single" w:color="4F81BD" w:themeColor="accent1" w:sz="8" w:space="0"/>
+          <w:bottom w:val="single" w:color="4F81BD" w:themeColor="accent1" w:sz="8" w:space="0"/>
+          <w:right w:val="single" w:color="4F81BD" w:themeColor="accent1" w:sz="8" w:space="0"/>
+          <w:insideV w:val="single" w:color="4F81BD" w:themeColor="accent1" w:sz="8" w:space="0"/>
         </w:tcBorders>
         <w:shd w:val="clear" w:color="auto" w:fill="D3DFEE" w:themeFill="accent1" w:themeFillTint="3F"/>
       </w:tcPr>
@@ -3618,11 +3645,11 @@
       <w:tblPr/>
       <w:tcPr>
         <w:tcBorders>
-          <w:top w:val="single" w:sz="8" w:space="0" w:color="4F81BD" w:themeColor="accent1"/>
-          <w:left w:val="single" w:sz="8" w:space="0" w:color="4F81BD" w:themeColor="accent1"/>
-          <w:bottom w:val="single" w:sz="8" w:space="0" w:color="4F81BD" w:themeColor="accent1"/>
-          <w:right w:val="single" w:sz="8" w:space="0" w:color="4F81BD" w:themeColor="accent1"/>
-          <w:insideV w:val="single" w:sz="8" w:space="0" w:color="4F81BD" w:themeColor="accent1"/>
+          <w:top w:val="single" w:color="4F81BD" w:themeColor="accent1" w:sz="8" w:space="0"/>
+          <w:left w:val="single" w:color="4F81BD" w:themeColor="accent1" w:sz="8" w:space="0"/>
+          <w:bottom w:val="single" w:color="4F81BD" w:themeColor="accent1" w:sz="8" w:space="0"/>
+          <w:right w:val="single" w:color="4F81BD" w:themeColor="accent1" w:sz="8" w:space="0"/>
+          <w:insideV w:val="single" w:color="4F81BD" w:themeColor="accent1" w:sz="8" w:space="0"/>
         </w:tcBorders>
       </w:tcPr>
     </w:tblStylePr>
@@ -3640,12 +3667,12 @@
       <w:tblStyleColBandSize w:val="1"/>
       <w:tblInd w:w="0" w:type="dxa"/>
       <w:tblBorders>
-        <w:top w:val="single" w:sz="8" w:space="0" w:color="C0504D" w:themeColor="accent2"/>
-        <w:left w:val="single" w:sz="8" w:space="0" w:color="C0504D" w:themeColor="accent2"/>
-        <w:bottom w:val="single" w:sz="8" w:space="0" w:color="C0504D" w:themeColor="accent2"/>
-        <w:right w:val="single" w:sz="8" w:space="0" w:color="C0504D" w:themeColor="accent2"/>
-        <w:insideH w:val="single" w:sz="8" w:space="0" w:color="C0504D" w:themeColor="accent2"/>
-        <w:insideV w:val="single" w:sz="8" w:space="0" w:color="C0504D" w:themeColor="accent2"/>
+        <w:top w:val="single" w:color="C0504D" w:themeColor="accent2" w:sz="8" w:space="0"/>
+        <w:left w:val="single" w:color="C0504D" w:themeColor="accent2" w:sz="8" w:space="0"/>
+        <w:bottom w:val="single" w:color="C0504D" w:themeColor="accent2" w:sz="8" w:space="0"/>
+        <w:right w:val="single" w:color="C0504D" w:themeColor="accent2" w:sz="8" w:space="0"/>
+        <w:insideH w:val="single" w:color="C0504D" w:themeColor="accent2" w:sz="8" w:space="0"/>
+        <w:insideV w:val="single" w:color="C0504D" w:themeColor="accent2" w:sz="8" w:space="0"/>
       </w:tblBorders>
       <w:tblCellMar>
         <w:top w:w="0" w:type="dxa"/>
@@ -3659,19 +3686,19 @@
         <w:spacing w:before="0" w:after="0" w:line="240" w:lineRule="auto"/>
       </w:pPr>
       <w:rPr>
-        <w:rFonts w:asciiTheme="majorHAnsi" w:eastAsiaTheme="majorEastAsia" w:hAnsiTheme="majorHAnsi" w:cstheme="majorBidi"/>
-        <w:b/>
-        <w:bCs/>
-      </w:rPr>
-      <w:tblPr/>
-      <w:tcPr>
-        <w:tcBorders>
-          <w:top w:val="single" w:sz="8" w:space="0" w:color="C0504D" w:themeColor="accent2"/>
-          <w:left w:val="single" w:sz="8" w:space="0" w:color="C0504D" w:themeColor="accent2"/>
-          <w:bottom w:val="single" w:sz="18" w:space="0" w:color="C0504D" w:themeColor="accent2"/>
-          <w:right w:val="single" w:sz="8" w:space="0" w:color="C0504D" w:themeColor="accent2"/>
-          <w:insideH w:val="nil"/>
-          <w:insideV w:val="single" w:sz="8" w:space="0" w:color="C0504D" w:themeColor="accent2"/>
+        <w:rFonts w:asciiTheme="majorHAnsi" w:hAnsiTheme="majorHAnsi" w:eastAsiaTheme="majorEastAsia" w:cstheme="majorBidi"/>
+        <w:b/>
+        <w:bCs/>
+      </w:rPr>
+      <w:tblPr/>
+      <w:tcPr>
+        <w:tcBorders>
+          <w:top w:val="single" w:color="C0504D" w:themeColor="accent2" w:sz="8" w:space="0"/>
+          <w:left w:val="single" w:color="C0504D" w:themeColor="accent2" w:sz="8" w:space="0"/>
+          <w:bottom w:val="single" w:color="C0504D" w:themeColor="accent2" w:sz="18" w:space="0"/>
+          <w:right w:val="single" w:color="C0504D" w:themeColor="accent2" w:sz="8" w:space="0"/>
+          <w:insideH w:val="nil"/>
+          <w:insideV w:val="single" w:color="C0504D" w:themeColor="accent2" w:sz="8" w:space="0"/>
         </w:tcBorders>
       </w:tcPr>
     </w:tblStylePr>
@@ -3680,42 +3707,42 @@
         <w:spacing w:before="0" w:after="0" w:line="240" w:lineRule="auto"/>
       </w:pPr>
       <w:rPr>
-        <w:rFonts w:asciiTheme="majorHAnsi" w:eastAsiaTheme="majorEastAsia" w:hAnsiTheme="majorHAnsi" w:cstheme="majorBidi"/>
-        <w:b/>
-        <w:bCs/>
-      </w:rPr>
-      <w:tblPr/>
-      <w:tcPr>
-        <w:tcBorders>
-          <w:top w:val="double" w:sz="6" w:space="0" w:color="C0504D" w:themeColor="accent2"/>
-          <w:left w:val="single" w:sz="8" w:space="0" w:color="C0504D" w:themeColor="accent2"/>
-          <w:bottom w:val="single" w:sz="8" w:space="0" w:color="C0504D" w:themeColor="accent2"/>
-          <w:right w:val="single" w:sz="8" w:space="0" w:color="C0504D" w:themeColor="accent2"/>
-          <w:insideH w:val="nil"/>
-          <w:insideV w:val="single" w:sz="8" w:space="0" w:color="C0504D" w:themeColor="accent2"/>
+        <w:rFonts w:asciiTheme="majorHAnsi" w:hAnsiTheme="majorHAnsi" w:eastAsiaTheme="majorEastAsia" w:cstheme="majorBidi"/>
+        <w:b/>
+        <w:bCs/>
+      </w:rPr>
+      <w:tblPr/>
+      <w:tcPr>
+        <w:tcBorders>
+          <w:top w:val="double" w:color="C0504D" w:themeColor="accent2" w:sz="6" w:space="0"/>
+          <w:left w:val="single" w:color="C0504D" w:themeColor="accent2" w:sz="8" w:space="0"/>
+          <w:bottom w:val="single" w:color="C0504D" w:themeColor="accent2" w:sz="8" w:space="0"/>
+          <w:right w:val="single" w:color="C0504D" w:themeColor="accent2" w:sz="8" w:space="0"/>
+          <w:insideH w:val="nil"/>
+          <w:insideV w:val="single" w:color="C0504D" w:themeColor="accent2" w:sz="8" w:space="0"/>
         </w:tcBorders>
       </w:tcPr>
     </w:tblStylePr>
     <w:tblStylePr w:type="firstCol">
       <w:rPr>
-        <w:rFonts w:asciiTheme="majorHAnsi" w:eastAsiaTheme="majorEastAsia" w:hAnsiTheme="majorHAnsi" w:cstheme="majorBidi"/>
+        <w:rFonts w:asciiTheme="majorHAnsi" w:hAnsiTheme="majorHAnsi" w:eastAsiaTheme="majorEastAsia" w:cstheme="majorBidi"/>
         <w:b/>
         <w:bCs/>
       </w:rPr>
     </w:tblStylePr>
     <w:tblStylePr w:type="lastCol">
       <w:rPr>
-        <w:rFonts w:asciiTheme="majorHAnsi" w:eastAsiaTheme="majorEastAsia" w:hAnsiTheme="majorHAnsi" w:cstheme="majorBidi"/>
-        <w:b/>
-        <w:bCs/>
-      </w:rPr>
-      <w:tblPr/>
-      <w:tcPr>
-        <w:tcBorders>
-          <w:top w:val="single" w:sz="8" w:space="0" w:color="C0504D" w:themeColor="accent2"/>
-          <w:left w:val="single" w:sz="8" w:space="0" w:color="C0504D" w:themeColor="accent2"/>
-          <w:bottom w:val="single" w:sz="8" w:space="0" w:color="C0504D" w:themeColor="accent2"/>
-          <w:right w:val="single" w:sz="8" w:space="0" w:color="C0504D" w:themeColor="accent2"/>
+        <w:rFonts w:asciiTheme="majorHAnsi" w:hAnsiTheme="majorHAnsi" w:eastAsiaTheme="majorEastAsia" w:cstheme="majorBidi"/>
+        <w:b/>
+        <w:bCs/>
+      </w:rPr>
+      <w:tblPr/>
+      <w:tcPr>
+        <w:tcBorders>
+          <w:top w:val="single" w:color="C0504D" w:themeColor="accent2" w:sz="8" w:space="0"/>
+          <w:left w:val="single" w:color="C0504D" w:themeColor="accent2" w:sz="8" w:space="0"/>
+          <w:bottom w:val="single" w:color="C0504D" w:themeColor="accent2" w:sz="8" w:space="0"/>
+          <w:right w:val="single" w:color="C0504D" w:themeColor="accent2" w:sz="8" w:space="0"/>
         </w:tcBorders>
       </w:tcPr>
     </w:tblStylePr>
@@ -3723,10 +3750,10 @@
       <w:tblPr/>
       <w:tcPr>
         <w:tcBorders>
-          <w:top w:val="single" w:sz="8" w:space="0" w:color="C0504D" w:themeColor="accent2"/>
-          <w:left w:val="single" w:sz="8" w:space="0" w:color="C0504D" w:themeColor="accent2"/>
-          <w:bottom w:val="single" w:sz="8" w:space="0" w:color="C0504D" w:themeColor="accent2"/>
-          <w:right w:val="single" w:sz="8" w:space="0" w:color="C0504D" w:themeColor="accent2"/>
+          <w:top w:val="single" w:color="C0504D" w:themeColor="accent2" w:sz="8" w:space="0"/>
+          <w:left w:val="single" w:color="C0504D" w:themeColor="accent2" w:sz="8" w:space="0"/>
+          <w:bottom w:val="single" w:color="C0504D" w:themeColor="accent2" w:sz="8" w:space="0"/>
+          <w:right w:val="single" w:color="C0504D" w:themeColor="accent2" w:sz="8" w:space="0"/>
         </w:tcBorders>
         <w:shd w:val="clear" w:color="auto" w:fill="EFD3D2" w:themeFill="accent2" w:themeFillTint="3F"/>
       </w:tcPr>
@@ -3735,11 +3762,11 @@
       <w:tblPr/>
       <w:tcPr>
         <w:tcBorders>
-          <w:top w:val="single" w:sz="8" w:space="0" w:color="C0504D" w:themeColor="accent2"/>
-          <w:left w:val="single" w:sz="8" w:space="0" w:color="C0504D" w:themeColor="accent2"/>
-          <w:bottom w:val="single" w:sz="8" w:space="0" w:color="C0504D" w:themeColor="accent2"/>
-          <w:right w:val="single" w:sz="8" w:space="0" w:color="C0504D" w:themeColor="accent2"/>
-          <w:insideV w:val="single" w:sz="8" w:space="0" w:color="C0504D" w:themeColor="accent2"/>
+          <w:top w:val="single" w:color="C0504D" w:themeColor="accent2" w:sz="8" w:space="0"/>
+          <w:left w:val="single" w:color="C0504D" w:themeColor="accent2" w:sz="8" w:space="0"/>
+          <w:bottom w:val="single" w:color="C0504D" w:themeColor="accent2" w:sz="8" w:space="0"/>
+          <w:right w:val="single" w:color="C0504D" w:themeColor="accent2" w:sz="8" w:space="0"/>
+          <w:insideV w:val="single" w:color="C0504D" w:themeColor="accent2" w:sz="8" w:space="0"/>
         </w:tcBorders>
         <w:shd w:val="clear" w:color="auto" w:fill="EFD3D2" w:themeFill="accent2" w:themeFillTint="3F"/>
       </w:tcPr>
@@ -3748,11 +3775,11 @@
       <w:tblPr/>
       <w:tcPr>
         <w:tcBorders>
-          <w:top w:val="single" w:sz="8" w:space="0" w:color="C0504D" w:themeColor="accent2"/>
-          <w:left w:val="single" w:sz="8" w:space="0" w:color="C0504D" w:themeColor="accent2"/>
-          <w:bottom w:val="single" w:sz="8" w:space="0" w:color="C0504D" w:themeColor="accent2"/>
-          <w:right w:val="single" w:sz="8" w:space="0" w:color="C0504D" w:themeColor="accent2"/>
-          <w:insideV w:val="single" w:sz="8" w:space="0" w:color="C0504D" w:themeColor="accent2"/>
+          <w:top w:val="single" w:color="C0504D" w:themeColor="accent2" w:sz="8" w:space="0"/>
+          <w:left w:val="single" w:color="C0504D" w:themeColor="accent2" w:sz="8" w:space="0"/>
+          <w:bottom w:val="single" w:color="C0504D" w:themeColor="accent2" w:sz="8" w:space="0"/>
+          <w:right w:val="single" w:color="C0504D" w:themeColor="accent2" w:sz="8" w:space="0"/>
+          <w:insideV w:val="single" w:color="C0504D" w:themeColor="accent2" w:sz="8" w:space="0"/>
         </w:tcBorders>
       </w:tcPr>
     </w:tblStylePr>
@@ -3770,12 +3797,12 @@
       <w:tblStyleColBandSize w:val="1"/>
       <w:tblInd w:w="0" w:type="dxa"/>
       <w:tblBorders>
-        <w:top w:val="single" w:sz="8" w:space="0" w:color="9BBB59" w:themeColor="accent3"/>
-        <w:left w:val="single" w:sz="8" w:space="0" w:color="9BBB59" w:themeColor="accent3"/>
-        <w:bottom w:val="single" w:sz="8" w:space="0" w:color="9BBB59" w:themeColor="accent3"/>
-        <w:right w:val="single" w:sz="8" w:space="0" w:color="9BBB59" w:themeColor="accent3"/>
-        <w:insideH w:val="single" w:sz="8" w:space="0" w:color="9BBB59" w:themeColor="accent3"/>
-        <w:insideV w:val="single" w:sz="8" w:space="0" w:color="9BBB59" w:themeColor="accent3"/>
+        <w:top w:val="single" w:color="9BBB59" w:themeColor="accent3" w:sz="8" w:space="0"/>
+        <w:left w:val="single" w:color="9BBB59" w:themeColor="accent3" w:sz="8" w:space="0"/>
+        <w:bottom w:val="single" w:color="9BBB59" w:themeColor="accent3" w:sz="8" w:space="0"/>
+        <w:right w:val="single" w:color="9BBB59" w:themeColor="accent3" w:sz="8" w:space="0"/>
+        <w:insideH w:val="single" w:color="9BBB59" w:themeColor="accent3" w:sz="8" w:space="0"/>
+        <w:insideV w:val="single" w:color="9BBB59" w:themeColor="accent3" w:sz="8" w:space="0"/>
       </w:tblBorders>
       <w:tblCellMar>
         <w:top w:w="0" w:type="dxa"/>
@@ -3789,19 +3816,19 @@
         <w:spacing w:before="0" w:after="0" w:line="240" w:lineRule="auto"/>
       </w:pPr>
       <w:rPr>
-        <w:rFonts w:asciiTheme="majorHAnsi" w:eastAsiaTheme="majorEastAsia" w:hAnsiTheme="majorHAnsi" w:cstheme="majorBidi"/>
-        <w:b/>
-        <w:bCs/>
-      </w:rPr>
-      <w:tblPr/>
-      <w:tcPr>
-        <w:tcBorders>
-          <w:top w:val="single" w:sz="8" w:space="0" w:color="9BBB59" w:themeColor="accent3"/>
-          <w:left w:val="single" w:sz="8" w:space="0" w:color="9BBB59" w:themeColor="accent3"/>
-          <w:bottom w:val="single" w:sz="18" w:space="0" w:color="9BBB59" w:themeColor="accent3"/>
-          <w:right w:val="single" w:sz="8" w:space="0" w:color="9BBB59" w:themeColor="accent3"/>
-          <w:insideH w:val="nil"/>
-          <w:insideV w:val="single" w:sz="8" w:space="0" w:color="9BBB59" w:themeColor="accent3"/>
+        <w:rFonts w:asciiTheme="majorHAnsi" w:hAnsiTheme="majorHAnsi" w:eastAsiaTheme="majorEastAsia" w:cstheme="majorBidi"/>
+        <w:b/>
+        <w:bCs/>
+      </w:rPr>
+      <w:tblPr/>
+      <w:tcPr>
+        <w:tcBorders>
+          <w:top w:val="single" w:color="9BBB59" w:themeColor="accent3" w:sz="8" w:space="0"/>
+          <w:left w:val="single" w:color="9BBB59" w:themeColor="accent3" w:sz="8" w:space="0"/>
+          <w:bottom w:val="single" w:color="9BBB59" w:themeColor="accent3" w:sz="18" w:space="0"/>
+          <w:right w:val="single" w:color="9BBB59" w:themeColor="accent3" w:sz="8" w:space="0"/>
+          <w:insideH w:val="nil"/>
+          <w:insideV w:val="single" w:color="9BBB59" w:themeColor="accent3" w:sz="8" w:space="0"/>
         </w:tcBorders>
       </w:tcPr>
     </w:tblStylePr>
@@ -3810,42 +3837,42 @@
         <w:spacing w:before="0" w:after="0" w:line="240" w:lineRule="auto"/>
       </w:pPr>
       <w:rPr>
-        <w:rFonts w:asciiTheme="majorHAnsi" w:eastAsiaTheme="majorEastAsia" w:hAnsiTheme="majorHAnsi" w:cstheme="majorBidi"/>
-        <w:b/>
-        <w:bCs/>
-      </w:rPr>
-      <w:tblPr/>
-      <w:tcPr>
-        <w:tcBorders>
-          <w:top w:val="double" w:sz="6" w:space="0" w:color="9BBB59" w:themeColor="accent3"/>
-          <w:left w:val="single" w:sz="8" w:space="0" w:color="9BBB59" w:themeColor="accent3"/>
-          <w:bottom w:val="single" w:sz="8" w:space="0" w:color="9BBB59" w:themeColor="accent3"/>
-          <w:right w:val="single" w:sz="8" w:space="0" w:color="9BBB59" w:themeColor="accent3"/>
-          <w:insideH w:val="nil"/>
-          <w:insideV w:val="single" w:sz="8" w:space="0" w:color="9BBB59" w:themeColor="accent3"/>
+        <w:rFonts w:asciiTheme="majorHAnsi" w:hAnsiTheme="majorHAnsi" w:eastAsiaTheme="majorEastAsia" w:cstheme="majorBidi"/>
+        <w:b/>
+        <w:bCs/>
+      </w:rPr>
+      <w:tblPr/>
+      <w:tcPr>
+        <w:tcBorders>
+          <w:top w:val="double" w:color="9BBB59" w:themeColor="accent3" w:sz="6" w:space="0"/>
+          <w:left w:val="single" w:color="9BBB59" w:themeColor="accent3" w:sz="8" w:space="0"/>
+          <w:bottom w:val="single" w:color="9BBB59" w:themeColor="accent3" w:sz="8" w:space="0"/>
+          <w:right w:val="single" w:color="9BBB59" w:themeColor="accent3" w:sz="8" w:space="0"/>
+          <w:insideH w:val="nil"/>
+          <w:insideV w:val="single" w:color="9BBB59" w:themeColor="accent3" w:sz="8" w:space="0"/>
         </w:tcBorders>
       </w:tcPr>
     </w:tblStylePr>
     <w:tblStylePr w:type="firstCol">
       <w:rPr>
-        <w:rFonts w:asciiTheme="majorHAnsi" w:eastAsiaTheme="majorEastAsia" w:hAnsiTheme="majorHAnsi" w:cstheme="majorBidi"/>
+        <w:rFonts w:asciiTheme="majorHAnsi" w:hAnsiTheme="majorHAnsi" w:eastAsiaTheme="majorEastAsia" w:cstheme="majorBidi"/>
         <w:b/>
         <w:bCs/>
       </w:rPr>
     </w:tblStylePr>
     <w:tblStylePr w:type="lastCol">
       <w:rPr>
-        <w:rFonts w:asciiTheme="majorHAnsi" w:eastAsiaTheme="majorEastAsia" w:hAnsiTheme="majorHAnsi" w:cstheme="majorBidi"/>
-        <w:b/>
-        <w:bCs/>
-      </w:rPr>
-      <w:tblPr/>
-      <w:tcPr>
-        <w:tcBorders>
-          <w:top w:val="single" w:sz="8" w:space="0" w:color="9BBB59" w:themeColor="accent3"/>
-          <w:left w:val="single" w:sz="8" w:space="0" w:color="9BBB59" w:themeColor="accent3"/>
-          <w:bottom w:val="single" w:sz="8" w:space="0" w:color="9BBB59" w:themeColor="accent3"/>
-          <w:right w:val="single" w:sz="8" w:space="0" w:color="9BBB59" w:themeColor="accent3"/>
+        <w:rFonts w:asciiTheme="majorHAnsi" w:hAnsiTheme="majorHAnsi" w:eastAsiaTheme="majorEastAsia" w:cstheme="majorBidi"/>
+        <w:b/>
+        <w:bCs/>
+      </w:rPr>
+      <w:tblPr/>
+      <w:tcPr>
+        <w:tcBorders>
+          <w:top w:val="single" w:color="9BBB59" w:themeColor="accent3" w:sz="8" w:space="0"/>
+          <w:left w:val="single" w:color="9BBB59" w:themeColor="accent3" w:sz="8" w:space="0"/>
+          <w:bottom w:val="single" w:color="9BBB59" w:themeColor="accent3" w:sz="8" w:space="0"/>
+          <w:right w:val="single" w:color="9BBB59" w:themeColor="accent3" w:sz="8" w:space="0"/>
         </w:tcBorders>
       </w:tcPr>
     </w:tblStylePr>
@@ -3853,10 +3880,10 @@
       <w:tblPr/>
       <w:tcPr>
         <w:tcBorders>
-          <w:top w:val="single" w:sz="8" w:space="0" w:color="9BBB59" w:themeColor="accent3"/>
-          <w:left w:val="single" w:sz="8" w:space="0" w:color="9BBB59" w:themeColor="accent3"/>
-          <w:bottom w:val="single" w:sz="8" w:space="0" w:color="9BBB59" w:themeColor="accent3"/>
-          <w:right w:val="single" w:sz="8" w:space="0" w:color="9BBB59" w:themeColor="accent3"/>
+          <w:top w:val="single" w:color="9BBB59" w:themeColor="accent3" w:sz="8" w:space="0"/>
+          <w:left w:val="single" w:color="9BBB59" w:themeColor="accent3" w:sz="8" w:space="0"/>
+          <w:bottom w:val="single" w:color="9BBB59" w:themeColor="accent3" w:sz="8" w:space="0"/>
+          <w:right w:val="single" w:color="9BBB59" w:themeColor="accent3" w:sz="8" w:space="0"/>
         </w:tcBorders>
         <w:shd w:val="clear" w:color="auto" w:fill="E6EED5" w:themeFill="accent3" w:themeFillTint="3F"/>
       </w:tcPr>
@@ -3865,11 +3892,11 @@
       <w:tblPr/>
       <w:tcPr>
         <w:tcBorders>
-          <w:top w:val="single" w:sz="8" w:space="0" w:color="9BBB59" w:themeColor="accent3"/>
-          <w:left w:val="single" w:sz="8" w:space="0" w:color="9BBB59" w:themeColor="accent3"/>
-          <w:bottom w:val="single" w:sz="8" w:space="0" w:color="9BBB59" w:themeColor="accent3"/>
-          <w:right w:val="single" w:sz="8" w:space="0" w:color="9BBB59" w:themeColor="accent3"/>
-          <w:insideV w:val="single" w:sz="8" w:space="0" w:color="9BBB59" w:themeColor="accent3"/>
+          <w:top w:val="single" w:color="9BBB59" w:themeColor="accent3" w:sz="8" w:space="0"/>
+          <w:left w:val="single" w:color="9BBB59" w:themeColor="accent3" w:sz="8" w:space="0"/>
+          <w:bottom w:val="single" w:color="9BBB59" w:themeColor="accent3" w:sz="8" w:space="0"/>
+          <w:right w:val="single" w:color="9BBB59" w:themeColor="accent3" w:sz="8" w:space="0"/>
+          <w:insideV w:val="single" w:color="9BBB59" w:themeColor="accent3" w:sz="8" w:space="0"/>
         </w:tcBorders>
         <w:shd w:val="clear" w:color="auto" w:fill="E6EED5" w:themeFill="accent3" w:themeFillTint="3F"/>
       </w:tcPr>
@@ -3878,11 +3905,11 @@
       <w:tblPr/>
       <w:tcPr>
         <w:tcBorders>
-          <w:top w:val="single" w:sz="8" w:space="0" w:color="9BBB59" w:themeColor="accent3"/>
-          <w:left w:val="single" w:sz="8" w:space="0" w:color="9BBB59" w:themeColor="accent3"/>
-          <w:bottom w:val="single" w:sz="8" w:space="0" w:color="9BBB59" w:themeColor="accent3"/>
-          <w:right w:val="single" w:sz="8" w:space="0" w:color="9BBB59" w:themeColor="accent3"/>
-          <w:insideV w:val="single" w:sz="8" w:space="0" w:color="9BBB59" w:themeColor="accent3"/>
+          <w:top w:val="single" w:color="9BBB59" w:themeColor="accent3" w:sz="8" w:space="0"/>
+          <w:left w:val="single" w:color="9BBB59" w:themeColor="accent3" w:sz="8" w:space="0"/>
+          <w:bottom w:val="single" w:color="9BBB59" w:themeColor="accent3" w:sz="8" w:space="0"/>
+          <w:right w:val="single" w:color="9BBB59" w:themeColor="accent3" w:sz="8" w:space="0"/>
+          <w:insideV w:val="single" w:color="9BBB59" w:themeColor="accent3" w:sz="8" w:space="0"/>
         </w:tcBorders>
       </w:tcPr>
     </w:tblStylePr>
@@ -3900,12 +3927,12 @@
       <w:tblStyleColBandSize w:val="1"/>
       <w:tblInd w:w="0" w:type="dxa"/>
       <w:tblBorders>
-        <w:top w:val="single" w:sz="8" w:space="0" w:color="8064A2" w:themeColor="accent4"/>
-        <w:left w:val="single" w:sz="8" w:space="0" w:color="8064A2" w:themeColor="accent4"/>
-        <w:bottom w:val="single" w:sz="8" w:space="0" w:color="8064A2" w:themeColor="accent4"/>
-        <w:right w:val="single" w:sz="8" w:space="0" w:color="8064A2" w:themeColor="accent4"/>
-        <w:insideH w:val="single" w:sz="8" w:space="0" w:color="8064A2" w:themeColor="accent4"/>
-        <w:insideV w:val="single" w:sz="8" w:space="0" w:color="8064A2" w:themeColor="accent4"/>
+        <w:top w:val="single" w:color="8064A2" w:themeColor="accent4" w:sz="8" w:space="0"/>
+        <w:left w:val="single" w:color="8064A2" w:themeColor="accent4" w:sz="8" w:space="0"/>
+        <w:bottom w:val="single" w:color="8064A2" w:themeColor="accent4" w:sz="8" w:space="0"/>
+        <w:right w:val="single" w:color="8064A2" w:themeColor="accent4" w:sz="8" w:space="0"/>
+        <w:insideH w:val="single" w:color="8064A2" w:themeColor="accent4" w:sz="8" w:space="0"/>
+        <w:insideV w:val="single" w:color="8064A2" w:themeColor="accent4" w:sz="8" w:space="0"/>
       </w:tblBorders>
       <w:tblCellMar>
         <w:top w:w="0" w:type="dxa"/>
@@ -3919,19 +3946,19 @@
         <w:spacing w:before="0" w:after="0" w:line="240" w:lineRule="auto"/>
       </w:pPr>
       <w:rPr>
-        <w:rFonts w:asciiTheme="majorHAnsi" w:eastAsiaTheme="majorEastAsia" w:hAnsiTheme="majorHAnsi" w:cstheme="majorBidi"/>
-        <w:b/>
-        <w:bCs/>
-      </w:rPr>
-      <w:tblPr/>
-      <w:tcPr>
-        <w:tcBorders>
-          <w:top w:val="single" w:sz="8" w:space="0" w:color="8064A2" w:themeColor="accent4"/>
-          <w:left w:val="single" w:sz="8" w:space="0" w:color="8064A2" w:themeColor="accent4"/>
-          <w:bottom w:val="single" w:sz="18" w:space="0" w:color="8064A2" w:themeColor="accent4"/>
-          <w:right w:val="single" w:sz="8" w:space="0" w:color="8064A2" w:themeColor="accent4"/>
-          <w:insideH w:val="nil"/>
-          <w:insideV w:val="single" w:sz="8" w:space="0" w:color="8064A2" w:themeColor="accent4"/>
+        <w:rFonts w:asciiTheme="majorHAnsi" w:hAnsiTheme="majorHAnsi" w:eastAsiaTheme="majorEastAsia" w:cstheme="majorBidi"/>
+        <w:b/>
+        <w:bCs/>
+      </w:rPr>
+      <w:tblPr/>
+      <w:tcPr>
+        <w:tcBorders>
+          <w:top w:val="single" w:color="8064A2" w:themeColor="accent4" w:sz="8" w:space="0"/>
+          <w:left w:val="single" w:color="8064A2" w:themeColor="accent4" w:sz="8" w:space="0"/>
+          <w:bottom w:val="single" w:color="8064A2" w:themeColor="accent4" w:sz="18" w:space="0"/>
+          <w:right w:val="single" w:color="8064A2" w:themeColor="accent4" w:sz="8" w:space="0"/>
+          <w:insideH w:val="nil"/>
+          <w:insideV w:val="single" w:color="8064A2" w:themeColor="accent4" w:sz="8" w:space="0"/>
         </w:tcBorders>
       </w:tcPr>
     </w:tblStylePr>
@@ -3940,42 +3967,42 @@
         <w:spacing w:before="0" w:after="0" w:line="240" w:lineRule="auto"/>
       </w:pPr>
       <w:rPr>
-        <w:rFonts w:asciiTheme="majorHAnsi" w:eastAsiaTheme="majorEastAsia" w:hAnsiTheme="majorHAnsi" w:cstheme="majorBidi"/>
-        <w:b/>
-        <w:bCs/>
-      </w:rPr>
-      <w:tblPr/>
-      <w:tcPr>
-        <w:tcBorders>
-          <w:top w:val="double" w:sz="6" w:space="0" w:color="8064A2" w:themeColor="accent4"/>
-          <w:left w:val="single" w:sz="8" w:space="0" w:color="8064A2" w:themeColor="accent4"/>
-          <w:bottom w:val="single" w:sz="8" w:space="0" w:color="8064A2" w:themeColor="accent4"/>
-          <w:right w:val="single" w:sz="8" w:space="0" w:color="8064A2" w:themeColor="accent4"/>
-          <w:insideH w:val="nil"/>
-          <w:insideV w:val="single" w:sz="8" w:space="0" w:color="8064A2" w:themeColor="accent4"/>
+        <w:rFonts w:asciiTheme="majorHAnsi" w:hAnsiTheme="majorHAnsi" w:eastAsiaTheme="majorEastAsia" w:cstheme="majorBidi"/>
+        <w:b/>
+        <w:bCs/>
+      </w:rPr>
+      <w:tblPr/>
+      <w:tcPr>
+        <w:tcBorders>
+          <w:top w:val="double" w:color="8064A2" w:themeColor="accent4" w:sz="6" w:space="0"/>
+          <w:left w:val="single" w:color="8064A2" w:themeColor="accent4" w:sz="8" w:space="0"/>
+          <w:bottom w:val="single" w:color="8064A2" w:themeColor="accent4" w:sz="8" w:space="0"/>
+          <w:right w:val="single" w:color="8064A2" w:themeColor="accent4" w:sz="8" w:space="0"/>
+          <w:insideH w:val="nil"/>
+          <w:insideV w:val="single" w:color="8064A2" w:themeColor="accent4" w:sz="8" w:space="0"/>
         </w:tcBorders>
       </w:tcPr>
     </w:tblStylePr>
     <w:tblStylePr w:type="firstCol">
       <w:rPr>
-        <w:rFonts w:asciiTheme="majorHAnsi" w:eastAsiaTheme="majorEastAsia" w:hAnsiTheme="majorHAnsi" w:cstheme="majorBidi"/>
+        <w:rFonts w:asciiTheme="majorHAnsi" w:hAnsiTheme="majorHAnsi" w:eastAsiaTheme="majorEastAsia" w:cstheme="majorBidi"/>
         <w:b/>
         <w:bCs/>
       </w:rPr>
     </w:tblStylePr>
     <w:tblStylePr w:type="lastCol">
       <w:rPr>
-        <w:rFonts w:asciiTheme="majorHAnsi" w:eastAsiaTheme="majorEastAsia" w:hAnsiTheme="majorHAnsi" w:cstheme="majorBidi"/>
-        <w:b/>
-        <w:bCs/>
-      </w:rPr>
-      <w:tblPr/>
-      <w:tcPr>
-        <w:tcBorders>
-          <w:top w:val="single" w:sz="8" w:space="0" w:color="8064A2" w:themeColor="accent4"/>
-          <w:left w:val="single" w:sz="8" w:space="0" w:color="8064A2" w:themeColor="accent4"/>
-          <w:bottom w:val="single" w:sz="8" w:space="0" w:color="8064A2" w:themeColor="accent4"/>
-          <w:right w:val="single" w:sz="8" w:space="0" w:color="8064A2" w:themeColor="accent4"/>
+        <w:rFonts w:asciiTheme="majorHAnsi" w:hAnsiTheme="majorHAnsi" w:eastAsiaTheme="majorEastAsia" w:cstheme="majorBidi"/>
+        <w:b/>
+        <w:bCs/>
+      </w:rPr>
+      <w:tblPr/>
+      <w:tcPr>
+        <w:tcBorders>
+          <w:top w:val="single" w:color="8064A2" w:themeColor="accent4" w:sz="8" w:space="0"/>
+          <w:left w:val="single" w:color="8064A2" w:themeColor="accent4" w:sz="8" w:space="0"/>
+          <w:bottom w:val="single" w:color="8064A2" w:themeColor="accent4" w:sz="8" w:space="0"/>
+          <w:right w:val="single" w:color="8064A2" w:themeColor="accent4" w:sz="8" w:space="0"/>
         </w:tcBorders>
       </w:tcPr>
     </w:tblStylePr>
@@ -3983,10 +4010,10 @@
       <w:tblPr/>
       <w:tcPr>
         <w:tcBorders>
-          <w:top w:val="single" w:sz="8" w:space="0" w:color="8064A2" w:themeColor="accent4"/>
-          <w:left w:val="single" w:sz="8" w:space="0" w:color="8064A2" w:themeColor="accent4"/>
-          <w:bottom w:val="single" w:sz="8" w:space="0" w:color="8064A2" w:themeColor="accent4"/>
-          <w:right w:val="single" w:sz="8" w:space="0" w:color="8064A2" w:themeColor="accent4"/>
+          <w:top w:val="single" w:color="8064A2" w:themeColor="accent4" w:sz="8" w:space="0"/>
+          <w:left w:val="single" w:color="8064A2" w:themeColor="accent4" w:sz="8" w:space="0"/>
+          <w:bottom w:val="single" w:color="8064A2" w:themeColor="accent4" w:sz="8" w:space="0"/>
+          <w:right w:val="single" w:color="8064A2" w:themeColor="accent4" w:sz="8" w:space="0"/>
         </w:tcBorders>
         <w:shd w:val="clear" w:color="auto" w:fill="DFD8E8" w:themeFill="accent4" w:themeFillTint="3F"/>
       </w:tcPr>
@@ -3995,11 +4022,11 @@
       <w:tblPr/>
       <w:tcPr>
         <w:tcBorders>
-          <w:top w:val="single" w:sz="8" w:space="0" w:color="8064A2" w:themeColor="accent4"/>
-          <w:left w:val="single" w:sz="8" w:space="0" w:color="8064A2" w:themeColor="accent4"/>
-          <w:bottom w:val="single" w:sz="8" w:space="0" w:color="8064A2" w:themeColor="accent4"/>
-          <w:right w:val="single" w:sz="8" w:space="0" w:color="8064A2" w:themeColor="accent4"/>
-          <w:insideV w:val="single" w:sz="8" w:space="0" w:color="8064A2" w:themeColor="accent4"/>
+          <w:top w:val="single" w:color="8064A2" w:themeColor="accent4" w:sz="8" w:space="0"/>
+          <w:left w:val="single" w:color="8064A2" w:themeColor="accent4" w:sz="8" w:space="0"/>
+          <w:bottom w:val="single" w:color="8064A2" w:themeColor="accent4" w:sz="8" w:space="0"/>
+          <w:right w:val="single" w:color="8064A2" w:themeColor="accent4" w:sz="8" w:space="0"/>
+          <w:insideV w:val="single" w:color="8064A2" w:themeColor="accent4" w:sz="8" w:space="0"/>
         </w:tcBorders>
         <w:shd w:val="clear" w:color="auto" w:fill="DFD8E8" w:themeFill="accent4" w:themeFillTint="3F"/>
       </w:tcPr>
@@ -4008,11 +4035,11 @@
       <w:tblPr/>
       <w:tcPr>
         <w:tcBorders>
-          <w:top w:val="single" w:sz="8" w:space="0" w:color="8064A2" w:themeColor="accent4"/>
-          <w:left w:val="single" w:sz="8" w:space="0" w:color="8064A2" w:themeColor="accent4"/>
-          <w:bottom w:val="single" w:sz="8" w:space="0" w:color="8064A2" w:themeColor="accent4"/>
-          <w:right w:val="single" w:sz="8" w:space="0" w:color="8064A2" w:themeColor="accent4"/>
-          <w:insideV w:val="single" w:sz="8" w:space="0" w:color="8064A2" w:themeColor="accent4"/>
+          <w:top w:val="single" w:color="8064A2" w:themeColor="accent4" w:sz="8" w:space="0"/>
+          <w:left w:val="single" w:color="8064A2" w:themeColor="accent4" w:sz="8" w:space="0"/>
+          <w:bottom w:val="single" w:color="8064A2" w:themeColor="accent4" w:sz="8" w:space="0"/>
+          <w:right w:val="single" w:color="8064A2" w:themeColor="accent4" w:sz="8" w:space="0"/>
+          <w:insideV w:val="single" w:color="8064A2" w:themeColor="accent4" w:sz="8" w:space="0"/>
         </w:tcBorders>
       </w:tcPr>
     </w:tblStylePr>
@@ -4030,12 +4057,12 @@
       <w:tblStyleColBandSize w:val="1"/>
       <w:tblInd w:w="0" w:type="dxa"/>
       <w:tblBorders>
-        <w:top w:val="single" w:sz="8" w:space="0" w:color="4BACC6" w:themeColor="accent5"/>
-        <w:left w:val="single" w:sz="8" w:space="0" w:color="4BACC6" w:themeColor="accent5"/>
-        <w:bottom w:val="single" w:sz="8" w:space="0" w:color="4BACC6" w:themeColor="accent5"/>
-        <w:right w:val="single" w:sz="8" w:space="0" w:color="4BACC6" w:themeColor="accent5"/>
-        <w:insideH w:val="single" w:sz="8" w:space="0" w:color="4BACC6" w:themeColor="accent5"/>
-        <w:insideV w:val="single" w:sz="8" w:space="0" w:color="4BACC6" w:themeColor="accent5"/>
+        <w:top w:val="single" w:color="4BACC6" w:themeColor="accent5" w:sz="8" w:space="0"/>
+        <w:left w:val="single" w:color="4BACC6" w:themeColor="accent5" w:sz="8" w:space="0"/>
+        <w:bottom w:val="single" w:color="4BACC6" w:themeColor="accent5" w:sz="8" w:space="0"/>
+        <w:right w:val="single" w:color="4BACC6" w:themeColor="accent5" w:sz="8" w:space="0"/>
+        <w:insideH w:val="single" w:color="4BACC6" w:themeColor="accent5" w:sz="8" w:space="0"/>
+        <w:insideV w:val="single" w:color="4BACC6" w:themeColor="accent5" w:sz="8" w:space="0"/>
       </w:tblBorders>
       <w:tblCellMar>
         <w:top w:w="0" w:type="dxa"/>
@@ -4049,19 +4076,19 @@
         <w:spacing w:before="0" w:after="0" w:line="240" w:lineRule="auto"/>
       </w:pPr>
       <w:rPr>
-        <w:rFonts w:asciiTheme="majorHAnsi" w:eastAsiaTheme="majorEastAsia" w:hAnsiTheme="majorHAnsi" w:cstheme="majorBidi"/>
-        <w:b/>
-        <w:bCs/>
-      </w:rPr>
-      <w:tblPr/>
-      <w:tcPr>
-        <w:tcBorders>
-          <w:top w:val="single" w:sz="8" w:space="0" w:color="4BACC6" w:themeColor="accent5"/>
-          <w:left w:val="single" w:sz="8" w:space="0" w:color="4BACC6" w:themeColor="accent5"/>
-          <w:bottom w:val="single" w:sz="18" w:space="0" w:color="4BACC6" w:themeColor="accent5"/>
-          <w:right w:val="single" w:sz="8" w:space="0" w:color="4BACC6" w:themeColor="accent5"/>
-          <w:insideH w:val="nil"/>
-          <w:insideV w:val="single" w:sz="8" w:space="0" w:color="4BACC6" w:themeColor="accent5"/>
+        <w:rFonts w:asciiTheme="majorHAnsi" w:hAnsiTheme="majorHAnsi" w:eastAsiaTheme="majorEastAsia" w:cstheme="majorBidi"/>
+        <w:b/>
+        <w:bCs/>
+      </w:rPr>
+      <w:tblPr/>
+      <w:tcPr>
+        <w:tcBorders>
+          <w:top w:val="single" w:color="4BACC6" w:themeColor="accent5" w:sz="8" w:space="0"/>
+          <w:left w:val="single" w:color="4BACC6" w:themeColor="accent5" w:sz="8" w:space="0"/>
+          <w:bottom w:val="single" w:color="4BACC6" w:themeColor="accent5" w:sz="18" w:space="0"/>
+          <w:right w:val="single" w:color="4BACC6" w:themeColor="accent5" w:sz="8" w:space="0"/>
+          <w:insideH w:val="nil"/>
+          <w:insideV w:val="single" w:color="4BACC6" w:themeColor="accent5" w:sz="8" w:space="0"/>
         </w:tcBorders>
       </w:tcPr>
     </w:tblStylePr>
@@ -4070,42 +4097,42 @@
         <w:spacing w:before="0" w:after="0" w:line="240" w:lineRule="auto"/>
       </w:pPr>
       <w:rPr>
-        <w:rFonts w:asciiTheme="majorHAnsi" w:eastAsiaTheme="majorEastAsia" w:hAnsiTheme="majorHAnsi" w:cstheme="majorBidi"/>
-        <w:b/>
-        <w:bCs/>
-      </w:rPr>
-      <w:tblPr/>
-      <w:tcPr>
-        <w:tcBorders>
-          <w:top w:val="double" w:sz="6" w:space="0" w:color="4BACC6" w:themeColor="accent5"/>
-          <w:left w:val="single" w:sz="8" w:space="0" w:color="4BACC6" w:themeColor="accent5"/>
-          <w:bottom w:val="single" w:sz="8" w:space="0" w:color="4BACC6" w:themeColor="accent5"/>
-          <w:right w:val="single" w:sz="8" w:space="0" w:color="4BACC6" w:themeColor="accent5"/>
-          <w:insideH w:val="nil"/>
-          <w:insideV w:val="single" w:sz="8" w:space="0" w:color="4BACC6" w:themeColor="accent5"/>
+        <w:rFonts w:asciiTheme="majorHAnsi" w:hAnsiTheme="majorHAnsi" w:eastAsiaTheme="majorEastAsia" w:cstheme="majorBidi"/>
+        <w:b/>
+        <w:bCs/>
+      </w:rPr>
+      <w:tblPr/>
+      <w:tcPr>
+        <w:tcBorders>
+          <w:top w:val="double" w:color="4BACC6" w:themeColor="accent5" w:sz="6" w:space="0"/>
+          <w:left w:val="single" w:color="4BACC6" w:themeColor="accent5" w:sz="8" w:space="0"/>
+          <w:bottom w:val="single" w:color="4BACC6" w:themeColor="accent5" w:sz="8" w:space="0"/>
+          <w:right w:val="single" w:color="4BACC6" w:themeColor="accent5" w:sz="8" w:space="0"/>
+          <w:insideH w:val="nil"/>
+          <w:insideV w:val="single" w:color="4BACC6" w:themeColor="accent5" w:sz="8" w:space="0"/>
         </w:tcBorders>
       </w:tcPr>
     </w:tblStylePr>
     <w:tblStylePr w:type="firstCol">
       <w:rPr>
-        <w:rFonts w:asciiTheme="majorHAnsi" w:eastAsiaTheme="majorEastAsia" w:hAnsiTheme="majorHAnsi" w:cstheme="majorBidi"/>
+        <w:rFonts w:asciiTheme="majorHAnsi" w:hAnsiTheme="majorHAnsi" w:eastAsiaTheme="majorEastAsia" w:cstheme="majorBidi"/>
         <w:b/>
         <w:bCs/>
       </w:rPr>
     </w:tblStylePr>
     <w:tblStylePr w:type="lastCol">
       <w:rPr>
-        <w:rFonts w:asciiTheme="majorHAnsi" w:eastAsiaTheme="majorEastAsia" w:hAnsiTheme="majorHAnsi" w:cstheme="majorBidi"/>
-        <w:b/>
-        <w:bCs/>
-      </w:rPr>
-      <w:tblPr/>
-      <w:tcPr>
-        <w:tcBorders>
-          <w:top w:val="single" w:sz="8" w:space="0" w:color="4BACC6" w:themeColor="accent5"/>
-          <w:left w:val="single" w:sz="8" w:space="0" w:color="4BACC6" w:themeColor="accent5"/>
-          <w:bottom w:val="single" w:sz="8" w:space="0" w:color="4BACC6" w:themeColor="accent5"/>
-          <w:right w:val="single" w:sz="8" w:space="0" w:color="4BACC6" w:themeColor="accent5"/>
+        <w:rFonts w:asciiTheme="majorHAnsi" w:hAnsiTheme="majorHAnsi" w:eastAsiaTheme="majorEastAsia" w:cstheme="majorBidi"/>
+        <w:b/>
+        <w:bCs/>
+      </w:rPr>
+      <w:tblPr/>
+      <w:tcPr>
+        <w:tcBorders>
+          <w:top w:val="single" w:color="4BACC6" w:themeColor="accent5" w:sz="8" w:space="0"/>
+          <w:left w:val="single" w:color="4BACC6" w:themeColor="accent5" w:sz="8" w:space="0"/>
+          <w:bottom w:val="single" w:color="4BACC6" w:themeColor="accent5" w:sz="8" w:space="0"/>
+          <w:right w:val="single" w:color="4BACC6" w:themeColor="accent5" w:sz="8" w:space="0"/>
         </w:tcBorders>
       </w:tcPr>
     </w:tblStylePr>
@@ -4113,10 +4140,10 @@
       <w:tblPr/>
       <w:tcPr>
         <w:tcBorders>
-          <w:top w:val="single" w:sz="8" w:space="0" w:color="4BACC6" w:themeColor="accent5"/>
-          <w:left w:val="single" w:sz="8" w:space="0" w:color="4BACC6" w:themeColor="accent5"/>
-          <w:bottom w:val="single" w:sz="8" w:space="0" w:color="4BACC6" w:themeColor="accent5"/>
-          <w:right w:val="single" w:sz="8" w:space="0" w:color="4BACC6" w:themeColor="accent5"/>
+          <w:top w:val="single" w:color="4BACC6" w:themeColor="accent5" w:sz="8" w:space="0"/>
+          <w:left w:val="single" w:color="4BACC6" w:themeColor="accent5" w:sz="8" w:space="0"/>
+          <w:bottom w:val="single" w:color="4BACC6" w:themeColor="accent5" w:sz="8" w:space="0"/>
+          <w:right w:val="single" w:color="4BACC6" w:themeColor="accent5" w:sz="8" w:space="0"/>
         </w:tcBorders>
         <w:shd w:val="clear" w:color="auto" w:fill="D2EAF1" w:themeFill="accent5" w:themeFillTint="3F"/>
       </w:tcPr>
@@ -4125,11 +4152,11 @@
       <w:tblPr/>
       <w:tcPr>
         <w:tcBorders>
-          <w:top w:val="single" w:sz="8" w:space="0" w:color="4BACC6" w:themeColor="accent5"/>
-          <w:left w:val="single" w:sz="8" w:space="0" w:color="4BACC6" w:themeColor="accent5"/>
-          <w:bottom w:val="single" w:sz="8" w:space="0" w:color="4BACC6" w:themeColor="accent5"/>
-          <w:right w:val="single" w:sz="8" w:space="0" w:color="4BACC6" w:themeColor="accent5"/>
-          <w:insideV w:val="single" w:sz="8" w:space="0" w:color="4BACC6" w:themeColor="accent5"/>
+          <w:top w:val="single" w:color="4BACC6" w:themeColor="accent5" w:sz="8" w:space="0"/>
+          <w:left w:val="single" w:color="4BACC6" w:themeColor="accent5" w:sz="8" w:space="0"/>
+          <w:bottom w:val="single" w:color="4BACC6" w:themeColor="accent5" w:sz="8" w:space="0"/>
+          <w:right w:val="single" w:color="4BACC6" w:themeColor="accent5" w:sz="8" w:space="0"/>
+          <w:insideV w:val="single" w:color="4BACC6" w:themeColor="accent5" w:sz="8" w:space="0"/>
         </w:tcBorders>
         <w:shd w:val="clear" w:color="auto" w:fill="D2EAF1" w:themeFill="accent5" w:themeFillTint="3F"/>
       </w:tcPr>
@@ -4138,11 +4165,11 @@
       <w:tblPr/>
       <w:tcPr>
         <w:tcBorders>
-          <w:top w:val="single" w:sz="8" w:space="0" w:color="4BACC6" w:themeColor="accent5"/>
-          <w:left w:val="single" w:sz="8" w:space="0" w:color="4BACC6" w:themeColor="accent5"/>
-          <w:bottom w:val="single" w:sz="8" w:space="0" w:color="4BACC6" w:themeColor="accent5"/>
-          <w:right w:val="single" w:sz="8" w:space="0" w:color="4BACC6" w:themeColor="accent5"/>
-          <w:insideV w:val="single" w:sz="8" w:space="0" w:color="4BACC6" w:themeColor="accent5"/>
+          <w:top w:val="single" w:color="4BACC6" w:themeColor="accent5" w:sz="8" w:space="0"/>
+          <w:left w:val="single" w:color="4BACC6" w:themeColor="accent5" w:sz="8" w:space="0"/>
+          <w:bottom w:val="single" w:color="4BACC6" w:themeColor="accent5" w:sz="8" w:space="0"/>
+          <w:right w:val="single" w:color="4BACC6" w:themeColor="accent5" w:sz="8" w:space="0"/>
+          <w:insideV w:val="single" w:color="4BACC6" w:themeColor="accent5" w:sz="8" w:space="0"/>
         </w:tcBorders>
       </w:tcPr>
     </w:tblStylePr>
@@ -4160,12 +4187,12 @@
       <w:tblStyleColBandSize w:val="1"/>
       <w:tblInd w:w="0" w:type="dxa"/>
       <w:tblBorders>
-        <w:top w:val="single" w:sz="8" w:space="0" w:color="F79646" w:themeColor="accent6"/>
-        <w:left w:val="single" w:sz="8" w:space="0" w:color="F79646" w:themeColor="accent6"/>
-        <w:bottom w:val="single" w:sz="8" w:space="0" w:color="F79646" w:themeColor="accent6"/>
-        <w:right w:val="single" w:sz="8" w:space="0" w:color="F79646" w:themeColor="accent6"/>
-        <w:insideH w:val="single" w:sz="8" w:space="0" w:color="F79646" w:themeColor="accent6"/>
-        <w:insideV w:val="single" w:sz="8" w:space="0" w:color="F79646" w:themeColor="accent6"/>
+        <w:top w:val="single" w:color="F79646" w:themeColor="accent6" w:sz="8" w:space="0"/>
+        <w:left w:val="single" w:color="F79646" w:themeColor="accent6" w:sz="8" w:space="0"/>
+        <w:bottom w:val="single" w:color="F79646" w:themeColor="accent6" w:sz="8" w:space="0"/>
+        <w:right w:val="single" w:color="F79646" w:themeColor="accent6" w:sz="8" w:space="0"/>
+        <w:insideH w:val="single" w:color="F79646" w:themeColor="accent6" w:sz="8" w:space="0"/>
+        <w:insideV w:val="single" w:color="F79646" w:themeColor="accent6" w:sz="8" w:space="0"/>
       </w:tblBorders>
       <w:tblCellMar>
         <w:top w:w="0" w:type="dxa"/>
@@ -4179,19 +4206,19 @@
         <w:spacing w:before="0" w:after="0" w:line="240" w:lineRule="auto"/>
       </w:pPr>
       <w:rPr>
-        <w:rFonts w:asciiTheme="majorHAnsi" w:eastAsiaTheme="majorEastAsia" w:hAnsiTheme="majorHAnsi" w:cstheme="majorBidi"/>
-        <w:b/>
-        <w:bCs/>
-      </w:rPr>
-      <w:tblPr/>
-      <w:tcPr>
-        <w:tcBorders>
-          <w:top w:val="single" w:sz="8" w:space="0" w:color="F79646" w:themeColor="accent6"/>
-          <w:left w:val="single" w:sz="8" w:space="0" w:color="F79646" w:themeColor="accent6"/>
-          <w:bottom w:val="single" w:sz="18" w:space="0" w:color="F79646" w:themeColor="accent6"/>
-          <w:right w:val="single" w:sz="8" w:space="0" w:color="F79646" w:themeColor="accent6"/>
-          <w:insideH w:val="nil"/>
-          <w:insideV w:val="single" w:sz="8" w:space="0" w:color="F79646" w:themeColor="accent6"/>
+        <w:rFonts w:asciiTheme="majorHAnsi" w:hAnsiTheme="majorHAnsi" w:eastAsiaTheme="majorEastAsia" w:cstheme="majorBidi"/>
+        <w:b/>
+        <w:bCs/>
+      </w:rPr>
+      <w:tblPr/>
+      <w:tcPr>
+        <w:tcBorders>
+          <w:top w:val="single" w:color="F79646" w:themeColor="accent6" w:sz="8" w:space="0"/>
+          <w:left w:val="single" w:color="F79646" w:themeColor="accent6" w:sz="8" w:space="0"/>
+          <w:bottom w:val="single" w:color="F79646" w:themeColor="accent6" w:sz="18" w:space="0"/>
+          <w:right w:val="single" w:color="F79646" w:themeColor="accent6" w:sz="8" w:space="0"/>
+          <w:insideH w:val="nil"/>
+          <w:insideV w:val="single" w:color="F79646" w:themeColor="accent6" w:sz="8" w:space="0"/>
         </w:tcBorders>
       </w:tcPr>
     </w:tblStylePr>
@@ -4200,42 +4227,42 @@
         <w:spacing w:before="0" w:after="0" w:line="240" w:lineRule="auto"/>
       </w:pPr>
       <w:rPr>
-        <w:rFonts w:asciiTheme="majorHAnsi" w:eastAsiaTheme="majorEastAsia" w:hAnsiTheme="majorHAnsi" w:cstheme="majorBidi"/>
-        <w:b/>
-        <w:bCs/>
-      </w:rPr>
-      <w:tblPr/>
-      <w:tcPr>
-        <w:tcBorders>
-          <w:top w:val="double" w:sz="6" w:space="0" w:color="F79646" w:themeColor="accent6"/>
-          <w:left w:val="single" w:sz="8" w:space="0" w:color="F79646" w:themeColor="accent6"/>
-          <w:bottom w:val="single" w:sz="8" w:space="0" w:color="F79646" w:themeColor="accent6"/>
-          <w:right w:val="single" w:sz="8" w:space="0" w:color="F79646" w:themeColor="accent6"/>
-          <w:insideH w:val="nil"/>
-          <w:insideV w:val="single" w:sz="8" w:space="0" w:color="F79646" w:themeColor="accent6"/>
+        <w:rFonts w:asciiTheme="majorHAnsi" w:hAnsiTheme="majorHAnsi" w:eastAsiaTheme="majorEastAsia" w:cstheme="majorBidi"/>
+        <w:b/>
+        <w:bCs/>
+      </w:rPr>
+      <w:tblPr/>
+      <w:tcPr>
+        <w:tcBorders>
+          <w:top w:val="double" w:color="F79646" w:themeColor="accent6" w:sz="6" w:space="0"/>
+          <w:left w:val="single" w:color="F79646" w:themeColor="accent6" w:sz="8" w:space="0"/>
+          <w:bottom w:val="single" w:color="F79646" w:themeColor="accent6" w:sz="8" w:space="0"/>
+          <w:right w:val="single" w:color="F79646" w:themeColor="accent6" w:sz="8" w:space="0"/>
+          <w:insideH w:val="nil"/>
+          <w:insideV w:val="single" w:color="F79646" w:themeColor="accent6" w:sz="8" w:space="0"/>
         </w:tcBorders>
       </w:tcPr>
     </w:tblStylePr>
     <w:tblStylePr w:type="firstCol">
       <w:rPr>
-        <w:rFonts w:asciiTheme="majorHAnsi" w:eastAsiaTheme="majorEastAsia" w:hAnsiTheme="majorHAnsi" w:cstheme="majorBidi"/>
+        <w:rFonts w:asciiTheme="majorHAnsi" w:hAnsiTheme="majorHAnsi" w:eastAsiaTheme="majorEastAsia" w:cstheme="majorBidi"/>
         <w:b/>
         <w:bCs/>
       </w:rPr>
     </w:tblStylePr>
     <w:tblStylePr w:type="lastCol">
       <w:rPr>
-        <w:rFonts w:asciiTheme="majorHAnsi" w:eastAsiaTheme="majorEastAsia" w:hAnsiTheme="majorHAnsi" w:cstheme="majorBidi"/>
-        <w:b/>
-        <w:bCs/>
-      </w:rPr>
-      <w:tblPr/>
-      <w:tcPr>
-        <w:tcBorders>
-          <w:top w:val="single" w:sz="8" w:space="0" w:color="F79646" w:themeColor="accent6"/>
-          <w:left w:val="single" w:sz="8" w:space="0" w:color="F79646" w:themeColor="accent6"/>
-          <w:bottom w:val="single" w:sz="8" w:space="0" w:color="F79646" w:themeColor="accent6"/>
-          <w:right w:val="single" w:sz="8" w:space="0" w:color="F79646" w:themeColor="accent6"/>
+        <w:rFonts w:asciiTheme="majorHAnsi" w:hAnsiTheme="majorHAnsi" w:eastAsiaTheme="majorEastAsia" w:cstheme="majorBidi"/>
+        <w:b/>
+        <w:bCs/>
+      </w:rPr>
+      <w:tblPr/>
+      <w:tcPr>
+        <w:tcBorders>
+          <w:top w:val="single" w:color="F79646" w:themeColor="accent6" w:sz="8" w:space="0"/>
+          <w:left w:val="single" w:color="F79646" w:themeColor="accent6" w:sz="8" w:space="0"/>
+          <w:bottom w:val="single" w:color="F79646" w:themeColor="accent6" w:sz="8" w:space="0"/>
+          <w:right w:val="single" w:color="F79646" w:themeColor="accent6" w:sz="8" w:space="0"/>
         </w:tcBorders>
       </w:tcPr>
     </w:tblStylePr>
@@ -4243,10 +4270,10 @@
       <w:tblPr/>
       <w:tcPr>
         <w:tcBorders>
-          <w:top w:val="single" w:sz="8" w:space="0" w:color="F79646" w:themeColor="accent6"/>
-          <w:left w:val="single" w:sz="8" w:space="0" w:color="F79646" w:themeColor="accent6"/>
-          <w:bottom w:val="single" w:sz="8" w:space="0" w:color="F79646" w:themeColor="accent6"/>
-          <w:right w:val="single" w:sz="8" w:space="0" w:color="F79646" w:themeColor="accent6"/>
+          <w:top w:val="single" w:color="F79646" w:themeColor="accent6" w:sz="8" w:space="0"/>
+          <w:left w:val="single" w:color="F79646" w:themeColor="accent6" w:sz="8" w:space="0"/>
+          <w:bottom w:val="single" w:color="F79646" w:themeColor="accent6" w:sz="8" w:space="0"/>
+          <w:right w:val="single" w:color="F79646" w:themeColor="accent6" w:sz="8" w:space="0"/>
         </w:tcBorders>
         <w:shd w:val="clear" w:color="auto" w:fill="FDE4D0" w:themeFill="accent6" w:themeFillTint="3F"/>
       </w:tcPr>
@@ -4255,11 +4282,11 @@
       <w:tblPr/>
       <w:tcPr>
         <w:tcBorders>
-          <w:top w:val="single" w:sz="8" w:space="0" w:color="F79646" w:themeColor="accent6"/>
-          <w:left w:val="single" w:sz="8" w:space="0" w:color="F79646" w:themeColor="accent6"/>
-          <w:bottom w:val="single" w:sz="8" w:space="0" w:color="F79646" w:themeColor="accent6"/>
-          <w:right w:val="single" w:sz="8" w:space="0" w:color="F79646" w:themeColor="accent6"/>
-          <w:insideV w:val="single" w:sz="8" w:space="0" w:color="F79646" w:themeColor="accent6"/>
+          <w:top w:val="single" w:color="F79646" w:themeColor="accent6" w:sz="8" w:space="0"/>
+          <w:left w:val="single" w:color="F79646" w:themeColor="accent6" w:sz="8" w:space="0"/>
+          <w:bottom w:val="single" w:color="F79646" w:themeColor="accent6" w:sz="8" w:space="0"/>
+          <w:right w:val="single" w:color="F79646" w:themeColor="accent6" w:sz="8" w:space="0"/>
+          <w:insideV w:val="single" w:color="F79646" w:themeColor="accent6" w:sz="8" w:space="0"/>
         </w:tcBorders>
         <w:shd w:val="clear" w:color="auto" w:fill="FDE4D0" w:themeFill="accent6" w:themeFillTint="3F"/>
       </w:tcPr>
@@ -4268,11 +4295,11 @@
       <w:tblPr/>
       <w:tcPr>
         <w:tcBorders>
-          <w:top w:val="single" w:sz="8" w:space="0" w:color="F79646" w:themeColor="accent6"/>
-          <w:left w:val="single" w:sz="8" w:space="0" w:color="F79646" w:themeColor="accent6"/>
-          <w:bottom w:val="single" w:sz="8" w:space="0" w:color="F79646" w:themeColor="accent6"/>
-          <w:right w:val="single" w:sz="8" w:space="0" w:color="F79646" w:themeColor="accent6"/>
-          <w:insideV w:val="single" w:sz="8" w:space="0" w:color="F79646" w:themeColor="accent6"/>
+          <w:top w:val="single" w:color="F79646" w:themeColor="accent6" w:sz="8" w:space="0"/>
+          <w:left w:val="single" w:color="F79646" w:themeColor="accent6" w:sz="8" w:space="0"/>
+          <w:bottom w:val="single" w:color="F79646" w:themeColor="accent6" w:sz="8" w:space="0"/>
+          <w:right w:val="single" w:color="F79646" w:themeColor="accent6" w:sz="8" w:space="0"/>
+          <w:insideV w:val="single" w:color="F79646" w:themeColor="accent6" w:sz="8" w:space="0"/>
         </w:tcBorders>
       </w:tcPr>
     </w:tblStylePr>
@@ -4290,11 +4317,11 @@
       <w:tblStyleColBandSize w:val="1"/>
       <w:tblInd w:w="0" w:type="dxa"/>
       <w:tblBorders>
-        <w:top w:val="single" w:sz="8" w:space="0" w:color="404040" w:themeColor="text1" w:themeTint="BF"/>
-        <w:left w:val="single" w:sz="8" w:space="0" w:color="404040" w:themeColor="text1" w:themeTint="BF"/>
-        <w:bottom w:val="single" w:sz="8" w:space="0" w:color="404040" w:themeColor="text1" w:themeTint="BF"/>
-        <w:right w:val="single" w:sz="8" w:space="0" w:color="404040" w:themeColor="text1" w:themeTint="BF"/>
-        <w:insideH w:val="single" w:sz="8" w:space="0" w:color="404040" w:themeColor="text1" w:themeTint="BF"/>
+        <w:top w:val="single" w:color="404040" w:themeColor="text1" w:themeTint="BF" w:sz="8" w:space="0"/>
+        <w:left w:val="single" w:color="404040" w:themeColor="text1" w:themeTint="BF" w:sz="8" w:space="0"/>
+        <w:bottom w:val="single" w:color="404040" w:themeColor="text1" w:themeTint="BF" w:sz="8" w:space="0"/>
+        <w:right w:val="single" w:color="404040" w:themeColor="text1" w:themeTint="BF" w:sz="8" w:space="0"/>
+        <w:insideH w:val="single" w:color="404040" w:themeColor="text1" w:themeTint="BF" w:sz="8" w:space="0"/>
       </w:tblBorders>
       <w:tblCellMar>
         <w:top w:w="0" w:type="dxa"/>
@@ -4315,10 +4342,10 @@
       <w:tblPr/>
       <w:tcPr>
         <w:tcBorders>
-          <w:top w:val="single" w:sz="8" w:space="0" w:color="404040" w:themeColor="text1" w:themeTint="BF"/>
-          <w:left w:val="single" w:sz="8" w:space="0" w:color="404040" w:themeColor="text1" w:themeTint="BF"/>
-          <w:bottom w:val="single" w:sz="8" w:space="0" w:color="404040" w:themeColor="text1" w:themeTint="BF"/>
-          <w:right w:val="single" w:sz="8" w:space="0" w:color="404040" w:themeColor="text1" w:themeTint="BF"/>
+          <w:top w:val="single" w:color="404040" w:themeColor="text1" w:themeTint="BF" w:sz="8" w:space="0"/>
+          <w:left w:val="single" w:color="404040" w:themeColor="text1" w:themeTint="BF" w:sz="8" w:space="0"/>
+          <w:bottom w:val="single" w:color="404040" w:themeColor="text1" w:themeTint="BF" w:sz="8" w:space="0"/>
+          <w:right w:val="single" w:color="404040" w:themeColor="text1" w:themeTint="BF" w:sz="8" w:space="0"/>
           <w:insideH w:val="nil"/>
           <w:insideV w:val="nil"/>
         </w:tcBorders>
@@ -4336,10 +4363,10 @@
       <w:tblPr/>
       <w:tcPr>
         <w:tcBorders>
-          <w:top w:val="double" w:sz="6" w:space="0" w:color="404040" w:themeColor="text1" w:themeTint="BF"/>
-          <w:left w:val="single" w:sz="8" w:space="0" w:color="404040" w:themeColor="text1" w:themeTint="BF"/>
-          <w:bottom w:val="single" w:sz="8" w:space="0" w:color="404040" w:themeColor="text1" w:themeTint="BF"/>
-          <w:right w:val="single" w:sz="8" w:space="0" w:color="404040" w:themeColor="text1" w:themeTint="BF"/>
+          <w:top w:val="double" w:color="404040" w:themeColor="text1" w:themeTint="BF" w:sz="6" w:space="0"/>
+          <w:left w:val="single" w:color="404040" w:themeColor="text1" w:themeTint="BF" w:sz="8" w:space="0"/>
+          <w:bottom w:val="single" w:color="404040" w:themeColor="text1" w:themeTint="BF" w:sz="8" w:space="0"/>
+          <w:right w:val="single" w:color="404040" w:themeColor="text1" w:themeTint="BF" w:sz="8" w:space="0"/>
           <w:insideH w:val="nil"/>
           <w:insideV w:val="nil"/>
         </w:tcBorders>
@@ -4396,11 +4423,11 @@
       <w:tblStyleColBandSize w:val="1"/>
       <w:tblInd w:w="0" w:type="dxa"/>
       <w:tblBorders>
-        <w:top w:val="single" w:sz="8" w:space="0" w:color="7BA0CD" w:themeColor="accent1" w:themeTint="BF"/>
-        <w:left w:val="single" w:sz="8" w:space="0" w:color="7BA0CD" w:themeColor="accent1" w:themeTint="BF"/>
-        <w:bottom w:val="single" w:sz="8" w:space="0" w:color="7BA0CD" w:themeColor="accent1" w:themeTint="BF"/>
-        <w:right w:val="single" w:sz="8" w:space="0" w:color="7BA0CD" w:themeColor="accent1" w:themeTint="BF"/>
-        <w:insideH w:val="single" w:sz="8" w:space="0" w:color="7BA0CD" w:themeColor="accent1" w:themeTint="BF"/>
+        <w:top w:val="single" w:color="7BA0CD" w:themeColor="accent1" w:themeTint="BF" w:sz="8" w:space="0"/>
+        <w:left w:val="single" w:color="7BA0CD" w:themeColor="accent1" w:themeTint="BF" w:sz="8" w:space="0"/>
+        <w:bottom w:val="single" w:color="7BA0CD" w:themeColor="accent1" w:themeTint="BF" w:sz="8" w:space="0"/>
+        <w:right w:val="single" w:color="7BA0CD" w:themeColor="accent1" w:themeTint="BF" w:sz="8" w:space="0"/>
+        <w:insideH w:val="single" w:color="7BA0CD" w:themeColor="accent1" w:themeTint="BF" w:sz="8" w:space="0"/>
       </w:tblBorders>
       <w:tblCellMar>
         <w:top w:w="0" w:type="dxa"/>
@@ -4421,10 +4448,10 @@
       <w:tblPr/>
       <w:tcPr>
         <w:tcBorders>
-          <w:top w:val="single" w:sz="8" w:space="0" w:color="7BA0CD" w:themeColor="accent1" w:themeTint="BF"/>
-          <w:left w:val="single" w:sz="8" w:space="0" w:color="7BA0CD" w:themeColor="accent1" w:themeTint="BF"/>
-          <w:bottom w:val="single" w:sz="8" w:space="0" w:color="7BA0CD" w:themeColor="accent1" w:themeTint="BF"/>
-          <w:right w:val="single" w:sz="8" w:space="0" w:color="7BA0CD" w:themeColor="accent1" w:themeTint="BF"/>
+          <w:top w:val="single" w:color="7BA0CD" w:themeColor="accent1" w:themeTint="BF" w:sz="8" w:space="0"/>
+          <w:left w:val="single" w:color="7BA0CD" w:themeColor="accent1" w:themeTint="BF" w:sz="8" w:space="0"/>
+          <w:bottom w:val="single" w:color="7BA0CD" w:themeColor="accent1" w:themeTint="BF" w:sz="8" w:space="0"/>
+          <w:right w:val="single" w:color="7BA0CD" w:themeColor="accent1" w:themeTint="BF" w:sz="8" w:space="0"/>
           <w:insideH w:val="nil"/>
           <w:insideV w:val="nil"/>
         </w:tcBorders>
@@ -4442,10 +4469,10 @@
       <w:tblPr/>
       <w:tcPr>
         <w:tcBorders>
-          <w:top w:val="double" w:sz="6" w:space="0" w:color="7BA0CD" w:themeColor="accent1" w:themeTint="BF"/>
-          <w:left w:val="single" w:sz="8" w:space="0" w:color="7BA0CD" w:themeColor="accent1" w:themeTint="BF"/>
-          <w:bottom w:val="single" w:sz="8" w:space="0" w:color="7BA0CD" w:themeColor="accent1" w:themeTint="BF"/>
-          <w:right w:val="single" w:sz="8" w:space="0" w:color="7BA0CD" w:themeColor="accent1" w:themeTint="BF"/>
+          <w:top w:val="double" w:color="7BA0CD" w:themeColor="accent1" w:themeTint="BF" w:sz="6" w:space="0"/>
+          <w:left w:val="single" w:color="7BA0CD" w:themeColor="accent1" w:themeTint="BF" w:sz="8" w:space="0"/>
+          <w:bottom w:val="single" w:color="7BA0CD" w:themeColor="accent1" w:themeTint="BF" w:sz="8" w:space="0"/>
+          <w:right w:val="single" w:color="7BA0CD" w:themeColor="accent1" w:themeTint="BF" w:sz="8" w:space="0"/>
           <w:insideH w:val="nil"/>
           <w:insideV w:val="nil"/>
         </w:tcBorders>
@@ -4502,11 +4529,11 @@
       <w:tblStyleColBandSize w:val="1"/>
       <w:tblInd w:w="0" w:type="dxa"/>
       <w:tblBorders>
-        <w:top w:val="single" w:sz="8" w:space="0" w:color="CF7B79" w:themeColor="accent2" w:themeTint="BF"/>
-        <w:left w:val="single" w:sz="8" w:space="0" w:color="CF7B79" w:themeColor="accent2" w:themeTint="BF"/>
-        <w:bottom w:val="single" w:sz="8" w:space="0" w:color="CF7B79" w:themeColor="accent2" w:themeTint="BF"/>
-        <w:right w:val="single" w:sz="8" w:space="0" w:color="CF7B79" w:themeColor="accent2" w:themeTint="BF"/>
-        <w:insideH w:val="single" w:sz="8" w:space="0" w:color="CF7B79" w:themeColor="accent2" w:themeTint="BF"/>
+        <w:top w:val="single" w:color="CF7B79" w:themeColor="accent2" w:themeTint="BF" w:sz="8" w:space="0"/>
+        <w:left w:val="single" w:color="CF7B79" w:themeColor="accent2" w:themeTint="BF" w:sz="8" w:space="0"/>
+        <w:bottom w:val="single" w:color="CF7B79" w:themeColor="accent2" w:themeTint="BF" w:sz="8" w:space="0"/>
+        <w:right w:val="single" w:color="CF7B79" w:themeColor="accent2" w:themeTint="BF" w:sz="8" w:space="0"/>
+        <w:insideH w:val="single" w:color="CF7B79" w:themeColor="accent2" w:themeTint="BF" w:sz="8" w:space="0"/>
       </w:tblBorders>
       <w:tblCellMar>
         <w:top w:w="0" w:type="dxa"/>
@@ -4527,10 +4554,10 @@
       <w:tblPr/>
       <w:tcPr>
         <w:tcBorders>
-          <w:top w:val="single" w:sz="8" w:space="0" w:color="CF7B79" w:themeColor="accent2" w:themeTint="BF"/>
-          <w:left w:val="single" w:sz="8" w:space="0" w:color="CF7B79" w:themeColor="accent2" w:themeTint="BF"/>
-          <w:bottom w:val="single" w:sz="8" w:space="0" w:color="CF7B79" w:themeColor="accent2" w:themeTint="BF"/>
-          <w:right w:val="single" w:sz="8" w:space="0" w:color="CF7B79" w:themeColor="accent2" w:themeTint="BF"/>
+          <w:top w:val="single" w:color="CF7B79" w:themeColor="accent2" w:themeTint="BF" w:sz="8" w:space="0"/>
+          <w:left w:val="single" w:color="CF7B79" w:themeColor="accent2" w:themeTint="BF" w:sz="8" w:space="0"/>
+          <w:bottom w:val="single" w:color="CF7B79" w:themeColor="accent2" w:themeTint="BF" w:sz="8" w:space="0"/>
+          <w:right w:val="single" w:color="CF7B79" w:themeColor="accent2" w:themeTint="BF" w:sz="8" w:space="0"/>
           <w:insideH w:val="nil"/>
           <w:insideV w:val="nil"/>
         </w:tcBorders>
@@ -4548,10 +4575,10 @@
       <w:tblPr/>
       <w:tcPr>
         <w:tcBorders>
-          <w:top w:val="double" w:sz="6" w:space="0" w:color="CF7B79" w:themeColor="accent2" w:themeTint="BF"/>
-          <w:left w:val="single" w:sz="8" w:space="0" w:color="CF7B79" w:themeColor="accent2" w:themeTint="BF"/>
-          <w:bottom w:val="single" w:sz="8" w:space="0" w:color="CF7B79" w:themeColor="accent2" w:themeTint="BF"/>
-          <w:right w:val="single" w:sz="8" w:space="0" w:color="CF7B79" w:themeColor="accent2" w:themeTint="BF"/>
+          <w:top w:val="double" w:color="CF7B79" w:themeColor="accent2" w:themeTint="BF" w:sz="6" w:space="0"/>
+          <w:left w:val="single" w:color="CF7B79" w:themeColor="accent2" w:themeTint="BF" w:sz="8" w:space="0"/>
+          <w:bottom w:val="single" w:color="CF7B79" w:themeColor="accent2" w:themeTint="BF" w:sz="8" w:space="0"/>
+          <w:right w:val="single" w:color="CF7B79" w:themeColor="accent2" w:themeTint="BF" w:sz="8" w:space="0"/>
           <w:insideH w:val="nil"/>
           <w:insideV w:val="nil"/>
         </w:tcBorders>
@@ -4608,11 +4635,11 @@
       <w:tblStyleColBandSize w:val="1"/>
       <w:tblInd w:w="0" w:type="dxa"/>
       <w:tblBorders>
-        <w:top w:val="single" w:sz="8" w:space="0" w:color="B3CC82" w:themeColor="accent3" w:themeTint="BF"/>
-        <w:left w:val="single" w:sz="8" w:space="0" w:color="B3CC82" w:themeColor="accent3" w:themeTint="BF"/>
-        <w:bottom w:val="single" w:sz="8" w:space="0" w:color="B3CC82" w:themeColor="accent3" w:themeTint="BF"/>
-        <w:right w:val="single" w:sz="8" w:space="0" w:color="B3CC82" w:themeColor="accent3" w:themeTint="BF"/>
-        <w:insideH w:val="single" w:sz="8" w:space="0" w:color="B3CC82" w:themeColor="accent3" w:themeTint="BF"/>
+        <w:top w:val="single" w:color="B3CC82" w:themeColor="accent3" w:themeTint="BF" w:sz="8" w:space="0"/>
+        <w:left w:val="single" w:color="B3CC82" w:themeColor="accent3" w:themeTint="BF" w:sz="8" w:space="0"/>
+        <w:bottom w:val="single" w:color="B3CC82" w:themeColor="accent3" w:themeTint="BF" w:sz="8" w:space="0"/>
+        <w:right w:val="single" w:color="B3CC82" w:themeColor="accent3" w:themeTint="BF" w:sz="8" w:space="0"/>
+        <w:insideH w:val="single" w:color="B3CC82" w:themeColor="accent3" w:themeTint="BF" w:sz="8" w:space="0"/>
       </w:tblBorders>
       <w:tblCellMar>
         <w:top w:w="0" w:type="dxa"/>
@@ -4633,10 +4660,10 @@
       <w:tblPr/>
       <w:tcPr>
         <w:tcBorders>
-          <w:top w:val="single" w:sz="8" w:space="0" w:color="B3CC82" w:themeColor="accent3" w:themeTint="BF"/>
-          <w:left w:val="single" w:sz="8" w:space="0" w:color="B3CC82" w:themeColor="accent3" w:themeTint="BF"/>
-          <w:bottom w:val="single" w:sz="8" w:space="0" w:color="B3CC82" w:themeColor="accent3" w:themeTint="BF"/>
-          <w:right w:val="single" w:sz="8" w:space="0" w:color="B3CC82" w:themeColor="accent3" w:themeTint="BF"/>
+          <w:top w:val="single" w:color="B3CC82" w:themeColor="accent3" w:themeTint="BF" w:sz="8" w:space="0"/>
+          <w:left w:val="single" w:color="B3CC82" w:themeColor="accent3" w:themeTint="BF" w:sz="8" w:space="0"/>
+          <w:bottom w:val="single" w:color="B3CC82" w:themeColor="accent3" w:themeTint="BF" w:sz="8" w:space="0"/>
+          <w:right w:val="single" w:color="B3CC82" w:themeColor="accent3" w:themeTint="BF" w:sz="8" w:space="0"/>
           <w:insideH w:val="nil"/>
           <w:insideV w:val="nil"/>
         </w:tcBorders>
@@ -4654,10 +4681,10 @@
       <w:tblPr/>
       <w:tcPr>
         <w:tcBorders>
-          <w:top w:val="double" w:sz="6" w:space="0" w:color="B3CC82" w:themeColor="accent3" w:themeTint="BF"/>
-          <w:left w:val="single" w:sz="8" w:space="0" w:color="B3CC82" w:themeColor="accent3" w:themeTint="BF"/>
-          <w:bottom w:val="single" w:sz="8" w:space="0" w:color="B3CC82" w:themeColor="accent3" w:themeTint="BF"/>
-          <w:right w:val="single" w:sz="8" w:space="0" w:color="B3CC82" w:themeColor="accent3" w:themeTint="BF"/>
+          <w:top w:val="double" w:color="B3CC82" w:themeColor="accent3" w:themeTint="BF" w:sz="6" w:space="0"/>
+          <w:left w:val="single" w:color="B3CC82" w:themeColor="accent3" w:themeTint="BF" w:sz="8" w:space="0"/>
+          <w:bottom w:val="single" w:color="B3CC82" w:themeColor="accent3" w:themeTint="BF" w:sz="8" w:space="0"/>
+          <w:right w:val="single" w:color="B3CC82" w:themeColor="accent3" w:themeTint="BF" w:sz="8" w:space="0"/>
           <w:insideH w:val="nil"/>
           <w:insideV w:val="nil"/>
         </w:tcBorders>
@@ -4714,11 +4741,11 @@
       <w:tblStyleColBandSize w:val="1"/>
       <w:tblInd w:w="0" w:type="dxa"/>
       <w:tblBorders>
-        <w:top w:val="single" w:sz="8" w:space="0" w:color="9F8AB9" w:themeColor="accent4" w:themeTint="BF"/>
-        <w:left w:val="single" w:sz="8" w:space="0" w:color="9F8AB9" w:themeColor="accent4" w:themeTint="BF"/>
-        <w:bottom w:val="single" w:sz="8" w:space="0" w:color="9F8AB9" w:themeColor="accent4" w:themeTint="BF"/>
-        <w:right w:val="single" w:sz="8" w:space="0" w:color="9F8AB9" w:themeColor="accent4" w:themeTint="BF"/>
-        <w:insideH w:val="single" w:sz="8" w:space="0" w:color="9F8AB9" w:themeColor="accent4" w:themeTint="BF"/>
+        <w:top w:val="single" w:color="9F8AB9" w:themeColor="accent4" w:themeTint="BF" w:sz="8" w:space="0"/>
+        <w:left w:val="single" w:color="9F8AB9" w:themeColor="accent4" w:themeTint="BF" w:sz="8" w:space="0"/>
+        <w:bottom w:val="single" w:color="9F8AB9" w:themeColor="accent4" w:themeTint="BF" w:sz="8" w:space="0"/>
+        <w:right w:val="single" w:color="9F8AB9" w:themeColor="accent4" w:themeTint="BF" w:sz="8" w:space="0"/>
+        <w:insideH w:val="single" w:color="9F8AB9" w:themeColor="accent4" w:themeTint="BF" w:sz="8" w:space="0"/>
       </w:tblBorders>
       <w:tblCellMar>
         <w:top w:w="0" w:type="dxa"/>
@@ -4739,10 +4766,10 @@
       <w:tblPr/>
       <w:tcPr>
         <w:tcBorders>
-          <w:top w:val="single" w:sz="8" w:space="0" w:color="9F8AB9" w:themeColor="accent4" w:themeTint="BF"/>
-          <w:left w:val="single" w:sz="8" w:space="0" w:color="9F8AB9" w:themeColor="accent4" w:themeTint="BF"/>
-          <w:bottom w:val="single" w:sz="8" w:space="0" w:color="9F8AB9" w:themeColor="accent4" w:themeTint="BF"/>
-          <w:right w:val="single" w:sz="8" w:space="0" w:color="9F8AB9" w:themeColor="accent4" w:themeTint="BF"/>
+          <w:top w:val="single" w:color="9F8AB9" w:themeColor="accent4" w:themeTint="BF" w:sz="8" w:space="0"/>
+          <w:left w:val="single" w:color="9F8AB9" w:themeColor="accent4" w:themeTint="BF" w:sz="8" w:space="0"/>
+          <w:bottom w:val="single" w:color="9F8AB9" w:themeColor="accent4" w:themeTint="BF" w:sz="8" w:space="0"/>
+          <w:right w:val="single" w:color="9F8AB9" w:themeColor="accent4" w:themeTint="BF" w:sz="8" w:space="0"/>
           <w:insideH w:val="nil"/>
           <w:insideV w:val="nil"/>
         </w:tcBorders>
@@ -4760,10 +4787,10 @@
       <w:tblPr/>
       <w:tcPr>
         <w:tcBorders>
-          <w:top w:val="double" w:sz="6" w:space="0" w:color="9F8AB9" w:themeColor="accent4" w:themeTint="BF"/>
-          <w:left w:val="single" w:sz="8" w:space="0" w:color="9F8AB9" w:themeColor="accent4" w:themeTint="BF"/>
-          <w:bottom w:val="single" w:sz="8" w:space="0" w:color="9F8AB9" w:themeColor="accent4" w:themeTint="BF"/>
-          <w:right w:val="single" w:sz="8" w:space="0" w:color="9F8AB9" w:themeColor="accent4" w:themeTint="BF"/>
+          <w:top w:val="double" w:color="9F8AB9" w:themeColor="accent4" w:themeTint="BF" w:sz="6" w:space="0"/>
+          <w:left w:val="single" w:color="9F8AB9" w:themeColor="accent4" w:themeTint="BF" w:sz="8" w:space="0"/>
+          <w:bottom w:val="single" w:color="9F8AB9" w:themeColor="accent4" w:themeTint="BF" w:sz="8" w:space="0"/>
+          <w:right w:val="single" w:color="9F8AB9" w:themeColor="accent4" w:themeTint="BF" w:sz="8" w:space="0"/>
           <w:insideH w:val="nil"/>
           <w:insideV w:val="nil"/>
         </w:tcBorders>
@@ -4820,11 +4847,11 @@
       <w:tblStyleColBandSize w:val="1"/>
       <w:tblInd w:w="0" w:type="dxa"/>
       <w:tblBorders>
-        <w:top w:val="single" w:sz="8" w:space="0" w:color="78C0D4" w:themeColor="accent5" w:themeTint="BF"/>
-        <w:left w:val="single" w:sz="8" w:space="0" w:color="78C0D4" w:themeColor="accent5" w:themeTint="BF"/>
-        <w:bottom w:val="single" w:sz="8" w:space="0" w:color="78C0D4" w:themeColor="accent5" w:themeTint="BF"/>
-        <w:right w:val="single" w:sz="8" w:space="0" w:color="78C0D4" w:themeColor="accent5" w:themeTint="BF"/>
-        <w:insideH w:val="single" w:sz="8" w:space="0" w:color="78C0D4" w:themeColor="accent5" w:themeTint="BF"/>
+        <w:top w:val="single" w:color="78C0D4" w:themeColor="accent5" w:themeTint="BF" w:sz="8" w:space="0"/>
+        <w:left w:val="single" w:color="78C0D4" w:themeColor="accent5" w:themeTint="BF" w:sz="8" w:space="0"/>
+        <w:bottom w:val="single" w:color="78C0D4" w:themeColor="accent5" w:themeTint="BF" w:sz="8" w:space="0"/>
+        <w:right w:val="single" w:color="78C0D4" w:themeColor="accent5" w:themeTint="BF" w:sz="8" w:space="0"/>
+        <w:insideH w:val="single" w:color="78C0D4" w:themeColor="accent5" w:themeTint="BF" w:sz="8" w:space="0"/>
       </w:tblBorders>
       <w:tblCellMar>
         <w:top w:w="0" w:type="dxa"/>
@@ -4845,10 +4872,10 @@
       <w:tblPr/>
       <w:tcPr>
         <w:tcBorders>
-          <w:top w:val="single" w:sz="8" w:space="0" w:color="78C0D4" w:themeColor="accent5" w:themeTint="BF"/>
-          <w:left w:val="single" w:sz="8" w:space="0" w:color="78C0D4" w:themeColor="accent5" w:themeTint="BF"/>
-          <w:bottom w:val="single" w:sz="8" w:space="0" w:color="78C0D4" w:themeColor="accent5" w:themeTint="BF"/>
-          <w:right w:val="single" w:sz="8" w:space="0" w:color="78C0D4" w:themeColor="accent5" w:themeTint="BF"/>
+          <w:top w:val="single" w:color="78C0D4" w:themeColor="accent5" w:themeTint="BF" w:sz="8" w:space="0"/>
+          <w:left w:val="single" w:color="78C0D4" w:themeColor="accent5" w:themeTint="BF" w:sz="8" w:space="0"/>
+          <w:bottom w:val="single" w:color="78C0D4" w:themeColor="accent5" w:themeTint="BF" w:sz="8" w:space="0"/>
+          <w:right w:val="single" w:color="78C0D4" w:themeColor="accent5" w:themeTint="BF" w:sz="8" w:space="0"/>
           <w:insideH w:val="nil"/>
           <w:insideV w:val="nil"/>
         </w:tcBorders>
@@ -4866,10 +4893,10 @@
       <w:tblPr/>
       <w:tcPr>
         <w:tcBorders>
-          <w:top w:val="double" w:sz="6" w:space="0" w:color="78C0D4" w:themeColor="accent5" w:themeTint="BF"/>
-          <w:left w:val="single" w:sz="8" w:space="0" w:color="78C0D4" w:themeColor="accent5" w:themeTint="BF"/>
-          <w:bottom w:val="single" w:sz="8" w:space="0" w:color="78C0D4" w:themeColor="accent5" w:themeTint="BF"/>
-          <w:right w:val="single" w:sz="8" w:space="0" w:color="78C0D4" w:themeColor="accent5" w:themeTint="BF"/>
+          <w:top w:val="double" w:color="78C0D4" w:themeColor="accent5" w:themeTint="BF" w:sz="6" w:space="0"/>
+          <w:left w:val="single" w:color="78C0D4" w:themeColor="accent5" w:themeTint="BF" w:sz="8" w:space="0"/>
+          <w:bottom w:val="single" w:color="78C0D4" w:themeColor="accent5" w:themeTint="BF" w:sz="8" w:space="0"/>
+          <w:right w:val="single" w:color="78C0D4" w:themeColor="accent5" w:themeTint="BF" w:sz="8" w:space="0"/>
           <w:insideH w:val="nil"/>
           <w:insideV w:val="nil"/>
         </w:tcBorders>
@@ -4926,11 +4953,11 @@
       <w:tblStyleColBandSize w:val="1"/>
       <w:tblInd w:w="0" w:type="dxa"/>
       <w:tblBorders>
-        <w:top w:val="single" w:sz="8" w:space="0" w:color="F9B074" w:themeColor="accent6" w:themeTint="BF"/>
-        <w:left w:val="single" w:sz="8" w:space="0" w:color="F9B074" w:themeColor="accent6" w:themeTint="BF"/>
-        <w:bottom w:val="single" w:sz="8" w:space="0" w:color="F9B074" w:themeColor="accent6" w:themeTint="BF"/>
-        <w:right w:val="single" w:sz="8" w:space="0" w:color="F9B074" w:themeColor="accent6" w:themeTint="BF"/>
-        <w:insideH w:val="single" w:sz="8" w:space="0" w:color="F9B074" w:themeColor="accent6" w:themeTint="BF"/>
+        <w:top w:val="single" w:color="F9B074" w:themeColor="accent6" w:themeTint="BF" w:sz="8" w:space="0"/>
+        <w:left w:val="single" w:color="F9B074" w:themeColor="accent6" w:themeTint="BF" w:sz="8" w:space="0"/>
+        <w:bottom w:val="single" w:color="F9B074" w:themeColor="accent6" w:themeTint="BF" w:sz="8" w:space="0"/>
+        <w:right w:val="single" w:color="F9B074" w:themeColor="accent6" w:themeTint="BF" w:sz="8" w:space="0"/>
+        <w:insideH w:val="single" w:color="F9B074" w:themeColor="accent6" w:themeTint="BF" w:sz="8" w:space="0"/>
       </w:tblBorders>
       <w:tblCellMar>
         <w:top w:w="0" w:type="dxa"/>
@@ -4951,10 +4978,10 @@
       <w:tblPr/>
       <w:tcPr>
         <w:tcBorders>
-          <w:top w:val="single" w:sz="8" w:space="0" w:color="F9B074" w:themeColor="accent6" w:themeTint="BF"/>
-          <w:left w:val="single" w:sz="8" w:space="0" w:color="F9B074" w:themeColor="accent6" w:themeTint="BF"/>
-          <w:bottom w:val="single" w:sz="8" w:space="0" w:color="F9B074" w:themeColor="accent6" w:themeTint="BF"/>
-          <w:right w:val="single" w:sz="8" w:space="0" w:color="F9B074" w:themeColor="accent6" w:themeTint="BF"/>
+          <w:top w:val="single" w:color="F9B074" w:themeColor="accent6" w:themeTint="BF" w:sz="8" w:space="0"/>
+          <w:left w:val="single" w:color="F9B074" w:themeColor="accent6" w:themeTint="BF" w:sz="8" w:space="0"/>
+          <w:bottom w:val="single" w:color="F9B074" w:themeColor="accent6" w:themeTint="BF" w:sz="8" w:space="0"/>
+          <w:right w:val="single" w:color="F9B074" w:themeColor="accent6" w:themeTint="BF" w:sz="8" w:space="0"/>
           <w:insideH w:val="nil"/>
           <w:insideV w:val="nil"/>
         </w:tcBorders>
@@ -4972,10 +4999,10 @@
       <w:tblPr/>
       <w:tcPr>
         <w:tcBorders>
-          <w:top w:val="double" w:sz="6" w:space="0" w:color="F9B074" w:themeColor="accent6" w:themeTint="BF"/>
-          <w:left w:val="single" w:sz="8" w:space="0" w:color="F9B074" w:themeColor="accent6" w:themeTint="BF"/>
-          <w:bottom w:val="single" w:sz="8" w:space="0" w:color="F9B074" w:themeColor="accent6" w:themeTint="BF"/>
-          <w:right w:val="single" w:sz="8" w:space="0" w:color="F9B074" w:themeColor="accent6" w:themeTint="BF"/>
+          <w:top w:val="double" w:color="F9B074" w:themeColor="accent6" w:themeTint="BF" w:sz="6" w:space="0"/>
+          <w:left w:val="single" w:color="F9B074" w:themeColor="accent6" w:themeTint="BF" w:sz="8" w:space="0"/>
+          <w:bottom w:val="single" w:color="F9B074" w:themeColor="accent6" w:themeTint="BF" w:sz="8" w:space="0"/>
+          <w:right w:val="single" w:color="F9B074" w:themeColor="accent6" w:themeTint="BF" w:sz="8" w:space="0"/>
           <w:insideH w:val="nil"/>
           <w:insideV w:val="nil"/>
         </w:tcBorders>
@@ -5032,8 +5059,8 @@
       <w:tblStyleColBandSize w:val="1"/>
       <w:tblInd w:w="0" w:type="dxa"/>
       <w:tblBorders>
-        <w:top w:val="single" w:sz="18" w:space="0" w:color="auto"/>
-        <w:bottom w:val="single" w:sz="18" w:space="0" w:color="auto"/>
+        <w:top w:val="single" w:color="auto" w:sz="18" w:space="0"/>
+        <w:bottom w:val="single" w:color="auto" w:sz="18" w:space="0"/>
       </w:tblBorders>
       <w:tblCellMar>
         <w:top w:w="0" w:type="dxa"/>
@@ -5054,9 +5081,9 @@
       <w:tblPr/>
       <w:tcPr>
         <w:tcBorders>
-          <w:top w:val="single" w:sz="18" w:space="0" w:color="auto"/>
-          <w:left w:val="nil"/>
-          <w:bottom w:val="single" w:sz="18" w:space="0" w:color="auto"/>
+          <w:top w:val="single" w:color="auto" w:sz="18" w:space="0"/>
+          <w:left w:val="nil"/>
+          <w:bottom w:val="single" w:color="auto" w:sz="18" w:space="0"/>
           <w:right w:val="nil"/>
           <w:insideH w:val="nil"/>
           <w:insideV w:val="nil"/>
@@ -5074,9 +5101,9 @@
       <w:tblPr/>
       <w:tcPr>
         <w:tcBorders>
-          <w:top w:val="double" w:sz="6" w:space="0" w:color="auto"/>
-          <w:left w:val="nil"/>
-          <w:bottom w:val="single" w:sz="18" w:space="0" w:color="auto"/>
+          <w:top w:val="double" w:color="auto" w:sz="6" w:space="0"/>
+          <w:left w:val="nil"/>
+          <w:bottom w:val="single" w:color="auto" w:sz="18" w:space="0"/>
           <w:right w:val="nil"/>
           <w:insideH w:val="nil"/>
           <w:insideV w:val="nil"/>
@@ -5095,7 +5122,7 @@
         <w:tcBorders>
           <w:top w:val="nil"/>
           <w:left w:val="nil"/>
-          <w:bottom w:val="single" w:sz="18" w:space="0" w:color="auto"/>
+          <w:bottom w:val="single" w:color="auto" w:sz="18" w:space="0"/>
           <w:right w:val="nil"/>
           <w:insideH w:val="nil"/>
           <w:insideV w:val="nil"/>
@@ -5142,9 +5169,9 @@
       <w:tblPr/>
       <w:tcPr>
         <w:tcBorders>
-          <w:top w:val="single" w:sz="18" w:space="0" w:color="auto"/>
-          <w:left w:val="nil"/>
-          <w:bottom w:val="single" w:sz="18" w:space="0" w:color="auto"/>
+          <w:top w:val="single" w:color="auto" w:sz="18" w:space="0"/>
+          <w:left w:val="nil"/>
+          <w:bottom w:val="single" w:color="auto" w:sz="18" w:space="0"/>
           <w:right w:val="nil"/>
           <w:insideH w:val="nil"/>
           <w:insideV w:val="nil"/>
@@ -5158,9 +5185,9 @@
       <w:tblPr/>
       <w:tcPr>
         <w:tcBorders>
-          <w:top w:val="single" w:sz="18" w:space="0" w:color="auto"/>
-          <w:left w:val="nil"/>
-          <w:bottom w:val="single" w:sz="18" w:space="0" w:color="auto"/>
+          <w:top w:val="single" w:color="auto" w:sz="18" w:space="0"/>
+          <w:left w:val="nil"/>
+          <w:bottom w:val="single" w:color="auto" w:sz="18" w:space="0"/>
           <w:right w:val="nil"/>
           <w:insideH w:val="nil"/>
           <w:insideV w:val="nil"/>
@@ -5181,8 +5208,8 @@
       <w:tblStyleColBandSize w:val="1"/>
       <w:tblInd w:w="0" w:type="dxa"/>
       <w:tblBorders>
-        <w:top w:val="single" w:sz="18" w:space="0" w:color="auto"/>
-        <w:bottom w:val="single" w:sz="18" w:space="0" w:color="auto"/>
+        <w:top w:val="single" w:color="auto" w:sz="18" w:space="0"/>
+        <w:bottom w:val="single" w:color="auto" w:sz="18" w:space="0"/>
       </w:tblBorders>
       <w:tblCellMar>
         <w:top w:w="0" w:type="dxa"/>
@@ -5203,9 +5230,9 @@
       <w:tblPr/>
       <w:tcPr>
         <w:tcBorders>
-          <w:top w:val="single" w:sz="18" w:space="0" w:color="auto"/>
-          <w:left w:val="nil"/>
-          <w:bottom w:val="single" w:sz="18" w:space="0" w:color="auto"/>
+          <w:top w:val="single" w:color="auto" w:sz="18" w:space="0"/>
+          <w:left w:val="nil"/>
+          <w:bottom w:val="single" w:color="auto" w:sz="18" w:space="0"/>
           <w:right w:val="nil"/>
           <w:insideH w:val="nil"/>
           <w:insideV w:val="nil"/>
@@ -5223,9 +5250,9 @@
       <w:tblPr/>
       <w:tcPr>
         <w:tcBorders>
-          <w:top w:val="double" w:sz="6" w:space="0" w:color="auto"/>
-          <w:left w:val="nil"/>
-          <w:bottom w:val="single" w:sz="18" w:space="0" w:color="auto"/>
+          <w:top w:val="double" w:color="auto" w:sz="6" w:space="0"/>
+          <w:left w:val="nil"/>
+          <w:bottom w:val="single" w:color="auto" w:sz="18" w:space="0"/>
           <w:right w:val="nil"/>
           <w:insideH w:val="nil"/>
           <w:insideV w:val="nil"/>
@@ -5244,7 +5271,7 @@
         <w:tcBorders>
           <w:top w:val="nil"/>
           <w:left w:val="nil"/>
-          <w:bottom w:val="single" w:sz="18" w:space="0" w:color="auto"/>
+          <w:bottom w:val="single" w:color="auto" w:sz="18" w:space="0"/>
           <w:right w:val="nil"/>
           <w:insideH w:val="nil"/>
           <w:insideV w:val="nil"/>
@@ -5291,9 +5318,9 @@
       <w:tblPr/>
       <w:tcPr>
         <w:tcBorders>
-          <w:top w:val="single" w:sz="18" w:space="0" w:color="auto"/>
-          <w:left w:val="nil"/>
-          <w:bottom w:val="single" w:sz="18" w:space="0" w:color="auto"/>
+          <w:top w:val="single" w:color="auto" w:sz="18" w:space="0"/>
+          <w:left w:val="nil"/>
+          <w:bottom w:val="single" w:color="auto" w:sz="18" w:space="0"/>
           <w:right w:val="nil"/>
           <w:insideH w:val="nil"/>
           <w:insideV w:val="nil"/>
@@ -5307,9 +5334,9 @@
       <w:tblPr/>
       <w:tcPr>
         <w:tcBorders>
-          <w:top w:val="single" w:sz="18" w:space="0" w:color="auto"/>
-          <w:left w:val="nil"/>
-          <w:bottom w:val="single" w:sz="18" w:space="0" w:color="auto"/>
+          <w:top w:val="single" w:color="auto" w:sz="18" w:space="0"/>
+          <w:left w:val="nil"/>
+          <w:bottom w:val="single" w:color="auto" w:sz="18" w:space="0"/>
           <w:right w:val="nil"/>
           <w:insideH w:val="nil"/>
           <w:insideV w:val="nil"/>
@@ -5330,8 +5357,8 @@
       <w:tblStyleColBandSize w:val="1"/>
       <w:tblInd w:w="0" w:type="dxa"/>
       <w:tblBorders>
-        <w:top w:val="single" w:sz="18" w:space="0" w:color="auto"/>
-        <w:bottom w:val="single" w:sz="18" w:space="0" w:color="auto"/>
+        <w:top w:val="single" w:color="auto" w:sz="18" w:space="0"/>
+        <w:bottom w:val="single" w:color="auto" w:sz="18" w:space="0"/>
       </w:tblBorders>
       <w:tblCellMar>
         <w:top w:w="0" w:type="dxa"/>
@@ -5352,9 +5379,9 @@
       <w:tblPr/>
       <w:tcPr>
         <w:tcBorders>
-          <w:top w:val="single" w:sz="18" w:space="0" w:color="auto"/>
-          <w:left w:val="nil"/>
-          <w:bottom w:val="single" w:sz="18" w:space="0" w:color="auto"/>
+          <w:top w:val="single" w:color="auto" w:sz="18" w:space="0"/>
+          <w:left w:val="nil"/>
+          <w:bottom w:val="single" w:color="auto" w:sz="18" w:space="0"/>
           <w:right w:val="nil"/>
           <w:insideH w:val="nil"/>
           <w:insideV w:val="nil"/>
@@ -5372,9 +5399,9 @@
       <w:tblPr/>
       <w:tcPr>
         <w:tcBorders>
-          <w:top w:val="double" w:sz="6" w:space="0" w:color="auto"/>
-          <w:left w:val="nil"/>
-          <w:bottom w:val="single" w:sz="18" w:space="0" w:color="auto"/>
+          <w:top w:val="double" w:color="auto" w:sz="6" w:space="0"/>
+          <w:left w:val="nil"/>
+          <w:bottom w:val="single" w:color="auto" w:sz="18" w:space="0"/>
           <w:right w:val="nil"/>
           <w:insideH w:val="nil"/>
           <w:insideV w:val="nil"/>
@@ -5393,7 +5420,7 @@
         <w:tcBorders>
           <w:top w:val="nil"/>
           <w:left w:val="nil"/>
-          <w:bottom w:val="single" w:sz="18" w:space="0" w:color="auto"/>
+          <w:bottom w:val="single" w:color="auto" w:sz="18" w:space="0"/>
           <w:right w:val="nil"/>
           <w:insideH w:val="nil"/>
           <w:insideV w:val="nil"/>
@@ -5440,9 +5467,9 @@
       <w:tblPr/>
       <w:tcPr>
         <w:tcBorders>
-          <w:top w:val="single" w:sz="18" w:space="0" w:color="auto"/>
-          <w:left w:val="nil"/>
-          <w:bottom w:val="single" w:sz="18" w:space="0" w:color="auto"/>
+          <w:top w:val="single" w:color="auto" w:sz="18" w:space="0"/>
+          <w:left w:val="nil"/>
+          <w:bottom w:val="single" w:color="auto" w:sz="18" w:space="0"/>
           <w:right w:val="nil"/>
           <w:insideH w:val="nil"/>
           <w:insideV w:val="nil"/>
@@ -5456,9 +5483,9 @@
       <w:tblPr/>
       <w:tcPr>
         <w:tcBorders>
-          <w:top w:val="single" w:sz="18" w:space="0" w:color="auto"/>
-          <w:left w:val="nil"/>
-          <w:bottom w:val="single" w:sz="18" w:space="0" w:color="auto"/>
+          <w:top w:val="single" w:color="auto" w:sz="18" w:space="0"/>
+          <w:left w:val="nil"/>
+          <w:bottom w:val="single" w:color="auto" w:sz="18" w:space="0"/>
           <w:right w:val="nil"/>
           <w:insideH w:val="nil"/>
           <w:insideV w:val="nil"/>
@@ -5479,8 +5506,8 @@
       <w:tblStyleColBandSize w:val="1"/>
       <w:tblInd w:w="0" w:type="dxa"/>
       <w:tblBorders>
-        <w:top w:val="single" w:sz="18" w:space="0" w:color="auto"/>
-        <w:bottom w:val="single" w:sz="18" w:space="0" w:color="auto"/>
+        <w:top w:val="single" w:color="auto" w:sz="18" w:space="0"/>
+        <w:bottom w:val="single" w:color="auto" w:sz="18" w:space="0"/>
       </w:tblBorders>
       <w:tblCellMar>
         <w:top w:w="0" w:type="dxa"/>
@@ -5501,9 +5528,9 @@
       <w:tblPr/>
       <w:tcPr>
         <w:tcBorders>
-          <w:top w:val="single" w:sz="18" w:space="0" w:color="auto"/>
-          <w:left w:val="nil"/>
-          <w:bottom w:val="single" w:sz="18" w:space="0" w:color="auto"/>
+          <w:top w:val="single" w:color="auto" w:sz="18" w:space="0"/>
+          <w:left w:val="nil"/>
+          <w:bottom w:val="single" w:color="auto" w:sz="18" w:space="0"/>
           <w:right w:val="nil"/>
           <w:insideH w:val="nil"/>
           <w:insideV w:val="nil"/>
@@ -5521,9 +5548,9 @@
       <w:tblPr/>
       <w:tcPr>
         <w:tcBorders>
-          <w:top w:val="double" w:sz="6" w:space="0" w:color="auto"/>
-          <w:left w:val="nil"/>
-          <w:bottom w:val="single" w:sz="18" w:space="0" w:color="auto"/>
+          <w:top w:val="double" w:color="auto" w:sz="6" w:space="0"/>
+          <w:left w:val="nil"/>
+          <w:bottom w:val="single" w:color="auto" w:sz="18" w:space="0"/>
           <w:right w:val="nil"/>
           <w:insideH w:val="nil"/>
           <w:insideV w:val="nil"/>
@@ -5542,7 +5569,7 @@
         <w:tcBorders>
           <w:top w:val="nil"/>
           <w:left w:val="nil"/>
-          <w:bottom w:val="single" w:sz="18" w:space="0" w:color="auto"/>
+          <w:bottom w:val="single" w:color="auto" w:sz="18" w:space="0"/>
           <w:right w:val="nil"/>
           <w:insideH w:val="nil"/>
           <w:insideV w:val="nil"/>
@@ -5589,9 +5616,9 @@
       <w:tblPr/>
       <w:tcPr>
         <w:tcBorders>
-          <w:top w:val="single" w:sz="18" w:space="0" w:color="auto"/>
-          <w:left w:val="nil"/>
-          <w:bottom w:val="single" w:sz="18" w:space="0" w:color="auto"/>
+          <w:top w:val="single" w:color="auto" w:sz="18" w:space="0"/>
+          <w:left w:val="nil"/>
+          <w:bottom w:val="single" w:color="auto" w:sz="18" w:space="0"/>
           <w:right w:val="nil"/>
           <w:insideH w:val="nil"/>
           <w:insideV w:val="nil"/>
@@ -5605,9 +5632,9 @@
       <w:tblPr/>
       <w:tcPr>
         <w:tcBorders>
-          <w:top w:val="single" w:sz="18" w:space="0" w:color="auto"/>
-          <w:left w:val="nil"/>
-          <w:bottom w:val="single" w:sz="18" w:space="0" w:color="auto"/>
+          <w:top w:val="single" w:color="auto" w:sz="18" w:space="0"/>
+          <w:left w:val="nil"/>
+          <w:bottom w:val="single" w:color="auto" w:sz="18" w:space="0"/>
           <w:right w:val="nil"/>
           <w:insideH w:val="nil"/>
           <w:insideV w:val="nil"/>
@@ -5628,8 +5655,8 @@
       <w:tblStyleColBandSize w:val="1"/>
       <w:tblInd w:w="0" w:type="dxa"/>
       <w:tblBorders>
-        <w:top w:val="single" w:sz="18" w:space="0" w:color="auto"/>
-        <w:bottom w:val="single" w:sz="18" w:space="0" w:color="auto"/>
+        <w:top w:val="single" w:color="auto" w:sz="18" w:space="0"/>
+        <w:bottom w:val="single" w:color="auto" w:sz="18" w:space="0"/>
       </w:tblBorders>
       <w:tblCellMar>
         <w:top w:w="0" w:type="dxa"/>
@@ -5650,9 +5677,9 @@
       <w:tblPr/>
       <w:tcPr>
         <w:tcBorders>
-          <w:top w:val="single" w:sz="18" w:space="0" w:color="auto"/>
-          <w:left w:val="nil"/>
-          <w:bottom w:val="single" w:sz="18" w:space="0" w:color="auto"/>
+          <w:top w:val="single" w:color="auto" w:sz="18" w:space="0"/>
+          <w:left w:val="nil"/>
+          <w:bottom w:val="single" w:color="auto" w:sz="18" w:space="0"/>
           <w:right w:val="nil"/>
           <w:insideH w:val="nil"/>
           <w:insideV w:val="nil"/>
@@ -5670,9 +5697,9 @@
       <w:tblPr/>
       <w:tcPr>
         <w:tcBorders>
-          <w:top w:val="double" w:sz="6" w:space="0" w:color="auto"/>
-          <w:left w:val="nil"/>
-          <w:bottom w:val="single" w:sz="18" w:space="0" w:color="auto"/>
+          <w:top w:val="double" w:color="auto" w:sz="6" w:space="0"/>
+          <w:left w:val="nil"/>
+          <w:bottom w:val="single" w:color="auto" w:sz="18" w:space="0"/>
           <w:right w:val="nil"/>
           <w:insideH w:val="nil"/>
           <w:insideV w:val="nil"/>
@@ -5691,7 +5718,7 @@
         <w:tcBorders>
           <w:top w:val="nil"/>
           <w:left w:val="nil"/>
-          <w:bottom w:val="single" w:sz="18" w:space="0" w:color="auto"/>
+          <w:bottom w:val="single" w:color="auto" w:sz="18" w:space="0"/>
           <w:right w:val="nil"/>
           <w:insideH w:val="nil"/>
           <w:insideV w:val="nil"/>
@@ -5738,9 +5765,9 @@
       <w:tblPr/>
       <w:tcPr>
         <w:tcBorders>
-          <w:top w:val="single" w:sz="18" w:space="0" w:color="auto"/>
-          <w:left w:val="nil"/>
-          <w:bottom w:val="single" w:sz="18" w:space="0" w:color="auto"/>
+          <w:top w:val="single" w:color="auto" w:sz="18" w:space="0"/>
+          <w:left w:val="nil"/>
+          <w:bottom w:val="single" w:color="auto" w:sz="18" w:space="0"/>
           <w:right w:val="nil"/>
           <w:insideH w:val="nil"/>
           <w:insideV w:val="nil"/>
@@ -5754,9 +5781,9 @@
       <w:tblPr/>
       <w:tcPr>
         <w:tcBorders>
-          <w:top w:val="single" w:sz="18" w:space="0" w:color="auto"/>
-          <w:left w:val="nil"/>
-          <w:bottom w:val="single" w:sz="18" w:space="0" w:color="auto"/>
+          <w:top w:val="single" w:color="auto" w:sz="18" w:space="0"/>
+          <w:left w:val="nil"/>
+          <w:bottom w:val="single" w:color="auto" w:sz="18" w:space="0"/>
           <w:right w:val="nil"/>
           <w:insideH w:val="nil"/>
           <w:insideV w:val="nil"/>
@@ -5777,8 +5804,8 @@
       <w:tblStyleColBandSize w:val="1"/>
       <w:tblInd w:w="0" w:type="dxa"/>
       <w:tblBorders>
-        <w:top w:val="single" w:sz="18" w:space="0" w:color="auto"/>
-        <w:bottom w:val="single" w:sz="18" w:space="0" w:color="auto"/>
+        <w:top w:val="single" w:color="auto" w:sz="18" w:space="0"/>
+        <w:bottom w:val="single" w:color="auto" w:sz="18" w:space="0"/>
       </w:tblBorders>
       <w:tblCellMar>
         <w:top w:w="0" w:type="dxa"/>
@@ -5799,9 +5826,9 @@
       <w:tblPr/>
       <w:tcPr>
         <w:tcBorders>
-          <w:top w:val="single" w:sz="18" w:space="0" w:color="auto"/>
-          <w:left w:val="nil"/>
-          <w:bottom w:val="single" w:sz="18" w:space="0" w:color="auto"/>
+          <w:top w:val="single" w:color="auto" w:sz="18" w:space="0"/>
+          <w:left w:val="nil"/>
+          <w:bottom w:val="single" w:color="auto" w:sz="18" w:space="0"/>
           <w:right w:val="nil"/>
           <w:insideH w:val="nil"/>
           <w:insideV w:val="nil"/>
@@ -5819,9 +5846,9 @@
       <w:tblPr/>
       <w:tcPr>
         <w:tcBorders>
-          <w:top w:val="double" w:sz="6" w:space="0" w:color="auto"/>
-          <w:left w:val="nil"/>
-          <w:bottom w:val="single" w:sz="18" w:space="0" w:color="auto"/>
+          <w:top w:val="double" w:color="auto" w:sz="6" w:space="0"/>
+          <w:left w:val="nil"/>
+          <w:bottom w:val="single" w:color="auto" w:sz="18" w:space="0"/>
           <w:right w:val="nil"/>
           <w:insideH w:val="nil"/>
           <w:insideV w:val="nil"/>
@@ -5840,7 +5867,7 @@
         <w:tcBorders>
           <w:top w:val="nil"/>
           <w:left w:val="nil"/>
-          <w:bottom w:val="single" w:sz="18" w:space="0" w:color="auto"/>
+          <w:bottom w:val="single" w:color="auto" w:sz="18" w:space="0"/>
           <w:right w:val="nil"/>
           <w:insideH w:val="nil"/>
           <w:insideV w:val="nil"/>
@@ -5887,9 +5914,9 @@
       <w:tblPr/>
       <w:tcPr>
         <w:tcBorders>
-          <w:top w:val="single" w:sz="18" w:space="0" w:color="auto"/>
-          <w:left w:val="nil"/>
-          <w:bottom w:val="single" w:sz="18" w:space="0" w:color="auto"/>
+          <w:top w:val="single" w:color="auto" w:sz="18" w:space="0"/>
+          <w:left w:val="nil"/>
+          <w:bottom w:val="single" w:color="auto" w:sz="18" w:space="0"/>
           <w:right w:val="nil"/>
           <w:insideH w:val="nil"/>
           <w:insideV w:val="nil"/>
@@ -5903,9 +5930,9 @@
       <w:tblPr/>
       <w:tcPr>
         <w:tcBorders>
-          <w:top w:val="single" w:sz="18" w:space="0" w:color="auto"/>
-          <w:left w:val="nil"/>
-          <w:bottom w:val="single" w:sz="18" w:space="0" w:color="auto"/>
+          <w:top w:val="single" w:color="auto" w:sz="18" w:space="0"/>
+          <w:left w:val="nil"/>
+          <w:bottom w:val="single" w:color="auto" w:sz="18" w:space="0"/>
           <w:right w:val="nil"/>
           <w:insideH w:val="nil"/>
           <w:insideV w:val="nil"/>
@@ -5926,8 +5953,8 @@
       <w:tblStyleColBandSize w:val="1"/>
       <w:tblInd w:w="0" w:type="dxa"/>
       <w:tblBorders>
-        <w:top w:val="single" w:sz="18" w:space="0" w:color="auto"/>
-        <w:bottom w:val="single" w:sz="18" w:space="0" w:color="auto"/>
+        <w:top w:val="single" w:color="auto" w:sz="18" w:space="0"/>
+        <w:bottom w:val="single" w:color="auto" w:sz="18" w:space="0"/>
       </w:tblBorders>
       <w:tblCellMar>
         <w:top w:w="0" w:type="dxa"/>
@@ -5948,9 +5975,9 @@
       <w:tblPr/>
       <w:tcPr>
         <w:tcBorders>
-          <w:top w:val="single" w:sz="18" w:space="0" w:color="auto"/>
-          <w:left w:val="nil"/>
-          <w:bottom w:val="single" w:sz="18" w:space="0" w:color="auto"/>
+          <w:top w:val="single" w:color="auto" w:sz="18" w:space="0"/>
+          <w:left w:val="nil"/>
+          <w:bottom w:val="single" w:color="auto" w:sz="18" w:space="0"/>
           <w:right w:val="nil"/>
           <w:insideH w:val="nil"/>
           <w:insideV w:val="nil"/>
@@ -5968,9 +5995,9 @@
       <w:tblPr/>
       <w:tcPr>
         <w:tcBorders>
-          <w:top w:val="double" w:sz="6" w:space="0" w:color="auto"/>
-          <w:left w:val="nil"/>
-          <w:bottom w:val="single" w:sz="18" w:space="0" w:color="auto"/>
+          <w:top w:val="double" w:color="auto" w:sz="6" w:space="0"/>
+          <w:left w:val="nil"/>
+          <w:bottom w:val="single" w:color="auto" w:sz="18" w:space="0"/>
           <w:right w:val="nil"/>
           <w:insideH w:val="nil"/>
           <w:insideV w:val="nil"/>
@@ -5989,7 +6016,7 @@
         <w:tcBorders>
           <w:top w:val="nil"/>
           <w:left w:val="nil"/>
-          <w:bottom w:val="single" w:sz="18" w:space="0" w:color="auto"/>
+          <w:bottom w:val="single" w:color="auto" w:sz="18" w:space="0"/>
           <w:right w:val="nil"/>
           <w:insideH w:val="nil"/>
           <w:insideV w:val="nil"/>
@@ -6036,9 +6063,9 @@
       <w:tblPr/>
       <w:tcPr>
         <w:tcBorders>
-          <w:top w:val="single" w:sz="18" w:space="0" w:color="auto"/>
-          <w:left w:val="nil"/>
-          <w:bottom w:val="single" w:sz="18" w:space="0" w:color="auto"/>
+          <w:top w:val="single" w:color="auto" w:sz="18" w:space="0"/>
+          <w:left w:val="nil"/>
+          <w:bottom w:val="single" w:color="auto" w:sz="18" w:space="0"/>
           <w:right w:val="nil"/>
           <w:insideH w:val="nil"/>
           <w:insideV w:val="nil"/>
@@ -6052,9 +6079,9 @@
       <w:tblPr/>
       <w:tcPr>
         <w:tcBorders>
-          <w:top w:val="single" w:sz="18" w:space="0" w:color="auto"/>
-          <w:left w:val="nil"/>
-          <w:bottom w:val="single" w:sz="18" w:space="0" w:color="auto"/>
+          <w:top w:val="single" w:color="auto" w:sz="18" w:space="0"/>
+          <w:left w:val="nil"/>
+          <w:bottom w:val="single" w:color="auto" w:sz="18" w:space="0"/>
           <w:right w:val="nil"/>
           <w:insideH w:val="nil"/>
           <w:insideV w:val="nil"/>
@@ -6078,8 +6105,8 @@
       <w:tblStyleColBandSize w:val="1"/>
       <w:tblInd w:w="0" w:type="dxa"/>
       <w:tblBorders>
-        <w:top w:val="single" w:sz="8" w:space="0" w:color="000000" w:themeColor="text1"/>
-        <w:bottom w:val="single" w:sz="8" w:space="0" w:color="000000" w:themeColor="text1"/>
+        <w:top w:val="single" w:color="000000" w:themeColor="text1" w:sz="8" w:space="0"/>
+        <w:bottom w:val="single" w:color="000000" w:themeColor="text1" w:sz="8" w:space="0"/>
       </w:tblBorders>
       <w:tblCellMar>
         <w:top w:w="0" w:type="dxa"/>
@@ -6090,13 +6117,13 @@
     </w:tblPr>
     <w:tblStylePr w:type="firstRow">
       <w:rPr>
-        <w:rFonts w:asciiTheme="majorHAnsi" w:eastAsiaTheme="majorEastAsia" w:hAnsiTheme="majorHAnsi" w:cstheme="majorBidi"/>
-      </w:rPr>
-      <w:tblPr/>
-      <w:tcPr>
-        <w:tcBorders>
-          <w:top w:val="nil"/>
-          <w:bottom w:val="single" w:sz="8" w:space="0" w:color="000000" w:themeColor="text1"/>
+        <w:rFonts w:asciiTheme="majorHAnsi" w:hAnsiTheme="majorHAnsi" w:eastAsiaTheme="majorEastAsia" w:cstheme="majorBidi"/>
+      </w:rPr>
+      <w:tblPr/>
+      <w:tcPr>
+        <w:tcBorders>
+          <w:top w:val="nil"/>
+          <w:bottom w:val="single" w:color="000000" w:themeColor="text1" w:sz="8" w:space="0"/>
         </w:tcBorders>
       </w:tcPr>
     </w:tblStylePr>
@@ -6109,8 +6136,8 @@
       <w:tblPr/>
       <w:tcPr>
         <w:tcBorders>
-          <w:top w:val="single" w:sz="8" w:space="0" w:color="000000" w:themeColor="text1"/>
-          <w:bottom w:val="single" w:sz="8" w:space="0" w:color="000000" w:themeColor="text1"/>
+          <w:top w:val="single" w:color="000000" w:themeColor="text1" w:sz="8" w:space="0"/>
+          <w:bottom w:val="single" w:color="000000" w:themeColor="text1" w:sz="8" w:space="0"/>
         </w:tcBorders>
       </w:tcPr>
     </w:tblStylePr>
@@ -6128,8 +6155,8 @@
       <w:tblPr/>
       <w:tcPr>
         <w:tcBorders>
-          <w:top w:val="single" w:sz="8" w:space="0" w:color="000000" w:themeColor="text1"/>
-          <w:bottom w:val="single" w:sz="8" w:space="0" w:color="000000" w:themeColor="text1"/>
+          <w:top w:val="single" w:color="000000" w:themeColor="text1" w:sz="8" w:space="0"/>
+          <w:bottom w:val="single" w:color="000000" w:themeColor="text1" w:sz="8" w:space="0"/>
         </w:tcBorders>
       </w:tcPr>
     </w:tblStylePr>
@@ -6162,8 +6189,8 @@
       <w:tblStyleColBandSize w:val="1"/>
       <w:tblInd w:w="0" w:type="dxa"/>
       <w:tblBorders>
-        <w:top w:val="single" w:sz="8" w:space="0" w:color="4F81BD" w:themeColor="accent1"/>
-        <w:bottom w:val="single" w:sz="8" w:space="0" w:color="4F81BD" w:themeColor="accent1"/>
+        <w:top w:val="single" w:color="4F81BD" w:themeColor="accent1" w:sz="8" w:space="0"/>
+        <w:bottom w:val="single" w:color="4F81BD" w:themeColor="accent1" w:sz="8" w:space="0"/>
       </w:tblBorders>
       <w:tblCellMar>
         <w:top w:w="0" w:type="dxa"/>
@@ -6174,13 +6201,13 @@
     </w:tblPr>
     <w:tblStylePr w:type="firstRow">
       <w:rPr>
-        <w:rFonts w:asciiTheme="majorHAnsi" w:eastAsiaTheme="majorEastAsia" w:hAnsiTheme="majorHAnsi" w:cstheme="majorBidi"/>
-      </w:rPr>
-      <w:tblPr/>
-      <w:tcPr>
-        <w:tcBorders>
-          <w:top w:val="nil"/>
-          <w:bottom w:val="single" w:sz="8" w:space="0" w:color="4F81BD" w:themeColor="accent1"/>
+        <w:rFonts w:asciiTheme="majorHAnsi" w:hAnsiTheme="majorHAnsi" w:eastAsiaTheme="majorEastAsia" w:cstheme="majorBidi"/>
+      </w:rPr>
+      <w:tblPr/>
+      <w:tcPr>
+        <w:tcBorders>
+          <w:top w:val="nil"/>
+          <w:bottom w:val="single" w:color="4F81BD" w:themeColor="accent1" w:sz="8" w:space="0"/>
         </w:tcBorders>
       </w:tcPr>
     </w:tblStylePr>
@@ -6193,8 +6220,8 @@
       <w:tblPr/>
       <w:tcPr>
         <w:tcBorders>
-          <w:top w:val="single" w:sz="8" w:space="0" w:color="4F81BD" w:themeColor="accent1"/>
-          <w:bottom w:val="single" w:sz="8" w:space="0" w:color="4F81BD" w:themeColor="accent1"/>
+          <w:top w:val="single" w:color="4F81BD" w:themeColor="accent1" w:sz="8" w:space="0"/>
+          <w:bottom w:val="single" w:color="4F81BD" w:themeColor="accent1" w:sz="8" w:space="0"/>
         </w:tcBorders>
       </w:tcPr>
     </w:tblStylePr>
@@ -6212,8 +6239,8 @@
       <w:tblPr/>
       <w:tcPr>
         <w:tcBorders>
-          <w:top w:val="single" w:sz="8" w:space="0" w:color="4F81BD" w:themeColor="accent1"/>
-          <w:bottom w:val="single" w:sz="8" w:space="0" w:color="4F81BD" w:themeColor="accent1"/>
+          <w:top w:val="single" w:color="4F81BD" w:themeColor="accent1" w:sz="8" w:space="0"/>
+          <w:bottom w:val="single" w:color="4F81BD" w:themeColor="accent1" w:sz="8" w:space="0"/>
         </w:tcBorders>
       </w:tcPr>
     </w:tblStylePr>
@@ -6246,8 +6273,8 @@
       <w:tblStyleColBandSize w:val="1"/>
       <w:tblInd w:w="0" w:type="dxa"/>
       <w:tblBorders>
-        <w:top w:val="single" w:sz="8" w:space="0" w:color="C0504D" w:themeColor="accent2"/>
-        <w:bottom w:val="single" w:sz="8" w:space="0" w:color="C0504D" w:themeColor="accent2"/>
+        <w:top w:val="single" w:color="C0504D" w:themeColor="accent2" w:sz="8" w:space="0"/>
+        <w:bottom w:val="single" w:color="C0504D" w:themeColor="accent2" w:sz="8" w:space="0"/>
       </w:tblBorders>
       <w:tblCellMar>
         <w:top w:w="0" w:type="dxa"/>
@@ -6258,13 +6285,13 @@
     </w:tblPr>
     <w:tblStylePr w:type="firstRow">
       <w:rPr>
-        <w:rFonts w:asciiTheme="majorHAnsi" w:eastAsiaTheme="majorEastAsia" w:hAnsiTheme="majorHAnsi" w:cstheme="majorBidi"/>
-      </w:rPr>
-      <w:tblPr/>
-      <w:tcPr>
-        <w:tcBorders>
-          <w:top w:val="nil"/>
-          <w:bottom w:val="single" w:sz="8" w:space="0" w:color="C0504D" w:themeColor="accent2"/>
+        <w:rFonts w:asciiTheme="majorHAnsi" w:hAnsiTheme="majorHAnsi" w:eastAsiaTheme="majorEastAsia" w:cstheme="majorBidi"/>
+      </w:rPr>
+      <w:tblPr/>
+      <w:tcPr>
+        <w:tcBorders>
+          <w:top w:val="nil"/>
+          <w:bottom w:val="single" w:color="C0504D" w:themeColor="accent2" w:sz="8" w:space="0"/>
         </w:tcBorders>
       </w:tcPr>
     </w:tblStylePr>
@@ -6277,8 +6304,8 @@
       <w:tblPr/>
       <w:tcPr>
         <w:tcBorders>
-          <w:top w:val="single" w:sz="8" w:space="0" w:color="C0504D" w:themeColor="accent2"/>
-          <w:bottom w:val="single" w:sz="8" w:space="0" w:color="C0504D" w:themeColor="accent2"/>
+          <w:top w:val="single" w:color="C0504D" w:themeColor="accent2" w:sz="8" w:space="0"/>
+          <w:bottom w:val="single" w:color="C0504D" w:themeColor="accent2" w:sz="8" w:space="0"/>
         </w:tcBorders>
       </w:tcPr>
     </w:tblStylePr>
@@ -6296,8 +6323,8 @@
       <w:tblPr/>
       <w:tcPr>
         <w:tcBorders>
-          <w:top w:val="single" w:sz="8" w:space="0" w:color="C0504D" w:themeColor="accent2"/>
-          <w:bottom w:val="single" w:sz="8" w:space="0" w:color="C0504D" w:themeColor="accent2"/>
+          <w:top w:val="single" w:color="C0504D" w:themeColor="accent2" w:sz="8" w:space="0"/>
+          <w:bottom w:val="single" w:color="C0504D" w:themeColor="accent2" w:sz="8" w:space="0"/>
         </w:tcBorders>
       </w:tcPr>
     </w:tblStylePr>
@@ -6330,8 +6357,8 @@
       <w:tblStyleColBandSize w:val="1"/>
       <w:tblInd w:w="0" w:type="dxa"/>
       <w:tblBorders>
-        <w:top w:val="single" w:sz="8" w:space="0" w:color="9BBB59" w:themeColor="accent3"/>
-        <w:bottom w:val="single" w:sz="8" w:space="0" w:color="9BBB59" w:themeColor="accent3"/>
+        <w:top w:val="single" w:color="9BBB59" w:themeColor="accent3" w:sz="8" w:space="0"/>
+        <w:bottom w:val="single" w:color="9BBB59" w:themeColor="accent3" w:sz="8" w:space="0"/>
       </w:tblBorders>
       <w:tblCellMar>
         <w:top w:w="0" w:type="dxa"/>
@@ -6342,13 +6369,13 @@
     </w:tblPr>
     <w:tblStylePr w:type="firstRow">
       <w:rPr>
-        <w:rFonts w:asciiTheme="majorHAnsi" w:eastAsiaTheme="majorEastAsia" w:hAnsiTheme="majorHAnsi" w:cstheme="majorBidi"/>
-      </w:rPr>
-      <w:tblPr/>
-      <w:tcPr>
-        <w:tcBorders>
-          <w:top w:val="nil"/>
-          <w:bottom w:val="single" w:sz="8" w:space="0" w:color="9BBB59" w:themeColor="accent3"/>
+        <w:rFonts w:asciiTheme="majorHAnsi" w:hAnsiTheme="majorHAnsi" w:eastAsiaTheme="majorEastAsia" w:cstheme="majorBidi"/>
+      </w:rPr>
+      <w:tblPr/>
+      <w:tcPr>
+        <w:tcBorders>
+          <w:top w:val="nil"/>
+          <w:bottom w:val="single" w:color="9BBB59" w:themeColor="accent3" w:sz="8" w:space="0"/>
         </w:tcBorders>
       </w:tcPr>
     </w:tblStylePr>
@@ -6361,8 +6388,8 @@
       <w:tblPr/>
       <w:tcPr>
         <w:tcBorders>
-          <w:top w:val="single" w:sz="8" w:space="0" w:color="9BBB59" w:themeColor="accent3"/>
-          <w:bottom w:val="single" w:sz="8" w:space="0" w:color="9BBB59" w:themeColor="accent3"/>
+          <w:top w:val="single" w:color="9BBB59" w:themeColor="accent3" w:sz="8" w:space="0"/>
+          <w:bottom w:val="single" w:color="9BBB59" w:themeColor="accent3" w:sz="8" w:space="0"/>
         </w:tcBorders>
       </w:tcPr>
     </w:tblStylePr>
@@ -6380,8 +6407,8 @@
       <w:tblPr/>
       <w:tcPr>
         <w:tcBorders>
-          <w:top w:val="single" w:sz="8" w:space="0" w:color="9BBB59" w:themeColor="accent3"/>
-          <w:bottom w:val="single" w:sz="8" w:space="0" w:color="9BBB59" w:themeColor="accent3"/>
+          <w:top w:val="single" w:color="9BBB59" w:themeColor="accent3" w:sz="8" w:space="0"/>
+          <w:bottom w:val="single" w:color="9BBB59" w:themeColor="accent3" w:sz="8" w:space="0"/>
         </w:tcBorders>
       </w:tcPr>
     </w:tblStylePr>
@@ -6414,8 +6441,8 @@
       <w:tblStyleColBandSize w:val="1"/>
       <w:tblInd w:w="0" w:type="dxa"/>
       <w:tblBorders>
-        <w:top w:val="single" w:sz="8" w:space="0" w:color="8064A2" w:themeColor="accent4"/>
-        <w:bottom w:val="single" w:sz="8" w:space="0" w:color="8064A2" w:themeColor="accent4"/>
+        <w:top w:val="single" w:color="8064A2" w:themeColor="accent4" w:sz="8" w:space="0"/>
+        <w:bottom w:val="single" w:color="8064A2" w:themeColor="accent4" w:sz="8" w:space="0"/>
       </w:tblBorders>
       <w:tblCellMar>
         <w:top w:w="0" w:type="dxa"/>
@@ -6426,13 +6453,13 @@
     </w:tblPr>
     <w:tblStylePr w:type="firstRow">
       <w:rPr>
-        <w:rFonts w:asciiTheme="majorHAnsi" w:eastAsiaTheme="majorEastAsia" w:hAnsiTheme="majorHAnsi" w:cstheme="majorBidi"/>
-      </w:rPr>
-      <w:tblPr/>
-      <w:tcPr>
-        <w:tcBorders>
-          <w:top w:val="nil"/>
-          <w:bottom w:val="single" w:sz="8" w:space="0" w:color="8064A2" w:themeColor="accent4"/>
+        <w:rFonts w:asciiTheme="majorHAnsi" w:hAnsiTheme="majorHAnsi" w:eastAsiaTheme="majorEastAsia" w:cstheme="majorBidi"/>
+      </w:rPr>
+      <w:tblPr/>
+      <w:tcPr>
+        <w:tcBorders>
+          <w:top w:val="nil"/>
+          <w:bottom w:val="single" w:color="8064A2" w:themeColor="accent4" w:sz="8" w:space="0"/>
         </w:tcBorders>
       </w:tcPr>
     </w:tblStylePr>
@@ -6445,8 +6472,8 @@
       <w:tblPr/>
       <w:tcPr>
         <w:tcBorders>
-          <w:top w:val="single" w:sz="8" w:space="0" w:color="8064A2" w:themeColor="accent4"/>
-          <w:bottom w:val="single" w:sz="8" w:space="0" w:color="8064A2" w:themeColor="accent4"/>
+          <w:top w:val="single" w:color="8064A2" w:themeColor="accent4" w:sz="8" w:space="0"/>
+          <w:bottom w:val="single" w:color="8064A2" w:themeColor="accent4" w:sz="8" w:space="0"/>
         </w:tcBorders>
       </w:tcPr>
     </w:tblStylePr>
@@ -6464,8 +6491,8 @@
       <w:tblPr/>
       <w:tcPr>
         <w:tcBorders>
-          <w:top w:val="single" w:sz="8" w:space="0" w:color="8064A2" w:themeColor="accent4"/>
-          <w:bottom w:val="single" w:sz="8" w:space="0" w:color="8064A2" w:themeColor="accent4"/>
+          <w:top w:val="single" w:color="8064A2" w:themeColor="accent4" w:sz="8" w:space="0"/>
+          <w:bottom w:val="single" w:color="8064A2" w:themeColor="accent4" w:sz="8" w:space="0"/>
         </w:tcBorders>
       </w:tcPr>
     </w:tblStylePr>
@@ -6498,8 +6525,8 @@
       <w:tblStyleColBandSize w:val="1"/>
       <w:tblInd w:w="0" w:type="dxa"/>
       <w:tblBorders>
-        <w:top w:val="single" w:sz="8" w:space="0" w:color="4BACC6" w:themeColor="accent5"/>
-        <w:bottom w:val="single" w:sz="8" w:space="0" w:color="4BACC6" w:themeColor="accent5"/>
+        <w:top w:val="single" w:color="4BACC6" w:themeColor="accent5" w:sz="8" w:space="0"/>
+        <w:bottom w:val="single" w:color="4BACC6" w:themeColor="accent5" w:sz="8" w:space="0"/>
       </w:tblBorders>
       <w:tblCellMar>
         <w:top w:w="0" w:type="dxa"/>
@@ -6510,13 +6537,13 @@
     </w:tblPr>
     <w:tblStylePr w:type="firstRow">
       <w:rPr>
-        <w:rFonts w:asciiTheme="majorHAnsi" w:eastAsiaTheme="majorEastAsia" w:hAnsiTheme="majorHAnsi" w:cstheme="majorBidi"/>
-      </w:rPr>
-      <w:tblPr/>
-      <w:tcPr>
-        <w:tcBorders>
-          <w:top w:val="nil"/>
-          <w:bottom w:val="single" w:sz="8" w:space="0" w:color="4BACC6" w:themeColor="accent5"/>
+        <w:rFonts w:asciiTheme="majorHAnsi" w:hAnsiTheme="majorHAnsi" w:eastAsiaTheme="majorEastAsia" w:cstheme="majorBidi"/>
+      </w:rPr>
+      <w:tblPr/>
+      <w:tcPr>
+        <w:tcBorders>
+          <w:top w:val="nil"/>
+          <w:bottom w:val="single" w:color="4BACC6" w:themeColor="accent5" w:sz="8" w:space="0"/>
         </w:tcBorders>
       </w:tcPr>
     </w:tblStylePr>
@@ -6529,8 +6556,8 @@
       <w:tblPr/>
       <w:tcPr>
         <w:tcBorders>
-          <w:top w:val="single" w:sz="8" w:space="0" w:color="4BACC6" w:themeColor="accent5"/>
-          <w:bottom w:val="single" w:sz="8" w:space="0" w:color="4BACC6" w:themeColor="accent5"/>
+          <w:top w:val="single" w:color="4BACC6" w:themeColor="accent5" w:sz="8" w:space="0"/>
+          <w:bottom w:val="single" w:color="4BACC6" w:themeColor="accent5" w:sz="8" w:space="0"/>
         </w:tcBorders>
       </w:tcPr>
     </w:tblStylePr>
@@ -6548,8 +6575,8 @@
       <w:tblPr/>
       <w:tcPr>
         <w:tcBorders>
-          <w:top w:val="single" w:sz="8" w:space="0" w:color="4BACC6" w:themeColor="accent5"/>
-          <w:bottom w:val="single" w:sz="8" w:space="0" w:color="4BACC6" w:themeColor="accent5"/>
+          <w:top w:val="single" w:color="4BACC6" w:themeColor="accent5" w:sz="8" w:space="0"/>
+          <w:bottom w:val="single" w:color="4BACC6" w:themeColor="accent5" w:sz="8" w:space="0"/>
         </w:tcBorders>
       </w:tcPr>
     </w:tblStylePr>
@@ -6582,8 +6609,8 @@
       <w:tblStyleColBandSize w:val="1"/>
       <w:tblInd w:w="0" w:type="dxa"/>
       <w:tblBorders>
-        <w:top w:val="single" w:sz="8" w:space="0" w:color="F79646" w:themeColor="accent6"/>
-        <w:bottom w:val="single" w:sz="8" w:space="0" w:color="F79646" w:themeColor="accent6"/>
+        <w:top w:val="single" w:color="F79646" w:themeColor="accent6" w:sz="8" w:space="0"/>
+        <w:bottom w:val="single" w:color="F79646" w:themeColor="accent6" w:sz="8" w:space="0"/>
       </w:tblBorders>
       <w:tblCellMar>
         <w:top w:w="0" w:type="dxa"/>
@@ -6594,13 +6621,13 @@
     </w:tblPr>
     <w:tblStylePr w:type="firstRow">
       <w:rPr>
-        <w:rFonts w:asciiTheme="majorHAnsi" w:eastAsiaTheme="majorEastAsia" w:hAnsiTheme="majorHAnsi" w:cstheme="majorBidi"/>
-      </w:rPr>
-      <w:tblPr/>
-      <w:tcPr>
-        <w:tcBorders>
-          <w:top w:val="nil"/>
-          <w:bottom w:val="single" w:sz="8" w:space="0" w:color="F79646" w:themeColor="accent6"/>
+        <w:rFonts w:asciiTheme="majorHAnsi" w:hAnsiTheme="majorHAnsi" w:eastAsiaTheme="majorEastAsia" w:cstheme="majorBidi"/>
+      </w:rPr>
+      <w:tblPr/>
+      <w:tcPr>
+        <w:tcBorders>
+          <w:top w:val="nil"/>
+          <w:bottom w:val="single" w:color="F79646" w:themeColor="accent6" w:sz="8" w:space="0"/>
         </w:tcBorders>
       </w:tcPr>
     </w:tblStylePr>
@@ -6613,8 +6640,8 @@
       <w:tblPr/>
       <w:tcPr>
         <w:tcBorders>
-          <w:top w:val="single" w:sz="8" w:space="0" w:color="F79646" w:themeColor="accent6"/>
-          <w:bottom w:val="single" w:sz="8" w:space="0" w:color="F79646" w:themeColor="accent6"/>
+          <w:top w:val="single" w:color="F79646" w:themeColor="accent6" w:sz="8" w:space="0"/>
+          <w:bottom w:val="single" w:color="F79646" w:themeColor="accent6" w:sz="8" w:space="0"/>
         </w:tcBorders>
       </w:tcPr>
     </w:tblStylePr>
@@ -6632,8 +6659,8 @@
       <w:tblPr/>
       <w:tcPr>
         <w:tcBorders>
-          <w:top w:val="single" w:sz="8" w:space="0" w:color="F79646" w:themeColor="accent6"/>
-          <w:bottom w:val="single" w:sz="8" w:space="0" w:color="F79646" w:themeColor="accent6"/>
+          <w:top w:val="single" w:color="F79646" w:themeColor="accent6" w:sz="8" w:space="0"/>
+          <w:bottom w:val="single" w:color="F79646" w:themeColor="accent6" w:sz="8" w:space="0"/>
         </w:tcBorders>
       </w:tcPr>
     </w:tblStylePr>
@@ -6659,7 +6686,7 @@
       <w:spacing w:after="0" w:line="240" w:lineRule="auto"/>
     </w:pPr>
     <w:rPr>
-      <w:rFonts w:asciiTheme="majorHAnsi" w:eastAsiaTheme="majorEastAsia" w:hAnsiTheme="majorHAnsi" w:cstheme="majorBidi"/>
+      <w:rFonts w:asciiTheme="majorHAnsi" w:hAnsiTheme="majorHAnsi" w:eastAsiaTheme="majorEastAsia" w:cstheme="majorBidi"/>
       <w:color w:val="000000" w:themeColor="text1"/>
     </w:rPr>
     <w:tblPr>
@@ -6667,10 +6694,10 @@
       <w:tblStyleColBandSize w:val="1"/>
       <w:tblInd w:w="0" w:type="dxa"/>
       <w:tblBorders>
-        <w:top w:val="single" w:sz="8" w:space="0" w:color="000000" w:themeColor="text1"/>
-        <w:left w:val="single" w:sz="8" w:space="0" w:color="000000" w:themeColor="text1"/>
-        <w:bottom w:val="single" w:sz="8" w:space="0" w:color="000000" w:themeColor="text1"/>
-        <w:right w:val="single" w:sz="8" w:space="0" w:color="000000" w:themeColor="text1"/>
+        <w:top w:val="single" w:color="000000" w:themeColor="text1" w:sz="8" w:space="0"/>
+        <w:left w:val="single" w:color="000000" w:themeColor="text1" w:sz="8" w:space="0"/>
+        <w:bottom w:val="single" w:color="000000" w:themeColor="text1" w:sz="8" w:space="0"/>
+        <w:right w:val="single" w:color="000000" w:themeColor="text1" w:sz="8" w:space="0"/>
       </w:tblBorders>
       <w:tblCellMar>
         <w:top w:w="0" w:type="dxa"/>
@@ -6689,7 +6716,7 @@
         <w:tcBorders>
           <w:top w:val="nil"/>
           <w:left w:val="nil"/>
-          <w:bottom w:val="single" w:sz="24" w:space="0" w:color="000000" w:themeColor="text1"/>
+          <w:bottom w:val="single" w:color="000000" w:themeColor="text1" w:sz="24" w:space="0"/>
           <w:right w:val="nil"/>
           <w:insideH w:val="nil"/>
           <w:insideV w:val="nil"/>
@@ -6701,7 +6728,7 @@
       <w:tblPr/>
       <w:tcPr>
         <w:tcBorders>
-          <w:top w:val="single" w:sz="8" w:space="0" w:color="000000" w:themeColor="text1"/>
+          <w:top w:val="single" w:color="000000" w:themeColor="text1" w:sz="8" w:space="0"/>
           <w:left w:val="nil"/>
           <w:bottom w:val="nil"/>
           <w:right w:val="nil"/>
@@ -6718,7 +6745,7 @@
           <w:top w:val="nil"/>
           <w:left w:val="nil"/>
           <w:bottom w:val="nil"/>
-          <w:right w:val="single" w:sz="8" w:space="0" w:color="000000" w:themeColor="text1"/>
+          <w:right w:val="single" w:color="000000" w:themeColor="text1" w:sz="8" w:space="0"/>
           <w:insideH w:val="nil"/>
           <w:insideV w:val="nil"/>
         </w:tcBorders>
@@ -6730,7 +6757,7 @@
       <w:tcPr>
         <w:tcBorders>
           <w:top w:val="nil"/>
-          <w:left w:val="single" w:sz="8" w:space="0" w:color="000000" w:themeColor="text1"/>
+          <w:left w:val="single" w:color="000000" w:themeColor="text1" w:sz="8" w:space="0"/>
           <w:bottom w:val="nil"/>
           <w:right w:val="nil"/>
           <w:insideH w:val="nil"/>
@@ -6787,7 +6814,7 @@
       <w:spacing w:after="0" w:line="240" w:lineRule="auto"/>
     </w:pPr>
     <w:rPr>
-      <w:rFonts w:asciiTheme="majorHAnsi" w:eastAsiaTheme="majorEastAsia" w:hAnsiTheme="majorHAnsi" w:cstheme="majorBidi"/>
+      <w:rFonts w:asciiTheme="majorHAnsi" w:hAnsiTheme="majorHAnsi" w:eastAsiaTheme="majorEastAsia" w:cstheme="majorBidi"/>
       <w:color w:val="000000" w:themeColor="text1"/>
     </w:rPr>
     <w:tblPr>
@@ -6795,10 +6822,10 @@
       <w:tblStyleColBandSize w:val="1"/>
       <w:tblInd w:w="0" w:type="dxa"/>
       <w:tblBorders>
-        <w:top w:val="single" w:sz="8" w:space="0" w:color="4F81BD" w:themeColor="accent1"/>
-        <w:left w:val="single" w:sz="8" w:space="0" w:color="4F81BD" w:themeColor="accent1"/>
-        <w:bottom w:val="single" w:sz="8" w:space="0" w:color="4F81BD" w:themeColor="accent1"/>
-        <w:right w:val="single" w:sz="8" w:space="0" w:color="4F81BD" w:themeColor="accent1"/>
+        <w:top w:val="single" w:color="4F81BD" w:themeColor="accent1" w:sz="8" w:space="0"/>
+        <w:left w:val="single" w:color="4F81BD" w:themeColor="accent1" w:sz="8" w:space="0"/>
+        <w:bottom w:val="single" w:color="4F81BD" w:themeColor="accent1" w:sz="8" w:space="0"/>
+        <w:right w:val="single" w:color="4F81BD" w:themeColor="accent1" w:sz="8" w:space="0"/>
       </w:tblBorders>
       <w:tblCellMar>
         <w:top w:w="0" w:type="dxa"/>
@@ -6817,7 +6844,7 @@
         <w:tcBorders>
           <w:top w:val="nil"/>
           <w:left w:val="nil"/>
-          <w:bottom w:val="single" w:sz="24" w:space="0" w:color="4F81BD" w:themeColor="accent1"/>
+          <w:bottom w:val="single" w:color="4F81BD" w:themeColor="accent1" w:sz="24" w:space="0"/>
           <w:right w:val="nil"/>
           <w:insideH w:val="nil"/>
           <w:insideV w:val="nil"/>
@@ -6829,7 +6856,7 @@
       <w:tblPr/>
       <w:tcPr>
         <w:tcBorders>
-          <w:top w:val="single" w:sz="8" w:space="0" w:color="4F81BD" w:themeColor="accent1"/>
+          <w:top w:val="single" w:color="4F81BD" w:themeColor="accent1" w:sz="8" w:space="0"/>
           <w:left w:val="nil"/>
           <w:bottom w:val="nil"/>
           <w:right w:val="nil"/>
@@ -6846,7 +6873,7 @@
           <w:top w:val="nil"/>
           <w:left w:val="nil"/>
           <w:bottom w:val="nil"/>
-          <w:right w:val="single" w:sz="8" w:space="0" w:color="4F81BD" w:themeColor="accent1"/>
+          <w:right w:val="single" w:color="4F81BD" w:themeColor="accent1" w:sz="8" w:space="0"/>
           <w:insideH w:val="nil"/>
           <w:insideV w:val="nil"/>
         </w:tcBorders>
@@ -6858,7 +6885,7 @@
       <w:tcPr>
         <w:tcBorders>
           <w:top w:val="nil"/>
-          <w:left w:val="single" w:sz="8" w:space="0" w:color="4F81BD" w:themeColor="accent1"/>
+          <w:left w:val="single" w:color="4F81BD" w:themeColor="accent1" w:sz="8" w:space="0"/>
           <w:bottom w:val="nil"/>
           <w:right w:val="nil"/>
           <w:insideH w:val="nil"/>
@@ -6915,7 +6942,7 @@
       <w:spacing w:after="0" w:line="240" w:lineRule="auto"/>
     </w:pPr>
     <w:rPr>
-      <w:rFonts w:asciiTheme="majorHAnsi" w:eastAsiaTheme="majorEastAsia" w:hAnsiTheme="majorHAnsi" w:cstheme="majorBidi"/>
+      <w:rFonts w:asciiTheme="majorHAnsi" w:hAnsiTheme="majorHAnsi" w:eastAsiaTheme="majorEastAsia" w:cstheme="majorBidi"/>
       <w:color w:val="000000" w:themeColor="text1"/>
     </w:rPr>
     <w:tblPr>
@@ -6923,10 +6950,10 @@
       <w:tblStyleColBandSize w:val="1"/>
       <w:tblInd w:w="0" w:type="dxa"/>
       <w:tblBorders>
-        <w:top w:val="single" w:sz="8" w:space="0" w:color="C0504D" w:themeColor="accent2"/>
-        <w:left w:val="single" w:sz="8" w:space="0" w:color="C0504D" w:themeColor="accent2"/>
-        <w:bottom w:val="single" w:sz="8" w:space="0" w:color="C0504D" w:themeColor="accent2"/>
-        <w:right w:val="single" w:sz="8" w:space="0" w:color="C0504D" w:themeColor="accent2"/>
+        <w:top w:val="single" w:color="C0504D" w:themeColor="accent2" w:sz="8" w:space="0"/>
+        <w:left w:val="single" w:color="C0504D" w:themeColor="accent2" w:sz="8" w:space="0"/>
+        <w:bottom w:val="single" w:color="C0504D" w:themeColor="accent2" w:sz="8" w:space="0"/>
+        <w:right w:val="single" w:color="C0504D" w:themeColor="accent2" w:sz="8" w:space="0"/>
       </w:tblBorders>
       <w:tblCellMar>
         <w:top w:w="0" w:type="dxa"/>
@@ -6945,7 +6972,7 @@
         <w:tcBorders>
           <w:top w:val="nil"/>
           <w:left w:val="nil"/>
-          <w:bottom w:val="single" w:sz="24" w:space="0" w:color="C0504D" w:themeColor="accent2"/>
+          <w:bottom w:val="single" w:color="C0504D" w:themeColor="accent2" w:sz="24" w:space="0"/>
           <w:right w:val="nil"/>
           <w:insideH w:val="nil"/>
           <w:insideV w:val="nil"/>
@@ -6957,7 +6984,7 @@
       <w:tblPr/>
       <w:tcPr>
         <w:tcBorders>
-          <w:top w:val="single" w:sz="8" w:space="0" w:color="C0504D" w:themeColor="accent2"/>
+          <w:top w:val="single" w:color="C0504D" w:themeColor="accent2" w:sz="8" w:space="0"/>
           <w:left w:val="nil"/>
           <w:bottom w:val="nil"/>
           <w:right w:val="nil"/>
@@ -6974,7 +7001,7 @@
           <w:top w:val="nil"/>
           <w:left w:val="nil"/>
           <w:bottom w:val="nil"/>
-          <w:right w:val="single" w:sz="8" w:space="0" w:color="C0504D" w:themeColor="accent2"/>
+          <w:right w:val="single" w:color="C0504D" w:themeColor="accent2" w:sz="8" w:space="0"/>
           <w:insideH w:val="nil"/>
           <w:insideV w:val="nil"/>
         </w:tcBorders>
@@ -6986,7 +7013,7 @@
       <w:tcPr>
         <w:tcBorders>
           <w:top w:val="nil"/>
-          <w:left w:val="single" w:sz="8" w:space="0" w:color="C0504D" w:themeColor="accent2"/>
+          <w:left w:val="single" w:color="C0504D" w:themeColor="accent2" w:sz="8" w:space="0"/>
           <w:bottom w:val="nil"/>
           <w:right w:val="nil"/>
           <w:insideH w:val="nil"/>
@@ -7043,7 +7070,7 @@
       <w:spacing w:after="0" w:line="240" w:lineRule="auto"/>
     </w:pPr>
     <w:rPr>
-      <w:rFonts w:asciiTheme="majorHAnsi" w:eastAsiaTheme="majorEastAsia" w:hAnsiTheme="majorHAnsi" w:cstheme="majorBidi"/>
+      <w:rFonts w:asciiTheme="majorHAnsi" w:hAnsiTheme="majorHAnsi" w:eastAsiaTheme="majorEastAsia" w:cstheme="majorBidi"/>
       <w:color w:val="000000" w:themeColor="text1"/>
     </w:rPr>
     <w:tblPr>
@@ -7051,10 +7078,10 @@
       <w:tblStyleColBandSize w:val="1"/>
       <w:tblInd w:w="0" w:type="dxa"/>
       <w:tblBorders>
-        <w:top w:val="single" w:sz="8" w:space="0" w:color="9BBB59" w:themeColor="accent3"/>
-        <w:left w:val="single" w:sz="8" w:space="0" w:color="9BBB59" w:themeColor="accent3"/>
-        <w:bottom w:val="single" w:sz="8" w:space="0" w:color="9BBB59" w:themeColor="accent3"/>
-        <w:right w:val="single" w:sz="8" w:space="0" w:color="9BBB59" w:themeColor="accent3"/>
+        <w:top w:val="single" w:color="9BBB59" w:themeColor="accent3" w:sz="8" w:space="0"/>
+        <w:left w:val="single" w:color="9BBB59" w:themeColor="accent3" w:sz="8" w:space="0"/>
+        <w:bottom w:val="single" w:color="9BBB59" w:themeColor="accent3" w:sz="8" w:space="0"/>
+        <w:right w:val="single" w:color="9BBB59" w:themeColor="accent3" w:sz="8" w:space="0"/>
       </w:tblBorders>
       <w:tblCellMar>
         <w:top w:w="0" w:type="dxa"/>
@@ -7073,7 +7100,7 @@
         <w:tcBorders>
           <w:top w:val="nil"/>
           <w:left w:val="nil"/>
-          <w:bottom w:val="single" w:sz="24" w:space="0" w:color="9BBB59" w:themeColor="accent3"/>
+          <w:bottom w:val="single" w:color="9BBB59" w:themeColor="accent3" w:sz="24" w:space="0"/>
           <w:right w:val="nil"/>
           <w:insideH w:val="nil"/>
           <w:insideV w:val="nil"/>
@@ -7085,7 +7112,7 @@
       <w:tblPr/>
       <w:tcPr>
         <w:tcBorders>
-          <w:top w:val="single" w:sz="8" w:space="0" w:color="9BBB59" w:themeColor="accent3"/>
+          <w:top w:val="single" w:color="9BBB59" w:themeColor="accent3" w:sz="8" w:space="0"/>
           <w:left w:val="nil"/>
           <w:bottom w:val="nil"/>
           <w:right w:val="nil"/>
@@ -7102,7 +7129,7 @@
           <w:top w:val="nil"/>
           <w:left w:val="nil"/>
           <w:bottom w:val="nil"/>
-          <w:right w:val="single" w:sz="8" w:space="0" w:color="9BBB59" w:themeColor="accent3"/>
+          <w:right w:val="single" w:color="9BBB59" w:themeColor="accent3" w:sz="8" w:space="0"/>
           <w:insideH w:val="nil"/>
           <w:insideV w:val="nil"/>
         </w:tcBorders>
@@ -7114,7 +7141,7 @@
       <w:tcPr>
         <w:tcBorders>
           <w:top w:val="nil"/>
-          <w:left w:val="single" w:sz="8" w:space="0" w:color="9BBB59" w:themeColor="accent3"/>
+          <w:left w:val="single" w:color="9BBB59" w:themeColor="accent3" w:sz="8" w:space="0"/>
           <w:bottom w:val="nil"/>
           <w:right w:val="nil"/>
           <w:insideH w:val="nil"/>
@@ -7171,7 +7198,7 @@
       <w:spacing w:after="0" w:line="240" w:lineRule="auto"/>
     </w:pPr>
     <w:rPr>
-      <w:rFonts w:asciiTheme="majorHAnsi" w:eastAsiaTheme="majorEastAsia" w:hAnsiTheme="majorHAnsi" w:cstheme="majorBidi"/>
+      <w:rFonts w:asciiTheme="majorHAnsi" w:hAnsiTheme="majorHAnsi" w:eastAsiaTheme="majorEastAsia" w:cstheme="majorBidi"/>
       <w:color w:val="000000" w:themeColor="text1"/>
     </w:rPr>
     <w:tblPr>
@@ -7179,10 +7206,10 @@
       <w:tblStyleColBandSize w:val="1"/>
       <w:tblInd w:w="0" w:type="dxa"/>
       <w:tblBorders>
-        <w:top w:val="single" w:sz="8" w:space="0" w:color="8064A2" w:themeColor="accent4"/>
-        <w:left w:val="single" w:sz="8" w:space="0" w:color="8064A2" w:themeColor="accent4"/>
-        <w:bottom w:val="single" w:sz="8" w:space="0" w:color="8064A2" w:themeColor="accent4"/>
-        <w:right w:val="single" w:sz="8" w:space="0" w:color="8064A2" w:themeColor="accent4"/>
+        <w:top w:val="single" w:color="8064A2" w:themeColor="accent4" w:sz="8" w:space="0"/>
+        <w:left w:val="single" w:color="8064A2" w:themeColor="accent4" w:sz="8" w:space="0"/>
+        <w:bottom w:val="single" w:color="8064A2" w:themeColor="accent4" w:sz="8" w:space="0"/>
+        <w:right w:val="single" w:color="8064A2" w:themeColor="accent4" w:sz="8" w:space="0"/>
       </w:tblBorders>
       <w:tblCellMar>
         <w:top w:w="0" w:type="dxa"/>
@@ -7201,7 +7228,7 @@
         <w:tcBorders>
           <w:top w:val="nil"/>
           <w:left w:val="nil"/>
-          <w:bottom w:val="single" w:sz="24" w:space="0" w:color="8064A2" w:themeColor="accent4"/>
+          <w:bottom w:val="single" w:color="8064A2" w:themeColor="accent4" w:sz="24" w:space="0"/>
           <w:right w:val="nil"/>
           <w:insideH w:val="nil"/>
           <w:insideV w:val="nil"/>
@@ -7213,7 +7240,7 @@
       <w:tblPr/>
       <w:tcPr>
         <w:tcBorders>
-          <w:top w:val="single" w:sz="8" w:space="0" w:color="8064A2" w:themeColor="accent4"/>
+          <w:top w:val="single" w:color="8064A2" w:themeColor="accent4" w:sz="8" w:space="0"/>
           <w:left w:val="nil"/>
           <w:bottom w:val="nil"/>
           <w:right w:val="nil"/>
@@ -7230,7 +7257,7 @@
           <w:top w:val="nil"/>
           <w:left w:val="nil"/>
           <w:bottom w:val="nil"/>
-          <w:right w:val="single" w:sz="8" w:space="0" w:color="8064A2" w:themeColor="accent4"/>
+          <w:right w:val="single" w:color="8064A2" w:themeColor="accent4" w:sz="8" w:space="0"/>
           <w:insideH w:val="nil"/>
           <w:insideV w:val="nil"/>
         </w:tcBorders>
@@ -7242,7 +7269,7 @@
       <w:tcPr>
         <w:tcBorders>
           <w:top w:val="nil"/>
-          <w:left w:val="single" w:sz="8" w:space="0" w:color="8064A2" w:themeColor="accent4"/>
+          <w:left w:val="single" w:color="8064A2" w:themeColor="accent4" w:sz="8" w:space="0"/>
           <w:bottom w:val="nil"/>
           <w:right w:val="nil"/>
           <w:insideH w:val="nil"/>
@@ -7299,7 +7326,7 @@
       <w:spacing w:after="0" w:line="240" w:lineRule="auto"/>
     </w:pPr>
     <w:rPr>
-      <w:rFonts w:asciiTheme="majorHAnsi" w:eastAsiaTheme="majorEastAsia" w:hAnsiTheme="majorHAnsi" w:cstheme="majorBidi"/>
+      <w:rFonts w:asciiTheme="majorHAnsi" w:hAnsiTheme="majorHAnsi" w:eastAsiaTheme="majorEastAsia" w:cstheme="majorBidi"/>
       <w:color w:val="000000" w:themeColor="text1"/>
     </w:rPr>
     <w:tblPr>
@@ -7307,10 +7334,10 @@
       <w:tblStyleColBandSize w:val="1"/>
       <w:tblInd w:w="0" w:type="dxa"/>
       <w:tblBorders>
-        <w:top w:val="single" w:sz="8" w:space="0" w:color="4BACC6" w:themeColor="accent5"/>
-        <w:left w:val="single" w:sz="8" w:space="0" w:color="4BACC6" w:themeColor="accent5"/>
-        <w:bottom w:val="single" w:sz="8" w:space="0" w:color="4BACC6" w:themeColor="accent5"/>
-        <w:right w:val="single" w:sz="8" w:space="0" w:color="4BACC6" w:themeColor="accent5"/>
+        <w:top w:val="single" w:color="4BACC6" w:themeColor="accent5" w:sz="8" w:space="0"/>
+        <w:left w:val="single" w:color="4BACC6" w:themeColor="accent5" w:sz="8" w:space="0"/>
+        <w:bottom w:val="single" w:color="4BACC6" w:themeColor="accent5" w:sz="8" w:space="0"/>
+        <w:right w:val="single" w:color="4BACC6" w:themeColor="accent5" w:sz="8" w:space="0"/>
       </w:tblBorders>
       <w:tblCellMar>
         <w:top w:w="0" w:type="dxa"/>
@@ -7329,7 +7356,7 @@
         <w:tcBorders>
           <w:top w:val="nil"/>
           <w:left w:val="nil"/>
-          <w:bottom w:val="single" w:sz="24" w:space="0" w:color="4BACC6" w:themeColor="accent5"/>
+          <w:bottom w:val="single" w:color="4BACC6" w:themeColor="accent5" w:sz="24" w:space="0"/>
           <w:right w:val="nil"/>
           <w:insideH w:val="nil"/>
           <w:insideV w:val="nil"/>
@@ -7341,7 +7368,7 @@
       <w:tblPr/>
       <w:tcPr>
         <w:tcBorders>
-          <w:top w:val="single" w:sz="8" w:space="0" w:color="4BACC6" w:themeColor="accent5"/>
+          <w:top w:val="single" w:color="4BACC6" w:themeColor="accent5" w:sz="8" w:space="0"/>
           <w:left w:val="nil"/>
           <w:bottom w:val="nil"/>
           <w:right w:val="nil"/>
@@ -7358,7 +7385,7 @@
           <w:top w:val="nil"/>
           <w:left w:val="nil"/>
           <w:bottom w:val="nil"/>
-          <w:right w:val="single" w:sz="8" w:space="0" w:color="4BACC6" w:themeColor="accent5"/>
+          <w:right w:val="single" w:color="4BACC6" w:themeColor="accent5" w:sz="8" w:space="0"/>
           <w:insideH w:val="nil"/>
           <w:insideV w:val="nil"/>
         </w:tcBorders>
@@ -7370,7 +7397,7 @@
       <w:tcPr>
         <w:tcBorders>
           <w:top w:val="nil"/>
-          <w:left w:val="single" w:sz="8" w:space="0" w:color="4BACC6" w:themeColor="accent5"/>
+          <w:left w:val="single" w:color="4BACC6" w:themeColor="accent5" w:sz="8" w:space="0"/>
           <w:bottom w:val="nil"/>
           <w:right w:val="nil"/>
           <w:insideH w:val="nil"/>
@@ -7427,7 +7454,7 @@
       <w:spacing w:after="0" w:line="240" w:lineRule="auto"/>
     </w:pPr>
     <w:rPr>
-      <w:rFonts w:asciiTheme="majorHAnsi" w:eastAsiaTheme="majorEastAsia" w:hAnsiTheme="majorHAnsi" w:cstheme="majorBidi"/>
+      <w:rFonts w:asciiTheme="majorHAnsi" w:hAnsiTheme="majorHAnsi" w:eastAsiaTheme="majorEastAsia" w:cstheme="majorBidi"/>
       <w:color w:val="000000" w:themeColor="text1"/>
     </w:rPr>
     <w:tblPr>
@@ -7435,10 +7462,10 @@
       <w:tblStyleColBandSize w:val="1"/>
       <w:tblInd w:w="0" w:type="dxa"/>
       <w:tblBorders>
-        <w:top w:val="single" w:sz="8" w:space="0" w:color="F79646" w:themeColor="accent6"/>
-        <w:left w:val="single" w:sz="8" w:space="0" w:color="F79646" w:themeColor="accent6"/>
-        <w:bottom w:val="single" w:sz="8" w:space="0" w:color="F79646" w:themeColor="accent6"/>
-        <w:right w:val="single" w:sz="8" w:space="0" w:color="F79646" w:themeColor="accent6"/>
+        <w:top w:val="single" w:color="F79646" w:themeColor="accent6" w:sz="8" w:space="0"/>
+        <w:left w:val="single" w:color="F79646" w:themeColor="accent6" w:sz="8" w:space="0"/>
+        <w:bottom w:val="single" w:color="F79646" w:themeColor="accent6" w:sz="8" w:space="0"/>
+        <w:right w:val="single" w:color="F79646" w:themeColor="accent6" w:sz="8" w:space="0"/>
       </w:tblBorders>
       <w:tblCellMar>
         <w:top w:w="0" w:type="dxa"/>
@@ -7457,7 +7484,7 @@
         <w:tcBorders>
           <w:top w:val="nil"/>
           <w:left w:val="nil"/>
-          <w:bottom w:val="single" w:sz="24" w:space="0" w:color="F79646" w:themeColor="accent6"/>
+          <w:bottom w:val="single" w:color="F79646" w:themeColor="accent6" w:sz="24" w:space="0"/>
           <w:right w:val="nil"/>
           <w:insideH w:val="nil"/>
           <w:insideV w:val="nil"/>
@@ -7469,7 +7496,7 @@
       <w:tblPr/>
       <w:tcPr>
         <w:tcBorders>
-          <w:top w:val="single" w:sz="8" w:space="0" w:color="F79646" w:themeColor="accent6"/>
+          <w:top w:val="single" w:color="F79646" w:themeColor="accent6" w:sz="8" w:space="0"/>
           <w:left w:val="nil"/>
           <w:bottom w:val="nil"/>
           <w:right w:val="nil"/>
@@ -7486,7 +7513,7 @@
           <w:top w:val="nil"/>
           <w:left w:val="nil"/>
           <w:bottom w:val="nil"/>
-          <w:right w:val="single" w:sz="8" w:space="0" w:color="F79646" w:themeColor="accent6"/>
+          <w:right w:val="single" w:color="F79646" w:themeColor="accent6" w:sz="8" w:space="0"/>
           <w:insideH w:val="nil"/>
           <w:insideV w:val="nil"/>
         </w:tcBorders>
@@ -7498,7 +7525,7 @@
       <w:tcPr>
         <w:tcBorders>
           <w:top w:val="nil"/>
-          <w:left w:val="single" w:sz="8" w:space="0" w:color="F79646" w:themeColor="accent6"/>
+          <w:left w:val="single" w:color="F79646" w:themeColor="accent6" w:sz="8" w:space="0"/>
           <w:bottom w:val="nil"/>
           <w:right w:val="nil"/>
           <w:insideH w:val="nil"/>
@@ -7559,12 +7586,12 @@
       <w:tblStyleColBandSize w:val="1"/>
       <w:tblInd w:w="0" w:type="dxa"/>
       <w:tblBorders>
-        <w:top w:val="single" w:sz="8" w:space="0" w:color="404040" w:themeColor="text1" w:themeTint="BF"/>
-        <w:left w:val="single" w:sz="8" w:space="0" w:color="404040" w:themeColor="text1" w:themeTint="BF"/>
-        <w:bottom w:val="single" w:sz="8" w:space="0" w:color="404040" w:themeColor="text1" w:themeTint="BF"/>
-        <w:right w:val="single" w:sz="8" w:space="0" w:color="404040" w:themeColor="text1" w:themeTint="BF"/>
-        <w:insideH w:val="single" w:sz="8" w:space="0" w:color="404040" w:themeColor="text1" w:themeTint="BF"/>
-        <w:insideV w:val="single" w:sz="8" w:space="0" w:color="404040" w:themeColor="text1" w:themeTint="BF"/>
+        <w:top w:val="single" w:color="404040" w:themeColor="text1" w:themeTint="BF" w:sz="8" w:space="0"/>
+        <w:left w:val="single" w:color="404040" w:themeColor="text1" w:themeTint="BF" w:sz="8" w:space="0"/>
+        <w:bottom w:val="single" w:color="404040" w:themeColor="text1" w:themeTint="BF" w:sz="8" w:space="0"/>
+        <w:right w:val="single" w:color="404040" w:themeColor="text1" w:themeTint="BF" w:sz="8" w:space="0"/>
+        <w:insideH w:val="single" w:color="404040" w:themeColor="text1" w:themeTint="BF" w:sz="8" w:space="0"/>
+        <w:insideV w:val="single" w:color="404040" w:themeColor="text1" w:themeTint="BF" w:sz="8" w:space="0"/>
       </w:tblBorders>
       <w:tblCellMar>
         <w:top w:w="0" w:type="dxa"/>
@@ -7590,7 +7617,7 @@
       <w:tblPr/>
       <w:tcPr>
         <w:tcBorders>
-          <w:top w:val="single" w:sz="18" w:space="0" w:color="404040" w:themeColor="text1" w:themeTint="BF"/>
+          <w:top w:val="single" w:color="404040" w:themeColor="text1" w:themeTint="BF" w:sz="18" w:space="0"/>
         </w:tcBorders>
       </w:tcPr>
     </w:tblStylePr>
@@ -7632,12 +7659,12 @@
       <w:tblStyleColBandSize w:val="1"/>
       <w:tblInd w:w="0" w:type="dxa"/>
       <w:tblBorders>
-        <w:top w:val="single" w:sz="8" w:space="0" w:color="7BA0CD" w:themeColor="accent1" w:themeTint="BF"/>
-        <w:left w:val="single" w:sz="8" w:space="0" w:color="7BA0CD" w:themeColor="accent1" w:themeTint="BF"/>
-        <w:bottom w:val="single" w:sz="8" w:space="0" w:color="7BA0CD" w:themeColor="accent1" w:themeTint="BF"/>
-        <w:right w:val="single" w:sz="8" w:space="0" w:color="7BA0CD" w:themeColor="accent1" w:themeTint="BF"/>
-        <w:insideH w:val="single" w:sz="8" w:space="0" w:color="7BA0CD" w:themeColor="accent1" w:themeTint="BF"/>
-        <w:insideV w:val="single" w:sz="8" w:space="0" w:color="7BA0CD" w:themeColor="accent1" w:themeTint="BF"/>
+        <w:top w:val="single" w:color="7BA0CD" w:themeColor="accent1" w:themeTint="BF" w:sz="8" w:space="0"/>
+        <w:left w:val="single" w:color="7BA0CD" w:themeColor="accent1" w:themeTint="BF" w:sz="8" w:space="0"/>
+        <w:bottom w:val="single" w:color="7BA0CD" w:themeColor="accent1" w:themeTint="BF" w:sz="8" w:space="0"/>
+        <w:right w:val="single" w:color="7BA0CD" w:themeColor="accent1" w:themeTint="BF" w:sz="8" w:space="0"/>
+        <w:insideH w:val="single" w:color="7BA0CD" w:themeColor="accent1" w:themeTint="BF" w:sz="8" w:space="0"/>
+        <w:insideV w:val="single" w:color="7BA0CD" w:themeColor="accent1" w:themeTint="BF" w:sz="8" w:space="0"/>
       </w:tblBorders>
       <w:tblCellMar>
         <w:top w:w="0" w:type="dxa"/>
@@ -7663,7 +7690,7 @@
       <w:tblPr/>
       <w:tcPr>
         <w:tcBorders>
-          <w:top w:val="single" w:sz="18" w:space="0" w:color="7BA0CD" w:themeColor="accent1" w:themeTint="BF"/>
+          <w:top w:val="single" w:color="7BA0CD" w:themeColor="accent1" w:themeTint="BF" w:sz="18" w:space="0"/>
         </w:tcBorders>
       </w:tcPr>
     </w:tblStylePr>
@@ -7705,12 +7732,12 @@
       <w:tblStyleColBandSize w:val="1"/>
       <w:tblInd w:w="0" w:type="dxa"/>
       <w:tblBorders>
-        <w:top w:val="single" w:sz="8" w:space="0" w:color="CF7B79" w:themeColor="accent2" w:themeTint="BF"/>
-        <w:left w:val="single" w:sz="8" w:space="0" w:color="CF7B79" w:themeColor="accent2" w:themeTint="BF"/>
-        <w:bottom w:val="single" w:sz="8" w:space="0" w:color="CF7B79" w:themeColor="accent2" w:themeTint="BF"/>
-        <w:right w:val="single" w:sz="8" w:space="0" w:color="CF7B79" w:themeColor="accent2" w:themeTint="BF"/>
-        <w:insideH w:val="single" w:sz="8" w:space="0" w:color="CF7B79" w:themeColor="accent2" w:themeTint="BF"/>
-        <w:insideV w:val="single" w:sz="8" w:space="0" w:color="CF7B79" w:themeColor="accent2" w:themeTint="BF"/>
+        <w:top w:val="single" w:color="CF7B79" w:themeColor="accent2" w:themeTint="BF" w:sz="8" w:space="0"/>
+        <w:left w:val="single" w:color="CF7B79" w:themeColor="accent2" w:themeTint="BF" w:sz="8" w:space="0"/>
+        <w:bottom w:val="single" w:color="CF7B79" w:themeColor="accent2" w:themeTint="BF" w:sz="8" w:space="0"/>
+        <w:right w:val="single" w:color="CF7B79" w:themeColor="accent2" w:themeTint="BF" w:sz="8" w:space="0"/>
+        <w:insideH w:val="single" w:color="CF7B79" w:themeColor="accent2" w:themeTint="BF" w:sz="8" w:space="0"/>
+        <w:insideV w:val="single" w:color="CF7B79" w:themeColor="accent2" w:themeTint="BF" w:sz="8" w:space="0"/>
       </w:tblBorders>
       <w:tblCellMar>
         <w:top w:w="0" w:type="dxa"/>
@@ -7736,7 +7763,7 @@
       <w:tblPr/>
       <w:tcPr>
         <w:tcBorders>
-          <w:top w:val="single" w:sz="18" w:space="0" w:color="CF7B79" w:themeColor="accent2" w:themeTint="BF"/>
+          <w:top w:val="single" w:color="CF7B79" w:themeColor="accent2" w:themeTint="BF" w:sz="18" w:space="0"/>
         </w:tcBorders>
       </w:tcPr>
     </w:tblStylePr>
@@ -7778,12 +7805,12 @@
       <w:tblStyleColBandSize w:val="1"/>
       <w:tblInd w:w="0" w:type="dxa"/>
       <w:tblBorders>
-        <w:top w:val="single" w:sz="8" w:space="0" w:color="B3CC82" w:themeColor="accent3" w:themeTint="BF"/>
-        <w:left w:val="single" w:sz="8" w:space="0" w:color="B3CC82" w:themeColor="accent3" w:themeTint="BF"/>
-        <w:bottom w:val="single" w:sz="8" w:space="0" w:color="B3CC82" w:themeColor="accent3" w:themeTint="BF"/>
-        <w:right w:val="single" w:sz="8" w:space="0" w:color="B3CC82" w:themeColor="accent3" w:themeTint="BF"/>
-        <w:insideH w:val="single" w:sz="8" w:space="0" w:color="B3CC82" w:themeColor="accent3" w:themeTint="BF"/>
-        <w:insideV w:val="single" w:sz="8" w:space="0" w:color="B3CC82" w:themeColor="accent3" w:themeTint="BF"/>
+        <w:top w:val="single" w:color="B3CC82" w:themeColor="accent3" w:themeTint="BF" w:sz="8" w:space="0"/>
+        <w:left w:val="single" w:color="B3CC82" w:themeColor="accent3" w:themeTint="BF" w:sz="8" w:space="0"/>
+        <w:bottom w:val="single" w:color="B3CC82" w:themeColor="accent3" w:themeTint="BF" w:sz="8" w:space="0"/>
+        <w:right w:val="single" w:color="B3CC82" w:themeColor="accent3" w:themeTint="BF" w:sz="8" w:space="0"/>
+        <w:insideH w:val="single" w:color="B3CC82" w:themeColor="accent3" w:themeTint="BF" w:sz="8" w:space="0"/>
+        <w:insideV w:val="single" w:color="B3CC82" w:themeColor="accent3" w:themeTint="BF" w:sz="8" w:space="0"/>
       </w:tblBorders>
       <w:tblCellMar>
         <w:top w:w="0" w:type="dxa"/>
@@ -7809,7 +7836,7 @@
       <w:tblPr/>
       <w:tcPr>
         <w:tcBorders>
-          <w:top w:val="single" w:sz="18" w:space="0" w:color="B3CC82" w:themeColor="accent3" w:themeTint="BF"/>
+          <w:top w:val="single" w:color="B3CC82" w:themeColor="accent3" w:themeTint="BF" w:sz="18" w:space="0"/>
         </w:tcBorders>
       </w:tcPr>
     </w:tblStylePr>
@@ -7851,12 +7878,12 @@
       <w:tblStyleColBandSize w:val="1"/>
       <w:tblInd w:w="0" w:type="dxa"/>
       <w:tblBorders>
-        <w:top w:val="single" w:sz="8" w:space="0" w:color="9F8AB9" w:themeColor="accent4" w:themeTint="BF"/>
-        <w:left w:val="single" w:sz="8" w:space="0" w:color="9F8AB9" w:themeColor="accent4" w:themeTint="BF"/>
-        <w:bottom w:val="single" w:sz="8" w:space="0" w:color="9F8AB9" w:themeColor="accent4" w:themeTint="BF"/>
-        <w:right w:val="single" w:sz="8" w:space="0" w:color="9F8AB9" w:themeColor="accent4" w:themeTint="BF"/>
-        <w:insideH w:val="single" w:sz="8" w:space="0" w:color="9F8AB9" w:themeColor="accent4" w:themeTint="BF"/>
-        <w:insideV w:val="single" w:sz="8" w:space="0" w:color="9F8AB9" w:themeColor="accent4" w:themeTint="BF"/>
+        <w:top w:val="single" w:color="9F8AB9" w:themeColor="accent4" w:themeTint="BF" w:sz="8" w:space="0"/>
+        <w:left w:val="single" w:color="9F8AB9" w:themeColor="accent4" w:themeTint="BF" w:sz="8" w:space="0"/>
+        <w:bottom w:val="single" w:color="9F8AB9" w:themeColor="accent4" w:themeTint="BF" w:sz="8" w:space="0"/>
+        <w:right w:val="single" w:color="9F8AB9" w:themeColor="accent4" w:themeTint="BF" w:sz="8" w:space="0"/>
+        <w:insideH w:val="single" w:color="9F8AB9" w:themeColor="accent4" w:themeTint="BF" w:sz="8" w:space="0"/>
+        <w:insideV w:val="single" w:color="9F8AB9" w:themeColor="accent4" w:themeTint="BF" w:sz="8" w:space="0"/>
       </w:tblBorders>
       <w:tblCellMar>
         <w:top w:w="0" w:type="dxa"/>
@@ -7882,7 +7909,7 @@
       <w:tblPr/>
       <w:tcPr>
         <w:tcBorders>
-          <w:top w:val="single" w:sz="18" w:space="0" w:color="9F8AB9" w:themeColor="accent4" w:themeTint="BF"/>
+          <w:top w:val="single" w:color="9F8AB9" w:themeColor="accent4" w:themeTint="BF" w:sz="18" w:space="0"/>
         </w:tcBorders>
       </w:tcPr>
     </w:tblStylePr>
@@ -7924,12 +7951,12 @@
       <w:tblStyleColBandSize w:val="1"/>
       <w:tblInd w:w="0" w:type="dxa"/>
       <w:tblBorders>
-        <w:top w:val="single" w:sz="8" w:space="0" w:color="78C0D4" w:themeColor="accent5" w:themeTint="BF"/>
-        <w:left w:val="single" w:sz="8" w:space="0" w:color="78C0D4" w:themeColor="accent5" w:themeTint="BF"/>
-        <w:bottom w:val="single" w:sz="8" w:space="0" w:color="78C0D4" w:themeColor="accent5" w:themeTint="BF"/>
-        <w:right w:val="single" w:sz="8" w:space="0" w:color="78C0D4" w:themeColor="accent5" w:themeTint="BF"/>
-        <w:insideH w:val="single" w:sz="8" w:space="0" w:color="78C0D4" w:themeColor="accent5" w:themeTint="BF"/>
-        <w:insideV w:val="single" w:sz="8" w:space="0" w:color="78C0D4" w:themeColor="accent5" w:themeTint="BF"/>
+        <w:top w:val="single" w:color="78C0D4" w:themeColor="accent5" w:themeTint="BF" w:sz="8" w:space="0"/>
+        <w:left w:val="single" w:color="78C0D4" w:themeColor="accent5" w:themeTint="BF" w:sz="8" w:space="0"/>
+        <w:bottom w:val="single" w:color="78C0D4" w:themeColor="accent5" w:themeTint="BF" w:sz="8" w:space="0"/>
+        <w:right w:val="single" w:color="78C0D4" w:themeColor="accent5" w:themeTint="BF" w:sz="8" w:space="0"/>
+        <w:insideH w:val="single" w:color="78C0D4" w:themeColor="accent5" w:themeTint="BF" w:sz="8" w:space="0"/>
+        <w:insideV w:val="single" w:color="78C0D4" w:themeColor="accent5" w:themeTint="BF" w:sz="8" w:space="0"/>
       </w:tblBorders>
       <w:tblCellMar>
         <w:top w:w="0" w:type="dxa"/>
@@ -7955,7 +7982,7 @@
       <w:tblPr/>
       <w:tcPr>
         <w:tcBorders>
-          <w:top w:val="single" w:sz="18" w:space="0" w:color="78C0D4" w:themeColor="accent5" w:themeTint="BF"/>
+          <w:top w:val="single" w:color="78C0D4" w:themeColor="accent5" w:themeTint="BF" w:sz="18" w:space="0"/>
         </w:tcBorders>
       </w:tcPr>
     </w:tblStylePr>
@@ -7997,12 +8024,12 @@
       <w:tblStyleColBandSize w:val="1"/>
       <w:tblInd w:w="0" w:type="dxa"/>
       <w:tblBorders>
-        <w:top w:val="single" w:sz="8" w:space="0" w:color="F9B074" w:themeColor="accent6" w:themeTint="BF"/>
-        <w:left w:val="single" w:sz="8" w:space="0" w:color="F9B074" w:themeColor="accent6" w:themeTint="BF"/>
-        <w:bottom w:val="single" w:sz="8" w:space="0" w:color="F9B074" w:themeColor="accent6" w:themeTint="BF"/>
-        <w:right w:val="single" w:sz="8" w:space="0" w:color="F9B074" w:themeColor="accent6" w:themeTint="BF"/>
-        <w:insideH w:val="single" w:sz="8" w:space="0" w:color="F9B074" w:themeColor="accent6" w:themeTint="BF"/>
-        <w:insideV w:val="single" w:sz="8" w:space="0" w:color="F9B074" w:themeColor="accent6" w:themeTint="BF"/>
+        <w:top w:val="single" w:color="F9B074" w:themeColor="accent6" w:themeTint="BF" w:sz="8" w:space="0"/>
+        <w:left w:val="single" w:color="F9B074" w:themeColor="accent6" w:themeTint="BF" w:sz="8" w:space="0"/>
+        <w:bottom w:val="single" w:color="F9B074" w:themeColor="accent6" w:themeTint="BF" w:sz="8" w:space="0"/>
+        <w:right w:val="single" w:color="F9B074" w:themeColor="accent6" w:themeTint="BF" w:sz="8" w:space="0"/>
+        <w:insideH w:val="single" w:color="F9B074" w:themeColor="accent6" w:themeTint="BF" w:sz="8" w:space="0"/>
+        <w:insideV w:val="single" w:color="F9B074" w:themeColor="accent6" w:themeTint="BF" w:sz="8" w:space="0"/>
       </w:tblBorders>
       <w:tblCellMar>
         <w:top w:w="0" w:type="dxa"/>
@@ -8028,7 +8055,7 @@
       <w:tblPr/>
       <w:tcPr>
         <w:tcBorders>
-          <w:top w:val="single" w:sz="18" w:space="0" w:color="F9B074" w:themeColor="accent6" w:themeTint="BF"/>
+          <w:top w:val="single" w:color="F9B074" w:themeColor="accent6" w:themeTint="BF" w:sz="18" w:space="0"/>
         </w:tcBorders>
       </w:tcPr>
     </w:tblStylePr>
@@ -8066,7 +8093,7 @@
       <w:spacing w:after="0" w:line="240" w:lineRule="auto"/>
     </w:pPr>
     <w:rPr>
-      <w:rFonts w:asciiTheme="majorHAnsi" w:eastAsiaTheme="majorEastAsia" w:hAnsiTheme="majorHAnsi" w:cstheme="majorBidi"/>
+      <w:rFonts w:asciiTheme="majorHAnsi" w:hAnsiTheme="majorHAnsi" w:eastAsiaTheme="majorEastAsia" w:cstheme="majorBidi"/>
       <w:color w:val="000000" w:themeColor="text1"/>
     </w:rPr>
     <w:tblPr>
@@ -8074,12 +8101,12 @@
       <w:tblStyleColBandSize w:val="1"/>
       <w:tblInd w:w="0" w:type="dxa"/>
       <w:tblBorders>
-        <w:top w:val="single" w:sz="8" w:space="0" w:color="000000" w:themeColor="text1"/>
-        <w:left w:val="single" w:sz="8" w:space="0" w:color="000000" w:themeColor="text1"/>
-        <w:bottom w:val="single" w:sz="8" w:space="0" w:color="000000" w:themeColor="text1"/>
-        <w:right w:val="single" w:sz="8" w:space="0" w:color="000000" w:themeColor="text1"/>
-        <w:insideH w:val="single" w:sz="8" w:space="0" w:color="000000" w:themeColor="text1"/>
-        <w:insideV w:val="single" w:sz="8" w:space="0" w:color="000000" w:themeColor="text1"/>
+        <w:top w:val="single" w:color="000000" w:themeColor="text1" w:sz="8" w:space="0"/>
+        <w:left w:val="single" w:color="000000" w:themeColor="text1" w:sz="8" w:space="0"/>
+        <w:bottom w:val="single" w:color="000000" w:themeColor="text1" w:sz="8" w:space="0"/>
+        <w:right w:val="single" w:color="000000" w:themeColor="text1" w:sz="8" w:space="0"/>
+        <w:insideH w:val="single" w:color="000000" w:themeColor="text1" w:sz="8" w:space="0"/>
+        <w:insideV w:val="single" w:color="000000" w:themeColor="text1" w:sz="8" w:space="0"/>
       </w:tblBorders>
       <w:tblCellMar>
         <w:top w:w="0" w:type="dxa"/>
@@ -8111,7 +8138,7 @@
       <w:tblPr/>
       <w:tcPr>
         <w:tcBorders>
-          <w:top w:val="single" w:sz="12" w:space="0" w:color="000000" w:themeColor="text1"/>
+          <w:top w:val="single" w:color="000000" w:themeColor="text1" w:sz="12" w:space="0"/>
           <w:left w:val="nil"/>
           <w:bottom w:val="nil"/>
           <w:right w:val="nil"/>
@@ -8169,8 +8196,8 @@
       <w:tblPr/>
       <w:tcPr>
         <w:tcBorders>
-          <w:insideH w:val="single" w:sz="6" w:space="0" w:color="000000" w:themeColor="text1"/>
-          <w:insideV w:val="single" w:sz="6" w:space="0" w:color="000000" w:themeColor="text1"/>
+          <w:insideH w:val="single" w:color="000000" w:themeColor="text1" w:sz="6" w:space="0"/>
+          <w:insideV w:val="single" w:color="000000" w:themeColor="text1" w:sz="6" w:space="0"/>
         </w:tcBorders>
         <w:shd w:val="clear" w:color="auto" w:fill="808080" w:themeFill="text1" w:themeFillTint="7F"/>
       </w:tcPr>
@@ -8191,7 +8218,7 @@
       <w:spacing w:after="0" w:line="240" w:lineRule="auto"/>
     </w:pPr>
     <w:rPr>
-      <w:rFonts w:asciiTheme="majorHAnsi" w:eastAsiaTheme="majorEastAsia" w:hAnsiTheme="majorHAnsi" w:cstheme="majorBidi"/>
+      <w:rFonts w:asciiTheme="majorHAnsi" w:hAnsiTheme="majorHAnsi" w:eastAsiaTheme="majorEastAsia" w:cstheme="majorBidi"/>
       <w:color w:val="000000" w:themeColor="text1"/>
     </w:rPr>
     <w:tblPr>
@@ -8199,12 +8226,12 @@
       <w:tblStyleColBandSize w:val="1"/>
       <w:tblInd w:w="0" w:type="dxa"/>
       <w:tblBorders>
-        <w:top w:val="single" w:sz="8" w:space="0" w:color="4F81BD" w:themeColor="accent1"/>
-        <w:left w:val="single" w:sz="8" w:space="0" w:color="4F81BD" w:themeColor="accent1"/>
-        <w:bottom w:val="single" w:sz="8" w:space="0" w:color="4F81BD" w:themeColor="accent1"/>
-        <w:right w:val="single" w:sz="8" w:space="0" w:color="4F81BD" w:themeColor="accent1"/>
-        <w:insideH w:val="single" w:sz="8" w:space="0" w:color="4F81BD" w:themeColor="accent1"/>
-        <w:insideV w:val="single" w:sz="8" w:space="0" w:color="4F81BD" w:themeColor="accent1"/>
+        <w:top w:val="single" w:color="4F81BD" w:themeColor="accent1" w:sz="8" w:space="0"/>
+        <w:left w:val="single" w:color="4F81BD" w:themeColor="accent1" w:sz="8" w:space="0"/>
+        <w:bottom w:val="single" w:color="4F81BD" w:themeColor="accent1" w:sz="8" w:space="0"/>
+        <w:right w:val="single" w:color="4F81BD" w:themeColor="accent1" w:sz="8" w:space="0"/>
+        <w:insideH w:val="single" w:color="4F81BD" w:themeColor="accent1" w:sz="8" w:space="0"/>
+        <w:insideV w:val="single" w:color="4F81BD" w:themeColor="accent1" w:sz="8" w:space="0"/>
       </w:tblBorders>
       <w:tblCellMar>
         <w:top w:w="0" w:type="dxa"/>
@@ -8236,7 +8263,7 @@
       <w:tblPr/>
       <w:tcPr>
         <w:tcBorders>
-          <w:top w:val="single" w:sz="12" w:space="0" w:color="000000" w:themeColor="text1"/>
+          <w:top w:val="single" w:color="000000" w:themeColor="text1" w:sz="12" w:space="0"/>
           <w:left w:val="nil"/>
           <w:bottom w:val="nil"/>
           <w:right w:val="nil"/>
@@ -8294,8 +8321,8 @@
       <w:tblPr/>
       <w:tcPr>
         <w:tcBorders>
-          <w:insideH w:val="single" w:sz="6" w:space="0" w:color="4F81BD" w:themeColor="accent1"/>
-          <w:insideV w:val="single" w:sz="6" w:space="0" w:color="4F81BD" w:themeColor="accent1"/>
+          <w:insideH w:val="single" w:color="4F81BD" w:themeColor="accent1" w:sz="6" w:space="0"/>
+          <w:insideV w:val="single" w:color="4F81BD" w:themeColor="accent1" w:sz="6" w:space="0"/>
         </w:tcBorders>
         <w:shd w:val="clear" w:color="auto" w:fill="A7BFDE" w:themeFill="accent1" w:themeFillTint="7F"/>
       </w:tcPr>
@@ -8316,7 +8343,7 @@
       <w:spacing w:after="0" w:line="240" w:lineRule="auto"/>
     </w:pPr>
     <w:rPr>
-      <w:rFonts w:asciiTheme="majorHAnsi" w:eastAsiaTheme="majorEastAsia" w:hAnsiTheme="majorHAnsi" w:cstheme="majorBidi"/>
+      <w:rFonts w:asciiTheme="majorHAnsi" w:hAnsiTheme="majorHAnsi" w:eastAsiaTheme="majorEastAsia" w:cstheme="majorBidi"/>
       <w:color w:val="000000" w:themeColor="text1"/>
     </w:rPr>
     <w:tblPr>
@@ -8324,12 +8351,12 @@
       <w:tblStyleColBandSize w:val="1"/>
       <w:tblInd w:w="0" w:type="dxa"/>
       <w:tblBorders>
-        <w:top w:val="single" w:sz="8" w:space="0" w:color="C0504D" w:themeColor="accent2"/>
-        <w:left w:val="single" w:sz="8" w:space="0" w:color="C0504D" w:themeColor="accent2"/>
-        <w:bottom w:val="single" w:sz="8" w:space="0" w:color="C0504D" w:themeColor="accent2"/>
-        <w:right w:val="single" w:sz="8" w:space="0" w:color="C0504D" w:themeColor="accent2"/>
-        <w:insideH w:val="single" w:sz="8" w:space="0" w:color="C0504D" w:themeColor="accent2"/>
-        <w:insideV w:val="single" w:sz="8" w:space="0" w:color="C0504D" w:themeColor="accent2"/>
+        <w:top w:val="single" w:color="C0504D" w:themeColor="accent2" w:sz="8" w:space="0"/>
+        <w:left w:val="single" w:color="C0504D" w:themeColor="accent2" w:sz="8" w:space="0"/>
+        <w:bottom w:val="single" w:color="C0504D" w:themeColor="accent2" w:sz="8" w:space="0"/>
+        <w:right w:val="single" w:color="C0504D" w:themeColor="accent2" w:sz="8" w:space="0"/>
+        <w:insideH w:val="single" w:color="C0504D" w:themeColor="accent2" w:sz="8" w:space="0"/>
+        <w:insideV w:val="single" w:color="C0504D" w:themeColor="accent2" w:sz="8" w:space="0"/>
       </w:tblBorders>
       <w:tblCellMar>
         <w:top w:w="0" w:type="dxa"/>
@@ -8361,7 +8388,7 @@
       <w:tblPr/>
       <w:tcPr>
         <w:tcBorders>
-          <w:top w:val="single" w:sz="12" w:space="0" w:color="000000" w:themeColor="text1"/>
+          <w:top w:val="single" w:color="000000" w:themeColor="text1" w:sz="12" w:space="0"/>
           <w:left w:val="nil"/>
           <w:bottom w:val="nil"/>
           <w:right w:val="nil"/>
@@ -8419,8 +8446,8 @@
       <w:tblPr/>
       <w:tcPr>
         <w:tcBorders>
-          <w:insideH w:val="single" w:sz="6" w:space="0" w:color="C0504D" w:themeColor="accent2"/>
-          <w:insideV w:val="single" w:sz="6" w:space="0" w:color="C0504D" w:themeColor="accent2"/>
+          <w:insideH w:val="single" w:color="C0504D" w:themeColor="accent2" w:sz="6" w:space="0"/>
+          <w:insideV w:val="single" w:color="C0504D" w:themeColor="accent2" w:sz="6" w:space="0"/>
         </w:tcBorders>
         <w:shd w:val="clear" w:color="auto" w:fill="DFA7A6" w:themeFill="accent2" w:themeFillTint="7F"/>
       </w:tcPr>
@@ -8441,7 +8468,7 @@
       <w:spacing w:after="0" w:line="240" w:lineRule="auto"/>
     </w:pPr>
     <w:rPr>
-      <w:rFonts w:asciiTheme="majorHAnsi" w:eastAsiaTheme="majorEastAsia" w:hAnsiTheme="majorHAnsi" w:cstheme="majorBidi"/>
+      <w:rFonts w:asciiTheme="majorHAnsi" w:hAnsiTheme="majorHAnsi" w:eastAsiaTheme="majorEastAsia" w:cstheme="majorBidi"/>
       <w:color w:val="000000" w:themeColor="text1"/>
     </w:rPr>
     <w:tblPr>
@@ -8449,12 +8476,12 @@
       <w:tblStyleColBandSize w:val="1"/>
       <w:tblInd w:w="0" w:type="dxa"/>
       <w:tblBorders>
-        <w:top w:val="single" w:sz="8" w:space="0" w:color="9BBB59" w:themeColor="accent3"/>
-        <w:left w:val="single" w:sz="8" w:space="0" w:color="9BBB59" w:themeColor="accent3"/>
-        <w:bottom w:val="single" w:sz="8" w:space="0" w:color="9BBB59" w:themeColor="accent3"/>
-        <w:right w:val="single" w:sz="8" w:space="0" w:color="9BBB59" w:themeColor="accent3"/>
-        <w:insideH w:val="single" w:sz="8" w:space="0" w:color="9BBB59" w:themeColor="accent3"/>
-        <w:insideV w:val="single" w:sz="8" w:space="0" w:color="9BBB59" w:themeColor="accent3"/>
+        <w:top w:val="single" w:color="9BBB59" w:themeColor="accent3" w:sz="8" w:space="0"/>
+        <w:left w:val="single" w:color="9BBB59" w:themeColor="accent3" w:sz="8" w:space="0"/>
+        <w:bottom w:val="single" w:color="9BBB59" w:themeColor="accent3" w:sz="8" w:space="0"/>
+        <w:right w:val="single" w:color="9BBB59" w:themeColor="accent3" w:sz="8" w:space="0"/>
+        <w:insideH w:val="single" w:color="9BBB59" w:themeColor="accent3" w:sz="8" w:space="0"/>
+        <w:insideV w:val="single" w:color="9BBB59" w:themeColor="accent3" w:sz="8" w:space="0"/>
       </w:tblBorders>
       <w:tblCellMar>
         <w:top w:w="0" w:type="dxa"/>
@@ -8486,7 +8513,7 @@
       <w:tblPr/>
       <w:tcPr>
         <w:tcBorders>
-          <w:top w:val="single" w:sz="12" w:space="0" w:color="000000" w:themeColor="text1"/>
+          <w:top w:val="single" w:color="000000" w:themeColor="text1" w:sz="12" w:space="0"/>
           <w:left w:val="nil"/>
           <w:bottom w:val="nil"/>
           <w:right w:val="nil"/>
@@ -8544,8 +8571,8 @@
       <w:tblPr/>
       <w:tcPr>
         <w:tcBorders>
-          <w:insideH w:val="single" w:sz="6" w:space="0" w:color="9BBB59" w:themeColor="accent3"/>
-          <w:insideV w:val="single" w:sz="6" w:space="0" w:color="9BBB59" w:themeColor="accent3"/>
+          <w:insideH w:val="single" w:color="9BBB59" w:themeColor="accent3" w:sz="6" w:space="0"/>
+          <w:insideV w:val="single" w:color="9BBB59" w:themeColor="accent3" w:sz="6" w:space="0"/>
         </w:tcBorders>
         <w:shd w:val="clear" w:color="auto" w:fill="CDDDAC" w:themeFill="accent3" w:themeFillTint="7F"/>
       </w:tcPr>
@@ -8566,7 +8593,7 @@
       <w:spacing w:after="0" w:line="240" w:lineRule="auto"/>
     </w:pPr>
     <w:rPr>
-      <w:rFonts w:asciiTheme="majorHAnsi" w:eastAsiaTheme="majorEastAsia" w:hAnsiTheme="majorHAnsi" w:cstheme="majorBidi"/>
+      <w:rFonts w:asciiTheme="majorHAnsi" w:hAnsiTheme="majorHAnsi" w:eastAsiaTheme="majorEastAsia" w:cstheme="majorBidi"/>
       <w:color w:val="000000" w:themeColor="text1"/>
     </w:rPr>
     <w:tblPr>
@@ -8574,12 +8601,12 @@
       <w:tblStyleColBandSize w:val="1"/>
       <w:tblInd w:w="0" w:type="dxa"/>
       <w:tblBorders>
-        <w:top w:val="single" w:sz="8" w:space="0" w:color="8064A2" w:themeColor="accent4"/>
-        <w:left w:val="single" w:sz="8" w:space="0" w:color="8064A2" w:themeColor="accent4"/>
-        <w:bottom w:val="single" w:sz="8" w:space="0" w:color="8064A2" w:themeColor="accent4"/>
-        <w:right w:val="single" w:sz="8" w:space="0" w:color="8064A2" w:themeColor="accent4"/>
-        <w:insideH w:val="single" w:sz="8" w:space="0" w:color="8064A2" w:themeColor="accent4"/>
-        <w:insideV w:val="single" w:sz="8" w:space="0" w:color="8064A2" w:themeColor="accent4"/>
+        <w:top w:val="single" w:color="8064A2" w:themeColor="accent4" w:sz="8" w:space="0"/>
+        <w:left w:val="single" w:color="8064A2" w:themeColor="accent4" w:sz="8" w:space="0"/>
+        <w:bottom w:val="single" w:color="8064A2" w:themeColor="accent4" w:sz="8" w:space="0"/>
+        <w:right w:val="single" w:color="8064A2" w:themeColor="accent4" w:sz="8" w:space="0"/>
+        <w:insideH w:val="single" w:color="8064A2" w:themeColor="accent4" w:sz="8" w:space="0"/>
+        <w:insideV w:val="single" w:color="8064A2" w:themeColor="accent4" w:sz="8" w:space="0"/>
       </w:tblBorders>
       <w:tblCellMar>
         <w:top w:w="0" w:type="dxa"/>
@@ -8611,7 +8638,7 @@
       <w:tblPr/>
       <w:tcPr>
         <w:tcBorders>
-          <w:top w:val="single" w:sz="12" w:space="0" w:color="000000" w:themeColor="text1"/>
+          <w:top w:val="single" w:color="000000" w:themeColor="text1" w:sz="12" w:space="0"/>
           <w:left w:val="nil"/>
           <w:bottom w:val="nil"/>
           <w:right w:val="nil"/>
@@ -8669,8 +8696,8 @@
       <w:tblPr/>
       <w:tcPr>
         <w:tcBorders>
-          <w:insideH w:val="single" w:sz="6" w:space="0" w:color="8064A2" w:themeColor="accent4"/>
-          <w:insideV w:val="single" w:sz="6" w:space="0" w:color="8064A2" w:themeColor="accent4"/>
+          <w:insideH w:val="single" w:color="8064A2" w:themeColor="accent4" w:sz="6" w:space="0"/>
+          <w:insideV w:val="single" w:color="8064A2" w:themeColor="accent4" w:sz="6" w:space="0"/>
         </w:tcBorders>
         <w:shd w:val="clear" w:color="auto" w:fill="BFB1D0" w:themeFill="accent4" w:themeFillTint="7F"/>
       </w:tcPr>
@@ -8691,7 +8718,7 @@
       <w:spacing w:after="0" w:line="240" w:lineRule="auto"/>
     </w:pPr>
     <w:rPr>
-      <w:rFonts w:asciiTheme="majorHAnsi" w:eastAsiaTheme="majorEastAsia" w:hAnsiTheme="majorHAnsi" w:cstheme="majorBidi"/>
+      <w:rFonts w:asciiTheme="majorHAnsi" w:hAnsiTheme="majorHAnsi" w:eastAsiaTheme="majorEastAsia" w:cstheme="majorBidi"/>
       <w:color w:val="000000" w:themeColor="text1"/>
     </w:rPr>
     <w:tblPr>
@@ -8699,12 +8726,12 @@
       <w:tblStyleColBandSize w:val="1"/>
       <w:tblInd w:w="0" w:type="dxa"/>
       <w:tblBorders>
-        <w:top w:val="single" w:sz="8" w:space="0" w:color="4BACC6" w:themeColor="accent5"/>
-        <w:left w:val="single" w:sz="8" w:space="0" w:color="4BACC6" w:themeColor="accent5"/>
-        <w:bottom w:val="single" w:sz="8" w:space="0" w:color="4BACC6" w:themeColor="accent5"/>
-        <w:right w:val="single" w:sz="8" w:space="0" w:color="4BACC6" w:themeColor="accent5"/>
-        <w:insideH w:val="single" w:sz="8" w:space="0" w:color="4BACC6" w:themeColor="accent5"/>
-        <w:insideV w:val="single" w:sz="8" w:space="0" w:color="4BACC6" w:themeColor="accent5"/>
+        <w:top w:val="single" w:color="4BACC6" w:themeColor="accent5" w:sz="8" w:space="0"/>
+        <w:left w:val="single" w:color="4BACC6" w:themeColor="accent5" w:sz="8" w:space="0"/>
+        <w:bottom w:val="single" w:color="4BACC6" w:themeColor="accent5" w:sz="8" w:space="0"/>
+        <w:right w:val="single" w:color="4BACC6" w:themeColor="accent5" w:sz="8" w:space="0"/>
+        <w:insideH w:val="single" w:color="4BACC6" w:themeColor="accent5" w:sz="8" w:space="0"/>
+        <w:insideV w:val="single" w:color="4BACC6" w:themeColor="accent5" w:sz="8" w:space="0"/>
       </w:tblBorders>
       <w:tblCellMar>
         <w:top w:w="0" w:type="dxa"/>
@@ -8736,7 +8763,7 @@
       <w:tblPr/>
       <w:tcPr>
         <w:tcBorders>
-          <w:top w:val="single" w:sz="12" w:space="0" w:color="000000" w:themeColor="text1"/>
+          <w:top w:val="single" w:color="000000" w:themeColor="text1" w:sz="12" w:space="0"/>
           <w:left w:val="nil"/>
           <w:bottom w:val="nil"/>
           <w:right w:val="nil"/>
@@ -8794,8 +8821,8 @@
       <w:tblPr/>
       <w:tcPr>
         <w:tcBorders>
-          <w:insideH w:val="single" w:sz="6" w:space="0" w:color="4BACC6" w:themeColor="accent5"/>
-          <w:insideV w:val="single" w:sz="6" w:space="0" w:color="4BACC6" w:themeColor="accent5"/>
+          <w:insideH w:val="single" w:color="4BACC6" w:themeColor="accent5" w:sz="6" w:space="0"/>
+          <w:insideV w:val="single" w:color="4BACC6" w:themeColor="accent5" w:sz="6" w:space="0"/>
         </w:tcBorders>
         <w:shd w:val="clear" w:color="auto" w:fill="A5D5E2" w:themeFill="accent5" w:themeFillTint="7F"/>
       </w:tcPr>
@@ -8816,7 +8843,7 @@
       <w:spacing w:after="0" w:line="240" w:lineRule="auto"/>
     </w:pPr>
     <w:rPr>
-      <w:rFonts w:asciiTheme="majorHAnsi" w:eastAsiaTheme="majorEastAsia" w:hAnsiTheme="majorHAnsi" w:cstheme="majorBidi"/>
+      <w:rFonts w:asciiTheme="majorHAnsi" w:hAnsiTheme="majorHAnsi" w:eastAsiaTheme="majorEastAsia" w:cstheme="majorBidi"/>
       <w:color w:val="000000" w:themeColor="text1"/>
     </w:rPr>
     <w:tblPr>
@@ -8824,12 +8851,12 @@
       <w:tblStyleColBandSize w:val="1"/>
       <w:tblInd w:w="0" w:type="dxa"/>
       <w:tblBorders>
-        <w:top w:val="single" w:sz="8" w:space="0" w:color="F79646" w:themeColor="accent6"/>
-        <w:left w:val="single" w:sz="8" w:space="0" w:color="F79646" w:themeColor="accent6"/>
-        <w:bottom w:val="single" w:sz="8" w:space="0" w:color="F79646" w:themeColor="accent6"/>
-        <w:right w:val="single" w:sz="8" w:space="0" w:color="F79646" w:themeColor="accent6"/>
-        <w:insideH w:val="single" w:sz="8" w:space="0" w:color="F79646" w:themeColor="accent6"/>
-        <w:insideV w:val="single" w:sz="8" w:space="0" w:color="F79646" w:themeColor="accent6"/>
+        <w:top w:val="single" w:color="F79646" w:themeColor="accent6" w:sz="8" w:space="0"/>
+        <w:left w:val="single" w:color="F79646" w:themeColor="accent6" w:sz="8" w:space="0"/>
+        <w:bottom w:val="single" w:color="F79646" w:themeColor="accent6" w:sz="8" w:space="0"/>
+        <w:right w:val="single" w:color="F79646" w:themeColor="accent6" w:sz="8" w:space="0"/>
+        <w:insideH w:val="single" w:color="F79646" w:themeColor="accent6" w:sz="8" w:space="0"/>
+        <w:insideV w:val="single" w:color="F79646" w:themeColor="accent6" w:sz="8" w:space="0"/>
       </w:tblBorders>
       <w:tblCellMar>
         <w:top w:w="0" w:type="dxa"/>
@@ -8861,7 +8888,7 @@
       <w:tblPr/>
       <w:tcPr>
         <w:tcBorders>
-          <w:top w:val="single" w:sz="12" w:space="0" w:color="000000" w:themeColor="text1"/>
+          <w:top w:val="single" w:color="000000" w:themeColor="text1" w:sz="12" w:space="0"/>
           <w:left w:val="nil"/>
           <w:bottom w:val="nil"/>
           <w:right w:val="nil"/>
@@ -8919,8 +8946,8 @@
       <w:tblPr/>
       <w:tcPr>
         <w:tcBorders>
-          <w:insideH w:val="single" w:sz="6" w:space="0" w:color="F79646" w:themeColor="accent6"/>
-          <w:insideV w:val="single" w:sz="6" w:space="0" w:color="F79646" w:themeColor="accent6"/>
+          <w:insideH w:val="single" w:color="F79646" w:themeColor="accent6" w:sz="6" w:space="0"/>
+          <w:insideV w:val="single" w:color="F79646" w:themeColor="accent6" w:sz="6" w:space="0"/>
         </w:tcBorders>
         <w:shd w:val="clear" w:color="auto" w:fill="FBCAA2" w:themeFill="accent6" w:themeFillTint="7F"/>
       </w:tcPr>
@@ -8945,12 +8972,12 @@
       <w:tblStyleColBandSize w:val="1"/>
       <w:tblInd w:w="0" w:type="dxa"/>
       <w:tblBorders>
-        <w:top w:val="single" w:sz="8" w:space="0" w:color="FFFFFF" w:themeColor="background1"/>
-        <w:left w:val="single" w:sz="8" w:space="0" w:color="FFFFFF" w:themeColor="background1"/>
-        <w:bottom w:val="single" w:sz="8" w:space="0" w:color="FFFFFF" w:themeColor="background1"/>
-        <w:right w:val="single" w:sz="8" w:space="0" w:color="FFFFFF" w:themeColor="background1"/>
-        <w:insideH w:val="single" w:sz="6" w:space="0" w:color="FFFFFF" w:themeColor="background1"/>
-        <w:insideV w:val="single" w:sz="6" w:space="0" w:color="FFFFFF" w:themeColor="background1"/>
+        <w:top w:val="single" w:color="FFFFFF" w:themeColor="background1" w:sz="8" w:space="0"/>
+        <w:left w:val="single" w:color="FFFFFF" w:themeColor="background1" w:sz="8" w:space="0"/>
+        <w:bottom w:val="single" w:color="FFFFFF" w:themeColor="background1" w:sz="8" w:space="0"/>
+        <w:right w:val="single" w:color="FFFFFF" w:themeColor="background1" w:sz="8" w:space="0"/>
+        <w:insideH w:val="single" w:color="FFFFFF" w:themeColor="background1" w:sz="6" w:space="0"/>
+        <w:insideV w:val="single" w:color="FFFFFF" w:themeColor="background1" w:sz="6" w:space="0"/>
       </w:tblBorders>
       <w:tblCellMar>
         <w:top w:w="0" w:type="dxa"/>
@@ -8973,12 +9000,12 @@
       <w:tblPr/>
       <w:tcPr>
         <w:tcBorders>
-          <w:top w:val="single" w:sz="8" w:space="0" w:color="FFFFFF" w:themeColor="background1"/>
-          <w:left w:val="single" w:sz="8" w:space="0" w:color="FFFFFF" w:themeColor="background1"/>
-          <w:bottom w:val="single" w:sz="24" w:space="0" w:color="FFFFFF" w:themeColor="background1"/>
-          <w:right w:val="single" w:sz="8" w:space="0" w:color="FFFFFF" w:themeColor="background1"/>
-          <w:insideH w:val="nil"/>
-          <w:insideV w:val="single" w:sz="8" w:space="0" w:color="FFFFFF" w:themeColor="background1"/>
+          <w:top w:val="single" w:color="FFFFFF" w:themeColor="background1" w:sz="8" w:space="0"/>
+          <w:left w:val="single" w:color="FFFFFF" w:themeColor="background1" w:sz="8" w:space="0"/>
+          <w:bottom w:val="single" w:color="FFFFFF" w:themeColor="background1" w:sz="24" w:space="0"/>
+          <w:right w:val="single" w:color="FFFFFF" w:themeColor="background1" w:sz="8" w:space="0"/>
+          <w:insideH w:val="nil"/>
+          <w:insideV w:val="single" w:color="FFFFFF" w:themeColor="background1" w:sz="8" w:space="0"/>
         </w:tcBorders>
         <w:shd w:val="clear" w:color="auto" w:fill="000000" w:themeFill="text1"/>
       </w:tcPr>
@@ -8994,12 +9021,12 @@
       <w:tblPr/>
       <w:tcPr>
         <w:tcBorders>
-          <w:top w:val="single" w:sz="24" w:space="0" w:color="FFFFFF" w:themeColor="background1"/>
-          <w:left w:val="single" w:sz="8" w:space="0" w:color="FFFFFF" w:themeColor="background1"/>
-          <w:bottom w:val="single" w:sz="8" w:space="0" w:color="FFFFFF" w:themeColor="background1"/>
-          <w:right w:val="single" w:sz="8" w:space="0" w:color="FFFFFF" w:themeColor="background1"/>
-          <w:insideH w:val="nil"/>
-          <w:insideV w:val="single" w:sz="8" w:space="0" w:color="FFFFFF" w:themeColor="background1"/>
+          <w:top w:val="single" w:color="FFFFFF" w:themeColor="background1" w:sz="24" w:space="0"/>
+          <w:left w:val="single" w:color="FFFFFF" w:themeColor="background1" w:sz="8" w:space="0"/>
+          <w:bottom w:val="single" w:color="FFFFFF" w:themeColor="background1" w:sz="8" w:space="0"/>
+          <w:right w:val="single" w:color="FFFFFF" w:themeColor="background1" w:sz="8" w:space="0"/>
+          <w:insideH w:val="nil"/>
+          <w:insideV w:val="single" w:color="FFFFFF" w:themeColor="background1" w:sz="8" w:space="0"/>
         </w:tcBorders>
         <w:shd w:val="clear" w:color="auto" w:fill="000000" w:themeFill="text1"/>
       </w:tcPr>
@@ -9015,8 +9042,8 @@
       <w:tblPr/>
       <w:tcPr>
         <w:tcBorders>
-          <w:left w:val="single" w:sz="8" w:space="0" w:color="FFFFFF" w:themeColor="background1"/>
-          <w:right w:val="single" w:sz="24" w:space="0" w:color="FFFFFF" w:themeColor="background1"/>
+          <w:left w:val="single" w:color="FFFFFF" w:themeColor="background1" w:sz="8" w:space="0"/>
+          <w:right w:val="single" w:color="FFFFFF" w:themeColor="background1" w:sz="24" w:space="0"/>
           <w:insideH w:val="nil"/>
           <w:insideV w:val="nil"/>
         </w:tcBorders>
@@ -9035,7 +9062,7 @@
       <w:tcPr>
         <w:tcBorders>
           <w:top w:val="nil"/>
-          <w:left w:val="single" w:sz="24" w:space="0" w:color="FFFFFF" w:themeColor="background1"/>
+          <w:left w:val="single" w:color="FFFFFF" w:themeColor="background1" w:sz="24" w:space="0"/>
           <w:bottom w:val="nil"/>
           <w:right w:val="nil"/>
           <w:insideH w:val="nil"/>
@@ -9048,10 +9075,10 @@
       <w:tblPr/>
       <w:tcPr>
         <w:tcBorders>
-          <w:top w:val="single" w:sz="8" w:space="0" w:color="FFFFFF" w:themeColor="background1"/>
-          <w:left w:val="single" w:sz="8" w:space="0" w:color="FFFFFF" w:themeColor="background1"/>
-          <w:bottom w:val="single" w:sz="8" w:space="0" w:color="FFFFFF" w:themeColor="background1"/>
-          <w:right w:val="single" w:sz="8" w:space="0" w:color="FFFFFF" w:themeColor="background1"/>
+          <w:top w:val="single" w:color="FFFFFF" w:themeColor="background1" w:sz="8" w:space="0"/>
+          <w:left w:val="single" w:color="FFFFFF" w:themeColor="background1" w:sz="8" w:space="0"/>
+          <w:bottom w:val="single" w:color="FFFFFF" w:themeColor="background1" w:sz="8" w:space="0"/>
+          <w:right w:val="single" w:color="FFFFFF" w:themeColor="background1" w:sz="8" w:space="0"/>
           <w:insideH w:val="nil"/>
           <w:insideV w:val="nil"/>
         </w:tcBorders>
@@ -9062,12 +9089,12 @@
       <w:tblPr/>
       <w:tcPr>
         <w:tcBorders>
-          <w:top w:val="single" w:sz="8" w:space="0" w:color="FFFFFF" w:themeColor="background1"/>
-          <w:left w:val="single" w:sz="8" w:space="0" w:color="FFFFFF" w:themeColor="background1"/>
-          <w:bottom w:val="single" w:sz="8" w:space="0" w:color="FFFFFF" w:themeColor="background1"/>
-          <w:right w:val="single" w:sz="8" w:space="0" w:color="FFFFFF" w:themeColor="background1"/>
-          <w:insideH w:val="single" w:sz="8" w:space="0" w:color="FFFFFF" w:themeColor="background1"/>
-          <w:insideV w:val="single" w:sz="8" w:space="0" w:color="FFFFFF" w:themeColor="background1"/>
+          <w:top w:val="single" w:color="FFFFFF" w:themeColor="background1" w:sz="8" w:space="0"/>
+          <w:left w:val="single" w:color="FFFFFF" w:themeColor="background1" w:sz="8" w:space="0"/>
+          <w:bottom w:val="single" w:color="FFFFFF" w:themeColor="background1" w:sz="8" w:space="0"/>
+          <w:right w:val="single" w:color="FFFFFF" w:themeColor="background1" w:sz="8" w:space="0"/>
+          <w:insideH w:val="single" w:color="FFFFFF" w:themeColor="background1" w:sz="8" w:space="0"/>
+          <w:insideV w:val="single" w:color="FFFFFF" w:themeColor="background1" w:sz="8" w:space="0"/>
         </w:tcBorders>
         <w:shd w:val="clear" w:color="auto" w:fill="808080" w:themeFill="text1" w:themeFillTint="7F"/>
       </w:tcPr>
@@ -9086,12 +9113,12 @@
       <w:tblStyleColBandSize w:val="1"/>
       <w:tblInd w:w="0" w:type="dxa"/>
       <w:tblBorders>
-        <w:top w:val="single" w:sz="8" w:space="0" w:color="FFFFFF" w:themeColor="background1"/>
-        <w:left w:val="single" w:sz="8" w:space="0" w:color="FFFFFF" w:themeColor="background1"/>
-        <w:bottom w:val="single" w:sz="8" w:space="0" w:color="FFFFFF" w:themeColor="background1"/>
-        <w:right w:val="single" w:sz="8" w:space="0" w:color="FFFFFF" w:themeColor="background1"/>
-        <w:insideH w:val="single" w:sz="6" w:space="0" w:color="FFFFFF" w:themeColor="background1"/>
-        <w:insideV w:val="single" w:sz="6" w:space="0" w:color="FFFFFF" w:themeColor="background1"/>
+        <w:top w:val="single" w:color="FFFFFF" w:themeColor="background1" w:sz="8" w:space="0"/>
+        <w:left w:val="single" w:color="FFFFFF" w:themeColor="background1" w:sz="8" w:space="0"/>
+        <w:bottom w:val="single" w:color="FFFFFF" w:themeColor="background1" w:sz="8" w:space="0"/>
+        <w:right w:val="single" w:color="FFFFFF" w:themeColor="background1" w:sz="8" w:space="0"/>
+        <w:insideH w:val="single" w:color="FFFFFF" w:themeColor="background1" w:sz="6" w:space="0"/>
+        <w:insideV w:val="single" w:color="FFFFFF" w:themeColor="background1" w:sz="6" w:space="0"/>
       </w:tblBorders>
       <w:tblCellMar>
         <w:top w:w="0" w:type="dxa"/>
@@ -9114,12 +9141,12 @@
       <w:tblPr/>
       <w:tcPr>
         <w:tcBorders>
-          <w:top w:val="single" w:sz="8" w:space="0" w:color="FFFFFF" w:themeColor="background1"/>
-          <w:left w:val="single" w:sz="8" w:space="0" w:color="FFFFFF" w:themeColor="background1"/>
-          <w:bottom w:val="single" w:sz="24" w:space="0" w:color="FFFFFF" w:themeColor="background1"/>
-          <w:right w:val="single" w:sz="8" w:space="0" w:color="FFFFFF" w:themeColor="background1"/>
-          <w:insideH w:val="nil"/>
-          <w:insideV w:val="single" w:sz="8" w:space="0" w:color="FFFFFF" w:themeColor="background1"/>
+          <w:top w:val="single" w:color="FFFFFF" w:themeColor="background1" w:sz="8" w:space="0"/>
+          <w:left w:val="single" w:color="FFFFFF" w:themeColor="background1" w:sz="8" w:space="0"/>
+          <w:bottom w:val="single" w:color="FFFFFF" w:themeColor="background1" w:sz="24" w:space="0"/>
+          <w:right w:val="single" w:color="FFFFFF" w:themeColor="background1" w:sz="8" w:space="0"/>
+          <w:insideH w:val="nil"/>
+          <w:insideV w:val="single" w:color="FFFFFF" w:themeColor="background1" w:sz="8" w:space="0"/>
         </w:tcBorders>
         <w:shd w:val="clear" w:color="auto" w:fill="4F81BD" w:themeFill="accent1"/>
       </w:tcPr>
@@ -9135,12 +9162,12 @@
       <w:tblPr/>
       <w:tcPr>
         <w:tcBorders>
-          <w:top w:val="single" w:sz="24" w:space="0" w:color="FFFFFF" w:themeColor="background1"/>
-          <w:left w:val="single" w:sz="8" w:space="0" w:color="FFFFFF" w:themeColor="background1"/>
-          <w:bottom w:val="single" w:sz="8" w:space="0" w:color="FFFFFF" w:themeColor="background1"/>
-          <w:right w:val="single" w:sz="8" w:space="0" w:color="FFFFFF" w:themeColor="background1"/>
-          <w:insideH w:val="nil"/>
-          <w:insideV w:val="single" w:sz="8" w:space="0" w:color="FFFFFF" w:themeColor="background1"/>
+          <w:top w:val="single" w:color="FFFFFF" w:themeColor="background1" w:sz="24" w:space="0"/>
+          <w:left w:val="single" w:color="FFFFFF" w:themeColor="background1" w:sz="8" w:space="0"/>
+          <w:bottom w:val="single" w:color="FFFFFF" w:themeColor="background1" w:sz="8" w:space="0"/>
+          <w:right w:val="single" w:color="FFFFFF" w:themeColor="background1" w:sz="8" w:space="0"/>
+          <w:insideH w:val="nil"/>
+          <w:insideV w:val="single" w:color="FFFFFF" w:themeColor="background1" w:sz="8" w:space="0"/>
         </w:tcBorders>
         <w:shd w:val="clear" w:color="auto" w:fill="4F81BD" w:themeFill="accent1"/>
       </w:tcPr>
@@ -9156,8 +9183,8 @@
       <w:tblPr/>
       <w:tcPr>
         <w:tcBorders>
-          <w:left w:val="single" w:sz="8" w:space="0" w:color="FFFFFF" w:themeColor="background1"/>
-          <w:right w:val="single" w:sz="24" w:space="0" w:color="FFFFFF" w:themeColor="background1"/>
+          <w:left w:val="single" w:color="FFFFFF" w:themeColor="background1" w:sz="8" w:space="0"/>
+          <w:right w:val="single" w:color="FFFFFF" w:themeColor="background1" w:sz="24" w:space="0"/>
           <w:insideH w:val="nil"/>
           <w:insideV w:val="nil"/>
         </w:tcBorders>
@@ -9176,7 +9203,7 @@
       <w:tcPr>
         <w:tcBorders>
           <w:top w:val="nil"/>
-          <w:left w:val="single" w:sz="24" w:space="0" w:color="FFFFFF" w:themeColor="background1"/>
+          <w:left w:val="single" w:color="FFFFFF" w:themeColor="background1" w:sz="24" w:space="0"/>
           <w:bottom w:val="nil"/>
           <w:right w:val="nil"/>
           <w:insideH w:val="nil"/>
@@ -9189,10 +9216,10 @@
       <w:tblPr/>
       <w:tcPr>
         <w:tcBorders>
-          <w:top w:val="single" w:sz="8" w:space="0" w:color="FFFFFF" w:themeColor="background1"/>
-          <w:left w:val="single" w:sz="8" w:space="0" w:color="FFFFFF" w:themeColor="background1"/>
-          <w:bottom w:val="single" w:sz="8" w:space="0" w:color="FFFFFF" w:themeColor="background1"/>
-          <w:right w:val="single" w:sz="8" w:space="0" w:color="FFFFFF" w:themeColor="background1"/>
+          <w:top w:val="single" w:color="FFFFFF" w:themeColor="background1" w:sz="8" w:space="0"/>
+          <w:left w:val="single" w:color="FFFFFF" w:themeColor="background1" w:sz="8" w:space="0"/>
+          <w:bottom w:val="single" w:color="FFFFFF" w:themeColor="background1" w:sz="8" w:space="0"/>
+          <w:right w:val="single" w:color="FFFFFF" w:themeColor="background1" w:sz="8" w:space="0"/>
           <w:insideH w:val="nil"/>
           <w:insideV w:val="nil"/>
         </w:tcBorders>
@@ -9203,12 +9230,12 @@
       <w:tblPr/>
       <w:tcPr>
         <w:tcBorders>
-          <w:top w:val="single" w:sz="8" w:space="0" w:color="FFFFFF" w:themeColor="background1"/>
-          <w:left w:val="single" w:sz="8" w:space="0" w:color="FFFFFF" w:themeColor="background1"/>
-          <w:bottom w:val="single" w:sz="8" w:space="0" w:color="FFFFFF" w:themeColor="background1"/>
-          <w:right w:val="single" w:sz="8" w:space="0" w:color="FFFFFF" w:themeColor="background1"/>
-          <w:insideH w:val="single" w:sz="8" w:space="0" w:color="FFFFFF" w:themeColor="background1"/>
-          <w:insideV w:val="single" w:sz="8" w:space="0" w:color="FFFFFF" w:themeColor="background1"/>
+          <w:top w:val="single" w:color="FFFFFF" w:themeColor="background1" w:sz="8" w:space="0"/>
+          <w:left w:val="single" w:color="FFFFFF" w:themeColor="background1" w:sz="8" w:space="0"/>
+          <w:bottom w:val="single" w:color="FFFFFF" w:themeColor="background1" w:sz="8" w:space="0"/>
+          <w:right w:val="single" w:color="FFFFFF" w:themeColor="background1" w:sz="8" w:space="0"/>
+          <w:insideH w:val="single" w:color="FFFFFF" w:themeColor="background1" w:sz="8" w:space="0"/>
+          <w:insideV w:val="single" w:color="FFFFFF" w:themeColor="background1" w:sz="8" w:space="0"/>
         </w:tcBorders>
         <w:shd w:val="clear" w:color="auto" w:fill="A7BFDE" w:themeFill="accent1" w:themeFillTint="7F"/>
       </w:tcPr>
@@ -9227,12 +9254,12 @@
       <w:tblStyleColBandSize w:val="1"/>
       <w:tblInd w:w="0" w:type="dxa"/>
       <w:tblBorders>
-        <w:top w:val="single" w:sz="8" w:space="0" w:color="FFFFFF" w:themeColor="background1"/>
-        <w:left w:val="single" w:sz="8" w:space="0" w:color="FFFFFF" w:themeColor="background1"/>
-        <w:bottom w:val="single" w:sz="8" w:space="0" w:color="FFFFFF" w:themeColor="background1"/>
-        <w:right w:val="single" w:sz="8" w:space="0" w:color="FFFFFF" w:themeColor="background1"/>
-        <w:insideH w:val="single" w:sz="6" w:space="0" w:color="FFFFFF" w:themeColor="background1"/>
-        <w:insideV w:val="single" w:sz="6" w:space="0" w:color="FFFFFF" w:themeColor="background1"/>
+        <w:top w:val="single" w:color="FFFFFF" w:themeColor="background1" w:sz="8" w:space="0"/>
+        <w:left w:val="single" w:color="FFFFFF" w:themeColor="background1" w:sz="8" w:space="0"/>
+        <w:bottom w:val="single" w:color="FFFFFF" w:themeColor="background1" w:sz="8" w:space="0"/>
+        <w:right w:val="single" w:color="FFFFFF" w:themeColor="background1" w:sz="8" w:space="0"/>
+        <w:insideH w:val="single" w:color="FFFFFF" w:themeColor="background1" w:sz="6" w:space="0"/>
+        <w:insideV w:val="single" w:color="FFFFFF" w:themeColor="background1" w:sz="6" w:space="0"/>
       </w:tblBorders>
       <w:tblCellMar>
         <w:top w:w="0" w:type="dxa"/>
@@ -9255,12 +9282,12 @@
       <w:tblPr/>
       <w:tcPr>
         <w:tcBorders>
-          <w:top w:val="single" w:sz="8" w:space="0" w:color="FFFFFF" w:themeColor="background1"/>
-          <w:left w:val="single" w:sz="8" w:space="0" w:color="FFFFFF" w:themeColor="background1"/>
-          <w:bottom w:val="single" w:sz="24" w:space="0" w:color="FFFFFF" w:themeColor="background1"/>
-          <w:right w:val="single" w:sz="8" w:space="0" w:color="FFFFFF" w:themeColor="background1"/>
-          <w:insideH w:val="nil"/>
-          <w:insideV w:val="single" w:sz="8" w:space="0" w:color="FFFFFF" w:themeColor="background1"/>
+          <w:top w:val="single" w:color="FFFFFF" w:themeColor="background1" w:sz="8" w:space="0"/>
+          <w:left w:val="single" w:color="FFFFFF" w:themeColor="background1" w:sz="8" w:space="0"/>
+          <w:bottom w:val="single" w:color="FFFFFF" w:themeColor="background1" w:sz="24" w:space="0"/>
+          <w:right w:val="single" w:color="FFFFFF" w:themeColor="background1" w:sz="8" w:space="0"/>
+          <w:insideH w:val="nil"/>
+          <w:insideV w:val="single" w:color="FFFFFF" w:themeColor="background1" w:sz="8" w:space="0"/>
         </w:tcBorders>
         <w:shd w:val="clear" w:color="auto" w:fill="C0504D" w:themeFill="accent2"/>
       </w:tcPr>
@@ -9276,12 +9303,12 @@
       <w:tblPr/>
       <w:tcPr>
         <w:tcBorders>
-          <w:top w:val="single" w:sz="24" w:space="0" w:color="FFFFFF" w:themeColor="background1"/>
-          <w:left w:val="single" w:sz="8" w:space="0" w:color="FFFFFF" w:themeColor="background1"/>
-          <w:bottom w:val="single" w:sz="8" w:space="0" w:color="FFFFFF" w:themeColor="background1"/>
-          <w:right w:val="single" w:sz="8" w:space="0" w:color="FFFFFF" w:themeColor="background1"/>
-          <w:insideH w:val="nil"/>
-          <w:insideV w:val="single" w:sz="8" w:space="0" w:color="FFFFFF" w:themeColor="background1"/>
+          <w:top w:val="single" w:color="FFFFFF" w:themeColor="background1" w:sz="24" w:space="0"/>
+          <w:left w:val="single" w:color="FFFFFF" w:themeColor="background1" w:sz="8" w:space="0"/>
+          <w:bottom w:val="single" w:color="FFFFFF" w:themeColor="background1" w:sz="8" w:space="0"/>
+          <w:right w:val="single" w:color="FFFFFF" w:themeColor="background1" w:sz="8" w:space="0"/>
+          <w:insideH w:val="nil"/>
+          <w:insideV w:val="single" w:color="FFFFFF" w:themeColor="background1" w:sz="8" w:space="0"/>
         </w:tcBorders>
         <w:shd w:val="clear" w:color="auto" w:fill="C0504D" w:themeFill="accent2"/>
       </w:tcPr>
@@ -9297,8 +9324,8 @@
       <w:tblPr/>
       <w:tcPr>
         <w:tcBorders>
-          <w:left w:val="single" w:sz="8" w:space="0" w:color="FFFFFF" w:themeColor="background1"/>
-          <w:right w:val="single" w:sz="24" w:space="0" w:color="FFFFFF" w:themeColor="background1"/>
+          <w:left w:val="single" w:color="FFFFFF" w:themeColor="background1" w:sz="8" w:space="0"/>
+          <w:right w:val="single" w:color="FFFFFF" w:themeColor="background1" w:sz="24" w:space="0"/>
           <w:insideH w:val="nil"/>
           <w:insideV w:val="nil"/>
         </w:tcBorders>
@@ -9317,7 +9344,7 @@
       <w:tcPr>
         <w:tcBorders>
           <w:top w:val="nil"/>
-          <w:left w:val="single" w:sz="24" w:space="0" w:color="FFFFFF" w:themeColor="background1"/>
+          <w:left w:val="single" w:color="FFFFFF" w:themeColor="background1" w:sz="24" w:space="0"/>
           <w:bottom w:val="nil"/>
           <w:right w:val="nil"/>
           <w:insideH w:val="nil"/>
@@ -9330,10 +9357,10 @@
       <w:tblPr/>
       <w:tcPr>
         <w:tcBorders>
-          <w:top w:val="single" w:sz="8" w:space="0" w:color="FFFFFF" w:themeColor="background1"/>
-          <w:left w:val="single" w:sz="8" w:space="0" w:color="FFFFFF" w:themeColor="background1"/>
-          <w:bottom w:val="single" w:sz="8" w:space="0" w:color="FFFFFF" w:themeColor="background1"/>
-          <w:right w:val="single" w:sz="8" w:space="0" w:color="FFFFFF" w:themeColor="background1"/>
+          <w:top w:val="single" w:color="FFFFFF" w:themeColor="background1" w:sz="8" w:space="0"/>
+          <w:left w:val="single" w:color="FFFFFF" w:themeColor="background1" w:sz="8" w:space="0"/>
+          <w:bottom w:val="single" w:color="FFFFFF" w:themeColor="background1" w:sz="8" w:space="0"/>
+          <w:right w:val="single" w:color="FFFFFF" w:themeColor="background1" w:sz="8" w:space="0"/>
           <w:insideH w:val="nil"/>
           <w:insideV w:val="nil"/>
         </w:tcBorders>
@@ -9344,12 +9371,12 @@
       <w:tblPr/>
       <w:tcPr>
         <w:tcBorders>
-          <w:top w:val="single" w:sz="8" w:space="0" w:color="FFFFFF" w:themeColor="background1"/>
-          <w:left w:val="single" w:sz="8" w:space="0" w:color="FFFFFF" w:themeColor="background1"/>
-          <w:bottom w:val="single" w:sz="8" w:space="0" w:color="FFFFFF" w:themeColor="background1"/>
-          <w:right w:val="single" w:sz="8" w:space="0" w:color="FFFFFF" w:themeColor="background1"/>
-          <w:insideH w:val="single" w:sz="8" w:space="0" w:color="FFFFFF" w:themeColor="background1"/>
-          <w:insideV w:val="single" w:sz="8" w:space="0" w:color="FFFFFF" w:themeColor="background1"/>
+          <w:top w:val="single" w:color="FFFFFF" w:themeColor="background1" w:sz="8" w:space="0"/>
+          <w:left w:val="single" w:color="FFFFFF" w:themeColor="background1" w:sz="8" w:space="0"/>
+          <w:bottom w:val="single" w:color="FFFFFF" w:themeColor="background1" w:sz="8" w:space="0"/>
+          <w:right w:val="single" w:color="FFFFFF" w:themeColor="background1" w:sz="8" w:space="0"/>
+          <w:insideH w:val="single" w:color="FFFFFF" w:themeColor="background1" w:sz="8" w:space="0"/>
+          <w:insideV w:val="single" w:color="FFFFFF" w:themeColor="background1" w:sz="8" w:space="0"/>
         </w:tcBorders>
         <w:shd w:val="clear" w:color="auto" w:fill="DFA7A6" w:themeFill="accent2" w:themeFillTint="7F"/>
       </w:tcPr>
@@ -9368,12 +9395,12 @@
       <w:tblStyleColBandSize w:val="1"/>
       <w:tblInd w:w="0" w:type="dxa"/>
       <w:tblBorders>
-        <w:top w:val="single" w:sz="8" w:space="0" w:color="FFFFFF" w:themeColor="background1"/>
-        <w:left w:val="single" w:sz="8" w:space="0" w:color="FFFFFF" w:themeColor="background1"/>
-        <w:bottom w:val="single" w:sz="8" w:space="0" w:color="FFFFFF" w:themeColor="background1"/>
-        <w:right w:val="single" w:sz="8" w:space="0" w:color="FFFFFF" w:themeColor="background1"/>
-        <w:insideH w:val="single" w:sz="6" w:space="0" w:color="FFFFFF" w:themeColor="background1"/>
-        <w:insideV w:val="single" w:sz="6" w:space="0" w:color="FFFFFF" w:themeColor="background1"/>
+        <w:top w:val="single" w:color="FFFFFF" w:themeColor="background1" w:sz="8" w:space="0"/>
+        <w:left w:val="single" w:color="FFFFFF" w:themeColor="background1" w:sz="8" w:space="0"/>
+        <w:bottom w:val="single" w:color="FFFFFF" w:themeColor="background1" w:sz="8" w:space="0"/>
+        <w:right w:val="single" w:color="FFFFFF" w:themeColor="background1" w:sz="8" w:space="0"/>
+        <w:insideH w:val="single" w:color="FFFFFF" w:themeColor="background1" w:sz="6" w:space="0"/>
+        <w:insideV w:val="single" w:color="FFFFFF" w:themeColor="background1" w:sz="6" w:space="0"/>
       </w:tblBorders>
       <w:tblCellMar>
         <w:top w:w="0" w:type="dxa"/>
@@ -9396,12 +9423,12 @@
       <w:tblPr/>
       <w:tcPr>
         <w:tcBorders>
-          <w:top w:val="single" w:sz="8" w:space="0" w:color="FFFFFF" w:themeColor="background1"/>
-          <w:left w:val="single" w:sz="8" w:space="0" w:color="FFFFFF" w:themeColor="background1"/>
-          <w:bottom w:val="single" w:sz="24" w:space="0" w:color="FFFFFF" w:themeColor="background1"/>
-          <w:right w:val="single" w:sz="8" w:space="0" w:color="FFFFFF" w:themeColor="background1"/>
-          <w:insideH w:val="nil"/>
-          <w:insideV w:val="single" w:sz="8" w:space="0" w:color="FFFFFF" w:themeColor="background1"/>
+          <w:top w:val="single" w:color="FFFFFF" w:themeColor="background1" w:sz="8" w:space="0"/>
+          <w:left w:val="single" w:color="FFFFFF" w:themeColor="background1" w:sz="8" w:space="0"/>
+          <w:bottom w:val="single" w:color="FFFFFF" w:themeColor="background1" w:sz="24" w:space="0"/>
+          <w:right w:val="single" w:color="FFFFFF" w:themeColor="background1" w:sz="8" w:space="0"/>
+          <w:insideH w:val="nil"/>
+          <w:insideV w:val="single" w:color="FFFFFF" w:themeColor="background1" w:sz="8" w:space="0"/>
         </w:tcBorders>
         <w:shd w:val="clear" w:color="auto" w:fill="9BBB59" w:themeFill="accent3"/>
       </w:tcPr>
@@ -9417,12 +9444,12 @@
       <w:tblPr/>
       <w:tcPr>
         <w:tcBorders>
-          <w:top w:val="single" w:sz="24" w:space="0" w:color="FFFFFF" w:themeColor="background1"/>
-          <w:left w:val="single" w:sz="8" w:space="0" w:color="FFFFFF" w:themeColor="background1"/>
-          <w:bottom w:val="single" w:sz="8" w:space="0" w:color="FFFFFF" w:themeColor="background1"/>
-          <w:right w:val="single" w:sz="8" w:space="0" w:color="FFFFFF" w:themeColor="background1"/>
-          <w:insideH w:val="nil"/>
-          <w:insideV w:val="single" w:sz="8" w:space="0" w:color="FFFFFF" w:themeColor="background1"/>
+          <w:top w:val="single" w:color="FFFFFF" w:themeColor="background1" w:sz="24" w:space="0"/>
+          <w:left w:val="single" w:color="FFFFFF" w:themeColor="background1" w:sz="8" w:space="0"/>
+          <w:bottom w:val="single" w:color="FFFFFF" w:themeColor="background1" w:sz="8" w:space="0"/>
+          <w:right w:val="single" w:color="FFFFFF" w:themeColor="background1" w:sz="8" w:space="0"/>
+          <w:insideH w:val="nil"/>
+          <w:insideV w:val="single" w:color="FFFFFF" w:themeColor="background1" w:sz="8" w:space="0"/>
         </w:tcBorders>
         <w:shd w:val="clear" w:color="auto" w:fill="9BBB59" w:themeFill="accent3"/>
       </w:tcPr>
@@ -9438,8 +9465,8 @@
       <w:tblPr/>
       <w:tcPr>
         <w:tcBorders>
-          <w:left w:val="single" w:sz="8" w:space="0" w:color="FFFFFF" w:themeColor="background1"/>
-          <w:right w:val="single" w:sz="24" w:space="0" w:color="FFFFFF" w:themeColor="background1"/>
+          <w:left w:val="single" w:color="FFFFFF" w:themeColor="background1" w:sz="8" w:space="0"/>
+          <w:right w:val="single" w:color="FFFFFF" w:themeColor="background1" w:sz="24" w:space="0"/>
           <w:insideH w:val="nil"/>
           <w:insideV w:val="nil"/>
         </w:tcBorders>
@@ -9458,7 +9485,7 @@
       <w:tcPr>
         <w:tcBorders>
           <w:top w:val="nil"/>
-          <w:left w:val="single" w:sz="24" w:space="0" w:color="FFFFFF" w:themeColor="background1"/>
+          <w:left w:val="single" w:color="FFFFFF" w:themeColor="background1" w:sz="24" w:space="0"/>
           <w:bottom w:val="nil"/>
           <w:right w:val="nil"/>
           <w:insideH w:val="nil"/>
@@ -9471,10 +9498,10 @@
       <w:tblPr/>
       <w:tcPr>
         <w:tcBorders>
-          <w:top w:val="single" w:sz="8" w:space="0" w:color="FFFFFF" w:themeColor="background1"/>
-          <w:left w:val="single" w:sz="8" w:space="0" w:color="FFFFFF" w:themeColor="background1"/>
-          <w:bottom w:val="single" w:sz="8" w:space="0" w:color="FFFFFF" w:themeColor="background1"/>
-          <w:right w:val="single" w:sz="8" w:space="0" w:color="FFFFFF" w:themeColor="background1"/>
+          <w:top w:val="single" w:color="FFFFFF" w:themeColor="background1" w:sz="8" w:space="0"/>
+          <w:left w:val="single" w:color="FFFFFF" w:themeColor="background1" w:sz="8" w:space="0"/>
+          <w:bottom w:val="single" w:color="FFFFFF" w:themeColor="background1" w:sz="8" w:space="0"/>
+          <w:right w:val="single" w:color="FFFFFF" w:themeColor="background1" w:sz="8" w:space="0"/>
           <w:insideH w:val="nil"/>
           <w:insideV w:val="nil"/>
         </w:tcBorders>
@@ -9485,12 +9512,12 @@
       <w:tblPr/>
       <w:tcPr>
         <w:tcBorders>
-          <w:top w:val="single" w:sz="8" w:space="0" w:color="FFFFFF" w:themeColor="background1"/>
-          <w:left w:val="single" w:sz="8" w:space="0" w:color="FFFFFF" w:themeColor="background1"/>
-          <w:bottom w:val="single" w:sz="8" w:space="0" w:color="FFFFFF" w:themeColor="background1"/>
-          <w:right w:val="single" w:sz="8" w:space="0" w:color="FFFFFF" w:themeColor="background1"/>
-          <w:insideH w:val="single" w:sz="8" w:space="0" w:color="FFFFFF" w:themeColor="background1"/>
-          <w:insideV w:val="single" w:sz="8" w:space="0" w:color="FFFFFF" w:themeColor="background1"/>
+          <w:top w:val="single" w:color="FFFFFF" w:themeColor="background1" w:sz="8" w:space="0"/>
+          <w:left w:val="single" w:color="FFFFFF" w:themeColor="background1" w:sz="8" w:space="0"/>
+          <w:bottom w:val="single" w:color="FFFFFF" w:themeColor="background1" w:sz="8" w:space="0"/>
+          <w:right w:val="single" w:color="FFFFFF" w:themeColor="background1" w:sz="8" w:space="0"/>
+          <w:insideH w:val="single" w:color="FFFFFF" w:themeColor="background1" w:sz="8" w:space="0"/>
+          <w:insideV w:val="single" w:color="FFFFFF" w:themeColor="background1" w:sz="8" w:space="0"/>
         </w:tcBorders>
         <w:shd w:val="clear" w:color="auto" w:fill="CDDDAC" w:themeFill="accent3" w:themeFillTint="7F"/>
       </w:tcPr>
@@ -9509,12 +9536,12 @@
       <w:tblStyleColBandSize w:val="1"/>
       <w:tblInd w:w="0" w:type="dxa"/>
       <w:tblBorders>
-        <w:top w:val="single" w:sz="8" w:space="0" w:color="FFFFFF" w:themeColor="background1"/>
-        <w:left w:val="single" w:sz="8" w:space="0" w:color="FFFFFF" w:themeColor="background1"/>
-        <w:bottom w:val="single" w:sz="8" w:space="0" w:color="FFFFFF" w:themeColor="background1"/>
-        <w:right w:val="single" w:sz="8" w:space="0" w:color="FFFFFF" w:themeColor="background1"/>
-        <w:insideH w:val="single" w:sz="6" w:space="0" w:color="FFFFFF" w:themeColor="background1"/>
-        <w:insideV w:val="single" w:sz="6" w:space="0" w:color="FFFFFF" w:themeColor="background1"/>
+        <w:top w:val="single" w:color="FFFFFF" w:themeColor="background1" w:sz="8" w:space="0"/>
+        <w:left w:val="single" w:color="FFFFFF" w:themeColor="background1" w:sz="8" w:space="0"/>
+        <w:bottom w:val="single" w:color="FFFFFF" w:themeColor="background1" w:sz="8" w:space="0"/>
+        <w:right w:val="single" w:color="FFFFFF" w:themeColor="background1" w:sz="8" w:space="0"/>
+        <w:insideH w:val="single" w:color="FFFFFF" w:themeColor="background1" w:sz="6" w:space="0"/>
+        <w:insideV w:val="single" w:color="FFFFFF" w:themeColor="background1" w:sz="6" w:space="0"/>
       </w:tblBorders>
       <w:tblCellMar>
         <w:top w:w="0" w:type="dxa"/>
@@ -9537,12 +9564,12 @@
       <w:tblPr/>
       <w:tcPr>
         <w:tcBorders>
-          <w:top w:val="single" w:sz="8" w:space="0" w:color="FFFFFF" w:themeColor="background1"/>
-          <w:left w:val="single" w:sz="8" w:space="0" w:color="FFFFFF" w:themeColor="background1"/>
-          <w:bottom w:val="single" w:sz="24" w:space="0" w:color="FFFFFF" w:themeColor="background1"/>
-          <w:right w:val="single" w:sz="8" w:space="0" w:color="FFFFFF" w:themeColor="background1"/>
-          <w:insideH w:val="nil"/>
-          <w:insideV w:val="single" w:sz="8" w:space="0" w:color="FFFFFF" w:themeColor="background1"/>
+          <w:top w:val="single" w:color="FFFFFF" w:themeColor="background1" w:sz="8" w:space="0"/>
+          <w:left w:val="single" w:color="FFFFFF" w:themeColor="background1" w:sz="8" w:space="0"/>
+          <w:bottom w:val="single" w:color="FFFFFF" w:themeColor="background1" w:sz="24" w:space="0"/>
+          <w:right w:val="single" w:color="FFFFFF" w:themeColor="background1" w:sz="8" w:space="0"/>
+          <w:insideH w:val="nil"/>
+          <w:insideV w:val="single" w:color="FFFFFF" w:themeColor="background1" w:sz="8" w:space="0"/>
         </w:tcBorders>
         <w:shd w:val="clear" w:color="auto" w:fill="8064A2" w:themeFill="accent4"/>
       </w:tcPr>
@@ -9558,12 +9585,12 @@
       <w:tblPr/>
       <w:tcPr>
         <w:tcBorders>
-          <w:top w:val="single" w:sz="24" w:space="0" w:color="FFFFFF" w:themeColor="background1"/>
-          <w:left w:val="single" w:sz="8" w:space="0" w:color="FFFFFF" w:themeColor="background1"/>
-          <w:bottom w:val="single" w:sz="8" w:space="0" w:color="FFFFFF" w:themeColor="background1"/>
-          <w:right w:val="single" w:sz="8" w:space="0" w:color="FFFFFF" w:themeColor="background1"/>
-          <w:insideH w:val="nil"/>
-          <w:insideV w:val="single" w:sz="8" w:space="0" w:color="FFFFFF" w:themeColor="background1"/>
+          <w:top w:val="single" w:color="FFFFFF" w:themeColor="background1" w:sz="24" w:space="0"/>
+          <w:left w:val="single" w:color="FFFFFF" w:themeColor="background1" w:sz="8" w:space="0"/>
+          <w:bottom w:val="single" w:color="FFFFFF" w:themeColor="background1" w:sz="8" w:space="0"/>
+          <w:right w:val="single" w:color="FFFFFF" w:themeColor="background1" w:sz="8" w:space="0"/>
+          <w:insideH w:val="nil"/>
+          <w:insideV w:val="single" w:color="FFFFFF" w:themeColor="background1" w:sz="8" w:space="0"/>
         </w:tcBorders>
         <w:shd w:val="clear" w:color="auto" w:fill="8064A2" w:themeFill="accent4"/>
       </w:tcPr>
@@ -9579,8 +9606,8 @@
       <w:tblPr/>
       <w:tcPr>
         <w:tcBorders>
-          <w:left w:val="single" w:sz="8" w:space="0" w:color="FFFFFF" w:themeColor="background1"/>
-          <w:right w:val="single" w:sz="24" w:space="0" w:color="FFFFFF" w:themeColor="background1"/>
+          <w:left w:val="single" w:color="FFFFFF" w:themeColor="background1" w:sz="8" w:space="0"/>
+          <w:right w:val="single" w:color="FFFFFF" w:themeColor="background1" w:sz="24" w:space="0"/>
           <w:insideH w:val="nil"/>
           <w:insideV w:val="nil"/>
         </w:tcBorders>
@@ -9599,7 +9626,7 @@
       <w:tcPr>
         <w:tcBorders>
           <w:top w:val="nil"/>
-          <w:left w:val="single" w:sz="24" w:space="0" w:color="FFFFFF" w:themeColor="background1"/>
+          <w:left w:val="single" w:color="FFFFFF" w:themeColor="background1" w:sz="24" w:space="0"/>
           <w:bottom w:val="nil"/>
           <w:right w:val="nil"/>
           <w:insideH w:val="nil"/>
@@ -9612,10 +9639,10 @@
       <w:tblPr/>
       <w:tcPr>
         <w:tcBorders>
-          <w:top w:val="single" w:sz="8" w:space="0" w:color="FFFFFF" w:themeColor="background1"/>
-          <w:left w:val="single" w:sz="8" w:space="0" w:color="FFFFFF" w:themeColor="background1"/>
-          <w:bottom w:val="single" w:sz="8" w:space="0" w:color="FFFFFF" w:themeColor="background1"/>
-          <w:right w:val="single" w:sz="8" w:space="0" w:color="FFFFFF" w:themeColor="background1"/>
+          <w:top w:val="single" w:color="FFFFFF" w:themeColor="background1" w:sz="8" w:space="0"/>
+          <w:left w:val="single" w:color="FFFFFF" w:themeColor="background1" w:sz="8" w:space="0"/>
+          <w:bottom w:val="single" w:color="FFFFFF" w:themeColor="background1" w:sz="8" w:space="0"/>
+          <w:right w:val="single" w:color="FFFFFF" w:themeColor="background1" w:sz="8" w:space="0"/>
           <w:insideH w:val="nil"/>
           <w:insideV w:val="nil"/>
         </w:tcBorders>
@@ -9626,12 +9653,12 @@
       <w:tblPr/>
       <w:tcPr>
         <w:tcBorders>
-          <w:top w:val="single" w:sz="8" w:space="0" w:color="FFFFFF" w:themeColor="background1"/>
-          <w:left w:val="single" w:sz="8" w:space="0" w:color="FFFFFF" w:themeColor="background1"/>
-          <w:bottom w:val="single" w:sz="8" w:space="0" w:color="FFFFFF" w:themeColor="background1"/>
-          <w:right w:val="single" w:sz="8" w:space="0" w:color="FFFFFF" w:themeColor="background1"/>
-          <w:insideH w:val="single" w:sz="8" w:space="0" w:color="FFFFFF" w:themeColor="background1"/>
-          <w:insideV w:val="single" w:sz="8" w:space="0" w:color="FFFFFF" w:themeColor="background1"/>
+          <w:top w:val="single" w:color="FFFFFF" w:themeColor="background1" w:sz="8" w:space="0"/>
+          <w:left w:val="single" w:color="FFFFFF" w:themeColor="background1" w:sz="8" w:space="0"/>
+          <w:bottom w:val="single" w:color="FFFFFF" w:themeColor="background1" w:sz="8" w:space="0"/>
+          <w:right w:val="single" w:color="FFFFFF" w:themeColor="background1" w:sz="8" w:space="0"/>
+          <w:insideH w:val="single" w:color="FFFFFF" w:themeColor="background1" w:sz="8" w:space="0"/>
+          <w:insideV w:val="single" w:color="FFFFFF" w:themeColor="background1" w:sz="8" w:space="0"/>
         </w:tcBorders>
         <w:shd w:val="clear" w:color="auto" w:fill="BFB1D0" w:themeFill="accent4" w:themeFillTint="7F"/>
       </w:tcPr>
@@ -9650,12 +9677,12 @@
       <w:tblStyleColBandSize w:val="1"/>
       <w:tblInd w:w="0" w:type="dxa"/>
       <w:tblBorders>
-        <w:top w:val="single" w:sz="8" w:space="0" w:color="FFFFFF" w:themeColor="background1"/>
-        <w:left w:val="single" w:sz="8" w:space="0" w:color="FFFFFF" w:themeColor="background1"/>
-        <w:bottom w:val="single" w:sz="8" w:space="0" w:color="FFFFFF" w:themeColor="background1"/>
-        <w:right w:val="single" w:sz="8" w:space="0" w:color="FFFFFF" w:themeColor="background1"/>
-        <w:insideH w:val="single" w:sz="6" w:space="0" w:color="FFFFFF" w:themeColor="background1"/>
-        <w:insideV w:val="single" w:sz="6" w:space="0" w:color="FFFFFF" w:themeColor="background1"/>
+        <w:top w:val="single" w:color="FFFFFF" w:themeColor="background1" w:sz="8" w:space="0"/>
+        <w:left w:val="single" w:color="FFFFFF" w:themeColor="background1" w:sz="8" w:space="0"/>
+        <w:bottom w:val="single" w:color="FFFFFF" w:themeColor="background1" w:sz="8" w:space="0"/>
+        <w:right w:val="single" w:color="FFFFFF" w:themeColor="background1" w:sz="8" w:space="0"/>
+        <w:insideH w:val="single" w:color="FFFFFF" w:themeColor="background1" w:sz="6" w:space="0"/>
+        <w:insideV w:val="single" w:color="FFFFFF" w:themeColor="background1" w:sz="6" w:space="0"/>
       </w:tblBorders>
       <w:tblCellMar>
         <w:top w:w="0" w:type="dxa"/>
@@ -9678,12 +9705,12 @@
       <w:tblPr/>
       <w:tcPr>
         <w:tcBorders>
-          <w:top w:val="single" w:sz="8" w:space="0" w:color="FFFFFF" w:themeColor="background1"/>
-          <w:left w:val="single" w:sz="8" w:space="0" w:color="FFFFFF" w:themeColor="background1"/>
-          <w:bottom w:val="single" w:sz="24" w:space="0" w:color="FFFFFF" w:themeColor="background1"/>
-          <w:right w:val="single" w:sz="8" w:space="0" w:color="FFFFFF" w:themeColor="background1"/>
-          <w:insideH w:val="nil"/>
-          <w:insideV w:val="single" w:sz="8" w:space="0" w:color="FFFFFF" w:themeColor="background1"/>
+          <w:top w:val="single" w:color="FFFFFF" w:themeColor="background1" w:sz="8" w:space="0"/>
+          <w:left w:val="single" w:color="FFFFFF" w:themeColor="background1" w:sz="8" w:space="0"/>
+          <w:bottom w:val="single" w:color="FFFFFF" w:themeColor="background1" w:sz="24" w:space="0"/>
+          <w:right w:val="single" w:color="FFFFFF" w:themeColor="background1" w:sz="8" w:space="0"/>
+          <w:insideH w:val="nil"/>
+          <w:insideV w:val="single" w:color="FFFFFF" w:themeColor="background1" w:sz="8" w:space="0"/>
         </w:tcBorders>
         <w:shd w:val="clear" w:color="auto" w:fill="4BACC6" w:themeFill="accent5"/>
       </w:tcPr>
@@ -9699,12 +9726,12 @@
       <w:tblPr/>
       <w:tcPr>
         <w:tcBorders>
-          <w:top w:val="single" w:sz="24" w:space="0" w:color="FFFFFF" w:themeColor="background1"/>
-          <w:left w:val="single" w:sz="8" w:space="0" w:color="FFFFFF" w:themeColor="background1"/>
-          <w:bottom w:val="single" w:sz="8" w:space="0" w:color="FFFFFF" w:themeColor="background1"/>
-          <w:right w:val="single" w:sz="8" w:space="0" w:color="FFFFFF" w:themeColor="background1"/>
-          <w:insideH w:val="nil"/>
-          <w:insideV w:val="single" w:sz="8" w:space="0" w:color="FFFFFF" w:themeColor="background1"/>
+          <w:top w:val="single" w:color="FFFFFF" w:themeColor="background1" w:sz="24" w:space="0"/>
+          <w:left w:val="single" w:color="FFFFFF" w:themeColor="background1" w:sz="8" w:space="0"/>
+          <w:bottom w:val="single" w:color="FFFFFF" w:themeColor="background1" w:sz="8" w:space="0"/>
+          <w:right w:val="single" w:color="FFFFFF" w:themeColor="background1" w:sz="8" w:space="0"/>
+          <w:insideH w:val="nil"/>
+          <w:insideV w:val="single" w:color="FFFFFF" w:themeColor="background1" w:sz="8" w:space="0"/>
         </w:tcBorders>
         <w:shd w:val="clear" w:color="auto" w:fill="4BACC6" w:themeFill="accent5"/>
       </w:tcPr>
@@ -9720,8 +9747,8 @@
       <w:tblPr/>
       <w:tcPr>
         <w:tcBorders>
-          <w:left w:val="single" w:sz="8" w:space="0" w:color="FFFFFF" w:themeColor="background1"/>
-          <w:right w:val="single" w:sz="24" w:space="0" w:color="FFFFFF" w:themeColor="background1"/>
+          <w:left w:val="single" w:color="FFFFFF" w:themeColor="background1" w:sz="8" w:space="0"/>
+          <w:right w:val="single" w:color="FFFFFF" w:themeColor="background1" w:sz="24" w:space="0"/>
           <w:insideH w:val="nil"/>
           <w:insideV w:val="nil"/>
         </w:tcBorders>
@@ -9740,7 +9767,7 @@
       <w:tcPr>
         <w:tcBorders>
           <w:top w:val="nil"/>
-          <w:left w:val="single" w:sz="24" w:space="0" w:color="FFFFFF" w:themeColor="background1"/>
+          <w:left w:val="single" w:color="FFFFFF" w:themeColor="background1" w:sz="24" w:space="0"/>
           <w:bottom w:val="nil"/>
           <w:right w:val="nil"/>
           <w:insideH w:val="nil"/>
@@ -9753,10 +9780,10 @@
       <w:tblPr/>
       <w:tcPr>
         <w:tcBorders>
-          <w:top w:val="single" w:sz="8" w:space="0" w:color="FFFFFF" w:themeColor="background1"/>
-          <w:left w:val="single" w:sz="8" w:space="0" w:color="FFFFFF" w:themeColor="background1"/>
-          <w:bottom w:val="single" w:sz="8" w:space="0" w:color="FFFFFF" w:themeColor="background1"/>
-          <w:right w:val="single" w:sz="8" w:space="0" w:color="FFFFFF" w:themeColor="background1"/>
+          <w:top w:val="single" w:color="FFFFFF" w:themeColor="background1" w:sz="8" w:space="0"/>
+          <w:left w:val="single" w:color="FFFFFF" w:themeColor="background1" w:sz="8" w:space="0"/>
+          <w:bottom w:val="single" w:color="FFFFFF" w:themeColor="background1" w:sz="8" w:space="0"/>
+          <w:right w:val="single" w:color="FFFFFF" w:themeColor="background1" w:sz="8" w:space="0"/>
           <w:insideH w:val="nil"/>
           <w:insideV w:val="nil"/>
         </w:tcBorders>
@@ -9767,12 +9794,12 @@
       <w:tblPr/>
       <w:tcPr>
         <w:tcBorders>
-          <w:top w:val="single" w:sz="8" w:space="0" w:color="FFFFFF" w:themeColor="background1"/>
-          <w:left w:val="single" w:sz="8" w:space="0" w:color="FFFFFF" w:themeColor="background1"/>
-          <w:bottom w:val="single" w:sz="8" w:space="0" w:color="FFFFFF" w:themeColor="background1"/>
-          <w:right w:val="single" w:sz="8" w:space="0" w:color="FFFFFF" w:themeColor="background1"/>
-          <w:insideH w:val="single" w:sz="8" w:space="0" w:color="FFFFFF" w:themeColor="background1"/>
-          <w:insideV w:val="single" w:sz="8" w:space="0" w:color="FFFFFF" w:themeColor="background1"/>
+          <w:top w:val="single" w:color="FFFFFF" w:themeColor="background1" w:sz="8" w:space="0"/>
+          <w:left w:val="single" w:color="FFFFFF" w:themeColor="background1" w:sz="8" w:space="0"/>
+          <w:bottom w:val="single" w:color="FFFFFF" w:themeColor="background1" w:sz="8" w:space="0"/>
+          <w:right w:val="single" w:color="FFFFFF" w:themeColor="background1" w:sz="8" w:space="0"/>
+          <w:insideH w:val="single" w:color="FFFFFF" w:themeColor="background1" w:sz="8" w:space="0"/>
+          <w:insideV w:val="single" w:color="FFFFFF" w:themeColor="background1" w:sz="8" w:space="0"/>
         </w:tcBorders>
         <w:shd w:val="clear" w:color="auto" w:fill="A5D5E2" w:themeFill="accent5" w:themeFillTint="7F"/>
       </w:tcPr>
@@ -9791,12 +9818,12 @@
       <w:tblStyleColBandSize w:val="1"/>
       <w:tblInd w:w="0" w:type="dxa"/>
       <w:tblBorders>
-        <w:top w:val="single" w:sz="8" w:space="0" w:color="FFFFFF" w:themeColor="background1"/>
-        <w:left w:val="single" w:sz="8" w:space="0" w:color="FFFFFF" w:themeColor="background1"/>
-        <w:bottom w:val="single" w:sz="8" w:space="0" w:color="FFFFFF" w:themeColor="background1"/>
-        <w:right w:val="single" w:sz="8" w:space="0" w:color="FFFFFF" w:themeColor="background1"/>
-        <w:insideH w:val="single" w:sz="6" w:space="0" w:color="FFFFFF" w:themeColor="background1"/>
-        <w:insideV w:val="single" w:sz="6" w:space="0" w:color="FFFFFF" w:themeColor="background1"/>
+        <w:top w:val="single" w:color="FFFFFF" w:themeColor="background1" w:sz="8" w:space="0"/>
+        <w:left w:val="single" w:color="FFFFFF" w:themeColor="background1" w:sz="8" w:space="0"/>
+        <w:bottom w:val="single" w:color="FFFFFF" w:themeColor="background1" w:sz="8" w:space="0"/>
+        <w:right w:val="single" w:color="FFFFFF" w:themeColor="background1" w:sz="8" w:space="0"/>
+        <w:insideH w:val="single" w:color="FFFFFF" w:themeColor="background1" w:sz="6" w:space="0"/>
+        <w:insideV w:val="single" w:color="FFFFFF" w:themeColor="background1" w:sz="6" w:space="0"/>
       </w:tblBorders>
       <w:tblCellMar>
         <w:top w:w="0" w:type="dxa"/>
@@ -9819,12 +9846,12 @@
       <w:tblPr/>
       <w:tcPr>
         <w:tcBorders>
-          <w:top w:val="single" w:sz="8" w:space="0" w:color="FFFFFF" w:themeColor="background1"/>
-          <w:left w:val="single" w:sz="8" w:space="0" w:color="FFFFFF" w:themeColor="background1"/>
-          <w:bottom w:val="single" w:sz="24" w:space="0" w:color="FFFFFF" w:themeColor="background1"/>
-          <w:right w:val="single" w:sz="8" w:space="0" w:color="FFFFFF" w:themeColor="background1"/>
-          <w:insideH w:val="nil"/>
-          <w:insideV w:val="single" w:sz="8" w:space="0" w:color="FFFFFF" w:themeColor="background1"/>
+          <w:top w:val="single" w:color="FFFFFF" w:themeColor="background1" w:sz="8" w:space="0"/>
+          <w:left w:val="single" w:color="FFFFFF" w:themeColor="background1" w:sz="8" w:space="0"/>
+          <w:bottom w:val="single" w:color="FFFFFF" w:themeColor="background1" w:sz="24" w:space="0"/>
+          <w:right w:val="single" w:color="FFFFFF" w:themeColor="background1" w:sz="8" w:space="0"/>
+          <w:insideH w:val="nil"/>
+          <w:insideV w:val="single" w:color="FFFFFF" w:themeColor="background1" w:sz="8" w:space="0"/>
         </w:tcBorders>
         <w:shd w:val="clear" w:color="auto" w:fill="F79646" w:themeFill="accent6"/>
       </w:tcPr>
@@ -9840,12 +9867,12 @@
       <w:tblPr/>
       <w:tcPr>
         <w:tcBorders>
-          <w:top w:val="single" w:sz="24" w:space="0" w:color="FFFFFF" w:themeColor="background1"/>
-          <w:left w:val="single" w:sz="8" w:space="0" w:color="FFFFFF" w:themeColor="background1"/>
-          <w:bottom w:val="single" w:sz="8" w:space="0" w:color="FFFFFF" w:themeColor="background1"/>
-          <w:right w:val="single" w:sz="8" w:space="0" w:color="FFFFFF" w:themeColor="background1"/>
-          <w:insideH w:val="nil"/>
-          <w:insideV w:val="single" w:sz="8" w:space="0" w:color="FFFFFF" w:themeColor="background1"/>
+          <w:top w:val="single" w:color="FFFFFF" w:themeColor="background1" w:sz="24" w:space="0"/>
+          <w:left w:val="single" w:color="FFFFFF" w:themeColor="background1" w:sz="8" w:space="0"/>
+          <w:bottom w:val="single" w:color="FFFFFF" w:themeColor="background1" w:sz="8" w:space="0"/>
+          <w:right w:val="single" w:color="FFFFFF" w:themeColor="background1" w:sz="8" w:space="0"/>
+          <w:insideH w:val="nil"/>
+          <w:insideV w:val="single" w:color="FFFFFF" w:themeColor="background1" w:sz="8" w:space="0"/>
         </w:tcBorders>
         <w:shd w:val="clear" w:color="auto" w:fill="F79646" w:themeFill="accent6"/>
       </w:tcPr>
@@ -9861,8 +9888,8 @@
       <w:tblPr/>
       <w:tcPr>
         <w:tcBorders>
-          <w:left w:val="single" w:sz="8" w:space="0" w:color="FFFFFF" w:themeColor="background1"/>
-          <w:right w:val="single" w:sz="24" w:space="0" w:color="FFFFFF" w:themeColor="background1"/>
+          <w:left w:val="single" w:color="FFFFFF" w:themeColor="background1" w:sz="8" w:space="0"/>
+          <w:right w:val="single" w:color="FFFFFF" w:themeColor="background1" w:sz="24" w:space="0"/>
           <w:insideH w:val="nil"/>
           <w:insideV w:val="nil"/>
         </w:tcBorders>
@@ -9881,7 +9908,7 @@
       <w:tcPr>
         <w:tcBorders>
           <w:top w:val="nil"/>
-          <w:left w:val="single" w:sz="24" w:space="0" w:color="FFFFFF" w:themeColor="background1"/>
+          <w:left w:val="single" w:color="FFFFFF" w:themeColor="background1" w:sz="24" w:space="0"/>
           <w:bottom w:val="nil"/>
           <w:right w:val="nil"/>
           <w:insideH w:val="nil"/>
@@ -9894,10 +9921,10 @@
       <w:tblPr/>
       <w:tcPr>
         <w:tcBorders>
-          <w:top w:val="single" w:sz="8" w:space="0" w:color="FFFFFF" w:themeColor="background1"/>
-          <w:left w:val="single" w:sz="8" w:space="0" w:color="FFFFFF" w:themeColor="background1"/>
-          <w:bottom w:val="single" w:sz="8" w:space="0" w:color="FFFFFF" w:themeColor="background1"/>
-          <w:right w:val="single" w:sz="8" w:space="0" w:color="FFFFFF" w:themeColor="background1"/>
+          <w:top w:val="single" w:color="FFFFFF" w:themeColor="background1" w:sz="8" w:space="0"/>
+          <w:left w:val="single" w:color="FFFFFF" w:themeColor="background1" w:sz="8" w:space="0"/>
+          <w:bottom w:val="single" w:color="FFFFFF" w:themeColor="background1" w:sz="8" w:space="0"/>
+          <w:right w:val="single" w:color="FFFFFF" w:themeColor="background1" w:sz="8" w:space="0"/>
           <w:insideH w:val="nil"/>
           <w:insideV w:val="nil"/>
         </w:tcBorders>
@@ -9908,12 +9935,12 @@
       <w:tblPr/>
       <w:tcPr>
         <w:tcBorders>
-          <w:top w:val="single" w:sz="8" w:space="0" w:color="FFFFFF" w:themeColor="background1"/>
-          <w:left w:val="single" w:sz="8" w:space="0" w:color="FFFFFF" w:themeColor="background1"/>
-          <w:bottom w:val="single" w:sz="8" w:space="0" w:color="FFFFFF" w:themeColor="background1"/>
-          <w:right w:val="single" w:sz="8" w:space="0" w:color="FFFFFF" w:themeColor="background1"/>
-          <w:insideH w:val="single" w:sz="8" w:space="0" w:color="FFFFFF" w:themeColor="background1"/>
-          <w:insideV w:val="single" w:sz="8" w:space="0" w:color="FFFFFF" w:themeColor="background1"/>
+          <w:top w:val="single" w:color="FFFFFF" w:themeColor="background1" w:sz="8" w:space="0"/>
+          <w:left w:val="single" w:color="FFFFFF" w:themeColor="background1" w:sz="8" w:space="0"/>
+          <w:bottom w:val="single" w:color="FFFFFF" w:themeColor="background1" w:sz="8" w:space="0"/>
+          <w:right w:val="single" w:color="FFFFFF" w:themeColor="background1" w:sz="8" w:space="0"/>
+          <w:insideH w:val="single" w:color="FFFFFF" w:themeColor="background1" w:sz="8" w:space="0"/>
+          <w:insideV w:val="single" w:color="FFFFFF" w:themeColor="background1" w:sz="8" w:space="0"/>
         </w:tcBorders>
         <w:shd w:val="clear" w:color="auto" w:fill="FBCAA2" w:themeFill="accent6" w:themeFillTint="7F"/>
       </w:tcPr>
@@ -9954,7 +9981,7 @@
         <w:tcBorders>
           <w:top w:val="nil"/>
           <w:left w:val="nil"/>
-          <w:bottom w:val="single" w:sz="18" w:space="0" w:color="FFFFFF" w:themeColor="background1"/>
+          <w:bottom w:val="single" w:color="FFFFFF" w:themeColor="background1" w:sz="18" w:space="0"/>
           <w:right w:val="nil"/>
           <w:insideH w:val="nil"/>
           <w:insideV w:val="nil"/>
@@ -9966,7 +9993,7 @@
       <w:tblPr/>
       <w:tcPr>
         <w:tcBorders>
-          <w:top w:val="single" w:sz="18" w:space="0" w:color="FFFFFF" w:themeColor="background1"/>
+          <w:top w:val="single" w:color="FFFFFF" w:themeColor="background1" w:sz="18" w:space="0"/>
           <w:left w:val="nil"/>
           <w:bottom w:val="nil"/>
           <w:right w:val="nil"/>
@@ -9983,7 +10010,7 @@
           <w:top w:val="nil"/>
           <w:left w:val="nil"/>
           <w:bottom w:val="nil"/>
-          <w:right w:val="single" w:sz="18" w:space="0" w:color="FFFFFF" w:themeColor="background1"/>
+          <w:right w:val="single" w:color="FFFFFF" w:themeColor="background1" w:sz="18" w:space="0"/>
           <w:insideH w:val="nil"/>
           <w:insideV w:val="nil"/>
         </w:tcBorders>
@@ -9995,7 +10022,7 @@
       <w:tcPr>
         <w:tcBorders>
           <w:top w:val="nil"/>
-          <w:left w:val="single" w:sz="18" w:space="0" w:color="FFFFFF" w:themeColor="background1"/>
+          <w:left w:val="single" w:color="FFFFFF" w:themeColor="background1" w:sz="18" w:space="0"/>
           <w:bottom w:val="nil"/>
           <w:right w:val="nil"/>
           <w:insideH w:val="nil"/>
@@ -10068,7 +10095,7 @@
         <w:tcBorders>
           <w:top w:val="nil"/>
           <w:left w:val="nil"/>
-          <w:bottom w:val="single" w:sz="18" w:space="0" w:color="FFFFFF" w:themeColor="background1"/>
+          <w:bottom w:val="single" w:color="FFFFFF" w:themeColor="background1" w:sz="18" w:space="0"/>
           <w:right w:val="nil"/>
           <w:insideH w:val="nil"/>
           <w:insideV w:val="nil"/>
@@ -10080,7 +10107,7 @@
       <w:tblPr/>
       <w:tcPr>
         <w:tcBorders>
-          <w:top w:val="single" w:sz="18" w:space="0" w:color="FFFFFF" w:themeColor="background1"/>
+          <w:top w:val="single" w:color="FFFFFF" w:themeColor="background1" w:sz="18" w:space="0"/>
           <w:left w:val="nil"/>
           <w:bottom w:val="nil"/>
           <w:right w:val="nil"/>
@@ -10097,7 +10124,7 @@
           <w:top w:val="nil"/>
           <w:left w:val="nil"/>
           <w:bottom w:val="nil"/>
-          <w:right w:val="single" w:sz="18" w:space="0" w:color="FFFFFF" w:themeColor="background1"/>
+          <w:right w:val="single" w:color="FFFFFF" w:themeColor="background1" w:sz="18" w:space="0"/>
           <w:insideH w:val="nil"/>
           <w:insideV w:val="nil"/>
         </w:tcBorders>
@@ -10109,7 +10136,7 @@
       <w:tcPr>
         <w:tcBorders>
           <w:top w:val="nil"/>
-          <w:left w:val="single" w:sz="18" w:space="0" w:color="FFFFFF" w:themeColor="background1"/>
+          <w:left w:val="single" w:color="FFFFFF" w:themeColor="background1" w:sz="18" w:space="0"/>
           <w:bottom w:val="nil"/>
           <w:right w:val="nil"/>
           <w:insideH w:val="nil"/>
@@ -10182,7 +10209,7 @@
         <w:tcBorders>
           <w:top w:val="nil"/>
           <w:left w:val="nil"/>
-          <w:bottom w:val="single" w:sz="18" w:space="0" w:color="FFFFFF" w:themeColor="background1"/>
+          <w:bottom w:val="single" w:color="FFFFFF" w:themeColor="background1" w:sz="18" w:space="0"/>
           <w:right w:val="nil"/>
           <w:insideH w:val="nil"/>
           <w:insideV w:val="nil"/>
@@ -10194,7 +10221,7 @@
       <w:tblPr/>
       <w:tcPr>
         <w:tcBorders>
-          <w:top w:val="single" w:sz="18" w:space="0" w:color="FFFFFF" w:themeColor="background1"/>
+          <w:top w:val="single" w:color="FFFFFF" w:themeColor="background1" w:sz="18" w:space="0"/>
           <w:left w:val="nil"/>
           <w:bottom w:val="nil"/>
           <w:right w:val="nil"/>
@@ -10211,7 +10238,7 @@
           <w:top w:val="nil"/>
           <w:left w:val="nil"/>
           <w:bottom w:val="nil"/>
-          <w:right w:val="single" w:sz="18" w:space="0" w:color="FFFFFF" w:themeColor="background1"/>
+          <w:right w:val="single" w:color="FFFFFF" w:themeColor="background1" w:sz="18" w:space="0"/>
           <w:insideH w:val="nil"/>
           <w:insideV w:val="nil"/>
         </w:tcBorders>
@@ -10223,7 +10250,7 @@
       <w:tcPr>
         <w:tcBorders>
           <w:top w:val="nil"/>
-          <w:left w:val="single" w:sz="18" w:space="0" w:color="FFFFFF" w:themeColor="background1"/>
+          <w:left w:val="single" w:color="FFFFFF" w:themeColor="background1" w:sz="18" w:space="0"/>
           <w:bottom w:val="nil"/>
           <w:right w:val="nil"/>
           <w:insideH w:val="nil"/>
@@ -10296,7 +10323,7 @@
         <w:tcBorders>
           <w:top w:val="nil"/>
           <w:left w:val="nil"/>
-          <w:bottom w:val="single" w:sz="18" w:space="0" w:color="FFFFFF" w:themeColor="background1"/>
+          <w:bottom w:val="single" w:color="FFFFFF" w:themeColor="background1" w:sz="18" w:space="0"/>
           <w:right w:val="nil"/>
           <w:insideH w:val="nil"/>
           <w:insideV w:val="nil"/>
@@ -10308,7 +10335,7 @@
       <w:tblPr/>
       <w:tcPr>
         <w:tcBorders>
-          <w:top w:val="single" w:sz="18" w:space="0" w:color="FFFFFF" w:themeColor="background1"/>
+          <w:top w:val="single" w:color="FFFFFF" w:themeColor="background1" w:sz="18" w:space="0"/>
           <w:left w:val="nil"/>
           <w:bottom w:val="nil"/>
           <w:right w:val="nil"/>
@@ -10325,7 +10352,7 @@
           <w:top w:val="nil"/>
           <w:left w:val="nil"/>
           <w:bottom w:val="nil"/>
-          <w:right w:val="single" w:sz="18" w:space="0" w:color="FFFFFF" w:themeColor="background1"/>
+          <w:right w:val="single" w:color="FFFFFF" w:themeColor="background1" w:sz="18" w:space="0"/>
           <w:insideH w:val="nil"/>
           <w:insideV w:val="nil"/>
         </w:tcBorders>
@@ -10337,7 +10364,7 @@
       <w:tcPr>
         <w:tcBorders>
           <w:top w:val="nil"/>
-          <w:left w:val="single" w:sz="18" w:space="0" w:color="FFFFFF" w:themeColor="background1"/>
+          <w:left w:val="single" w:color="FFFFFF" w:themeColor="background1" w:sz="18" w:space="0"/>
           <w:bottom w:val="nil"/>
           <w:right w:val="nil"/>
           <w:insideH w:val="nil"/>
@@ -10410,7 +10437,7 @@
         <w:tcBorders>
           <w:top w:val="nil"/>
           <w:left w:val="nil"/>
-          <w:bottom w:val="single" w:sz="18" w:space="0" w:color="FFFFFF" w:themeColor="background1"/>
+          <w:bottom w:val="single" w:color="FFFFFF" w:themeColor="background1" w:sz="18" w:space="0"/>
           <w:right w:val="nil"/>
           <w:insideH w:val="nil"/>
           <w:insideV w:val="nil"/>
@@ -10422,7 +10449,7 @@
       <w:tblPr/>
       <w:tcPr>
         <w:tcBorders>
-          <w:top w:val="single" w:sz="18" w:space="0" w:color="FFFFFF" w:themeColor="background1"/>
+          <w:top w:val="single" w:color="FFFFFF" w:themeColor="background1" w:sz="18" w:space="0"/>
           <w:left w:val="nil"/>
           <w:bottom w:val="nil"/>
           <w:right w:val="nil"/>
@@ -10439,7 +10466,7 @@
           <w:top w:val="nil"/>
           <w:left w:val="nil"/>
           <w:bottom w:val="nil"/>
-          <w:right w:val="single" w:sz="18" w:space="0" w:color="FFFFFF" w:themeColor="background1"/>
+          <w:right w:val="single" w:color="FFFFFF" w:themeColor="background1" w:sz="18" w:space="0"/>
           <w:insideH w:val="nil"/>
           <w:insideV w:val="nil"/>
         </w:tcBorders>
@@ -10451,7 +10478,7 @@
       <w:tcPr>
         <w:tcBorders>
           <w:top w:val="nil"/>
-          <w:left w:val="single" w:sz="18" w:space="0" w:color="FFFFFF" w:themeColor="background1"/>
+          <w:left w:val="single" w:color="FFFFFF" w:themeColor="background1" w:sz="18" w:space="0"/>
           <w:bottom w:val="nil"/>
           <w:right w:val="nil"/>
           <w:insideH w:val="nil"/>
@@ -10524,7 +10551,7 @@
         <w:tcBorders>
           <w:top w:val="nil"/>
           <w:left w:val="nil"/>
-          <w:bottom w:val="single" w:sz="18" w:space="0" w:color="FFFFFF" w:themeColor="background1"/>
+          <w:bottom w:val="single" w:color="FFFFFF" w:themeColor="background1" w:sz="18" w:space="0"/>
           <w:right w:val="nil"/>
           <w:insideH w:val="nil"/>
           <w:insideV w:val="nil"/>
@@ -10536,7 +10563,7 @@
       <w:tblPr/>
       <w:tcPr>
         <w:tcBorders>
-          <w:top w:val="single" w:sz="18" w:space="0" w:color="FFFFFF" w:themeColor="background1"/>
+          <w:top w:val="single" w:color="FFFFFF" w:themeColor="background1" w:sz="18" w:space="0"/>
           <w:left w:val="nil"/>
           <w:bottom w:val="nil"/>
           <w:right w:val="nil"/>
@@ -10553,7 +10580,7 @@
           <w:top w:val="nil"/>
           <w:left w:val="nil"/>
           <w:bottom w:val="nil"/>
-          <w:right w:val="single" w:sz="18" w:space="0" w:color="FFFFFF" w:themeColor="background1"/>
+          <w:right w:val="single" w:color="FFFFFF" w:themeColor="background1" w:sz="18" w:space="0"/>
           <w:insideH w:val="nil"/>
           <w:insideV w:val="nil"/>
         </w:tcBorders>
@@ -10565,7 +10592,7 @@
       <w:tcPr>
         <w:tcBorders>
           <w:top w:val="nil"/>
-          <w:left w:val="single" w:sz="18" w:space="0" w:color="FFFFFF" w:themeColor="background1"/>
+          <w:left w:val="single" w:color="FFFFFF" w:themeColor="background1" w:sz="18" w:space="0"/>
           <w:bottom w:val="nil"/>
           <w:right w:val="nil"/>
           <w:insideH w:val="nil"/>
@@ -10638,7 +10665,7 @@
         <w:tcBorders>
           <w:top w:val="nil"/>
           <w:left w:val="nil"/>
-          <w:bottom w:val="single" w:sz="18" w:space="0" w:color="FFFFFF" w:themeColor="background1"/>
+          <w:bottom w:val="single" w:color="FFFFFF" w:themeColor="background1" w:sz="18" w:space="0"/>
           <w:right w:val="nil"/>
           <w:insideH w:val="nil"/>
           <w:insideV w:val="nil"/>
@@ -10650,7 +10677,7 @@
       <w:tblPr/>
       <w:tcPr>
         <w:tcBorders>
-          <w:top w:val="single" w:sz="18" w:space="0" w:color="FFFFFF" w:themeColor="background1"/>
+          <w:top w:val="single" w:color="FFFFFF" w:themeColor="background1" w:sz="18" w:space="0"/>
           <w:left w:val="nil"/>
           <w:bottom w:val="nil"/>
           <w:right w:val="nil"/>
@@ -10667,7 +10694,7 @@
           <w:top w:val="nil"/>
           <w:left w:val="nil"/>
           <w:bottom w:val="nil"/>
-          <w:right w:val="single" w:sz="18" w:space="0" w:color="FFFFFF" w:themeColor="background1"/>
+          <w:right w:val="single" w:color="FFFFFF" w:themeColor="background1" w:sz="18" w:space="0"/>
           <w:insideH w:val="nil"/>
           <w:insideV w:val="nil"/>
         </w:tcBorders>
@@ -10679,7 +10706,7 @@
       <w:tcPr>
         <w:tcBorders>
           <w:top w:val="nil"/>
-          <w:left w:val="single" w:sz="18" w:space="0" w:color="FFFFFF" w:themeColor="background1"/>
+          <w:left w:val="single" w:color="FFFFFF" w:themeColor="background1" w:sz="18" w:space="0"/>
           <w:bottom w:val="nil"/>
           <w:right w:val="nil"/>
           <w:insideH w:val="nil"/>
@@ -10733,12 +10760,12 @@
       <w:tblStyleColBandSize w:val="1"/>
       <w:tblInd w:w="0" w:type="dxa"/>
       <w:tblBorders>
-        <w:top w:val="single" w:sz="24" w:space="0" w:color="C0504D" w:themeColor="accent2"/>
-        <w:left w:val="single" w:sz="4" w:space="0" w:color="000000" w:themeColor="text1"/>
-        <w:bottom w:val="single" w:sz="4" w:space="0" w:color="000000" w:themeColor="text1"/>
-        <w:right w:val="single" w:sz="4" w:space="0" w:color="000000" w:themeColor="text1"/>
-        <w:insideH w:val="single" w:sz="4" w:space="0" w:color="FFFFFF" w:themeColor="background1"/>
-        <w:insideV w:val="single" w:sz="4" w:space="0" w:color="FFFFFF" w:themeColor="background1"/>
+        <w:top w:val="single" w:color="C0504D" w:themeColor="accent2" w:sz="24" w:space="0"/>
+        <w:left w:val="single" w:color="000000" w:themeColor="text1" w:sz="4" w:space="0"/>
+        <w:bottom w:val="single" w:color="000000" w:themeColor="text1" w:sz="4" w:space="0"/>
+        <w:right w:val="single" w:color="000000" w:themeColor="text1" w:sz="4" w:space="0"/>
+        <w:insideH w:val="single" w:color="FFFFFF" w:themeColor="background1" w:sz="4" w:space="0"/>
+        <w:insideV w:val="single" w:color="FFFFFF" w:themeColor="background1" w:sz="4" w:space="0"/>
       </w:tblBorders>
       <w:tblCellMar>
         <w:top w:w="0" w:type="dxa"/>
@@ -10760,7 +10787,7 @@
         <w:tcBorders>
           <w:top w:val="nil"/>
           <w:left w:val="nil"/>
-          <w:bottom w:val="single" w:sz="24" w:space="0" w:color="C0504D" w:themeColor="accent2"/>
+          <w:bottom w:val="single" w:color="C0504D" w:themeColor="accent2" w:sz="24" w:space="0"/>
           <w:right w:val="nil"/>
           <w:insideH w:val="nil"/>
           <w:insideV w:val="nil"/>
@@ -10777,7 +10804,7 @@
       <w:tblPr/>
       <w:tcPr>
         <w:tcBorders>
-          <w:top w:val="single" w:sz="6" w:space="0" w:color="FFFFFF" w:themeColor="background1"/>
+          <w:top w:val="single" w:color="FFFFFF" w:themeColor="background1" w:sz="6" w:space="0"/>
         </w:tcBorders>
         <w:shd w:val="clear" w:color="auto" w:fill="000000" w:themeFill="text1" w:themeFillShade="99"/>
       </w:tcPr>
@@ -10793,7 +10820,7 @@
           <w:left w:val="nil"/>
           <w:bottom w:val="nil"/>
           <w:right w:val="nil"/>
-          <w:insideH w:val="single" w:sz="4" w:space="0" w:color="000000" w:themeColor="text1" w:themeShade="99"/>
+          <w:insideH w:val="single" w:color="000000" w:themeColor="text1" w:themeShade="99" w:sz="4" w:space="0"/>
           <w:insideV w:val="nil"/>
         </w:tcBorders>
         <w:shd w:val="clear" w:color="auto" w:fill="000000" w:themeFill="text1" w:themeFillShade="99"/>
@@ -10855,12 +10882,12 @@
       <w:tblStyleColBandSize w:val="1"/>
       <w:tblInd w:w="0" w:type="dxa"/>
       <w:tblBorders>
-        <w:top w:val="single" w:sz="24" w:space="0" w:color="C0504D" w:themeColor="accent2"/>
-        <w:left w:val="single" w:sz="4" w:space="0" w:color="4F81BD" w:themeColor="accent1"/>
-        <w:bottom w:val="single" w:sz="4" w:space="0" w:color="4F81BD" w:themeColor="accent1"/>
-        <w:right w:val="single" w:sz="4" w:space="0" w:color="4F81BD" w:themeColor="accent1"/>
-        <w:insideH w:val="single" w:sz="4" w:space="0" w:color="FFFFFF" w:themeColor="background1"/>
-        <w:insideV w:val="single" w:sz="4" w:space="0" w:color="FFFFFF" w:themeColor="background1"/>
+        <w:top w:val="single" w:color="C0504D" w:themeColor="accent2" w:sz="24" w:space="0"/>
+        <w:left w:val="single" w:color="4F81BD" w:themeColor="accent1" w:sz="4" w:space="0"/>
+        <w:bottom w:val="single" w:color="4F81BD" w:themeColor="accent1" w:sz="4" w:space="0"/>
+        <w:right w:val="single" w:color="4F81BD" w:themeColor="accent1" w:sz="4" w:space="0"/>
+        <w:insideH w:val="single" w:color="FFFFFF" w:themeColor="background1" w:sz="4" w:space="0"/>
+        <w:insideV w:val="single" w:color="FFFFFF" w:themeColor="background1" w:sz="4" w:space="0"/>
       </w:tblBorders>
       <w:tblCellMar>
         <w:top w:w="0" w:type="dxa"/>
@@ -10882,7 +10909,7 @@
         <w:tcBorders>
           <w:top w:val="nil"/>
           <w:left w:val="nil"/>
-          <w:bottom w:val="single" w:sz="24" w:space="0" w:color="C0504D" w:themeColor="accent2"/>
+          <w:bottom w:val="single" w:color="C0504D" w:themeColor="accent2" w:sz="24" w:space="0"/>
           <w:right w:val="nil"/>
           <w:insideH w:val="nil"/>
           <w:insideV w:val="nil"/>
@@ -10899,7 +10926,7 @@
       <w:tblPr/>
       <w:tcPr>
         <w:tcBorders>
-          <w:top w:val="single" w:sz="6" w:space="0" w:color="FFFFFF" w:themeColor="background1"/>
+          <w:top w:val="single" w:color="FFFFFF" w:themeColor="background1" w:sz="6" w:space="0"/>
         </w:tcBorders>
         <w:shd w:val="clear" w:color="auto" w:fill="2C4C74" w:themeFill="accent1" w:themeFillShade="99"/>
       </w:tcPr>
@@ -10915,7 +10942,7 @@
           <w:left w:val="nil"/>
           <w:bottom w:val="nil"/>
           <w:right w:val="nil"/>
-          <w:insideH w:val="single" w:sz="4" w:space="0" w:color="2C4C74" w:themeColor="accent1" w:themeShade="99"/>
+          <w:insideH w:val="single" w:color="2C4C74" w:themeColor="accent1" w:themeShade="99" w:sz="4" w:space="0"/>
           <w:insideV w:val="nil"/>
         </w:tcBorders>
         <w:shd w:val="clear" w:color="auto" w:fill="2C4C74" w:themeFill="accent1" w:themeFillShade="99"/>
@@ -10977,12 +11004,12 @@
       <w:tblStyleColBandSize w:val="1"/>
       <w:tblInd w:w="0" w:type="dxa"/>
       <w:tblBorders>
-        <w:top w:val="single" w:sz="24" w:space="0" w:color="C0504D" w:themeColor="accent2"/>
-        <w:left w:val="single" w:sz="4" w:space="0" w:color="C0504D" w:themeColor="accent2"/>
-        <w:bottom w:val="single" w:sz="4" w:space="0" w:color="C0504D" w:themeColor="accent2"/>
-        <w:right w:val="single" w:sz="4" w:space="0" w:color="C0504D" w:themeColor="accent2"/>
-        <w:insideH w:val="single" w:sz="4" w:space="0" w:color="FFFFFF" w:themeColor="background1"/>
-        <w:insideV w:val="single" w:sz="4" w:space="0" w:color="FFFFFF" w:themeColor="background1"/>
+        <w:top w:val="single" w:color="C0504D" w:themeColor="accent2" w:sz="24" w:space="0"/>
+        <w:left w:val="single" w:color="C0504D" w:themeColor="accent2" w:sz="4" w:space="0"/>
+        <w:bottom w:val="single" w:color="C0504D" w:themeColor="accent2" w:sz="4" w:space="0"/>
+        <w:right w:val="single" w:color="C0504D" w:themeColor="accent2" w:sz="4" w:space="0"/>
+        <w:insideH w:val="single" w:color="FFFFFF" w:themeColor="background1" w:sz="4" w:space="0"/>
+        <w:insideV w:val="single" w:color="FFFFFF" w:themeColor="background1" w:sz="4" w:space="0"/>
       </w:tblBorders>
       <w:tblCellMar>
         <w:top w:w="0" w:type="dxa"/>
@@ -11004,7 +11031,7 @@
         <w:tcBorders>
           <w:top w:val="nil"/>
           <w:left w:val="nil"/>
-          <w:bottom w:val="single" w:sz="24" w:space="0" w:color="C0504D" w:themeColor="accent2"/>
+          <w:bottom w:val="single" w:color="C0504D" w:themeColor="accent2" w:sz="24" w:space="0"/>
           <w:right w:val="nil"/>
           <w:insideH w:val="nil"/>
           <w:insideV w:val="nil"/>
@@ -11021,7 +11048,7 @@
       <w:tblPr/>
       <w:tcPr>
         <w:tcBorders>
-          <w:top w:val="single" w:sz="6" w:space="0" w:color="FFFFFF" w:themeColor="background1"/>
+          <w:top w:val="single" w:color="FFFFFF" w:themeColor="background1" w:sz="6" w:space="0"/>
         </w:tcBorders>
         <w:shd w:val="clear" w:color="auto" w:fill="772C2A" w:themeFill="accent2" w:themeFillShade="99"/>
       </w:tcPr>
@@ -11037,7 +11064,7 @@
           <w:left w:val="nil"/>
           <w:bottom w:val="nil"/>
           <w:right w:val="nil"/>
-          <w:insideH w:val="single" w:sz="4" w:space="0" w:color="772C2A" w:themeColor="accent2" w:themeShade="99"/>
+          <w:insideH w:val="single" w:color="772C2A" w:themeColor="accent2" w:themeShade="99" w:sz="4" w:space="0"/>
           <w:insideV w:val="nil"/>
         </w:tcBorders>
         <w:shd w:val="clear" w:color="auto" w:fill="772C2A" w:themeFill="accent2" w:themeFillShade="99"/>
@@ -11099,12 +11126,12 @@
       <w:tblStyleColBandSize w:val="1"/>
       <w:tblInd w:w="0" w:type="dxa"/>
       <w:tblBorders>
-        <w:top w:val="single" w:sz="24" w:space="0" w:color="8064A2" w:themeColor="accent4"/>
-        <w:left w:val="single" w:sz="4" w:space="0" w:color="9BBB59" w:themeColor="accent3"/>
-        <w:bottom w:val="single" w:sz="4" w:space="0" w:color="9BBB59" w:themeColor="accent3"/>
-        <w:right w:val="single" w:sz="4" w:space="0" w:color="9BBB59" w:themeColor="accent3"/>
-        <w:insideH w:val="single" w:sz="4" w:space="0" w:color="FFFFFF" w:themeColor="background1"/>
-        <w:insideV w:val="single" w:sz="4" w:space="0" w:color="FFFFFF" w:themeColor="background1"/>
+        <w:top w:val="single" w:color="8064A2" w:themeColor="accent4" w:sz="24" w:space="0"/>
+        <w:left w:val="single" w:color="9BBB59" w:themeColor="accent3" w:sz="4" w:space="0"/>
+        <w:bottom w:val="single" w:color="9BBB59" w:themeColor="accent3" w:sz="4" w:space="0"/>
+        <w:right w:val="single" w:color="9BBB59" w:themeColor="accent3" w:sz="4" w:space="0"/>
+        <w:insideH w:val="single" w:color="FFFFFF" w:themeColor="background1" w:sz="4" w:space="0"/>
+        <w:insideV w:val="single" w:color="FFFFFF" w:themeColor="background1" w:sz="4" w:space="0"/>
       </w:tblBorders>
       <w:tblCellMar>
         <w:top w:w="0" w:type="dxa"/>
@@ -11126,7 +11153,7 @@
         <w:tcBorders>
           <w:top w:val="nil"/>
           <w:left w:val="nil"/>
-          <w:bottom w:val="single" w:sz="24" w:space="0" w:color="8064A2" w:themeColor="accent4"/>
+          <w:bottom w:val="single" w:color="8064A2" w:themeColor="accent4" w:sz="24" w:space="0"/>
           <w:right w:val="nil"/>
           <w:insideH w:val="nil"/>
           <w:insideV w:val="nil"/>
@@ -11143,7 +11170,7 @@
       <w:tblPr/>
       <w:tcPr>
         <w:tcBorders>
-          <w:top w:val="single" w:sz="6" w:space="0" w:color="FFFFFF" w:themeColor="background1"/>
+          <w:top w:val="single" w:color="FFFFFF" w:themeColor="background1" w:sz="6" w:space="0"/>
         </w:tcBorders>
         <w:shd w:val="clear" w:color="auto" w:fill="5E7530" w:themeFill="accent3" w:themeFillShade="99"/>
       </w:tcPr>
@@ -11159,7 +11186,7 @@
           <w:left w:val="nil"/>
           <w:bottom w:val="nil"/>
           <w:right w:val="nil"/>
-          <w:insideH w:val="single" w:sz="4" w:space="0" w:color="5E7530" w:themeColor="accent3" w:themeShade="99"/>
+          <w:insideH w:val="single" w:color="5E7530" w:themeColor="accent3" w:themeShade="99" w:sz="4" w:space="0"/>
           <w:insideV w:val="nil"/>
         </w:tcBorders>
         <w:shd w:val="clear" w:color="auto" w:fill="5E7530" w:themeFill="accent3" w:themeFillShade="99"/>
@@ -11211,12 +11238,12 @@
       <w:tblStyleColBandSize w:val="1"/>
       <w:tblInd w:w="0" w:type="dxa"/>
       <w:tblBorders>
-        <w:top w:val="single" w:sz="24" w:space="0" w:color="9BBB59" w:themeColor="accent3"/>
-        <w:left w:val="single" w:sz="4" w:space="0" w:color="8064A2" w:themeColor="accent4"/>
-        <w:bottom w:val="single" w:sz="4" w:space="0" w:color="8064A2" w:themeColor="accent4"/>
-        <w:right w:val="single" w:sz="4" w:space="0" w:color="8064A2" w:themeColor="accent4"/>
-        <w:insideH w:val="single" w:sz="4" w:space="0" w:color="FFFFFF" w:themeColor="background1"/>
-        <w:insideV w:val="single" w:sz="4" w:space="0" w:color="FFFFFF" w:themeColor="background1"/>
+        <w:top w:val="single" w:color="9BBB59" w:themeColor="accent3" w:sz="24" w:space="0"/>
+        <w:left w:val="single" w:color="8064A2" w:themeColor="accent4" w:sz="4" w:space="0"/>
+        <w:bottom w:val="single" w:color="8064A2" w:themeColor="accent4" w:sz="4" w:space="0"/>
+        <w:right w:val="single" w:color="8064A2" w:themeColor="accent4" w:sz="4" w:space="0"/>
+        <w:insideH w:val="single" w:color="FFFFFF" w:themeColor="background1" w:sz="4" w:space="0"/>
+        <w:insideV w:val="single" w:color="FFFFFF" w:themeColor="background1" w:sz="4" w:space="0"/>
       </w:tblBorders>
       <w:tblCellMar>
         <w:top w:w="0" w:type="dxa"/>
@@ -11238,7 +11265,7 @@
         <w:tcBorders>
           <w:top w:val="nil"/>
           <w:left w:val="nil"/>
-          <w:bottom w:val="single" w:sz="24" w:space="0" w:color="9BBB59" w:themeColor="accent3"/>
+          <w:bottom w:val="single" w:color="9BBB59" w:themeColor="accent3" w:sz="24" w:space="0"/>
           <w:right w:val="nil"/>
           <w:insideH w:val="nil"/>
           <w:insideV w:val="nil"/>
@@ -11255,7 +11282,7 @@
       <w:tblPr/>
       <w:tcPr>
         <w:tcBorders>
-          <w:top w:val="single" w:sz="6" w:space="0" w:color="FFFFFF" w:themeColor="background1"/>
+          <w:top w:val="single" w:color="FFFFFF" w:themeColor="background1" w:sz="6" w:space="0"/>
         </w:tcBorders>
         <w:shd w:val="clear" w:color="auto" w:fill="4C3B62" w:themeFill="accent4" w:themeFillShade="99"/>
       </w:tcPr>
@@ -11271,7 +11298,7 @@
           <w:left w:val="nil"/>
           <w:bottom w:val="nil"/>
           <w:right w:val="nil"/>
-          <w:insideH w:val="single" w:sz="4" w:space="0" w:color="4C3B62" w:themeColor="accent4" w:themeShade="99"/>
+          <w:insideH w:val="single" w:color="4C3B62" w:themeColor="accent4" w:themeShade="99" w:sz="4" w:space="0"/>
           <w:insideV w:val="nil"/>
         </w:tcBorders>
         <w:shd w:val="clear" w:color="auto" w:fill="4C3B62" w:themeFill="accent4" w:themeFillShade="99"/>
@@ -11333,12 +11360,12 @@
       <w:tblStyleColBandSize w:val="1"/>
       <w:tblInd w:w="0" w:type="dxa"/>
       <w:tblBorders>
-        <w:top w:val="single" w:sz="24" w:space="0" w:color="F79646" w:themeColor="accent6"/>
-        <w:left w:val="single" w:sz="4" w:space="0" w:color="4BACC6" w:themeColor="accent5"/>
-        <w:bottom w:val="single" w:sz="4" w:space="0" w:color="4BACC6" w:themeColor="accent5"/>
-        <w:right w:val="single" w:sz="4" w:space="0" w:color="4BACC6" w:themeColor="accent5"/>
-        <w:insideH w:val="single" w:sz="4" w:space="0" w:color="FFFFFF" w:themeColor="background1"/>
-        <w:insideV w:val="single" w:sz="4" w:space="0" w:color="FFFFFF" w:themeColor="background1"/>
+        <w:top w:val="single" w:color="F79646" w:themeColor="accent6" w:sz="24" w:space="0"/>
+        <w:left w:val="single" w:color="4BACC6" w:themeColor="accent5" w:sz="4" w:space="0"/>
+        <w:bottom w:val="single" w:color="4BACC6" w:themeColor="accent5" w:sz="4" w:space="0"/>
+        <w:right w:val="single" w:color="4BACC6" w:themeColor="accent5" w:sz="4" w:space="0"/>
+        <w:insideH w:val="single" w:color="FFFFFF" w:themeColor="background1" w:sz="4" w:space="0"/>
+        <w:insideV w:val="single" w:color="FFFFFF" w:themeColor="background1" w:sz="4" w:space="0"/>
       </w:tblBorders>
       <w:tblCellMar>
         <w:top w:w="0" w:type="dxa"/>
@@ -11360,7 +11387,7 @@
         <w:tcBorders>
           <w:top w:val="nil"/>
           <w:left w:val="nil"/>
-          <w:bottom w:val="single" w:sz="24" w:space="0" w:color="F79646" w:themeColor="accent6"/>
+          <w:bottom w:val="single" w:color="F79646" w:themeColor="accent6" w:sz="24" w:space="0"/>
           <w:right w:val="nil"/>
           <w:insideH w:val="nil"/>
           <w:insideV w:val="nil"/>
@@ -11377,7 +11404,7 @@
       <w:tblPr/>
       <w:tcPr>
         <w:tcBorders>
-          <w:top w:val="single" w:sz="6" w:space="0" w:color="FFFFFF" w:themeColor="background1"/>
+          <w:top w:val="single" w:color="FFFFFF" w:themeColor="background1" w:sz="6" w:space="0"/>
         </w:tcBorders>
         <w:shd w:val="clear" w:color="auto" w:fill="276A7C" w:themeFill="accent5" w:themeFillShade="99"/>
       </w:tcPr>
@@ -11393,7 +11420,7 @@
           <w:left w:val="nil"/>
           <w:bottom w:val="nil"/>
           <w:right w:val="nil"/>
-          <w:insideH w:val="single" w:sz="4" w:space="0" w:color="276A7C" w:themeColor="accent5" w:themeShade="99"/>
+          <w:insideH w:val="single" w:color="276A7C" w:themeColor="accent5" w:themeShade="99" w:sz="4" w:space="0"/>
           <w:insideV w:val="nil"/>
         </w:tcBorders>
         <w:shd w:val="clear" w:color="auto" w:fill="276A7C" w:themeFill="accent5" w:themeFillShade="99"/>
@@ -11455,12 +11482,12 @@
       <w:tblStyleColBandSize w:val="1"/>
       <w:tblInd w:w="0" w:type="dxa"/>
       <w:tblBorders>
-        <w:top w:val="single" w:sz="24" w:space="0" w:color="4BACC6" w:themeColor="accent5"/>
-        <w:left w:val="single" w:sz="4" w:space="0" w:color="F79646" w:themeColor="accent6"/>
-        <w:bottom w:val="single" w:sz="4" w:space="0" w:color="F79646" w:themeColor="accent6"/>
-        <w:right w:val="single" w:sz="4" w:space="0" w:color="F79646" w:themeColor="accent6"/>
-        <w:insideH w:val="single" w:sz="4" w:space="0" w:color="FFFFFF" w:themeColor="background1"/>
-        <w:insideV w:val="single" w:sz="4" w:space="0" w:color="FFFFFF" w:themeColor="background1"/>
+        <w:top w:val="single" w:color="4BACC6" w:themeColor="accent5" w:sz="24" w:space="0"/>
+        <w:left w:val="single" w:color="F79646" w:themeColor="accent6" w:sz="4" w:space="0"/>
+        <w:bottom w:val="single" w:color="F79646" w:themeColor="accent6" w:sz="4" w:space="0"/>
+        <w:right w:val="single" w:color="F79646" w:themeColor="accent6" w:sz="4" w:space="0"/>
+        <w:insideH w:val="single" w:color="FFFFFF" w:themeColor="background1" w:sz="4" w:space="0"/>
+        <w:insideV w:val="single" w:color="FFFFFF" w:themeColor="background1" w:sz="4" w:space="0"/>
       </w:tblBorders>
       <w:tblCellMar>
         <w:top w:w="0" w:type="dxa"/>
@@ -11482,7 +11509,7 @@
         <w:tcBorders>
           <w:top w:val="nil"/>
           <w:left w:val="nil"/>
-          <w:bottom w:val="single" w:sz="24" w:space="0" w:color="4BACC6" w:themeColor="accent5"/>
+          <w:bottom w:val="single" w:color="4BACC6" w:themeColor="accent5" w:sz="24" w:space="0"/>
           <w:right w:val="nil"/>
           <w:insideH w:val="nil"/>
           <w:insideV w:val="nil"/>
@@ -11499,7 +11526,7 @@
       <w:tblPr/>
       <w:tcPr>
         <w:tcBorders>
-          <w:top w:val="single" w:sz="6" w:space="0" w:color="FFFFFF" w:themeColor="background1"/>
+          <w:top w:val="single" w:color="FFFFFF" w:themeColor="background1" w:sz="6" w:space="0"/>
         </w:tcBorders>
         <w:shd w:val="clear" w:color="auto" w:fill="B65608" w:themeFill="accent6" w:themeFillShade="99"/>
       </w:tcPr>
@@ -11515,7 +11542,7 @@
           <w:left w:val="nil"/>
           <w:bottom w:val="nil"/>
           <w:right w:val="nil"/>
-          <w:insideH w:val="single" w:sz="4" w:space="0" w:color="B65608" w:themeColor="accent6" w:themeShade="99"/>
+          <w:insideH w:val="single" w:color="B65608" w:themeColor="accent6" w:themeShade="99" w:sz="4" w:space="0"/>
           <w:insideV w:val="nil"/>
         </w:tcBorders>
         <w:shd w:val="clear" w:color="auto" w:fill="B65608" w:themeFill="accent6" w:themeFillShade="99"/>
@@ -11595,7 +11622,7 @@
       <w:tblPr/>
       <w:tcPr>
         <w:tcBorders>
-          <w:bottom w:val="single" w:sz="12" w:space="0" w:color="FFFFFF" w:themeColor="background1"/>
+          <w:bottom w:val="single" w:color="FFFFFF" w:themeColor="background1" w:sz="12" w:space="0"/>
         </w:tcBorders>
         <w:shd w:val="clear" w:color="auto" w:fill="9E3A38" w:themeFill="accent2" w:themeFillShade="CC"/>
       </w:tcPr>
@@ -11609,7 +11636,7 @@
       <w:tblPr/>
       <w:tcPr>
         <w:tcBorders>
-          <w:top w:val="single" w:sz="12" w:space="0" w:color="000000" w:themeColor="text1"/>
+          <w:top w:val="single" w:color="000000" w:themeColor="text1" w:sz="12" w:space="0"/>
         </w:tcBorders>
         <w:shd w:val="clear" w:color="auto" w:fill="FFFFFF" w:themeFill="background1"/>
       </w:tcPr>
@@ -11681,7 +11708,7 @@
       <w:tblPr/>
       <w:tcPr>
         <w:tcBorders>
-          <w:bottom w:val="single" w:sz="12" w:space="0" w:color="FFFFFF" w:themeColor="background1"/>
+          <w:bottom w:val="single" w:color="FFFFFF" w:themeColor="background1" w:sz="12" w:space="0"/>
         </w:tcBorders>
         <w:shd w:val="clear" w:color="auto" w:fill="9E3A38" w:themeFill="accent2" w:themeFillShade="CC"/>
       </w:tcPr>
@@ -11695,7 +11722,7 @@
       <w:tblPr/>
       <w:tcPr>
         <w:tcBorders>
-          <w:top w:val="single" w:sz="12" w:space="0" w:color="000000" w:themeColor="text1"/>
+          <w:top w:val="single" w:color="000000" w:themeColor="text1" w:sz="12" w:space="0"/>
         </w:tcBorders>
         <w:shd w:val="clear" w:color="auto" w:fill="FFFFFF" w:themeFill="background1"/>
       </w:tcPr>
@@ -11767,7 +11794,7 @@
       <w:tblPr/>
       <w:tcPr>
         <w:tcBorders>
-          <w:bottom w:val="single" w:sz="12" w:space="0" w:color="FFFFFF" w:themeColor="background1"/>
+          <w:bottom w:val="single" w:color="FFFFFF" w:themeColor="background1" w:sz="12" w:space="0"/>
         </w:tcBorders>
         <w:shd w:val="clear" w:color="auto" w:fill="9E3A38" w:themeFill="accent2" w:themeFillShade="CC"/>
       </w:tcPr>
@@ -11781,7 +11808,7 @@
       <w:tblPr/>
       <w:tcPr>
         <w:tcBorders>
-          <w:top w:val="single" w:sz="12" w:space="0" w:color="000000" w:themeColor="text1"/>
+          <w:top w:val="single" w:color="000000" w:themeColor="text1" w:sz="12" w:space="0"/>
         </w:tcBorders>
         <w:shd w:val="clear" w:color="auto" w:fill="FFFFFF" w:themeFill="background1"/>
       </w:tcPr>
@@ -11853,7 +11880,7 @@
       <w:tblPr/>
       <w:tcPr>
         <w:tcBorders>
-          <w:bottom w:val="single" w:sz="12" w:space="0" w:color="FFFFFF" w:themeColor="background1"/>
+          <w:bottom w:val="single" w:color="FFFFFF" w:themeColor="background1" w:sz="12" w:space="0"/>
         </w:tcBorders>
         <w:shd w:val="clear" w:color="auto" w:fill="664E82" w:themeFill="accent4" w:themeFillShade="CC"/>
       </w:tcPr>
@@ -11867,7 +11894,7 @@
       <w:tblPr/>
       <w:tcPr>
         <w:tcBorders>
-          <w:top w:val="single" w:sz="12" w:space="0" w:color="000000" w:themeColor="text1"/>
+          <w:top w:val="single" w:color="000000" w:themeColor="text1" w:sz="12" w:space="0"/>
         </w:tcBorders>
         <w:shd w:val="clear" w:color="auto" w:fill="FFFFFF" w:themeFill="background1"/>
       </w:tcPr>
@@ -11939,7 +11966,7 @@
       <w:tblPr/>
       <w:tcPr>
         <w:tcBorders>
-          <w:bottom w:val="single" w:sz="12" w:space="0" w:color="FFFFFF" w:themeColor="background1"/>
+          <w:bottom w:val="single" w:color="FFFFFF" w:themeColor="background1" w:sz="12" w:space="0"/>
         </w:tcBorders>
         <w:shd w:val="clear" w:color="auto" w:fill="7E9C40" w:themeFill="accent3" w:themeFillShade="CC"/>
       </w:tcPr>
@@ -11953,7 +11980,7 @@
       <w:tblPr/>
       <w:tcPr>
         <w:tcBorders>
-          <w:top w:val="single" w:sz="12" w:space="0" w:color="000000" w:themeColor="text1"/>
+          <w:top w:val="single" w:color="000000" w:themeColor="text1" w:sz="12" w:space="0"/>
         </w:tcBorders>
         <w:shd w:val="clear" w:color="auto" w:fill="FFFFFF" w:themeFill="background1"/>
       </w:tcPr>
@@ -12025,7 +12052,7 @@
       <w:tblPr/>
       <w:tcPr>
         <w:tcBorders>
-          <w:bottom w:val="single" w:sz="12" w:space="0" w:color="FFFFFF" w:themeColor="background1"/>
+          <w:bottom w:val="single" w:color="FFFFFF" w:themeColor="background1" w:sz="12" w:space="0"/>
         </w:tcBorders>
         <w:shd w:val="clear" w:color="auto" w:fill="F2730A" w:themeFill="accent6" w:themeFillShade="CC"/>
       </w:tcPr>
@@ -12039,7 +12066,7 @@
       <w:tblPr/>
       <w:tcPr>
         <w:tcBorders>
-          <w:top w:val="single" w:sz="12" w:space="0" w:color="000000" w:themeColor="text1"/>
+          <w:top w:val="single" w:color="000000" w:themeColor="text1" w:sz="12" w:space="0"/>
         </w:tcBorders>
         <w:shd w:val="clear" w:color="auto" w:fill="FFFFFF" w:themeFill="background1"/>
       </w:tcPr>
@@ -12111,7 +12138,7 @@
       <w:tblPr/>
       <w:tcPr>
         <w:tcBorders>
-          <w:bottom w:val="single" w:sz="12" w:space="0" w:color="FFFFFF" w:themeColor="background1"/>
+          <w:bottom w:val="single" w:color="FFFFFF" w:themeColor="background1" w:sz="12" w:space="0"/>
         </w:tcBorders>
         <w:shd w:val="clear" w:color="auto" w:fill="348DA5" w:themeFill="accent5" w:themeFillShade="CC"/>
       </w:tcPr>
@@ -12125,7 +12152,7 @@
       <w:tblPr/>
       <w:tcPr>
         <w:tcBorders>
-          <w:top w:val="single" w:sz="12" w:space="0" w:color="000000" w:themeColor="text1"/>
+          <w:top w:val="single" w:color="000000" w:themeColor="text1" w:sz="12" w:space="0"/>
         </w:tcBorders>
         <w:shd w:val="clear" w:color="auto" w:fill="FFFFFF" w:themeFill="background1"/>
       </w:tcPr>
@@ -12179,7 +12206,7 @@
       <w:tblStyleColBandSize w:val="1"/>
       <w:tblInd w:w="0" w:type="dxa"/>
       <w:tblBorders>
-        <w:insideH w:val="single" w:sz="4" w:space="0" w:color="FFFFFF" w:themeColor="background1"/>
+        <w:insideH w:val="single" w:color="FFFFFF" w:themeColor="background1" w:sz="4" w:space="0"/>
       </w:tblBorders>
       <w:tblCellMar>
         <w:top w:w="0" w:type="dxa"/>
@@ -12259,7 +12286,7 @@
       <w:tblStyleColBandSize w:val="1"/>
       <w:tblInd w:w="0" w:type="dxa"/>
       <w:tblBorders>
-        <w:insideH w:val="single" w:sz="4" w:space="0" w:color="FFFFFF" w:themeColor="background1"/>
+        <w:insideH w:val="single" w:color="FFFFFF" w:themeColor="background1" w:sz="4" w:space="0"/>
       </w:tblBorders>
       <w:tblCellMar>
         <w:top w:w="0" w:type="dxa"/>
@@ -12339,7 +12366,7 @@
       <w:tblStyleColBandSize w:val="1"/>
       <w:tblInd w:w="0" w:type="dxa"/>
       <w:tblBorders>
-        <w:insideH w:val="single" w:sz="4" w:space="0" w:color="FFFFFF" w:themeColor="background1"/>
+        <w:insideH w:val="single" w:color="FFFFFF" w:themeColor="background1" w:sz="4" w:space="0"/>
       </w:tblBorders>
       <w:tblCellMar>
         <w:top w:w="0" w:type="dxa"/>
@@ -12419,7 +12446,7 @@
       <w:tblStyleColBandSize w:val="1"/>
       <w:tblInd w:w="0" w:type="dxa"/>
       <w:tblBorders>
-        <w:insideH w:val="single" w:sz="4" w:space="0" w:color="FFFFFF" w:themeColor="background1"/>
+        <w:insideH w:val="single" w:color="FFFFFF" w:themeColor="background1" w:sz="4" w:space="0"/>
       </w:tblBorders>
       <w:tblCellMar>
         <w:top w:w="0" w:type="dxa"/>
@@ -12499,7 +12526,7 @@
       <w:tblStyleColBandSize w:val="1"/>
       <w:tblInd w:w="0" w:type="dxa"/>
       <w:tblBorders>
-        <w:insideH w:val="single" w:sz="4" w:space="0" w:color="FFFFFF" w:themeColor="background1"/>
+        <w:insideH w:val="single" w:color="FFFFFF" w:themeColor="background1" w:sz="4" w:space="0"/>
       </w:tblBorders>
       <w:tblCellMar>
         <w:top w:w="0" w:type="dxa"/>
@@ -12579,7 +12606,7 @@
       <w:tblStyleColBandSize w:val="1"/>
       <w:tblInd w:w="0" w:type="dxa"/>
       <w:tblBorders>
-        <w:insideH w:val="single" w:sz="4" w:space="0" w:color="FFFFFF" w:themeColor="background1"/>
+        <w:insideH w:val="single" w:color="FFFFFF" w:themeColor="background1" w:sz="4" w:space="0"/>
       </w:tblBorders>
       <w:tblCellMar>
         <w:top w:w="0" w:type="dxa"/>
@@ -12659,7 +12686,7 @@
       <w:tblStyleColBandSize w:val="1"/>
       <w:tblInd w:w="0" w:type="dxa"/>
       <w:tblBorders>
-        <w:insideH w:val="single" w:sz="4" w:space="0" w:color="FFFFFF" w:themeColor="background1"/>
+        <w:insideH w:val="single" w:color="FFFFFF" w:themeColor="background1" w:sz="4" w:space="0"/>
       </w:tblBorders>
       <w:tblCellMar>
         <w:top w:w="0" w:type="dxa"/>
